--- a/User Stories and Use Cases/Admin/Admin_Complete_Spec.docx
+++ b/User Stories and Use Cases/Admin/Admin_Complete_Spec.docx
@@ -327,23 +327,7 @@
           <w:sz w:val="21"/>
           <w:szCs w:val="21"/>
         </w:rPr>
-        <w:t xml:space="preserve">• Service </w:t>
-      </w:r>
-      <w:proofErr w:type="spellStart"/>
-      <w:r>
-        <w:rPr>
-          <w:sz w:val="21"/>
-          <w:szCs w:val="21"/>
-        </w:rPr>
-        <w:t>Catalog</w:t>
-      </w:r>
-      <w:proofErr w:type="spellEnd"/>
-      <w:r>
-        <w:rPr>
-          <w:sz w:val="21"/>
-          <w:szCs w:val="21"/>
-        </w:rPr>
-        <w:t xml:space="preserve"> &amp; Pricing: Maintain the list of clinic services and their prices to ensure billing accuracy.</w:t>
+        <w:t>• Service Catalog &amp; Pricing: Maintain the list of clinic services and their prices to ensure billing accuracy.</w:t>
       </w:r>
     </w:p>
     <w:p>
@@ -392,25 +376,7 @@
           <w:iCs/>
           <w:color w:val="566573"/>
         </w:rPr>
-        <w:t xml:space="preserve">Access Level: The administrator has read/write access to patient records (non-clinical), appointment schedules, room management, billing, service </w:t>
-      </w:r>
-      <w:proofErr w:type="spellStart"/>
-      <w:r>
-        <w:rPr>
-          <w:i/>
-          <w:iCs/>
-          <w:color w:val="566573"/>
-        </w:rPr>
-        <w:t>catalog</w:t>
-      </w:r>
-      <w:proofErr w:type="spellEnd"/>
-      <w:r>
-        <w:rPr>
-          <w:i/>
-          <w:iCs/>
-          <w:color w:val="566573"/>
-        </w:rPr>
-        <w:t>, and doctor profiles. The administrator does not have access to edit clinical medical records (doctor’s domain) or laboratory results (lab technician’s domain).</w:t>
+        <w:t>Access Level: The administrator has read/write access to patient records (non-clinical), appointment schedules, room management, billing, service catalog, and doctor profiles. The administrator does not have access to edit clinical medical records (doctor’s domain) or laboratory results (lab technician’s domain).</w:t>
       </w:r>
     </w:p>
     <w:p>
@@ -462,12 +428,6 @@
         <w:gridCol w:w="2357"/>
       </w:tblGrid>
       <w:tr>
-        <w:tblPrEx>
-          <w:tblCellMar>
-            <w:top w:w="0" w:type="dxa"/>
-            <w:bottom w:w="0" w:type="dxa"/>
-          </w:tblCellMar>
-        </w:tblPrEx>
         <w:tc>
           <w:tcPr>
             <w:tcW w:w="900" w:type="dxa"/>
@@ -487,7 +447,6 @@
             <w:vAlign w:val="center"/>
           </w:tcPr>
           <w:p>
-            <w:proofErr w:type="spellStart"/>
             <w:r>
               <w:rPr>
                 <w:b/>
@@ -496,9 +455,29 @@
                 <w:sz w:val="20"/>
                 <w:szCs w:val="20"/>
               </w:rPr>
-              <w:t>Req</w:t>
-            </w:r>
-            <w:proofErr w:type="spellEnd"/>
+              <w:t>Req #</w:t>
+            </w:r>
+          </w:p>
+        </w:tc>
+        <w:tc>
+          <w:tcPr>
+            <w:tcW w:w="5260" w:type="dxa"/>
+            <w:tcBorders>
+              <w:top w:val="single" w:sz="1" w:space="0" w:color="CCCCCC"/>
+              <w:left w:val="single" w:sz="1" w:space="0" w:color="CCCCCC"/>
+              <w:bottom w:val="single" w:sz="1" w:space="0" w:color="CCCCCC"/>
+              <w:right w:val="single" w:sz="1" w:space="0" w:color="CCCCCC"/>
+            </w:tcBorders>
+            <w:shd w:val="clear" w:color="auto" w:fill="1B4F72"/>
+            <w:tcMar>
+              <w:top w:w="80" w:type="dxa"/>
+              <w:left w:w="120" w:type="dxa"/>
+              <w:bottom w:w="80" w:type="dxa"/>
+              <w:right w:w="120" w:type="dxa"/>
+            </w:tcMar>
+            <w:vAlign w:val="center"/>
+          </w:tcPr>
+          <w:p>
             <w:r>
               <w:rPr>
                 <w:b/>
@@ -507,13 +486,13 @@
                 <w:sz w:val="20"/>
                 <w:szCs w:val="20"/>
               </w:rPr>
-              <w:t xml:space="preserve"> #</w:t>
-            </w:r>
-          </w:p>
-        </w:tc>
-        <w:tc>
-          <w:tcPr>
-            <w:tcW w:w="5260" w:type="dxa"/>
+              <w:t>Requirement</w:t>
+            </w:r>
+          </w:p>
+        </w:tc>
+        <w:tc>
+          <w:tcPr>
+            <w:tcW w:w="800" w:type="dxa"/>
             <w:tcBorders>
               <w:top w:val="single" w:sz="1" w:space="0" w:color="CCCCCC"/>
               <w:left w:val="single" w:sz="1" w:space="0" w:color="CCCCCC"/>
@@ -538,13 +517,13 @@
                 <w:sz w:val="20"/>
                 <w:szCs w:val="20"/>
               </w:rPr>
-              <w:t>Requirement</w:t>
-            </w:r>
-          </w:p>
-        </w:tc>
-        <w:tc>
-          <w:tcPr>
-            <w:tcW w:w="800" w:type="dxa"/>
+              <w:t>Priority</w:t>
+            </w:r>
+          </w:p>
+        </w:tc>
+        <w:tc>
+          <w:tcPr>
+            <w:tcW w:w="2400" w:type="dxa"/>
             <w:tcBorders>
               <w:top w:val="single" w:sz="1" w:space="0" w:color="CCCCCC"/>
               <w:left w:val="single" w:sz="1" w:space="0" w:color="CCCCCC"/>
@@ -569,49 +548,126 @@
                 <w:sz w:val="20"/>
                 <w:szCs w:val="20"/>
               </w:rPr>
-              <w:t>Priority</w:t>
-            </w:r>
-          </w:p>
-        </w:tc>
-        <w:tc>
-          <w:tcPr>
-            <w:tcW w:w="2400" w:type="dxa"/>
-            <w:tcBorders>
-              <w:top w:val="single" w:sz="1" w:space="0" w:color="CCCCCC"/>
-              <w:left w:val="single" w:sz="1" w:space="0" w:color="CCCCCC"/>
-              <w:bottom w:val="single" w:sz="1" w:space="0" w:color="CCCCCC"/>
-              <w:right w:val="single" w:sz="1" w:space="0" w:color="CCCCCC"/>
-            </w:tcBorders>
-            <w:shd w:val="clear" w:color="auto" w:fill="1B4F72"/>
-            <w:tcMar>
-              <w:top w:w="80" w:type="dxa"/>
-              <w:left w:w="120" w:type="dxa"/>
-              <w:bottom w:w="80" w:type="dxa"/>
-              <w:right w:w="120" w:type="dxa"/>
-            </w:tcMar>
-            <w:vAlign w:val="center"/>
+              <w:t>Comments / Traceability</w:t>
+            </w:r>
+          </w:p>
+        </w:tc>
+      </w:tr>
+      <w:tr>
+        <w:tc>
+          <w:tcPr>
+            <w:tcW w:w="900" w:type="dxa"/>
+            <w:tcBorders>
+              <w:top w:val="single" w:sz="1" w:space="0" w:color="CCCCCC"/>
+              <w:left w:val="single" w:sz="1" w:space="0" w:color="CCCCCC"/>
+              <w:bottom w:val="single" w:sz="1" w:space="0" w:color="CCCCCC"/>
+              <w:right w:val="single" w:sz="1" w:space="0" w:color="CCCCCC"/>
+            </w:tcBorders>
+            <w:tcMar>
+              <w:top w:w="80" w:type="dxa"/>
+              <w:left w:w="120" w:type="dxa"/>
+              <w:bottom w:w="80" w:type="dxa"/>
+              <w:right w:w="120" w:type="dxa"/>
+            </w:tcMar>
           </w:tcPr>
           <w:p>
             <w:r>
               <w:rPr>
                 <w:b/>
                 <w:bCs/>
-                <w:color w:val="FFFFFF"/>
-                <w:sz w:val="20"/>
-                <w:szCs w:val="20"/>
-              </w:rPr>
-              <w:t>Comments / Traceability</w:t>
+                <w:sz w:val="20"/>
+                <w:szCs w:val="20"/>
+              </w:rPr>
+              <w:t>FR_A01</w:t>
+            </w:r>
+          </w:p>
+        </w:tc>
+        <w:tc>
+          <w:tcPr>
+            <w:tcW w:w="5260" w:type="dxa"/>
+            <w:tcBorders>
+              <w:top w:val="single" w:sz="1" w:space="0" w:color="CCCCCC"/>
+              <w:left w:val="single" w:sz="1" w:space="0" w:color="CCCCCC"/>
+              <w:bottom w:val="single" w:sz="1" w:space="0" w:color="CCCCCC"/>
+              <w:right w:val="single" w:sz="1" w:space="0" w:color="CCCCCC"/>
+            </w:tcBorders>
+            <w:tcMar>
+              <w:top w:w="80" w:type="dxa"/>
+              <w:left w:w="120" w:type="dxa"/>
+              <w:bottom w:w="80" w:type="dxa"/>
+              <w:right w:w="120" w:type="dxa"/>
+            </w:tcMar>
+          </w:tcPr>
+          <w:p>
+            <w:pPr>
+              <w:spacing w:after="40"/>
+            </w:pPr>
+            <w:r>
+              <w:rPr>
+                <w:sz w:val="20"/>
+                <w:szCs w:val="20"/>
+              </w:rPr>
+              <w:t>The system shall provide a patient registration form that captures full name, date of birth, gender, national ID, contact details, insurance information, and medical history notes.</w:t>
+            </w:r>
+          </w:p>
+        </w:tc>
+        <w:tc>
+          <w:tcPr>
+            <w:tcW w:w="800" w:type="dxa"/>
+            <w:tcBorders>
+              <w:top w:val="single" w:sz="1" w:space="0" w:color="CCCCCC"/>
+              <w:left w:val="single" w:sz="1" w:space="0" w:color="CCCCCC"/>
+              <w:bottom w:val="single" w:sz="1" w:space="0" w:color="CCCCCC"/>
+              <w:right w:val="single" w:sz="1" w:space="0" w:color="CCCCCC"/>
+            </w:tcBorders>
+            <w:tcMar>
+              <w:top w:w="80" w:type="dxa"/>
+              <w:left w:w="120" w:type="dxa"/>
+              <w:bottom w:w="80" w:type="dxa"/>
+              <w:right w:w="120" w:type="dxa"/>
+            </w:tcMar>
+          </w:tcPr>
+          <w:p>
+            <w:r>
+              <w:rPr>
+                <w:sz w:val="20"/>
+                <w:szCs w:val="20"/>
+              </w:rPr>
+              <w:t>1</w:t>
+            </w:r>
+          </w:p>
+        </w:tc>
+        <w:tc>
+          <w:tcPr>
+            <w:tcW w:w="2400" w:type="dxa"/>
+            <w:tcBorders>
+              <w:top w:val="single" w:sz="1" w:space="0" w:color="CCCCCC"/>
+              <w:left w:val="single" w:sz="1" w:space="0" w:color="CCCCCC"/>
+              <w:bottom w:val="single" w:sz="1" w:space="0" w:color="CCCCCC"/>
+              <w:right w:val="single" w:sz="1" w:space="0" w:color="CCCCCC"/>
+            </w:tcBorders>
+            <w:tcMar>
+              <w:top w:w="80" w:type="dxa"/>
+              <w:left w:w="120" w:type="dxa"/>
+              <w:bottom w:w="80" w:type="dxa"/>
+              <w:right w:w="120" w:type="dxa"/>
+            </w:tcMar>
+          </w:tcPr>
+          <w:p>
+            <w:pPr>
+              <w:spacing w:after="40"/>
+            </w:pPr>
+            <w:r>
+              <w:rPr>
+                <w:sz w:val="20"/>
+                <w:szCs w:val="20"/>
+              </w:rPr>
+              <w:t>Supports US_A01. All mandatory fields must be validated before submission.</w:t>
             </w:r>
           </w:p>
         </w:tc>
       </w:tr>
       <w:tr>
-        <w:tblPrEx>
-          <w:tblCellMar>
-            <w:top w:w="0" w:type="dxa"/>
-            <w:bottom w:w="0" w:type="dxa"/>
-          </w:tblCellMar>
-        </w:tblPrEx>
         <w:tc>
           <w:tcPr>
             <w:tcW w:w="900" w:type="dxa"/>
@@ -621,6 +677,7 @@
               <w:bottom w:val="single" w:sz="1" w:space="0" w:color="CCCCCC"/>
               <w:right w:val="single" w:sz="1" w:space="0" w:color="CCCCCC"/>
             </w:tcBorders>
+            <w:shd w:val="clear" w:color="auto" w:fill="EBF5FB"/>
             <w:tcMar>
               <w:top w:w="80" w:type="dxa"/>
               <w:left w:w="120" w:type="dxa"/>
@@ -636,7 +693,7 @@
                 <w:sz w:val="20"/>
                 <w:szCs w:val="20"/>
               </w:rPr>
-              <w:t>FR_A01</w:t>
+              <w:t>FR_A02</w:t>
             </w:r>
           </w:p>
         </w:tc>
@@ -649,23 +706,24 @@
               <w:bottom w:val="single" w:sz="1" w:space="0" w:color="CCCCCC"/>
               <w:right w:val="single" w:sz="1" w:space="0" w:color="CCCCCC"/>
             </w:tcBorders>
-            <w:tcMar>
-              <w:top w:w="80" w:type="dxa"/>
-              <w:left w:w="120" w:type="dxa"/>
-              <w:bottom w:w="80" w:type="dxa"/>
-              <w:right w:w="120" w:type="dxa"/>
-            </w:tcMar>
-          </w:tcPr>
-          <w:p>
-            <w:pPr>
-              <w:spacing w:after="40"/>
-            </w:pPr>
-            <w:r>
-              <w:rPr>
-                <w:sz w:val="20"/>
-                <w:szCs w:val="20"/>
-              </w:rPr>
-              <w:t>The system shall provide a patient registration form that captures full name, date of birth, gender, national ID, contact details, insurance information, and medical history notes.</w:t>
+            <w:shd w:val="clear" w:color="auto" w:fill="EBF5FB"/>
+            <w:tcMar>
+              <w:top w:w="80" w:type="dxa"/>
+              <w:left w:w="120" w:type="dxa"/>
+              <w:bottom w:w="80" w:type="dxa"/>
+              <w:right w:w="120" w:type="dxa"/>
+            </w:tcMar>
+          </w:tcPr>
+          <w:p>
+            <w:pPr>
+              <w:spacing w:after="40"/>
+            </w:pPr>
+            <w:r>
+              <w:rPr>
+                <w:sz w:val="20"/>
+                <w:szCs w:val="20"/>
+              </w:rPr>
+              <w:t>The system shall detect duplicate patient records based on national ID number and name + DOB combination and warn the administrator before allowing creation.</w:t>
             </w:r>
           </w:p>
         </w:tc>
@@ -678,6 +736,7 @@
               <w:bottom w:val="single" w:sz="1" w:space="0" w:color="CCCCCC"/>
               <w:right w:val="single" w:sz="1" w:space="0" w:color="CCCCCC"/>
             </w:tcBorders>
+            <w:shd w:val="clear" w:color="auto" w:fill="EBF5FB"/>
             <w:tcMar>
               <w:top w:w="80" w:type="dxa"/>
               <w:left w:w="120" w:type="dxa"/>
@@ -704,34 +763,29 @@
               <w:bottom w:val="single" w:sz="1" w:space="0" w:color="CCCCCC"/>
               <w:right w:val="single" w:sz="1" w:space="0" w:color="CCCCCC"/>
             </w:tcBorders>
-            <w:tcMar>
-              <w:top w:w="80" w:type="dxa"/>
-              <w:left w:w="120" w:type="dxa"/>
-              <w:bottom w:w="80" w:type="dxa"/>
-              <w:right w:w="120" w:type="dxa"/>
-            </w:tcMar>
-          </w:tcPr>
-          <w:p>
-            <w:pPr>
-              <w:spacing w:after="40"/>
-            </w:pPr>
-            <w:r>
-              <w:rPr>
-                <w:sz w:val="20"/>
-                <w:szCs w:val="20"/>
-              </w:rPr>
-              <w:t>Supports US_A01. All mandatory fields must be validated before submission.</w:t>
+            <w:shd w:val="clear" w:color="auto" w:fill="EBF5FB"/>
+            <w:tcMar>
+              <w:top w:w="80" w:type="dxa"/>
+              <w:left w:w="120" w:type="dxa"/>
+              <w:bottom w:w="80" w:type="dxa"/>
+              <w:right w:w="120" w:type="dxa"/>
+            </w:tcMar>
+          </w:tcPr>
+          <w:p>
+            <w:pPr>
+              <w:spacing w:after="40"/>
+            </w:pPr>
+            <w:r>
+              <w:rPr>
+                <w:sz w:val="20"/>
+                <w:szCs w:val="20"/>
+              </w:rPr>
+              <w:t>Prevents data integrity issues. Supports US_A01.</w:t>
             </w:r>
           </w:p>
         </w:tc>
       </w:tr>
       <w:tr>
-        <w:tblPrEx>
-          <w:tblCellMar>
-            <w:top w:w="0" w:type="dxa"/>
-            <w:bottom w:w="0" w:type="dxa"/>
-          </w:tblCellMar>
-        </w:tblPrEx>
         <w:tc>
           <w:tcPr>
             <w:tcW w:w="900" w:type="dxa"/>
@@ -741,7 +795,6 @@
               <w:bottom w:val="single" w:sz="1" w:space="0" w:color="CCCCCC"/>
               <w:right w:val="single" w:sz="1" w:space="0" w:color="CCCCCC"/>
             </w:tcBorders>
-            <w:shd w:val="clear" w:color="auto" w:fill="EBF5FB"/>
             <w:tcMar>
               <w:top w:w="80" w:type="dxa"/>
               <w:left w:w="120" w:type="dxa"/>
@@ -757,7 +810,7 @@
                 <w:sz w:val="20"/>
                 <w:szCs w:val="20"/>
               </w:rPr>
-              <w:t>FR_A02</w:t>
+              <w:t>FR_A03</w:t>
             </w:r>
           </w:p>
         </w:tc>
@@ -770,24 +823,23 @@
               <w:bottom w:val="single" w:sz="1" w:space="0" w:color="CCCCCC"/>
               <w:right w:val="single" w:sz="1" w:space="0" w:color="CCCCCC"/>
             </w:tcBorders>
-            <w:shd w:val="clear" w:color="auto" w:fill="EBF5FB"/>
-            <w:tcMar>
-              <w:top w:w="80" w:type="dxa"/>
-              <w:left w:w="120" w:type="dxa"/>
-              <w:bottom w:w="80" w:type="dxa"/>
-              <w:right w:w="120" w:type="dxa"/>
-            </w:tcMar>
-          </w:tcPr>
-          <w:p>
-            <w:pPr>
-              <w:spacing w:after="40"/>
-            </w:pPr>
-            <w:r>
-              <w:rPr>
-                <w:sz w:val="20"/>
-                <w:szCs w:val="20"/>
-              </w:rPr>
-              <w:t>The system shall detect duplicate patient records based on national ID number and name + DOB combination and warn the administrator before allowing creation.</w:t>
+            <w:tcMar>
+              <w:top w:w="80" w:type="dxa"/>
+              <w:left w:w="120" w:type="dxa"/>
+              <w:bottom w:w="80" w:type="dxa"/>
+              <w:right w:w="120" w:type="dxa"/>
+            </w:tcMar>
+          </w:tcPr>
+          <w:p>
+            <w:pPr>
+              <w:spacing w:after="40"/>
+            </w:pPr>
+            <w:r>
+              <w:rPr>
+                <w:sz w:val="20"/>
+                <w:szCs w:val="20"/>
+              </w:rPr>
+              <w:t>The system shall allow the administrator to search and filter the patient list by name, patient ID, appointment date, and treatment type with real-time results.</w:t>
             </w:r>
           </w:p>
         </w:tc>
@@ -800,7 +852,6 @@
               <w:bottom w:val="single" w:sz="1" w:space="0" w:color="CCCCCC"/>
               <w:right w:val="single" w:sz="1" w:space="0" w:color="CCCCCC"/>
             </w:tcBorders>
-            <w:shd w:val="clear" w:color="auto" w:fill="EBF5FB"/>
             <w:tcMar>
               <w:top w:w="80" w:type="dxa"/>
               <w:left w:w="120" w:type="dxa"/>
@@ -827,35 +878,28 @@
               <w:bottom w:val="single" w:sz="1" w:space="0" w:color="CCCCCC"/>
               <w:right w:val="single" w:sz="1" w:space="0" w:color="CCCCCC"/>
             </w:tcBorders>
-            <w:shd w:val="clear" w:color="auto" w:fill="EBF5FB"/>
-            <w:tcMar>
-              <w:top w:w="80" w:type="dxa"/>
-              <w:left w:w="120" w:type="dxa"/>
-              <w:bottom w:w="80" w:type="dxa"/>
-              <w:right w:w="120" w:type="dxa"/>
-            </w:tcMar>
-          </w:tcPr>
-          <w:p>
-            <w:pPr>
-              <w:spacing w:after="40"/>
-            </w:pPr>
-            <w:r>
-              <w:rPr>
-                <w:sz w:val="20"/>
-                <w:szCs w:val="20"/>
-              </w:rPr>
-              <w:t>Prevents data integrity issues. Supports US_A01.</w:t>
+            <w:tcMar>
+              <w:top w:w="80" w:type="dxa"/>
+              <w:left w:w="120" w:type="dxa"/>
+              <w:bottom w:w="80" w:type="dxa"/>
+              <w:right w:w="120" w:type="dxa"/>
+            </w:tcMar>
+          </w:tcPr>
+          <w:p>
+            <w:pPr>
+              <w:spacing w:after="40"/>
+            </w:pPr>
+            <w:r>
+              <w:rPr>
+                <w:sz w:val="20"/>
+                <w:szCs w:val="20"/>
+              </w:rPr>
+              <w:t>Search must return results after 2+ characters. Supports US_A10.</w:t>
             </w:r>
           </w:p>
         </w:tc>
       </w:tr>
       <w:tr>
-        <w:tblPrEx>
-          <w:tblCellMar>
-            <w:top w:w="0" w:type="dxa"/>
-            <w:bottom w:w="0" w:type="dxa"/>
-          </w:tblCellMar>
-        </w:tblPrEx>
         <w:tc>
           <w:tcPr>
             <w:tcW w:w="900" w:type="dxa"/>
@@ -865,6 +909,7 @@
               <w:bottom w:val="single" w:sz="1" w:space="0" w:color="CCCCCC"/>
               <w:right w:val="single" w:sz="1" w:space="0" w:color="CCCCCC"/>
             </w:tcBorders>
+            <w:shd w:val="clear" w:color="auto" w:fill="EBF5FB"/>
             <w:tcMar>
               <w:top w:w="80" w:type="dxa"/>
               <w:left w:w="120" w:type="dxa"/>
@@ -880,7 +925,7 @@
                 <w:sz w:val="20"/>
                 <w:szCs w:val="20"/>
               </w:rPr>
-              <w:t>FR_A03</w:t>
+              <w:t>FR_A04</w:t>
             </w:r>
           </w:p>
         </w:tc>
@@ -893,23 +938,24 @@
               <w:bottom w:val="single" w:sz="1" w:space="0" w:color="CCCCCC"/>
               <w:right w:val="single" w:sz="1" w:space="0" w:color="CCCCCC"/>
             </w:tcBorders>
-            <w:tcMar>
-              <w:top w:w="80" w:type="dxa"/>
-              <w:left w:w="120" w:type="dxa"/>
-              <w:bottom w:w="80" w:type="dxa"/>
-              <w:right w:w="120" w:type="dxa"/>
-            </w:tcMar>
-          </w:tcPr>
-          <w:p>
-            <w:pPr>
-              <w:spacing w:after="40"/>
-            </w:pPr>
-            <w:r>
-              <w:rPr>
-                <w:sz w:val="20"/>
-                <w:szCs w:val="20"/>
-              </w:rPr>
-              <w:t>The system shall allow the administrator to search and filter the patient list by name, patient ID, appointment date, and treatment type with real-time results.</w:t>
+            <w:shd w:val="clear" w:color="auto" w:fill="EBF5FB"/>
+            <w:tcMar>
+              <w:top w:w="80" w:type="dxa"/>
+              <w:left w:w="120" w:type="dxa"/>
+              <w:bottom w:w="80" w:type="dxa"/>
+              <w:right w:w="120" w:type="dxa"/>
+            </w:tcMar>
+          </w:tcPr>
+          <w:p>
+            <w:pPr>
+              <w:spacing w:after="40"/>
+            </w:pPr>
+            <w:r>
+              <w:rPr>
+                <w:sz w:val="20"/>
+                <w:szCs w:val="20"/>
+              </w:rPr>
+              <w:t>The system shall allow the administrator to update patient personal and insurance information, logging all changes with timestamps and administrator identity.</w:t>
             </w:r>
           </w:p>
         </w:tc>
@@ -922,6 +968,7 @@
               <w:bottom w:val="single" w:sz="1" w:space="0" w:color="CCCCCC"/>
               <w:right w:val="single" w:sz="1" w:space="0" w:color="CCCCCC"/>
             </w:tcBorders>
+            <w:shd w:val="clear" w:color="auto" w:fill="EBF5FB"/>
             <w:tcMar>
               <w:top w:w="80" w:type="dxa"/>
               <w:left w:w="120" w:type="dxa"/>
@@ -948,34 +995,29 @@
               <w:bottom w:val="single" w:sz="1" w:space="0" w:color="CCCCCC"/>
               <w:right w:val="single" w:sz="1" w:space="0" w:color="CCCCCC"/>
             </w:tcBorders>
-            <w:tcMar>
-              <w:top w:w="80" w:type="dxa"/>
-              <w:left w:w="120" w:type="dxa"/>
-              <w:bottom w:w="80" w:type="dxa"/>
-              <w:right w:w="120" w:type="dxa"/>
-            </w:tcMar>
-          </w:tcPr>
-          <w:p>
-            <w:pPr>
-              <w:spacing w:after="40"/>
-            </w:pPr>
-            <w:r>
-              <w:rPr>
-                <w:sz w:val="20"/>
-                <w:szCs w:val="20"/>
-              </w:rPr>
-              <w:t>Search must return results after 2+ characters. Supports US_A10.</w:t>
+            <w:shd w:val="clear" w:color="auto" w:fill="EBF5FB"/>
+            <w:tcMar>
+              <w:top w:w="80" w:type="dxa"/>
+              <w:left w:w="120" w:type="dxa"/>
+              <w:bottom w:w="80" w:type="dxa"/>
+              <w:right w:w="120" w:type="dxa"/>
+            </w:tcMar>
+          </w:tcPr>
+          <w:p>
+            <w:pPr>
+              <w:spacing w:after="40"/>
+            </w:pPr>
+            <w:r>
+              <w:rPr>
+                <w:sz w:val="20"/>
+                <w:szCs w:val="20"/>
+              </w:rPr>
+              <w:t>Previous values stored in audit history. Supports US_A11.</w:t>
             </w:r>
           </w:p>
         </w:tc>
       </w:tr>
       <w:tr>
-        <w:tblPrEx>
-          <w:tblCellMar>
-            <w:top w:w="0" w:type="dxa"/>
-            <w:bottom w:w="0" w:type="dxa"/>
-          </w:tblCellMar>
-        </w:tblPrEx>
         <w:tc>
           <w:tcPr>
             <w:tcW w:w="900" w:type="dxa"/>
@@ -985,7 +1027,6 @@
               <w:bottom w:val="single" w:sz="1" w:space="0" w:color="CCCCCC"/>
               <w:right w:val="single" w:sz="1" w:space="0" w:color="CCCCCC"/>
             </w:tcBorders>
-            <w:shd w:val="clear" w:color="auto" w:fill="EBF5FB"/>
             <w:tcMar>
               <w:top w:w="80" w:type="dxa"/>
               <w:left w:w="120" w:type="dxa"/>
@@ -1001,7 +1042,7 @@
                 <w:sz w:val="20"/>
                 <w:szCs w:val="20"/>
               </w:rPr>
-              <w:t>FR_A04</w:t>
+              <w:t>FR_A05</w:t>
             </w:r>
           </w:p>
         </w:tc>
@@ -1014,24 +1055,23 @@
               <w:bottom w:val="single" w:sz="1" w:space="0" w:color="CCCCCC"/>
               <w:right w:val="single" w:sz="1" w:space="0" w:color="CCCCCC"/>
             </w:tcBorders>
-            <w:shd w:val="clear" w:color="auto" w:fill="EBF5FB"/>
-            <w:tcMar>
-              <w:top w:w="80" w:type="dxa"/>
-              <w:left w:w="120" w:type="dxa"/>
-              <w:bottom w:w="80" w:type="dxa"/>
-              <w:right w:w="120" w:type="dxa"/>
-            </w:tcMar>
-          </w:tcPr>
-          <w:p>
-            <w:pPr>
-              <w:spacing w:after="40"/>
-            </w:pPr>
-            <w:r>
-              <w:rPr>
-                <w:sz w:val="20"/>
-                <w:szCs w:val="20"/>
-              </w:rPr>
-              <w:t>The system shall allow the administrator to update patient personal and insurance information, logging all changes with timestamps and administrator identity.</w:t>
+            <w:tcMar>
+              <w:top w:w="80" w:type="dxa"/>
+              <w:left w:w="120" w:type="dxa"/>
+              <w:bottom w:w="80" w:type="dxa"/>
+              <w:right w:w="120" w:type="dxa"/>
+            </w:tcMar>
+          </w:tcPr>
+          <w:p>
+            <w:pPr>
+              <w:spacing w:after="40"/>
+            </w:pPr>
+            <w:r>
+              <w:rPr>
+                <w:sz w:val="20"/>
+                <w:szCs w:val="20"/>
+              </w:rPr>
+              <w:t>The system shall provide a doctor registration form capturing full name, specialization, license number, contact details, qualifications, and weekly availability schedule.</w:t>
             </w:r>
           </w:p>
         </w:tc>
@@ -1044,7 +1084,6 @@
               <w:bottom w:val="single" w:sz="1" w:space="0" w:color="CCCCCC"/>
               <w:right w:val="single" w:sz="1" w:space="0" w:color="CCCCCC"/>
             </w:tcBorders>
-            <w:shd w:val="clear" w:color="auto" w:fill="EBF5FB"/>
             <w:tcMar>
               <w:top w:w="80" w:type="dxa"/>
               <w:left w:w="120" w:type="dxa"/>
@@ -1071,35 +1110,28 @@
               <w:bottom w:val="single" w:sz="1" w:space="0" w:color="CCCCCC"/>
               <w:right w:val="single" w:sz="1" w:space="0" w:color="CCCCCC"/>
             </w:tcBorders>
-            <w:shd w:val="clear" w:color="auto" w:fill="EBF5FB"/>
-            <w:tcMar>
-              <w:top w:w="80" w:type="dxa"/>
-              <w:left w:w="120" w:type="dxa"/>
-              <w:bottom w:w="80" w:type="dxa"/>
-              <w:right w:w="120" w:type="dxa"/>
-            </w:tcMar>
-          </w:tcPr>
-          <w:p>
-            <w:pPr>
-              <w:spacing w:after="40"/>
-            </w:pPr>
-            <w:r>
-              <w:rPr>
-                <w:sz w:val="20"/>
-                <w:szCs w:val="20"/>
-              </w:rPr>
-              <w:t>Previous values stored in audit history. Supports US_A11.</w:t>
+            <w:tcMar>
+              <w:top w:w="80" w:type="dxa"/>
+              <w:left w:w="120" w:type="dxa"/>
+              <w:bottom w:w="80" w:type="dxa"/>
+              <w:right w:w="120" w:type="dxa"/>
+            </w:tcMar>
+          </w:tcPr>
+          <w:p>
+            <w:pPr>
+              <w:spacing w:after="40"/>
+            </w:pPr>
+            <w:r>
+              <w:rPr>
+                <w:sz w:val="20"/>
+                <w:szCs w:val="20"/>
+              </w:rPr>
+              <w:t>License number must be unique. Supports US_A04.</w:t>
             </w:r>
           </w:p>
         </w:tc>
       </w:tr>
       <w:tr>
-        <w:tblPrEx>
-          <w:tblCellMar>
-            <w:top w:w="0" w:type="dxa"/>
-            <w:bottom w:w="0" w:type="dxa"/>
-          </w:tblCellMar>
-        </w:tblPrEx>
         <w:tc>
           <w:tcPr>
             <w:tcW w:w="900" w:type="dxa"/>
@@ -1109,6 +1141,7 @@
               <w:bottom w:val="single" w:sz="1" w:space="0" w:color="CCCCCC"/>
               <w:right w:val="single" w:sz="1" w:space="0" w:color="CCCCCC"/>
             </w:tcBorders>
+            <w:shd w:val="clear" w:color="auto" w:fill="EBF5FB"/>
             <w:tcMar>
               <w:top w:w="80" w:type="dxa"/>
               <w:left w:w="120" w:type="dxa"/>
@@ -1124,7 +1157,7 @@
                 <w:sz w:val="20"/>
                 <w:szCs w:val="20"/>
               </w:rPr>
-              <w:t>FR_A05</w:t>
+              <w:t>FR_A06</w:t>
             </w:r>
           </w:p>
         </w:tc>
@@ -1137,23 +1170,24 @@
               <w:bottom w:val="single" w:sz="1" w:space="0" w:color="CCCCCC"/>
               <w:right w:val="single" w:sz="1" w:space="0" w:color="CCCCCC"/>
             </w:tcBorders>
-            <w:tcMar>
-              <w:top w:w="80" w:type="dxa"/>
-              <w:left w:w="120" w:type="dxa"/>
-              <w:bottom w:w="80" w:type="dxa"/>
-              <w:right w:w="120" w:type="dxa"/>
-            </w:tcMar>
-          </w:tcPr>
-          <w:p>
-            <w:pPr>
-              <w:spacing w:after="40"/>
-            </w:pPr>
-            <w:r>
-              <w:rPr>
-                <w:sz w:val="20"/>
-                <w:szCs w:val="20"/>
-              </w:rPr>
-              <w:t>The system shall provide a doctor registration form capturing full name, specialization, license number, contact details, qualifications, and weekly availability schedule.</w:t>
+            <w:shd w:val="clear" w:color="auto" w:fill="EBF5FB"/>
+            <w:tcMar>
+              <w:top w:w="80" w:type="dxa"/>
+              <w:left w:w="120" w:type="dxa"/>
+              <w:bottom w:w="80" w:type="dxa"/>
+              <w:right w:w="120" w:type="dxa"/>
+            </w:tcMar>
+          </w:tcPr>
+          <w:p>
+            <w:pPr>
+              <w:spacing w:after="40"/>
+            </w:pPr>
+            <w:r>
+              <w:rPr>
+                <w:sz w:val="20"/>
+                <w:szCs w:val="20"/>
+              </w:rPr>
+              <w:t>The system shall allow the administrator to deactivate a doctor, hiding them from new bookings while preserving their historical records and requiring reassignment of future appointments.</w:t>
             </w:r>
           </w:p>
         </w:tc>
@@ -1166,6 +1200,7 @@
               <w:bottom w:val="single" w:sz="1" w:space="0" w:color="CCCCCC"/>
               <w:right w:val="single" w:sz="1" w:space="0" w:color="CCCCCC"/>
             </w:tcBorders>
+            <w:shd w:val="clear" w:color="auto" w:fill="EBF5FB"/>
             <w:tcMar>
               <w:top w:w="80" w:type="dxa"/>
               <w:left w:w="120" w:type="dxa"/>
@@ -1192,34 +1227,29 @@
               <w:bottom w:val="single" w:sz="1" w:space="0" w:color="CCCCCC"/>
               <w:right w:val="single" w:sz="1" w:space="0" w:color="CCCCCC"/>
             </w:tcBorders>
-            <w:tcMar>
-              <w:top w:w="80" w:type="dxa"/>
-              <w:left w:w="120" w:type="dxa"/>
-              <w:bottom w:w="80" w:type="dxa"/>
-              <w:right w:w="120" w:type="dxa"/>
-            </w:tcMar>
-          </w:tcPr>
-          <w:p>
-            <w:pPr>
-              <w:spacing w:after="40"/>
-            </w:pPr>
-            <w:r>
-              <w:rPr>
-                <w:sz w:val="20"/>
-                <w:szCs w:val="20"/>
-              </w:rPr>
-              <w:t>License number must be unique. Supports US_A04.</w:t>
+            <w:shd w:val="clear" w:color="auto" w:fill="EBF5FB"/>
+            <w:tcMar>
+              <w:top w:w="80" w:type="dxa"/>
+              <w:left w:w="120" w:type="dxa"/>
+              <w:bottom w:w="80" w:type="dxa"/>
+              <w:right w:w="120" w:type="dxa"/>
+            </w:tcMar>
+          </w:tcPr>
+          <w:p>
+            <w:pPr>
+              <w:spacing w:after="40"/>
+            </w:pPr>
+            <w:r>
+              <w:rPr>
+                <w:sz w:val="20"/>
+                <w:szCs w:val="20"/>
+              </w:rPr>
+              <w:t>Supports US_A05. Deactivation cannot proceed until appointments are resolved.</w:t>
             </w:r>
           </w:p>
         </w:tc>
       </w:tr>
       <w:tr>
-        <w:tblPrEx>
-          <w:tblCellMar>
-            <w:top w:w="0" w:type="dxa"/>
-            <w:bottom w:w="0" w:type="dxa"/>
-          </w:tblCellMar>
-        </w:tblPrEx>
         <w:tc>
           <w:tcPr>
             <w:tcW w:w="900" w:type="dxa"/>
@@ -1229,7 +1259,6 @@
               <w:bottom w:val="single" w:sz="1" w:space="0" w:color="CCCCCC"/>
               <w:right w:val="single" w:sz="1" w:space="0" w:color="CCCCCC"/>
             </w:tcBorders>
-            <w:shd w:val="clear" w:color="auto" w:fill="EBF5FB"/>
             <w:tcMar>
               <w:top w:w="80" w:type="dxa"/>
               <w:left w:w="120" w:type="dxa"/>
@@ -1245,7 +1274,7 @@
                 <w:sz w:val="20"/>
                 <w:szCs w:val="20"/>
               </w:rPr>
-              <w:t>FR_A06</w:t>
+              <w:t>FR_A07</w:t>
             </w:r>
           </w:p>
         </w:tc>
@@ -1258,24 +1287,23 @@
               <w:bottom w:val="single" w:sz="1" w:space="0" w:color="CCCCCC"/>
               <w:right w:val="single" w:sz="1" w:space="0" w:color="CCCCCC"/>
             </w:tcBorders>
-            <w:shd w:val="clear" w:color="auto" w:fill="EBF5FB"/>
-            <w:tcMar>
-              <w:top w:w="80" w:type="dxa"/>
-              <w:left w:w="120" w:type="dxa"/>
-              <w:bottom w:w="80" w:type="dxa"/>
-              <w:right w:w="120" w:type="dxa"/>
-            </w:tcMar>
-          </w:tcPr>
-          <w:p>
-            <w:pPr>
-              <w:spacing w:after="40"/>
-            </w:pPr>
-            <w:r>
-              <w:rPr>
-                <w:sz w:val="20"/>
-                <w:szCs w:val="20"/>
-              </w:rPr>
-              <w:t>The system shall allow the administrator to deactivate a doctor, hiding them from new bookings while preserving their historical records and requiring reassignment of future appointments.</w:t>
+            <w:tcMar>
+              <w:top w:w="80" w:type="dxa"/>
+              <w:left w:w="120" w:type="dxa"/>
+              <w:bottom w:w="80" w:type="dxa"/>
+              <w:right w:w="120" w:type="dxa"/>
+            </w:tcMar>
+          </w:tcPr>
+          <w:p>
+            <w:pPr>
+              <w:spacing w:after="40"/>
+            </w:pPr>
+            <w:r>
+              <w:rPr>
+                <w:sz w:val="20"/>
+                <w:szCs w:val="20"/>
+              </w:rPr>
+              <w:t>The system shall display a calendar view of all doctors’ appointment schedules with day, week, and month views, filterable by doctor, department, or date range.</w:t>
             </w:r>
           </w:p>
         </w:tc>
@@ -1288,7 +1316,6 @@
               <w:bottom w:val="single" w:sz="1" w:space="0" w:color="CCCCCC"/>
               <w:right w:val="single" w:sz="1" w:space="0" w:color="CCCCCC"/>
             </w:tcBorders>
-            <w:shd w:val="clear" w:color="auto" w:fill="EBF5FB"/>
             <w:tcMar>
               <w:top w:w="80" w:type="dxa"/>
               <w:left w:w="120" w:type="dxa"/>
@@ -1315,35 +1342,28 @@
               <w:bottom w:val="single" w:sz="1" w:space="0" w:color="CCCCCC"/>
               <w:right w:val="single" w:sz="1" w:space="0" w:color="CCCCCC"/>
             </w:tcBorders>
-            <w:shd w:val="clear" w:color="auto" w:fill="EBF5FB"/>
-            <w:tcMar>
-              <w:top w:w="80" w:type="dxa"/>
-              <w:left w:w="120" w:type="dxa"/>
-              <w:bottom w:w="80" w:type="dxa"/>
-              <w:right w:w="120" w:type="dxa"/>
-            </w:tcMar>
-          </w:tcPr>
-          <w:p>
-            <w:pPr>
-              <w:spacing w:after="40"/>
-            </w:pPr>
-            <w:r>
-              <w:rPr>
-                <w:sz w:val="20"/>
-                <w:szCs w:val="20"/>
-              </w:rPr>
-              <w:t>Supports US_A05. Deactivation cannot proceed until appointments are resolved.</w:t>
+            <w:tcMar>
+              <w:top w:w="80" w:type="dxa"/>
+              <w:left w:w="120" w:type="dxa"/>
+              <w:bottom w:w="80" w:type="dxa"/>
+              <w:right w:w="120" w:type="dxa"/>
+            </w:tcMar>
+          </w:tcPr>
+          <w:p>
+            <w:pPr>
+              <w:spacing w:after="40"/>
+            </w:pPr>
+            <w:r>
+              <w:rPr>
+                <w:sz w:val="20"/>
+                <w:szCs w:val="20"/>
+              </w:rPr>
+              <w:t>Supports US_A07. Central scheduling tool for the administrator.</w:t>
             </w:r>
           </w:p>
         </w:tc>
       </w:tr>
       <w:tr>
-        <w:tblPrEx>
-          <w:tblCellMar>
-            <w:top w:w="0" w:type="dxa"/>
-            <w:bottom w:w="0" w:type="dxa"/>
-          </w:tblCellMar>
-        </w:tblPrEx>
         <w:tc>
           <w:tcPr>
             <w:tcW w:w="900" w:type="dxa"/>
@@ -1353,6 +1373,7 @@
               <w:bottom w:val="single" w:sz="1" w:space="0" w:color="CCCCCC"/>
               <w:right w:val="single" w:sz="1" w:space="0" w:color="CCCCCC"/>
             </w:tcBorders>
+            <w:shd w:val="clear" w:color="auto" w:fill="EBF5FB"/>
             <w:tcMar>
               <w:top w:w="80" w:type="dxa"/>
               <w:left w:w="120" w:type="dxa"/>
@@ -1368,7 +1389,7 @@
                 <w:sz w:val="20"/>
                 <w:szCs w:val="20"/>
               </w:rPr>
-              <w:t>FR_A07</w:t>
+              <w:t>FR_A08</w:t>
             </w:r>
           </w:p>
         </w:tc>
@@ -1381,23 +1402,24 @@
               <w:bottom w:val="single" w:sz="1" w:space="0" w:color="CCCCCC"/>
               <w:right w:val="single" w:sz="1" w:space="0" w:color="CCCCCC"/>
             </w:tcBorders>
-            <w:tcMar>
-              <w:top w:w="80" w:type="dxa"/>
-              <w:left w:w="120" w:type="dxa"/>
-              <w:bottom w:w="80" w:type="dxa"/>
-              <w:right w:w="120" w:type="dxa"/>
-            </w:tcMar>
-          </w:tcPr>
-          <w:p>
-            <w:pPr>
-              <w:spacing w:after="40"/>
-            </w:pPr>
-            <w:r>
-              <w:rPr>
-                <w:sz w:val="20"/>
-                <w:szCs w:val="20"/>
-              </w:rPr>
-              <w:t>The system shall display a calendar view of all doctors’ appointment schedules with day, week, and month views, filterable by doctor, department, or date range.</w:t>
+            <w:shd w:val="clear" w:color="auto" w:fill="EBF5FB"/>
+            <w:tcMar>
+              <w:top w:w="80" w:type="dxa"/>
+              <w:left w:w="120" w:type="dxa"/>
+              <w:bottom w:w="80" w:type="dxa"/>
+              <w:right w:w="120" w:type="dxa"/>
+            </w:tcMar>
+          </w:tcPr>
+          <w:p>
+            <w:pPr>
+              <w:spacing w:after="40"/>
+            </w:pPr>
+            <w:r>
+              <w:rPr>
+                <w:sz w:val="20"/>
+                <w:szCs w:val="20"/>
+              </w:rPr>
+              <w:t>The system shall allow the administrator to create, reschedule, and cancel appointments on behalf of patients, with automatic conflict detection and notification to both patient and doctor.</w:t>
             </w:r>
           </w:p>
         </w:tc>
@@ -1410,6 +1432,7 @@
               <w:bottom w:val="single" w:sz="1" w:space="0" w:color="CCCCCC"/>
               <w:right w:val="single" w:sz="1" w:space="0" w:color="CCCCCC"/>
             </w:tcBorders>
+            <w:shd w:val="clear" w:color="auto" w:fill="EBF5FB"/>
             <w:tcMar>
               <w:top w:w="80" w:type="dxa"/>
               <w:left w:w="120" w:type="dxa"/>
@@ -1436,34 +1459,29 @@
               <w:bottom w:val="single" w:sz="1" w:space="0" w:color="CCCCCC"/>
               <w:right w:val="single" w:sz="1" w:space="0" w:color="CCCCCC"/>
             </w:tcBorders>
-            <w:tcMar>
-              <w:top w:w="80" w:type="dxa"/>
-              <w:left w:w="120" w:type="dxa"/>
-              <w:bottom w:w="80" w:type="dxa"/>
-              <w:right w:w="120" w:type="dxa"/>
-            </w:tcMar>
-          </w:tcPr>
-          <w:p>
-            <w:pPr>
-              <w:spacing w:after="40"/>
-            </w:pPr>
-            <w:r>
-              <w:rPr>
-                <w:sz w:val="20"/>
-                <w:szCs w:val="20"/>
-              </w:rPr>
-              <w:t>Supports US_A07. Central scheduling tool for the administrator.</w:t>
+            <w:shd w:val="clear" w:color="auto" w:fill="EBF5FB"/>
+            <w:tcMar>
+              <w:top w:w="80" w:type="dxa"/>
+              <w:left w:w="120" w:type="dxa"/>
+              <w:bottom w:w="80" w:type="dxa"/>
+              <w:right w:w="120" w:type="dxa"/>
+            </w:tcMar>
+          </w:tcPr>
+          <w:p>
+            <w:pPr>
+              <w:spacing w:after="40"/>
+            </w:pPr>
+            <w:r>
+              <w:rPr>
+                <w:sz w:val="20"/>
+                <w:szCs w:val="20"/>
+              </w:rPr>
+              <w:t>Supports US_A07. Cancellation requires a mandatory reason.</w:t>
             </w:r>
           </w:p>
         </w:tc>
       </w:tr>
       <w:tr>
-        <w:tblPrEx>
-          <w:tblCellMar>
-            <w:top w:w="0" w:type="dxa"/>
-            <w:bottom w:w="0" w:type="dxa"/>
-          </w:tblCellMar>
-        </w:tblPrEx>
         <w:tc>
           <w:tcPr>
             <w:tcW w:w="900" w:type="dxa"/>
@@ -1473,7 +1491,6 @@
               <w:bottom w:val="single" w:sz="1" w:space="0" w:color="CCCCCC"/>
               <w:right w:val="single" w:sz="1" w:space="0" w:color="CCCCCC"/>
             </w:tcBorders>
-            <w:shd w:val="clear" w:color="auto" w:fill="EBF5FB"/>
             <w:tcMar>
               <w:top w:w="80" w:type="dxa"/>
               <w:left w:w="120" w:type="dxa"/>
@@ -1489,7 +1506,7 @@
                 <w:sz w:val="20"/>
                 <w:szCs w:val="20"/>
               </w:rPr>
-              <w:t>FR_A08</w:t>
+              <w:t>FR_A09</w:t>
             </w:r>
           </w:p>
         </w:tc>
@@ -1502,24 +1519,23 @@
               <w:bottom w:val="single" w:sz="1" w:space="0" w:color="CCCCCC"/>
               <w:right w:val="single" w:sz="1" w:space="0" w:color="CCCCCC"/>
             </w:tcBorders>
-            <w:shd w:val="clear" w:color="auto" w:fill="EBF5FB"/>
-            <w:tcMar>
-              <w:top w:w="80" w:type="dxa"/>
-              <w:left w:w="120" w:type="dxa"/>
-              <w:bottom w:w="80" w:type="dxa"/>
-              <w:right w:w="120" w:type="dxa"/>
-            </w:tcMar>
-          </w:tcPr>
-          <w:p>
-            <w:pPr>
-              <w:spacing w:after="40"/>
-            </w:pPr>
-            <w:r>
-              <w:rPr>
-                <w:sz w:val="20"/>
-                <w:szCs w:val="20"/>
-              </w:rPr>
-              <w:t>The system shall allow the administrator to create, reschedule, and cancel appointments on behalf of patients, with automatic conflict detection and notification to both patient and doctor.</w:t>
+            <w:tcMar>
+              <w:top w:w="80" w:type="dxa"/>
+              <w:left w:w="120" w:type="dxa"/>
+              <w:bottom w:w="80" w:type="dxa"/>
+              <w:right w:w="120" w:type="dxa"/>
+            </w:tcMar>
+          </w:tcPr>
+          <w:p>
+            <w:pPr>
+              <w:spacing w:after="40"/>
+            </w:pPr>
+            <w:r>
+              <w:rPr>
+                <w:sz w:val="20"/>
+                <w:szCs w:val="20"/>
+              </w:rPr>
+              <w:t>The system shall display available rooms filtered by type and time window, and allow the administrator to assign a room to a confirmed appointment with conflict prevention.</w:t>
             </w:r>
           </w:p>
         </w:tc>
@@ -1532,21 +1548,20 @@
               <w:bottom w:val="single" w:sz="1" w:space="0" w:color="CCCCCC"/>
               <w:right w:val="single" w:sz="1" w:space="0" w:color="CCCCCC"/>
             </w:tcBorders>
-            <w:shd w:val="clear" w:color="auto" w:fill="EBF5FB"/>
-            <w:tcMar>
-              <w:top w:w="80" w:type="dxa"/>
-              <w:left w:w="120" w:type="dxa"/>
-              <w:bottom w:w="80" w:type="dxa"/>
-              <w:right w:w="120" w:type="dxa"/>
-            </w:tcMar>
-          </w:tcPr>
-          <w:p>
-            <w:r>
-              <w:rPr>
-                <w:sz w:val="20"/>
-                <w:szCs w:val="20"/>
-              </w:rPr>
-              <w:t>1</w:t>
+            <w:tcMar>
+              <w:top w:w="80" w:type="dxa"/>
+              <w:left w:w="120" w:type="dxa"/>
+              <w:bottom w:w="80" w:type="dxa"/>
+              <w:right w:w="120" w:type="dxa"/>
+            </w:tcMar>
+          </w:tcPr>
+          <w:p>
+            <w:r>
+              <w:rPr>
+                <w:sz w:val="20"/>
+                <w:szCs w:val="20"/>
+              </w:rPr>
+              <w:t>2</w:t>
             </w:r>
           </w:p>
         </w:tc>
@@ -1559,35 +1574,28 @@
               <w:bottom w:val="single" w:sz="1" w:space="0" w:color="CCCCCC"/>
               <w:right w:val="single" w:sz="1" w:space="0" w:color="CCCCCC"/>
             </w:tcBorders>
-            <w:shd w:val="clear" w:color="auto" w:fill="EBF5FB"/>
-            <w:tcMar>
-              <w:top w:w="80" w:type="dxa"/>
-              <w:left w:w="120" w:type="dxa"/>
-              <w:bottom w:w="80" w:type="dxa"/>
-              <w:right w:w="120" w:type="dxa"/>
-            </w:tcMar>
-          </w:tcPr>
-          <w:p>
-            <w:pPr>
-              <w:spacing w:after="40"/>
-            </w:pPr>
-            <w:r>
-              <w:rPr>
-                <w:sz w:val="20"/>
-                <w:szCs w:val="20"/>
-              </w:rPr>
-              <w:t>Supports US_A07. Cancellation requires a mandatory reason.</w:t>
+            <w:tcMar>
+              <w:top w:w="80" w:type="dxa"/>
+              <w:left w:w="120" w:type="dxa"/>
+              <w:bottom w:w="80" w:type="dxa"/>
+              <w:right w:w="120" w:type="dxa"/>
+            </w:tcMar>
+          </w:tcPr>
+          <w:p>
+            <w:pPr>
+              <w:spacing w:after="40"/>
+            </w:pPr>
+            <w:r>
+              <w:rPr>
+                <w:sz w:val="20"/>
+                <w:szCs w:val="20"/>
+              </w:rPr>
+              <w:t>Supports US_A02. Optimistic locking handles concurrent access.</w:t>
             </w:r>
           </w:p>
         </w:tc>
       </w:tr>
       <w:tr>
-        <w:tblPrEx>
-          <w:tblCellMar>
-            <w:top w:w="0" w:type="dxa"/>
-            <w:bottom w:w="0" w:type="dxa"/>
-          </w:tblCellMar>
-        </w:tblPrEx>
         <w:tc>
           <w:tcPr>
             <w:tcW w:w="900" w:type="dxa"/>
@@ -1597,6 +1605,7 @@
               <w:bottom w:val="single" w:sz="1" w:space="0" w:color="CCCCCC"/>
               <w:right w:val="single" w:sz="1" w:space="0" w:color="CCCCCC"/>
             </w:tcBorders>
+            <w:shd w:val="clear" w:color="auto" w:fill="EBF5FB"/>
             <w:tcMar>
               <w:top w:w="80" w:type="dxa"/>
               <w:left w:w="120" w:type="dxa"/>
@@ -1612,7 +1621,7 @@
                 <w:sz w:val="20"/>
                 <w:szCs w:val="20"/>
               </w:rPr>
-              <w:t>FR_A09</w:t>
+              <w:t>FR_A10</w:t>
             </w:r>
           </w:p>
         </w:tc>
@@ -1625,23 +1634,24 @@
               <w:bottom w:val="single" w:sz="1" w:space="0" w:color="CCCCCC"/>
               <w:right w:val="single" w:sz="1" w:space="0" w:color="CCCCCC"/>
             </w:tcBorders>
-            <w:tcMar>
-              <w:top w:w="80" w:type="dxa"/>
-              <w:left w:w="120" w:type="dxa"/>
-              <w:bottom w:w="80" w:type="dxa"/>
-              <w:right w:w="120" w:type="dxa"/>
-            </w:tcMar>
-          </w:tcPr>
-          <w:p>
-            <w:pPr>
-              <w:spacing w:after="40"/>
-            </w:pPr>
-            <w:r>
-              <w:rPr>
-                <w:sz w:val="20"/>
-                <w:szCs w:val="20"/>
-              </w:rPr>
-              <w:t>The system shall display available rooms filtered by type and time window, and allow the administrator to assign a room to a confirmed appointment with conflict prevention.</w:t>
+            <w:shd w:val="clear" w:color="auto" w:fill="EBF5FB"/>
+            <w:tcMar>
+              <w:top w:w="80" w:type="dxa"/>
+              <w:left w:w="120" w:type="dxa"/>
+              <w:bottom w:w="80" w:type="dxa"/>
+              <w:right w:w="120" w:type="dxa"/>
+            </w:tcMar>
+          </w:tcPr>
+          <w:p>
+            <w:pPr>
+              <w:spacing w:after="40"/>
+            </w:pPr>
+            <w:r>
+              <w:rPr>
+                <w:sz w:val="20"/>
+                <w:szCs w:val="20"/>
+              </w:rPr>
+              <w:t>The system shall provide a service catalog management interface allowing the administrator to add, edit, deactivate services, and set prices.</w:t>
             </w:r>
           </w:p>
         </w:tc>
@@ -1654,20 +1664,21 @@
               <w:bottom w:val="single" w:sz="1" w:space="0" w:color="CCCCCC"/>
               <w:right w:val="single" w:sz="1" w:space="0" w:color="CCCCCC"/>
             </w:tcBorders>
-            <w:tcMar>
-              <w:top w:w="80" w:type="dxa"/>
-              <w:left w:w="120" w:type="dxa"/>
-              <w:bottom w:w="80" w:type="dxa"/>
-              <w:right w:w="120" w:type="dxa"/>
-            </w:tcMar>
-          </w:tcPr>
-          <w:p>
-            <w:r>
-              <w:rPr>
-                <w:sz w:val="20"/>
-                <w:szCs w:val="20"/>
-              </w:rPr>
-              <w:t>2</w:t>
+            <w:shd w:val="clear" w:color="auto" w:fill="EBF5FB"/>
+            <w:tcMar>
+              <w:top w:w="80" w:type="dxa"/>
+              <w:left w:w="120" w:type="dxa"/>
+              <w:bottom w:w="80" w:type="dxa"/>
+              <w:right w:w="120" w:type="dxa"/>
+            </w:tcMar>
+          </w:tcPr>
+          <w:p>
+            <w:r>
+              <w:rPr>
+                <w:sz w:val="20"/>
+                <w:szCs w:val="20"/>
+              </w:rPr>
+              <w:t>1</w:t>
             </w:r>
           </w:p>
         </w:tc>
@@ -1680,34 +1691,37 @@
               <w:bottom w:val="single" w:sz="1" w:space="0" w:color="CCCCCC"/>
               <w:right w:val="single" w:sz="1" w:space="0" w:color="CCCCCC"/>
             </w:tcBorders>
-            <w:tcMar>
-              <w:top w:w="80" w:type="dxa"/>
-              <w:left w:w="120" w:type="dxa"/>
-              <w:bottom w:w="80" w:type="dxa"/>
-              <w:right w:w="120" w:type="dxa"/>
-            </w:tcMar>
-          </w:tcPr>
-          <w:p>
-            <w:pPr>
-              <w:spacing w:after="40"/>
-            </w:pPr>
-            <w:r>
-              <w:rPr>
-                <w:sz w:val="20"/>
-                <w:szCs w:val="20"/>
-              </w:rPr>
-              <w:t>Supports US_A02. Optimistic locking handles concurrent access.</w:t>
+            <w:shd w:val="clear" w:color="auto" w:fill="EBF5FB"/>
+            <w:tcMar>
+              <w:top w:w="80" w:type="dxa"/>
+              <w:left w:w="120" w:type="dxa"/>
+              <w:bottom w:w="80" w:type="dxa"/>
+              <w:right w:w="120" w:type="dxa"/>
+            </w:tcMar>
+          </w:tcPr>
+          <w:p>
+            <w:pPr>
+              <w:spacing w:after="40"/>
+            </w:pPr>
+            <w:r>
+              <w:rPr>
+                <w:sz w:val="20"/>
+                <w:szCs w:val="20"/>
+              </w:rPr>
+              <w:t xml:space="preserve">Supports US_A06. Service names must be </w:t>
+            </w:r>
+            <w:r>
+              <w:rPr>
+                <w:sz w:val="20"/>
+                <w:szCs w:val="20"/>
+              </w:rPr>
+              <w:lastRenderedPageBreak/>
+              <w:t>unique within a category.</w:t>
             </w:r>
           </w:p>
         </w:tc>
       </w:tr>
       <w:tr>
-        <w:tblPrEx>
-          <w:tblCellMar>
-            <w:top w:w="0" w:type="dxa"/>
-            <w:bottom w:w="0" w:type="dxa"/>
-          </w:tblCellMar>
-        </w:tblPrEx>
         <w:tc>
           <w:tcPr>
             <w:tcW w:w="900" w:type="dxa"/>
@@ -1717,7 +1731,6 @@
               <w:bottom w:val="single" w:sz="1" w:space="0" w:color="CCCCCC"/>
               <w:right w:val="single" w:sz="1" w:space="0" w:color="CCCCCC"/>
             </w:tcBorders>
-            <w:shd w:val="clear" w:color="auto" w:fill="EBF5FB"/>
             <w:tcMar>
               <w:top w:w="80" w:type="dxa"/>
               <w:left w:w="120" w:type="dxa"/>
@@ -1733,7 +1746,8 @@
                 <w:sz w:val="20"/>
                 <w:szCs w:val="20"/>
               </w:rPr>
-              <w:t>FR_A10</w:t>
+              <w:lastRenderedPageBreak/>
+              <w:t>FR_A11</w:t>
             </w:r>
           </w:p>
         </w:tc>
@@ -1746,40 +1760,23 @@
               <w:bottom w:val="single" w:sz="1" w:space="0" w:color="CCCCCC"/>
               <w:right w:val="single" w:sz="1" w:space="0" w:color="CCCCCC"/>
             </w:tcBorders>
-            <w:shd w:val="clear" w:color="auto" w:fill="EBF5FB"/>
-            <w:tcMar>
-              <w:top w:w="80" w:type="dxa"/>
-              <w:left w:w="120" w:type="dxa"/>
-              <w:bottom w:w="80" w:type="dxa"/>
-              <w:right w:w="120" w:type="dxa"/>
-            </w:tcMar>
-          </w:tcPr>
-          <w:p>
-            <w:pPr>
-              <w:spacing w:after="40"/>
-            </w:pPr>
-            <w:r>
-              <w:rPr>
-                <w:sz w:val="20"/>
-                <w:szCs w:val="20"/>
-              </w:rPr>
-              <w:t xml:space="preserve">The system shall provide a service </w:t>
-            </w:r>
-            <w:proofErr w:type="spellStart"/>
-            <w:r>
-              <w:rPr>
-                <w:sz w:val="20"/>
-                <w:szCs w:val="20"/>
-              </w:rPr>
-              <w:t>catalog</w:t>
-            </w:r>
-            <w:proofErr w:type="spellEnd"/>
-            <w:r>
-              <w:rPr>
-                <w:sz w:val="20"/>
-                <w:szCs w:val="20"/>
-              </w:rPr>
-              <w:t xml:space="preserve"> management interface allowing the administrator to add, edit, deactivate services, and set prices.</w:t>
+            <w:tcMar>
+              <w:top w:w="80" w:type="dxa"/>
+              <w:left w:w="120" w:type="dxa"/>
+              <w:bottom w:w="80" w:type="dxa"/>
+              <w:right w:w="120" w:type="dxa"/>
+            </w:tcMar>
+          </w:tcPr>
+          <w:p>
+            <w:pPr>
+              <w:spacing w:after="40"/>
+            </w:pPr>
+            <w:r>
+              <w:rPr>
+                <w:sz w:val="20"/>
+                <w:szCs w:val="20"/>
+              </w:rPr>
+              <w:t>The system shall generate an itemized patient bill aggregating all unbilled services with automatic tax and insurance calculations, discount support, and invoice numbering.</w:t>
             </w:r>
           </w:p>
         </w:tc>
@@ -1792,7 +1789,6 @@
               <w:bottom w:val="single" w:sz="1" w:space="0" w:color="CCCCCC"/>
               <w:right w:val="single" w:sz="1" w:space="0" w:color="CCCCCC"/>
             </w:tcBorders>
-            <w:shd w:val="clear" w:color="auto" w:fill="EBF5FB"/>
             <w:tcMar>
               <w:top w:w="80" w:type="dxa"/>
               <w:left w:w="120" w:type="dxa"/>
@@ -1819,43 +1815,28 @@
               <w:bottom w:val="single" w:sz="1" w:space="0" w:color="CCCCCC"/>
               <w:right w:val="single" w:sz="1" w:space="0" w:color="CCCCCC"/>
             </w:tcBorders>
-            <w:shd w:val="clear" w:color="auto" w:fill="EBF5FB"/>
-            <w:tcMar>
-              <w:top w:w="80" w:type="dxa"/>
-              <w:left w:w="120" w:type="dxa"/>
-              <w:bottom w:w="80" w:type="dxa"/>
-              <w:right w:w="120" w:type="dxa"/>
-            </w:tcMar>
-          </w:tcPr>
-          <w:p>
-            <w:pPr>
-              <w:spacing w:after="40"/>
-            </w:pPr>
-            <w:r>
-              <w:rPr>
-                <w:sz w:val="20"/>
-                <w:szCs w:val="20"/>
-              </w:rPr>
-              <w:t xml:space="preserve">Supports US_A06. Service names must be </w:t>
-            </w:r>
-            <w:r>
-              <w:rPr>
-                <w:sz w:val="20"/>
-                <w:szCs w:val="20"/>
-              </w:rPr>
-              <w:lastRenderedPageBreak/>
-              <w:t>unique within a category.</w:t>
+            <w:tcMar>
+              <w:top w:w="80" w:type="dxa"/>
+              <w:left w:w="120" w:type="dxa"/>
+              <w:bottom w:w="80" w:type="dxa"/>
+              <w:right w:w="120" w:type="dxa"/>
+            </w:tcMar>
+          </w:tcPr>
+          <w:p>
+            <w:pPr>
+              <w:spacing w:after="40"/>
+            </w:pPr>
+            <w:r>
+              <w:rPr>
+                <w:sz w:val="20"/>
+                <w:szCs w:val="20"/>
+              </w:rPr>
+              <w:t>Supports US_A03. Discounts require a mandatory reason.</w:t>
             </w:r>
           </w:p>
         </w:tc>
       </w:tr>
       <w:tr>
-        <w:tblPrEx>
-          <w:tblCellMar>
-            <w:top w:w="0" w:type="dxa"/>
-            <w:bottom w:w="0" w:type="dxa"/>
-          </w:tblCellMar>
-        </w:tblPrEx>
         <w:tc>
           <w:tcPr>
             <w:tcW w:w="900" w:type="dxa"/>
@@ -1865,6 +1846,7 @@
               <w:bottom w:val="single" w:sz="1" w:space="0" w:color="CCCCCC"/>
               <w:right w:val="single" w:sz="1" w:space="0" w:color="CCCCCC"/>
             </w:tcBorders>
+            <w:shd w:val="clear" w:color="auto" w:fill="EBF5FB"/>
             <w:tcMar>
               <w:top w:w="80" w:type="dxa"/>
               <w:left w:w="120" w:type="dxa"/>
@@ -1880,8 +1862,7 @@
                 <w:sz w:val="20"/>
                 <w:szCs w:val="20"/>
               </w:rPr>
-              <w:lastRenderedPageBreak/>
-              <w:t>FR_A11</w:t>
+              <w:t>FR_A12</w:t>
             </w:r>
           </w:p>
         </w:tc>
@@ -1894,23 +1875,24 @@
               <w:bottom w:val="single" w:sz="1" w:space="0" w:color="CCCCCC"/>
               <w:right w:val="single" w:sz="1" w:space="0" w:color="CCCCCC"/>
             </w:tcBorders>
-            <w:tcMar>
-              <w:top w:w="80" w:type="dxa"/>
-              <w:left w:w="120" w:type="dxa"/>
-              <w:bottom w:w="80" w:type="dxa"/>
-              <w:right w:w="120" w:type="dxa"/>
-            </w:tcMar>
-          </w:tcPr>
-          <w:p>
-            <w:pPr>
-              <w:spacing w:after="40"/>
-            </w:pPr>
-            <w:r>
-              <w:rPr>
-                <w:sz w:val="20"/>
-                <w:szCs w:val="20"/>
-              </w:rPr>
-              <w:t>The system shall generate an itemized patient bill aggregating all unbilled services with automatic tax and insurance calculations, discount support, and invoice numbering.</w:t>
+            <w:shd w:val="clear" w:color="auto" w:fill="EBF5FB"/>
+            <w:tcMar>
+              <w:top w:w="80" w:type="dxa"/>
+              <w:left w:w="120" w:type="dxa"/>
+              <w:bottom w:w="80" w:type="dxa"/>
+              <w:right w:w="120" w:type="dxa"/>
+            </w:tcMar>
+          </w:tcPr>
+          <w:p>
+            <w:pPr>
+              <w:spacing w:after="40"/>
+            </w:pPr>
+            <w:r>
+              <w:rPr>
+                <w:sz w:val="20"/>
+                <w:szCs w:val="20"/>
+              </w:rPr>
+              <w:t>The system shall allow the administrator to record payments against pending bills, supporting cash, card, bank transfer, and insurance methods with partial payment tracking.</w:t>
             </w:r>
           </w:p>
         </w:tc>
@@ -1923,6 +1905,7 @@
               <w:bottom w:val="single" w:sz="1" w:space="0" w:color="CCCCCC"/>
               <w:right w:val="single" w:sz="1" w:space="0" w:color="CCCCCC"/>
             </w:tcBorders>
+            <w:shd w:val="clear" w:color="auto" w:fill="EBF5FB"/>
             <w:tcMar>
               <w:top w:w="80" w:type="dxa"/>
               <w:left w:w="120" w:type="dxa"/>
@@ -1949,34 +1932,29 @@
               <w:bottom w:val="single" w:sz="1" w:space="0" w:color="CCCCCC"/>
               <w:right w:val="single" w:sz="1" w:space="0" w:color="CCCCCC"/>
             </w:tcBorders>
-            <w:tcMar>
-              <w:top w:w="80" w:type="dxa"/>
-              <w:left w:w="120" w:type="dxa"/>
-              <w:bottom w:w="80" w:type="dxa"/>
-              <w:right w:w="120" w:type="dxa"/>
-            </w:tcMar>
-          </w:tcPr>
-          <w:p>
-            <w:pPr>
-              <w:spacing w:after="40"/>
-            </w:pPr>
-            <w:r>
-              <w:rPr>
-                <w:sz w:val="20"/>
-                <w:szCs w:val="20"/>
-              </w:rPr>
-              <w:t>Supports US_A03. Discounts require a mandatory reason.</w:t>
+            <w:shd w:val="clear" w:color="auto" w:fill="EBF5FB"/>
+            <w:tcMar>
+              <w:top w:w="80" w:type="dxa"/>
+              <w:left w:w="120" w:type="dxa"/>
+              <w:bottom w:w="80" w:type="dxa"/>
+              <w:right w:w="120" w:type="dxa"/>
+            </w:tcMar>
+          </w:tcPr>
+          <w:p>
+            <w:pPr>
+              <w:spacing w:after="40"/>
+            </w:pPr>
+            <w:r>
+              <w:rPr>
+                <w:sz w:val="20"/>
+                <w:szCs w:val="20"/>
+              </w:rPr>
+              <w:t>Supports US_A08. Payment amount cannot exceed outstanding balance.</w:t>
             </w:r>
           </w:p>
         </w:tc>
       </w:tr>
       <w:tr>
-        <w:tblPrEx>
-          <w:tblCellMar>
-            <w:top w:w="0" w:type="dxa"/>
-            <w:bottom w:w="0" w:type="dxa"/>
-          </w:tblCellMar>
-        </w:tblPrEx>
         <w:tc>
           <w:tcPr>
             <w:tcW w:w="900" w:type="dxa"/>
@@ -1986,7 +1964,6 @@
               <w:bottom w:val="single" w:sz="1" w:space="0" w:color="CCCCCC"/>
               <w:right w:val="single" w:sz="1" w:space="0" w:color="CCCCCC"/>
             </w:tcBorders>
-            <w:shd w:val="clear" w:color="auto" w:fill="EBF5FB"/>
             <w:tcMar>
               <w:top w:w="80" w:type="dxa"/>
               <w:left w:w="120" w:type="dxa"/>
@@ -2002,7 +1979,7 @@
                 <w:sz w:val="20"/>
                 <w:szCs w:val="20"/>
               </w:rPr>
-              <w:t>FR_A12</w:t>
+              <w:t>FR_A13</w:t>
             </w:r>
           </w:p>
         </w:tc>
@@ -2015,24 +1992,23 @@
               <w:bottom w:val="single" w:sz="1" w:space="0" w:color="CCCCCC"/>
               <w:right w:val="single" w:sz="1" w:space="0" w:color="CCCCCC"/>
             </w:tcBorders>
-            <w:shd w:val="clear" w:color="auto" w:fill="EBF5FB"/>
-            <w:tcMar>
-              <w:top w:w="80" w:type="dxa"/>
-              <w:left w:w="120" w:type="dxa"/>
-              <w:bottom w:w="80" w:type="dxa"/>
-              <w:right w:w="120" w:type="dxa"/>
-            </w:tcMar>
-          </w:tcPr>
-          <w:p>
-            <w:pPr>
-              <w:spacing w:after="40"/>
-            </w:pPr>
-            <w:r>
-              <w:rPr>
-                <w:sz w:val="20"/>
-                <w:szCs w:val="20"/>
-              </w:rPr>
-              <w:t>The system shall allow the administrator to record payments against pending bills, supporting cash, card, bank transfer, and insurance methods with partial payment tracking.</w:t>
+            <w:tcMar>
+              <w:top w:w="80" w:type="dxa"/>
+              <w:left w:w="120" w:type="dxa"/>
+              <w:bottom w:w="80" w:type="dxa"/>
+              <w:right w:w="120" w:type="dxa"/>
+            </w:tcMar>
+          </w:tcPr>
+          <w:p>
+            <w:pPr>
+              <w:spacing w:after="40"/>
+            </w:pPr>
+            <w:r>
+              <w:rPr>
+                <w:sz w:val="20"/>
+                <w:szCs w:val="20"/>
+              </w:rPr>
+              <w:t>The system shall generate payment receipts upon successful payment recording and make them available to the patient in their portal.</w:t>
             </w:r>
           </w:p>
         </w:tc>
@@ -2045,7 +2021,6 @@
               <w:bottom w:val="single" w:sz="1" w:space="0" w:color="CCCCCC"/>
               <w:right w:val="single" w:sz="1" w:space="0" w:color="CCCCCC"/>
             </w:tcBorders>
-            <w:shd w:val="clear" w:color="auto" w:fill="EBF5FB"/>
             <w:tcMar>
               <w:top w:w="80" w:type="dxa"/>
               <w:left w:w="120" w:type="dxa"/>
@@ -2072,35 +2047,28 @@
               <w:bottom w:val="single" w:sz="1" w:space="0" w:color="CCCCCC"/>
               <w:right w:val="single" w:sz="1" w:space="0" w:color="CCCCCC"/>
             </w:tcBorders>
-            <w:shd w:val="clear" w:color="auto" w:fill="EBF5FB"/>
-            <w:tcMar>
-              <w:top w:w="80" w:type="dxa"/>
-              <w:left w:w="120" w:type="dxa"/>
-              <w:bottom w:w="80" w:type="dxa"/>
-              <w:right w:w="120" w:type="dxa"/>
-            </w:tcMar>
-          </w:tcPr>
-          <w:p>
-            <w:pPr>
-              <w:spacing w:after="40"/>
-            </w:pPr>
-            <w:r>
-              <w:rPr>
-                <w:sz w:val="20"/>
-                <w:szCs w:val="20"/>
-              </w:rPr>
-              <w:t>Supports US_A08. Payment amount cannot exceed outstanding balance.</w:t>
+            <w:tcMar>
+              <w:top w:w="80" w:type="dxa"/>
+              <w:left w:w="120" w:type="dxa"/>
+              <w:bottom w:w="80" w:type="dxa"/>
+              <w:right w:w="120" w:type="dxa"/>
+            </w:tcMar>
+          </w:tcPr>
+          <w:p>
+            <w:pPr>
+              <w:spacing w:after="40"/>
+            </w:pPr>
+            <w:r>
+              <w:rPr>
+                <w:sz w:val="20"/>
+                <w:szCs w:val="20"/>
+              </w:rPr>
+              <w:t>Supports US_A08.</w:t>
             </w:r>
           </w:p>
         </w:tc>
       </w:tr>
       <w:tr>
-        <w:tblPrEx>
-          <w:tblCellMar>
-            <w:top w:w="0" w:type="dxa"/>
-            <w:bottom w:w="0" w:type="dxa"/>
-          </w:tblCellMar>
-        </w:tblPrEx>
         <w:tc>
           <w:tcPr>
             <w:tcW w:w="900" w:type="dxa"/>
@@ -2110,6 +2078,7 @@
               <w:bottom w:val="single" w:sz="1" w:space="0" w:color="CCCCCC"/>
               <w:right w:val="single" w:sz="1" w:space="0" w:color="CCCCCC"/>
             </w:tcBorders>
+            <w:shd w:val="clear" w:color="auto" w:fill="EBF5FB"/>
             <w:tcMar>
               <w:top w:w="80" w:type="dxa"/>
               <w:left w:w="120" w:type="dxa"/>
@@ -2125,7 +2094,7 @@
                 <w:sz w:val="20"/>
                 <w:szCs w:val="20"/>
               </w:rPr>
-              <w:t>FR_A13</w:t>
+              <w:t>FR_A14</w:t>
             </w:r>
           </w:p>
         </w:tc>
@@ -2138,23 +2107,24 @@
               <w:bottom w:val="single" w:sz="1" w:space="0" w:color="CCCCCC"/>
               <w:right w:val="single" w:sz="1" w:space="0" w:color="CCCCCC"/>
             </w:tcBorders>
-            <w:tcMar>
-              <w:top w:w="80" w:type="dxa"/>
-              <w:left w:w="120" w:type="dxa"/>
-              <w:bottom w:w="80" w:type="dxa"/>
-              <w:right w:w="120" w:type="dxa"/>
-            </w:tcMar>
-          </w:tcPr>
-          <w:p>
-            <w:pPr>
-              <w:spacing w:after="40"/>
-            </w:pPr>
-            <w:r>
-              <w:rPr>
-                <w:sz w:val="20"/>
-                <w:szCs w:val="20"/>
-              </w:rPr>
-              <w:t>The system shall generate payment receipts upon successful payment recording and make them available to the patient in their portal.</w:t>
+            <w:shd w:val="clear" w:color="auto" w:fill="EBF5FB"/>
+            <w:tcMar>
+              <w:top w:w="80" w:type="dxa"/>
+              <w:left w:w="120" w:type="dxa"/>
+              <w:bottom w:w="80" w:type="dxa"/>
+              <w:right w:w="120" w:type="dxa"/>
+            </w:tcMar>
+          </w:tcPr>
+          <w:p>
+            <w:pPr>
+              <w:spacing w:after="40"/>
+            </w:pPr>
+            <w:r>
+              <w:rPr>
+                <w:sz w:val="20"/>
+                <w:szCs w:val="20"/>
+              </w:rPr>
+              <w:t>The system shall generate Occupancy, Revenue, and Service Utilization reports for a user-selected date range with optional filters and PDF export.</w:t>
             </w:r>
           </w:p>
         </w:tc>
@@ -2167,20 +2137,21 @@
               <w:bottom w:val="single" w:sz="1" w:space="0" w:color="CCCCCC"/>
               <w:right w:val="single" w:sz="1" w:space="0" w:color="CCCCCC"/>
             </w:tcBorders>
-            <w:tcMar>
-              <w:top w:w="80" w:type="dxa"/>
-              <w:left w:w="120" w:type="dxa"/>
-              <w:bottom w:w="80" w:type="dxa"/>
-              <w:right w:w="120" w:type="dxa"/>
-            </w:tcMar>
-          </w:tcPr>
-          <w:p>
-            <w:r>
-              <w:rPr>
-                <w:sz w:val="20"/>
-                <w:szCs w:val="20"/>
-              </w:rPr>
-              <w:t>1</w:t>
+            <w:shd w:val="clear" w:color="auto" w:fill="EBF5FB"/>
+            <w:tcMar>
+              <w:top w:w="80" w:type="dxa"/>
+              <w:left w:w="120" w:type="dxa"/>
+              <w:bottom w:w="80" w:type="dxa"/>
+              <w:right w:w="120" w:type="dxa"/>
+            </w:tcMar>
+          </w:tcPr>
+          <w:p>
+            <w:r>
+              <w:rPr>
+                <w:sz w:val="20"/>
+                <w:szCs w:val="20"/>
+              </w:rPr>
+              <w:t>2</w:t>
             </w:r>
           </w:p>
         </w:tc>
@@ -2193,34 +2164,29 @@
               <w:bottom w:val="single" w:sz="1" w:space="0" w:color="CCCCCC"/>
               <w:right w:val="single" w:sz="1" w:space="0" w:color="CCCCCC"/>
             </w:tcBorders>
-            <w:tcMar>
-              <w:top w:w="80" w:type="dxa"/>
-              <w:left w:w="120" w:type="dxa"/>
-              <w:bottom w:w="80" w:type="dxa"/>
-              <w:right w:w="120" w:type="dxa"/>
-            </w:tcMar>
-          </w:tcPr>
-          <w:p>
-            <w:pPr>
-              <w:spacing w:after="40"/>
-            </w:pPr>
-            <w:r>
-              <w:rPr>
-                <w:sz w:val="20"/>
-                <w:szCs w:val="20"/>
-              </w:rPr>
-              <w:t>Supports US_A08.</w:t>
+            <w:shd w:val="clear" w:color="auto" w:fill="EBF5FB"/>
+            <w:tcMar>
+              <w:top w:w="80" w:type="dxa"/>
+              <w:left w:w="120" w:type="dxa"/>
+              <w:bottom w:w="80" w:type="dxa"/>
+              <w:right w:w="120" w:type="dxa"/>
+            </w:tcMar>
+          </w:tcPr>
+          <w:p>
+            <w:pPr>
+              <w:spacing w:after="40"/>
+            </w:pPr>
+            <w:r>
+              <w:rPr>
+                <w:sz w:val="20"/>
+                <w:szCs w:val="20"/>
+              </w:rPr>
+              <w:t>Supports US_A09. Reports are read-only.</w:t>
             </w:r>
           </w:p>
         </w:tc>
       </w:tr>
       <w:tr>
-        <w:tblPrEx>
-          <w:tblCellMar>
-            <w:top w:w="0" w:type="dxa"/>
-            <w:bottom w:w="0" w:type="dxa"/>
-          </w:tblCellMar>
-        </w:tblPrEx>
         <w:tc>
           <w:tcPr>
             <w:tcW w:w="900" w:type="dxa"/>
@@ -2230,7 +2196,6 @@
               <w:bottom w:val="single" w:sz="1" w:space="0" w:color="CCCCCC"/>
               <w:right w:val="single" w:sz="1" w:space="0" w:color="CCCCCC"/>
             </w:tcBorders>
-            <w:shd w:val="clear" w:color="auto" w:fill="EBF5FB"/>
             <w:tcMar>
               <w:top w:w="80" w:type="dxa"/>
               <w:left w:w="120" w:type="dxa"/>
@@ -2246,7 +2211,7 @@
                 <w:sz w:val="20"/>
                 <w:szCs w:val="20"/>
               </w:rPr>
-              <w:t>FR_A14</w:t>
+              <w:t>FR_A15</w:t>
             </w:r>
           </w:p>
         </w:tc>
@@ -2259,24 +2224,23 @@
               <w:bottom w:val="single" w:sz="1" w:space="0" w:color="CCCCCC"/>
               <w:right w:val="single" w:sz="1" w:space="0" w:color="CCCCCC"/>
             </w:tcBorders>
-            <w:shd w:val="clear" w:color="auto" w:fill="EBF5FB"/>
-            <w:tcMar>
-              <w:top w:w="80" w:type="dxa"/>
-              <w:left w:w="120" w:type="dxa"/>
-              <w:bottom w:w="80" w:type="dxa"/>
-              <w:right w:w="120" w:type="dxa"/>
-            </w:tcMar>
-          </w:tcPr>
-          <w:p>
-            <w:pPr>
-              <w:spacing w:after="40"/>
-            </w:pPr>
-            <w:r>
-              <w:rPr>
-                <w:sz w:val="20"/>
-                <w:szCs w:val="20"/>
-              </w:rPr>
-              <w:t>The system shall generate Occupancy, Revenue, and Service Utilization reports for a user-selected date range with optional filters and PDF export.</w:t>
+            <w:tcMar>
+              <w:top w:w="80" w:type="dxa"/>
+              <w:left w:w="120" w:type="dxa"/>
+              <w:bottom w:w="80" w:type="dxa"/>
+              <w:right w:w="120" w:type="dxa"/>
+            </w:tcMar>
+          </w:tcPr>
+          <w:p>
+            <w:pPr>
+              <w:spacing w:after="40"/>
+            </w:pPr>
+            <w:r>
+              <w:rPr>
+                <w:sz w:val="20"/>
+                <w:szCs w:val="20"/>
+              </w:rPr>
+              <w:t>The system shall display an administrator dashboard showing today’s appointments, checked-in patients, available rooms, pending bill count/amount, and recent registrations.</w:t>
             </w:r>
           </w:p>
         </w:tc>
@@ -2289,7 +2253,6 @@
               <w:bottom w:val="single" w:sz="1" w:space="0" w:color="CCCCCC"/>
               <w:right w:val="single" w:sz="1" w:space="0" w:color="CCCCCC"/>
             </w:tcBorders>
-            <w:shd w:val="clear" w:color="auto" w:fill="EBF5FB"/>
             <w:tcMar>
               <w:top w:w="80" w:type="dxa"/>
               <w:left w:w="120" w:type="dxa"/>
@@ -2316,35 +2279,28 @@
               <w:bottom w:val="single" w:sz="1" w:space="0" w:color="CCCCCC"/>
               <w:right w:val="single" w:sz="1" w:space="0" w:color="CCCCCC"/>
             </w:tcBorders>
-            <w:shd w:val="clear" w:color="auto" w:fill="EBF5FB"/>
-            <w:tcMar>
-              <w:top w:w="80" w:type="dxa"/>
-              <w:left w:w="120" w:type="dxa"/>
-              <w:bottom w:w="80" w:type="dxa"/>
-              <w:right w:w="120" w:type="dxa"/>
-            </w:tcMar>
-          </w:tcPr>
-          <w:p>
-            <w:pPr>
-              <w:spacing w:after="40"/>
-            </w:pPr>
-            <w:r>
-              <w:rPr>
-                <w:sz w:val="20"/>
-                <w:szCs w:val="20"/>
-              </w:rPr>
-              <w:t>Supports US_A09. Reports are read-only.</w:t>
+            <w:tcMar>
+              <w:top w:w="80" w:type="dxa"/>
+              <w:left w:w="120" w:type="dxa"/>
+              <w:bottom w:w="80" w:type="dxa"/>
+              <w:right w:w="120" w:type="dxa"/>
+            </w:tcMar>
+          </w:tcPr>
+          <w:p>
+            <w:pPr>
+              <w:spacing w:after="40"/>
+            </w:pPr>
+            <w:r>
+              <w:rPr>
+                <w:sz w:val="20"/>
+                <w:szCs w:val="20"/>
+              </w:rPr>
+              <w:t>Supports US_A12. Dashboard must load within 2 seconds.</w:t>
             </w:r>
           </w:p>
         </w:tc>
       </w:tr>
       <w:tr>
-        <w:tblPrEx>
-          <w:tblCellMar>
-            <w:top w:w="0" w:type="dxa"/>
-            <w:bottom w:w="0" w:type="dxa"/>
-          </w:tblCellMar>
-        </w:tblPrEx>
         <w:tc>
           <w:tcPr>
             <w:tcW w:w="900" w:type="dxa"/>
@@ -2354,6 +2310,7 @@
               <w:bottom w:val="single" w:sz="1" w:space="0" w:color="CCCCCC"/>
               <w:right w:val="single" w:sz="1" w:space="0" w:color="CCCCCC"/>
             </w:tcBorders>
+            <w:shd w:val="clear" w:color="auto" w:fill="EBF5FB"/>
             <w:tcMar>
               <w:top w:w="80" w:type="dxa"/>
               <w:left w:w="120" w:type="dxa"/>
@@ -2369,7 +2326,7 @@
                 <w:sz w:val="20"/>
                 <w:szCs w:val="20"/>
               </w:rPr>
-              <w:t>FR_A15</w:t>
+              <w:t>FR_A16</w:t>
             </w:r>
           </w:p>
         </w:tc>
@@ -2382,23 +2339,24 @@
               <w:bottom w:val="single" w:sz="1" w:space="0" w:color="CCCCCC"/>
               <w:right w:val="single" w:sz="1" w:space="0" w:color="CCCCCC"/>
             </w:tcBorders>
-            <w:tcMar>
-              <w:top w:w="80" w:type="dxa"/>
-              <w:left w:w="120" w:type="dxa"/>
-              <w:bottom w:w="80" w:type="dxa"/>
-              <w:right w:w="120" w:type="dxa"/>
-            </w:tcMar>
-          </w:tcPr>
-          <w:p>
-            <w:pPr>
-              <w:spacing w:after="40"/>
-            </w:pPr>
-            <w:r>
-              <w:rPr>
-                <w:sz w:val="20"/>
-                <w:szCs w:val="20"/>
-              </w:rPr>
-              <w:t>The system shall display an administrator dashboard showing today’s appointments, checked-in patients, available rooms, pending bill count/amount, and recent registrations.</w:t>
+            <w:shd w:val="clear" w:color="auto" w:fill="EBF5FB"/>
+            <w:tcMar>
+              <w:top w:w="80" w:type="dxa"/>
+              <w:left w:w="120" w:type="dxa"/>
+              <w:bottom w:w="80" w:type="dxa"/>
+              <w:right w:w="120" w:type="dxa"/>
+            </w:tcMar>
+          </w:tcPr>
+          <w:p>
+            <w:pPr>
+              <w:spacing w:after="40"/>
+            </w:pPr>
+            <w:r>
+              <w:rPr>
+                <w:sz w:val="20"/>
+                <w:szCs w:val="20"/>
+              </w:rPr>
+              <w:t>The system shall send notifications (email/SMS) to patients and doctors upon appointment creation, rescheduling, cancellation, bill generation, and payment recording.</w:t>
             </w:r>
           </w:p>
         </w:tc>
@@ -2411,20 +2369,21 @@
               <w:bottom w:val="single" w:sz="1" w:space="0" w:color="CCCCCC"/>
               <w:right w:val="single" w:sz="1" w:space="0" w:color="CCCCCC"/>
             </w:tcBorders>
-            <w:tcMar>
-              <w:top w:w="80" w:type="dxa"/>
-              <w:left w:w="120" w:type="dxa"/>
-              <w:bottom w:w="80" w:type="dxa"/>
-              <w:right w:w="120" w:type="dxa"/>
-            </w:tcMar>
-          </w:tcPr>
-          <w:p>
-            <w:r>
-              <w:rPr>
-                <w:sz w:val="20"/>
-                <w:szCs w:val="20"/>
-              </w:rPr>
-              <w:t>2</w:t>
+            <w:shd w:val="clear" w:color="auto" w:fill="EBF5FB"/>
+            <w:tcMar>
+              <w:top w:w="80" w:type="dxa"/>
+              <w:left w:w="120" w:type="dxa"/>
+              <w:bottom w:w="80" w:type="dxa"/>
+              <w:right w:w="120" w:type="dxa"/>
+            </w:tcMar>
+          </w:tcPr>
+          <w:p>
+            <w:r>
+              <w:rPr>
+                <w:sz w:val="20"/>
+                <w:szCs w:val="20"/>
+              </w:rPr>
+              <w:t>1</w:t>
             </w:r>
           </w:p>
         </w:tc>
@@ -2437,34 +2396,29 @@
               <w:bottom w:val="single" w:sz="1" w:space="0" w:color="CCCCCC"/>
               <w:right w:val="single" w:sz="1" w:space="0" w:color="CCCCCC"/>
             </w:tcBorders>
-            <w:tcMar>
-              <w:top w:w="80" w:type="dxa"/>
-              <w:left w:w="120" w:type="dxa"/>
-              <w:bottom w:w="80" w:type="dxa"/>
-              <w:right w:w="120" w:type="dxa"/>
-            </w:tcMar>
-          </w:tcPr>
-          <w:p>
-            <w:pPr>
-              <w:spacing w:after="40"/>
-            </w:pPr>
-            <w:r>
-              <w:rPr>
-                <w:sz w:val="20"/>
-                <w:szCs w:val="20"/>
-              </w:rPr>
-              <w:t>Supports US_A12. Dashboard must load within 2 seconds.</w:t>
+            <w:shd w:val="clear" w:color="auto" w:fill="EBF5FB"/>
+            <w:tcMar>
+              <w:top w:w="80" w:type="dxa"/>
+              <w:left w:w="120" w:type="dxa"/>
+              <w:bottom w:w="80" w:type="dxa"/>
+              <w:right w:w="120" w:type="dxa"/>
+            </w:tcMar>
+          </w:tcPr>
+          <w:p>
+            <w:pPr>
+              <w:spacing w:after="40"/>
+            </w:pPr>
+            <w:r>
+              <w:rPr>
+                <w:sz w:val="20"/>
+                <w:szCs w:val="20"/>
+              </w:rPr>
+              <w:t>Notifications must be sent within 1 minute of the triggering event.</w:t>
             </w:r>
           </w:p>
         </w:tc>
       </w:tr>
       <w:tr>
-        <w:tblPrEx>
-          <w:tblCellMar>
-            <w:top w:w="0" w:type="dxa"/>
-            <w:bottom w:w="0" w:type="dxa"/>
-          </w:tblCellMar>
-        </w:tblPrEx>
         <w:tc>
           <w:tcPr>
             <w:tcW w:w="900" w:type="dxa"/>
@@ -2474,7 +2428,6 @@
               <w:bottom w:val="single" w:sz="1" w:space="0" w:color="CCCCCC"/>
               <w:right w:val="single" w:sz="1" w:space="0" w:color="CCCCCC"/>
             </w:tcBorders>
-            <w:shd w:val="clear" w:color="auto" w:fill="EBF5FB"/>
             <w:tcMar>
               <w:top w:w="80" w:type="dxa"/>
               <w:left w:w="120" w:type="dxa"/>
@@ -2490,7 +2443,7 @@
                 <w:sz w:val="20"/>
                 <w:szCs w:val="20"/>
               </w:rPr>
-              <w:t>FR_A16</w:t>
+              <w:t>FR_A17</w:t>
             </w:r>
           </w:p>
         </w:tc>
@@ -2503,24 +2456,23 @@
               <w:bottom w:val="single" w:sz="1" w:space="0" w:color="CCCCCC"/>
               <w:right w:val="single" w:sz="1" w:space="0" w:color="CCCCCC"/>
             </w:tcBorders>
-            <w:shd w:val="clear" w:color="auto" w:fill="EBF5FB"/>
-            <w:tcMar>
-              <w:top w:w="80" w:type="dxa"/>
-              <w:left w:w="120" w:type="dxa"/>
-              <w:bottom w:w="80" w:type="dxa"/>
-              <w:right w:w="120" w:type="dxa"/>
-            </w:tcMar>
-          </w:tcPr>
-          <w:p>
-            <w:pPr>
-              <w:spacing w:after="40"/>
-            </w:pPr>
-            <w:r>
-              <w:rPr>
-                <w:sz w:val="20"/>
-                <w:szCs w:val="20"/>
-              </w:rPr>
-              <w:t>The system shall send notifications (email/SMS) to patients and doctors upon appointment creation, rescheduling, cancellation, bill generation, and payment recording.</w:t>
+            <w:tcMar>
+              <w:top w:w="80" w:type="dxa"/>
+              <w:left w:w="120" w:type="dxa"/>
+              <w:bottom w:w="80" w:type="dxa"/>
+              <w:right w:w="120" w:type="dxa"/>
+            </w:tcMar>
+          </w:tcPr>
+          <w:p>
+            <w:pPr>
+              <w:spacing w:after="40"/>
+            </w:pPr>
+            <w:r>
+              <w:rPr>
+                <w:sz w:val="20"/>
+                <w:szCs w:val="20"/>
+              </w:rPr>
+              <w:t>The system shall implement role-based access control, restricting administrator access to non-clinical patient data, scheduling, billing, and staff management.</w:t>
             </w:r>
           </w:p>
         </w:tc>
@@ -2533,7 +2485,6 @@
               <w:bottom w:val="single" w:sz="1" w:space="0" w:color="CCCCCC"/>
               <w:right w:val="single" w:sz="1" w:space="0" w:color="CCCCCC"/>
             </w:tcBorders>
-            <w:shd w:val="clear" w:color="auto" w:fill="EBF5FB"/>
             <w:tcMar>
               <w:top w:w="80" w:type="dxa"/>
               <w:left w:w="120" w:type="dxa"/>
@@ -2560,155 +2511,28 @@
               <w:bottom w:val="single" w:sz="1" w:space="0" w:color="CCCCCC"/>
               <w:right w:val="single" w:sz="1" w:space="0" w:color="CCCCCC"/>
             </w:tcBorders>
-            <w:shd w:val="clear" w:color="auto" w:fill="EBF5FB"/>
-            <w:tcMar>
-              <w:top w:w="80" w:type="dxa"/>
-              <w:left w:w="120" w:type="dxa"/>
-              <w:bottom w:w="80" w:type="dxa"/>
-              <w:right w:w="120" w:type="dxa"/>
-            </w:tcMar>
-          </w:tcPr>
-          <w:p>
-            <w:pPr>
-              <w:spacing w:after="40"/>
-            </w:pPr>
-            <w:r>
-              <w:rPr>
-                <w:sz w:val="20"/>
-                <w:szCs w:val="20"/>
-              </w:rPr>
-              <w:t>Notifications must be sent within 1 minute of the triggering event.</w:t>
+            <w:tcMar>
+              <w:top w:w="80" w:type="dxa"/>
+              <w:left w:w="120" w:type="dxa"/>
+              <w:bottom w:w="80" w:type="dxa"/>
+              <w:right w:w="120" w:type="dxa"/>
+            </w:tcMar>
+          </w:tcPr>
+          <w:p>
+            <w:pPr>
+              <w:spacing w:after="40"/>
+            </w:pPr>
+            <w:r>
+              <w:rPr>
+                <w:sz w:val="20"/>
+                <w:szCs w:val="20"/>
+              </w:rPr>
+              <w:t>Administrators cannot edit medical records or lab results.</w:t>
             </w:r>
           </w:p>
         </w:tc>
       </w:tr>
       <w:tr>
-        <w:tblPrEx>
-          <w:tblCellMar>
-            <w:top w:w="0" w:type="dxa"/>
-            <w:bottom w:w="0" w:type="dxa"/>
-          </w:tblCellMar>
-        </w:tblPrEx>
-        <w:tc>
-          <w:tcPr>
-            <w:tcW w:w="900" w:type="dxa"/>
-            <w:tcBorders>
-              <w:top w:val="single" w:sz="1" w:space="0" w:color="CCCCCC"/>
-              <w:left w:val="single" w:sz="1" w:space="0" w:color="CCCCCC"/>
-              <w:bottom w:val="single" w:sz="1" w:space="0" w:color="CCCCCC"/>
-              <w:right w:val="single" w:sz="1" w:space="0" w:color="CCCCCC"/>
-            </w:tcBorders>
-            <w:tcMar>
-              <w:top w:w="80" w:type="dxa"/>
-              <w:left w:w="120" w:type="dxa"/>
-              <w:bottom w:w="80" w:type="dxa"/>
-              <w:right w:w="120" w:type="dxa"/>
-            </w:tcMar>
-          </w:tcPr>
-          <w:p>
-            <w:r>
-              <w:rPr>
-                <w:b/>
-                <w:bCs/>
-                <w:sz w:val="20"/>
-                <w:szCs w:val="20"/>
-              </w:rPr>
-              <w:t>FR_A17</w:t>
-            </w:r>
-          </w:p>
-        </w:tc>
-        <w:tc>
-          <w:tcPr>
-            <w:tcW w:w="5260" w:type="dxa"/>
-            <w:tcBorders>
-              <w:top w:val="single" w:sz="1" w:space="0" w:color="CCCCCC"/>
-              <w:left w:val="single" w:sz="1" w:space="0" w:color="CCCCCC"/>
-              <w:bottom w:val="single" w:sz="1" w:space="0" w:color="CCCCCC"/>
-              <w:right w:val="single" w:sz="1" w:space="0" w:color="CCCCCC"/>
-            </w:tcBorders>
-            <w:tcMar>
-              <w:top w:w="80" w:type="dxa"/>
-              <w:left w:w="120" w:type="dxa"/>
-              <w:bottom w:w="80" w:type="dxa"/>
-              <w:right w:w="120" w:type="dxa"/>
-            </w:tcMar>
-          </w:tcPr>
-          <w:p>
-            <w:pPr>
-              <w:spacing w:after="40"/>
-            </w:pPr>
-            <w:r>
-              <w:rPr>
-                <w:sz w:val="20"/>
-                <w:szCs w:val="20"/>
-              </w:rPr>
-              <w:t>The system shall implement role-based access control, restricting administrator access to non-clinical patient data, scheduling, billing, and staff management.</w:t>
-            </w:r>
-          </w:p>
-        </w:tc>
-        <w:tc>
-          <w:tcPr>
-            <w:tcW w:w="800" w:type="dxa"/>
-            <w:tcBorders>
-              <w:top w:val="single" w:sz="1" w:space="0" w:color="CCCCCC"/>
-              <w:left w:val="single" w:sz="1" w:space="0" w:color="CCCCCC"/>
-              <w:bottom w:val="single" w:sz="1" w:space="0" w:color="CCCCCC"/>
-              <w:right w:val="single" w:sz="1" w:space="0" w:color="CCCCCC"/>
-            </w:tcBorders>
-            <w:tcMar>
-              <w:top w:w="80" w:type="dxa"/>
-              <w:left w:w="120" w:type="dxa"/>
-              <w:bottom w:w="80" w:type="dxa"/>
-              <w:right w:w="120" w:type="dxa"/>
-            </w:tcMar>
-          </w:tcPr>
-          <w:p>
-            <w:r>
-              <w:rPr>
-                <w:sz w:val="20"/>
-                <w:szCs w:val="20"/>
-              </w:rPr>
-              <w:t>1</w:t>
-            </w:r>
-          </w:p>
-        </w:tc>
-        <w:tc>
-          <w:tcPr>
-            <w:tcW w:w="2400" w:type="dxa"/>
-            <w:tcBorders>
-              <w:top w:val="single" w:sz="1" w:space="0" w:color="CCCCCC"/>
-              <w:left w:val="single" w:sz="1" w:space="0" w:color="CCCCCC"/>
-              <w:bottom w:val="single" w:sz="1" w:space="0" w:color="CCCCCC"/>
-              <w:right w:val="single" w:sz="1" w:space="0" w:color="CCCCCC"/>
-            </w:tcBorders>
-            <w:tcMar>
-              <w:top w:w="80" w:type="dxa"/>
-              <w:left w:w="120" w:type="dxa"/>
-              <w:bottom w:w="80" w:type="dxa"/>
-              <w:right w:w="120" w:type="dxa"/>
-            </w:tcMar>
-          </w:tcPr>
-          <w:p>
-            <w:pPr>
-              <w:spacing w:after="40"/>
-            </w:pPr>
-            <w:r>
-              <w:rPr>
-                <w:sz w:val="20"/>
-                <w:szCs w:val="20"/>
-              </w:rPr>
-              <w:t>Administrators cannot edit medical records or lab results.</w:t>
-            </w:r>
-          </w:p>
-        </w:tc>
-      </w:tr>
-      <w:tr>
-        <w:tblPrEx>
-          <w:tblCellMar>
-            <w:top w:w="0" w:type="dxa"/>
-            <w:bottom w:w="0" w:type="dxa"/>
-          </w:tblCellMar>
-        </w:tblPrEx>
         <w:tc>
           <w:tcPr>
             <w:tcW w:w="900" w:type="dxa"/>
@@ -2876,12 +2700,6 @@
         <w:gridCol w:w="1354"/>
       </w:tblGrid>
       <w:tr>
-        <w:tblPrEx>
-          <w:tblCellMar>
-            <w:top w:w="0" w:type="dxa"/>
-            <w:bottom w:w="0" w:type="dxa"/>
-          </w:tblCellMar>
-        </w:tblPrEx>
         <w:tc>
           <w:tcPr>
             <w:tcW w:w="1400" w:type="dxa"/>
@@ -2932,7 +2750,6 @@
             <w:vAlign w:val="center"/>
           </w:tcPr>
           <w:p>
-            <w:proofErr w:type="spellStart"/>
             <w:r>
               <w:rPr>
                 <w:b/>
@@ -2941,9 +2758,29 @@
                 <w:sz w:val="20"/>
                 <w:szCs w:val="20"/>
               </w:rPr>
-              <w:t>Req</w:t>
-            </w:r>
-            <w:proofErr w:type="spellEnd"/>
+              <w:t>Req #</w:t>
+            </w:r>
+          </w:p>
+        </w:tc>
+        <w:tc>
+          <w:tcPr>
+            <w:tcW w:w="5660" w:type="dxa"/>
+            <w:tcBorders>
+              <w:top w:val="single" w:sz="1" w:space="0" w:color="CCCCCC"/>
+              <w:left w:val="single" w:sz="1" w:space="0" w:color="CCCCCC"/>
+              <w:bottom w:val="single" w:sz="1" w:space="0" w:color="CCCCCC"/>
+              <w:right w:val="single" w:sz="1" w:space="0" w:color="CCCCCC"/>
+            </w:tcBorders>
+            <w:shd w:val="clear" w:color="auto" w:fill="1B4F72"/>
+            <w:tcMar>
+              <w:top w:w="80" w:type="dxa"/>
+              <w:left w:w="120" w:type="dxa"/>
+              <w:bottom w:w="80" w:type="dxa"/>
+              <w:right w:w="120" w:type="dxa"/>
+            </w:tcMar>
+            <w:vAlign w:val="center"/>
+          </w:tcPr>
+          <w:p>
             <w:r>
               <w:rPr>
                 <w:b/>
@@ -2952,13 +2789,13 @@
                 <w:sz w:val="20"/>
                 <w:szCs w:val="20"/>
               </w:rPr>
-              <w:t xml:space="preserve"> #</w:t>
-            </w:r>
-          </w:p>
-        </w:tc>
-        <w:tc>
-          <w:tcPr>
-            <w:tcW w:w="5660" w:type="dxa"/>
+              <w:t>Requirement</w:t>
+            </w:r>
+          </w:p>
+        </w:tc>
+        <w:tc>
+          <w:tcPr>
+            <w:tcW w:w="1400" w:type="dxa"/>
             <w:tcBorders>
               <w:top w:val="single" w:sz="1" w:space="0" w:color="CCCCCC"/>
               <w:left w:val="single" w:sz="1" w:space="0" w:color="CCCCCC"/>
@@ -2983,10 +2820,12 @@
                 <w:sz w:val="20"/>
                 <w:szCs w:val="20"/>
               </w:rPr>
-              <w:t>Requirement</w:t>
-            </w:r>
-          </w:p>
-        </w:tc>
+              <w:t>Priority</w:t>
+            </w:r>
+          </w:p>
+        </w:tc>
+      </w:tr>
+      <w:tr>
         <w:tc>
           <w:tcPr>
             <w:tcW w:w="1400" w:type="dxa"/>
@@ -2996,36 +2835,110 @@
               <w:bottom w:val="single" w:sz="1" w:space="0" w:color="CCCCCC"/>
               <w:right w:val="single" w:sz="1" w:space="0" w:color="CCCCCC"/>
             </w:tcBorders>
-            <w:shd w:val="clear" w:color="auto" w:fill="1B4F72"/>
-            <w:tcMar>
-              <w:top w:w="80" w:type="dxa"/>
-              <w:left w:w="120" w:type="dxa"/>
-              <w:bottom w:w="80" w:type="dxa"/>
-              <w:right w:w="120" w:type="dxa"/>
-            </w:tcMar>
-            <w:vAlign w:val="center"/>
+            <w:tcMar>
+              <w:top w:w="80" w:type="dxa"/>
+              <w:left w:w="120" w:type="dxa"/>
+              <w:bottom w:w="80" w:type="dxa"/>
+              <w:right w:w="120" w:type="dxa"/>
+            </w:tcMar>
           </w:tcPr>
           <w:p>
             <w:r>
               <w:rPr>
                 <w:b/>
                 <w:bCs/>
-                <w:color w:val="FFFFFF"/>
-                <w:sz w:val="20"/>
-                <w:szCs w:val="20"/>
-              </w:rPr>
-              <w:t>Priority</w:t>
+                <w:sz w:val="20"/>
+                <w:szCs w:val="20"/>
+              </w:rPr>
+              <w:t>Usability</w:t>
+            </w:r>
+          </w:p>
+        </w:tc>
+        <w:tc>
+          <w:tcPr>
+            <w:tcW w:w="900" w:type="dxa"/>
+            <w:tcBorders>
+              <w:top w:val="single" w:sz="1" w:space="0" w:color="CCCCCC"/>
+              <w:left w:val="single" w:sz="1" w:space="0" w:color="CCCCCC"/>
+              <w:bottom w:val="single" w:sz="1" w:space="0" w:color="CCCCCC"/>
+              <w:right w:val="single" w:sz="1" w:space="0" w:color="CCCCCC"/>
+            </w:tcBorders>
+            <w:tcMar>
+              <w:top w:w="80" w:type="dxa"/>
+              <w:left w:w="120" w:type="dxa"/>
+              <w:bottom w:w="80" w:type="dxa"/>
+              <w:right w:w="120" w:type="dxa"/>
+            </w:tcMar>
+          </w:tcPr>
+          <w:p>
+            <w:r>
+              <w:rPr>
+                <w:b/>
+                <w:bCs/>
+                <w:sz w:val="20"/>
+                <w:szCs w:val="20"/>
+              </w:rPr>
+              <w:t>NFR_A01</w:t>
+            </w:r>
+          </w:p>
+        </w:tc>
+        <w:tc>
+          <w:tcPr>
+            <w:tcW w:w="5660" w:type="dxa"/>
+            <w:tcBorders>
+              <w:top w:val="single" w:sz="1" w:space="0" w:color="CCCCCC"/>
+              <w:left w:val="single" w:sz="1" w:space="0" w:color="CCCCCC"/>
+              <w:bottom w:val="single" w:sz="1" w:space="0" w:color="CCCCCC"/>
+              <w:right w:val="single" w:sz="1" w:space="0" w:color="CCCCCC"/>
+            </w:tcBorders>
+            <w:tcMar>
+              <w:top w:w="80" w:type="dxa"/>
+              <w:left w:w="120" w:type="dxa"/>
+              <w:bottom w:w="80" w:type="dxa"/>
+              <w:right w:w="120" w:type="dxa"/>
+            </w:tcMar>
+          </w:tcPr>
+          <w:p>
+            <w:pPr>
+              <w:spacing w:after="40"/>
+            </w:pPr>
+            <w:r>
+              <w:rPr>
+                <w:sz w:val="20"/>
+                <w:szCs w:val="20"/>
+              </w:rPr>
+              <w:t>The administrator interface shall follow a consistent sidebar navigation pattern with clearly labeled sections (Dashboard, Patients, Appointments, Rooms, Doctors, Services, Billing, Reports).</w:t>
+            </w:r>
+          </w:p>
+        </w:tc>
+        <w:tc>
+          <w:tcPr>
+            <w:tcW w:w="1400" w:type="dxa"/>
+            <w:tcBorders>
+              <w:top w:val="single" w:sz="1" w:space="0" w:color="CCCCCC"/>
+              <w:left w:val="single" w:sz="1" w:space="0" w:color="CCCCCC"/>
+              <w:bottom w:val="single" w:sz="1" w:space="0" w:color="CCCCCC"/>
+              <w:right w:val="single" w:sz="1" w:space="0" w:color="CCCCCC"/>
+            </w:tcBorders>
+            <w:tcMar>
+              <w:top w:w="80" w:type="dxa"/>
+              <w:left w:w="120" w:type="dxa"/>
+              <w:bottom w:w="80" w:type="dxa"/>
+              <w:right w:w="120" w:type="dxa"/>
+            </w:tcMar>
+          </w:tcPr>
+          <w:p>
+            <w:r>
+              <w:rPr>
+                <w:sz w:val="20"/>
+                <w:szCs w:val="20"/>
+              </w:rPr>
+              <w:t>1</w:t>
             </w:r>
           </w:p>
         </w:tc>
       </w:tr>
       <w:tr>
-        <w:tblPrEx>
-          <w:tblCellMar>
-            <w:top w:w="0" w:type="dxa"/>
-            <w:bottom w:w="0" w:type="dxa"/>
-          </w:tblCellMar>
-        </w:tblPrEx>
         <w:tc>
           <w:tcPr>
             <w:tcW w:w="1400" w:type="dxa"/>
@@ -3035,6 +2948,7 @@
               <w:bottom w:val="single" w:sz="1" w:space="0" w:color="CCCCCC"/>
               <w:right w:val="single" w:sz="1" w:space="0" w:color="CCCCCC"/>
             </w:tcBorders>
+            <w:shd w:val="clear" w:color="auto" w:fill="EBF5FB"/>
             <w:tcMar>
               <w:top w:w="80" w:type="dxa"/>
               <w:left w:w="120" w:type="dxa"/>
@@ -3063,6 +2977,7 @@
               <w:bottom w:val="single" w:sz="1" w:space="0" w:color="CCCCCC"/>
               <w:right w:val="single" w:sz="1" w:space="0" w:color="CCCCCC"/>
             </w:tcBorders>
+            <w:shd w:val="clear" w:color="auto" w:fill="EBF5FB"/>
             <w:tcMar>
               <w:top w:w="80" w:type="dxa"/>
               <w:left w:w="120" w:type="dxa"/>
@@ -3078,7 +2993,7 @@
                 <w:sz w:val="20"/>
                 <w:szCs w:val="20"/>
               </w:rPr>
-              <w:t>NFR_A01</w:t>
+              <w:t>NFR_A02</w:t>
             </w:r>
           </w:p>
         </w:tc>
@@ -3091,39 +3006,24 @@
               <w:bottom w:val="single" w:sz="1" w:space="0" w:color="CCCCCC"/>
               <w:right w:val="single" w:sz="1" w:space="0" w:color="CCCCCC"/>
             </w:tcBorders>
-            <w:tcMar>
-              <w:top w:w="80" w:type="dxa"/>
-              <w:left w:w="120" w:type="dxa"/>
-              <w:bottom w:w="80" w:type="dxa"/>
-              <w:right w:w="120" w:type="dxa"/>
-            </w:tcMar>
-          </w:tcPr>
-          <w:p>
-            <w:pPr>
-              <w:spacing w:after="40"/>
-            </w:pPr>
-            <w:r>
-              <w:rPr>
-                <w:sz w:val="20"/>
-                <w:szCs w:val="20"/>
-              </w:rPr>
-              <w:t xml:space="preserve">The administrator interface shall follow a consistent sidebar navigation pattern with clearly </w:t>
-            </w:r>
-            <w:proofErr w:type="spellStart"/>
-            <w:r>
-              <w:rPr>
-                <w:sz w:val="20"/>
-                <w:szCs w:val="20"/>
-              </w:rPr>
-              <w:t>labeled</w:t>
-            </w:r>
-            <w:proofErr w:type="spellEnd"/>
-            <w:r>
-              <w:rPr>
-                <w:sz w:val="20"/>
-                <w:szCs w:val="20"/>
-              </w:rPr>
-              <w:t xml:space="preserve"> sections (Dashboard, Patients, Appointments, Rooms, Doctors, Services, Billing, Reports).</w:t>
+            <w:shd w:val="clear" w:color="auto" w:fill="EBF5FB"/>
+            <w:tcMar>
+              <w:top w:w="80" w:type="dxa"/>
+              <w:left w:w="120" w:type="dxa"/>
+              <w:bottom w:w="80" w:type="dxa"/>
+              <w:right w:w="120" w:type="dxa"/>
+            </w:tcMar>
+          </w:tcPr>
+          <w:p>
+            <w:pPr>
+              <w:spacing w:after="40"/>
+            </w:pPr>
+            <w:r>
+              <w:rPr>
+                <w:sz w:val="20"/>
+                <w:szCs w:val="20"/>
+              </w:rPr>
+              <w:t>All administrator forms shall provide inline validation with descriptive error messages (e.g., ‘National ID must be 10 characters’) before submission.</w:t>
             </w:r>
           </w:p>
         </w:tc>
@@ -3136,6 +3036,7 @@
               <w:bottom w:val="single" w:sz="1" w:space="0" w:color="CCCCCC"/>
               <w:right w:val="single" w:sz="1" w:space="0" w:color="CCCCCC"/>
             </w:tcBorders>
+            <w:shd w:val="clear" w:color="auto" w:fill="EBF5FB"/>
             <w:tcMar>
               <w:top w:w="80" w:type="dxa"/>
               <w:left w:w="120" w:type="dxa"/>
@@ -3155,12 +3056,6 @@
         </w:tc>
       </w:tr>
       <w:tr>
-        <w:tblPrEx>
-          <w:tblCellMar>
-            <w:top w:w="0" w:type="dxa"/>
-            <w:bottom w:w="0" w:type="dxa"/>
-          </w:tblCellMar>
-        </w:tblPrEx>
         <w:tc>
           <w:tcPr>
             <w:tcW w:w="1400" w:type="dxa"/>
@@ -3170,7 +3065,6 @@
               <w:bottom w:val="single" w:sz="1" w:space="0" w:color="CCCCCC"/>
               <w:right w:val="single" w:sz="1" w:space="0" w:color="CCCCCC"/>
             </w:tcBorders>
-            <w:shd w:val="clear" w:color="auto" w:fill="EBF5FB"/>
             <w:tcMar>
               <w:top w:w="80" w:type="dxa"/>
               <w:left w:w="120" w:type="dxa"/>
@@ -3199,7 +3093,6 @@
               <w:bottom w:val="single" w:sz="1" w:space="0" w:color="CCCCCC"/>
               <w:right w:val="single" w:sz="1" w:space="0" w:color="CCCCCC"/>
             </w:tcBorders>
-            <w:shd w:val="clear" w:color="auto" w:fill="EBF5FB"/>
             <w:tcMar>
               <w:top w:w="80" w:type="dxa"/>
               <w:left w:w="120" w:type="dxa"/>
@@ -3215,7 +3108,7 @@
                 <w:sz w:val="20"/>
                 <w:szCs w:val="20"/>
               </w:rPr>
-              <w:t>NFR_A02</w:t>
+              <w:t>NFR_A03</w:t>
             </w:r>
           </w:p>
         </w:tc>
@@ -3228,24 +3121,23 @@
               <w:bottom w:val="single" w:sz="1" w:space="0" w:color="CCCCCC"/>
               <w:right w:val="single" w:sz="1" w:space="0" w:color="CCCCCC"/>
             </w:tcBorders>
-            <w:shd w:val="clear" w:color="auto" w:fill="EBF5FB"/>
-            <w:tcMar>
-              <w:top w:w="80" w:type="dxa"/>
-              <w:left w:w="120" w:type="dxa"/>
-              <w:bottom w:w="80" w:type="dxa"/>
-              <w:right w:w="120" w:type="dxa"/>
-            </w:tcMar>
-          </w:tcPr>
-          <w:p>
-            <w:pPr>
-              <w:spacing w:after="40"/>
-            </w:pPr>
-            <w:r>
-              <w:rPr>
-                <w:sz w:val="20"/>
-                <w:szCs w:val="20"/>
-              </w:rPr>
-              <w:t>All administrator forms shall provide inline validation with descriptive error messages (e.g., ‘National ID must be 10 characters’) before submission.</w:t>
+            <w:tcMar>
+              <w:top w:w="80" w:type="dxa"/>
+              <w:left w:w="120" w:type="dxa"/>
+              <w:bottom w:w="80" w:type="dxa"/>
+              <w:right w:w="120" w:type="dxa"/>
+            </w:tcMar>
+          </w:tcPr>
+          <w:p>
+            <w:pPr>
+              <w:spacing w:after="40"/>
+            </w:pPr>
+            <w:r>
+              <w:rPr>
+                <w:sz w:val="20"/>
+                <w:szCs w:val="20"/>
+              </w:rPr>
+              <w:t>The system shall provide contextual help tooltips on complex fields during first-time use.</w:t>
             </w:r>
           </w:p>
         </w:tc>
@@ -3258,32 +3150,25 @@
               <w:bottom w:val="single" w:sz="1" w:space="0" w:color="CCCCCC"/>
               <w:right w:val="single" w:sz="1" w:space="0" w:color="CCCCCC"/>
             </w:tcBorders>
-            <w:shd w:val="clear" w:color="auto" w:fill="EBF5FB"/>
-            <w:tcMar>
-              <w:top w:w="80" w:type="dxa"/>
-              <w:left w:w="120" w:type="dxa"/>
-              <w:bottom w:w="80" w:type="dxa"/>
-              <w:right w:w="120" w:type="dxa"/>
-            </w:tcMar>
-          </w:tcPr>
-          <w:p>
-            <w:r>
-              <w:rPr>
-                <w:sz w:val="20"/>
-                <w:szCs w:val="20"/>
-              </w:rPr>
-              <w:t>1</w:t>
+            <w:tcMar>
+              <w:top w:w="80" w:type="dxa"/>
+              <w:left w:w="120" w:type="dxa"/>
+              <w:bottom w:w="80" w:type="dxa"/>
+              <w:right w:w="120" w:type="dxa"/>
+            </w:tcMar>
+          </w:tcPr>
+          <w:p>
+            <w:r>
+              <w:rPr>
+                <w:sz w:val="20"/>
+                <w:szCs w:val="20"/>
+              </w:rPr>
+              <w:t>3</w:t>
             </w:r>
           </w:p>
         </w:tc>
       </w:tr>
       <w:tr>
-        <w:tblPrEx>
-          <w:tblCellMar>
-            <w:top w:w="0" w:type="dxa"/>
-            <w:bottom w:w="0" w:type="dxa"/>
-          </w:tblCellMar>
-        </w:tblPrEx>
         <w:tc>
           <w:tcPr>
             <w:tcW w:w="1400" w:type="dxa"/>
@@ -3293,6 +3178,7 @@
               <w:bottom w:val="single" w:sz="1" w:space="0" w:color="CCCCCC"/>
               <w:right w:val="single" w:sz="1" w:space="0" w:color="CCCCCC"/>
             </w:tcBorders>
+            <w:shd w:val="clear" w:color="auto" w:fill="EBF5FB"/>
             <w:tcMar>
               <w:top w:w="80" w:type="dxa"/>
               <w:left w:w="120" w:type="dxa"/>
@@ -3308,7 +3194,7 @@
                 <w:sz w:val="20"/>
                 <w:szCs w:val="20"/>
               </w:rPr>
-              <w:t>Usability</w:t>
+              <w:t>Performance</w:t>
             </w:r>
           </w:p>
         </w:tc>
@@ -3321,6 +3207,7 @@
               <w:bottom w:val="single" w:sz="1" w:space="0" w:color="CCCCCC"/>
               <w:right w:val="single" w:sz="1" w:space="0" w:color="CCCCCC"/>
             </w:tcBorders>
+            <w:shd w:val="clear" w:color="auto" w:fill="EBF5FB"/>
             <w:tcMar>
               <w:top w:w="80" w:type="dxa"/>
               <w:left w:w="120" w:type="dxa"/>
@@ -3336,7 +3223,7 @@
                 <w:sz w:val="20"/>
                 <w:szCs w:val="20"/>
               </w:rPr>
-              <w:t>NFR_A03</w:t>
+              <w:t>NFR_A04</w:t>
             </w:r>
           </w:p>
         </w:tc>
@@ -3349,23 +3236,24 @@
               <w:bottom w:val="single" w:sz="1" w:space="0" w:color="CCCCCC"/>
               <w:right w:val="single" w:sz="1" w:space="0" w:color="CCCCCC"/>
             </w:tcBorders>
-            <w:tcMar>
-              <w:top w:w="80" w:type="dxa"/>
-              <w:left w:w="120" w:type="dxa"/>
-              <w:bottom w:w="80" w:type="dxa"/>
-              <w:right w:w="120" w:type="dxa"/>
-            </w:tcMar>
-          </w:tcPr>
-          <w:p>
-            <w:pPr>
-              <w:spacing w:after="40"/>
-            </w:pPr>
-            <w:r>
-              <w:rPr>
-                <w:sz w:val="20"/>
-                <w:szCs w:val="20"/>
-              </w:rPr>
-              <w:t>The system shall provide contextual help tooltips on complex fields during first-time use.</w:t>
+            <w:shd w:val="clear" w:color="auto" w:fill="EBF5FB"/>
+            <w:tcMar>
+              <w:top w:w="80" w:type="dxa"/>
+              <w:left w:w="120" w:type="dxa"/>
+              <w:bottom w:w="80" w:type="dxa"/>
+              <w:right w:w="120" w:type="dxa"/>
+            </w:tcMar>
+          </w:tcPr>
+          <w:p>
+            <w:pPr>
+              <w:spacing w:after="40"/>
+            </w:pPr>
+            <w:r>
+              <w:rPr>
+                <w:sz w:val="20"/>
+                <w:szCs w:val="20"/>
+              </w:rPr>
+              <w:t>The administrator dashboard shall load within 2 seconds under normal network conditions.</w:t>
             </w:r>
           </w:p>
         </w:tc>
@@ -3378,31 +3266,26 @@
               <w:bottom w:val="single" w:sz="1" w:space="0" w:color="CCCCCC"/>
               <w:right w:val="single" w:sz="1" w:space="0" w:color="CCCCCC"/>
             </w:tcBorders>
-            <w:tcMar>
-              <w:top w:w="80" w:type="dxa"/>
-              <w:left w:w="120" w:type="dxa"/>
-              <w:bottom w:w="80" w:type="dxa"/>
-              <w:right w:w="120" w:type="dxa"/>
-            </w:tcMar>
-          </w:tcPr>
-          <w:p>
-            <w:r>
-              <w:rPr>
-                <w:sz w:val="20"/>
-                <w:szCs w:val="20"/>
-              </w:rPr>
-              <w:t>3</w:t>
+            <w:shd w:val="clear" w:color="auto" w:fill="EBF5FB"/>
+            <w:tcMar>
+              <w:top w:w="80" w:type="dxa"/>
+              <w:left w:w="120" w:type="dxa"/>
+              <w:bottom w:w="80" w:type="dxa"/>
+              <w:right w:w="120" w:type="dxa"/>
+            </w:tcMar>
+          </w:tcPr>
+          <w:p>
+            <w:r>
+              <w:rPr>
+                <w:sz w:val="20"/>
+                <w:szCs w:val="20"/>
+              </w:rPr>
+              <w:t>1</w:t>
             </w:r>
           </w:p>
         </w:tc>
       </w:tr>
       <w:tr>
-        <w:tblPrEx>
-          <w:tblCellMar>
-            <w:top w:w="0" w:type="dxa"/>
-            <w:bottom w:w="0" w:type="dxa"/>
-          </w:tblCellMar>
-        </w:tblPrEx>
         <w:tc>
           <w:tcPr>
             <w:tcW w:w="1400" w:type="dxa"/>
@@ -3412,7 +3295,6 @@
               <w:bottom w:val="single" w:sz="1" w:space="0" w:color="CCCCCC"/>
               <w:right w:val="single" w:sz="1" w:space="0" w:color="CCCCCC"/>
             </w:tcBorders>
-            <w:shd w:val="clear" w:color="auto" w:fill="EBF5FB"/>
             <w:tcMar>
               <w:top w:w="80" w:type="dxa"/>
               <w:left w:w="120" w:type="dxa"/>
@@ -3441,7 +3323,6 @@
               <w:bottom w:val="single" w:sz="1" w:space="0" w:color="CCCCCC"/>
               <w:right w:val="single" w:sz="1" w:space="0" w:color="CCCCCC"/>
             </w:tcBorders>
-            <w:shd w:val="clear" w:color="auto" w:fill="EBF5FB"/>
             <w:tcMar>
               <w:top w:w="80" w:type="dxa"/>
               <w:left w:w="120" w:type="dxa"/>
@@ -3457,7 +3338,7 @@
                 <w:sz w:val="20"/>
                 <w:szCs w:val="20"/>
               </w:rPr>
-              <w:t>NFR_A04</w:t>
+              <w:t>NFR_A05</w:t>
             </w:r>
           </w:p>
         </w:tc>
@@ -3470,24 +3351,23 @@
               <w:bottom w:val="single" w:sz="1" w:space="0" w:color="CCCCCC"/>
               <w:right w:val="single" w:sz="1" w:space="0" w:color="CCCCCC"/>
             </w:tcBorders>
-            <w:shd w:val="clear" w:color="auto" w:fill="EBF5FB"/>
-            <w:tcMar>
-              <w:top w:w="80" w:type="dxa"/>
-              <w:left w:w="120" w:type="dxa"/>
-              <w:bottom w:w="80" w:type="dxa"/>
-              <w:right w:w="120" w:type="dxa"/>
-            </w:tcMar>
-          </w:tcPr>
-          <w:p>
-            <w:pPr>
-              <w:spacing w:after="40"/>
-            </w:pPr>
-            <w:r>
-              <w:rPr>
-                <w:sz w:val="20"/>
-                <w:szCs w:val="20"/>
-              </w:rPr>
-              <w:t>The administrator dashboard shall load within 2 seconds under normal network conditions.</w:t>
+            <w:tcMar>
+              <w:top w:w="80" w:type="dxa"/>
+              <w:left w:w="120" w:type="dxa"/>
+              <w:bottom w:w="80" w:type="dxa"/>
+              <w:right w:w="120" w:type="dxa"/>
+            </w:tcMar>
+          </w:tcPr>
+          <w:p>
+            <w:pPr>
+              <w:spacing w:after="40"/>
+            </w:pPr>
+            <w:r>
+              <w:rPr>
+                <w:sz w:val="20"/>
+                <w:szCs w:val="20"/>
+              </w:rPr>
+              <w:t>Patient search results shall begin appearing within 500 milliseconds of the administrator typing 2 or more characters.</w:t>
             </w:r>
           </w:p>
         </w:tc>
@@ -3500,7 +3380,6 @@
               <w:bottom w:val="single" w:sz="1" w:space="0" w:color="CCCCCC"/>
               <w:right w:val="single" w:sz="1" w:space="0" w:color="CCCCCC"/>
             </w:tcBorders>
-            <w:shd w:val="clear" w:color="auto" w:fill="EBF5FB"/>
             <w:tcMar>
               <w:top w:w="80" w:type="dxa"/>
               <w:left w:w="120" w:type="dxa"/>
@@ -3520,12 +3399,6 @@
         </w:tc>
       </w:tr>
       <w:tr>
-        <w:tblPrEx>
-          <w:tblCellMar>
-            <w:top w:w="0" w:type="dxa"/>
-            <w:bottom w:w="0" w:type="dxa"/>
-          </w:tblCellMar>
-        </w:tblPrEx>
         <w:tc>
           <w:tcPr>
             <w:tcW w:w="1400" w:type="dxa"/>
@@ -3535,6 +3408,7 @@
               <w:bottom w:val="single" w:sz="1" w:space="0" w:color="CCCCCC"/>
               <w:right w:val="single" w:sz="1" w:space="0" w:color="CCCCCC"/>
             </w:tcBorders>
+            <w:shd w:val="clear" w:color="auto" w:fill="EBF5FB"/>
             <w:tcMar>
               <w:top w:w="80" w:type="dxa"/>
               <w:left w:w="120" w:type="dxa"/>
@@ -3563,6 +3437,7 @@
               <w:bottom w:val="single" w:sz="1" w:space="0" w:color="CCCCCC"/>
               <w:right w:val="single" w:sz="1" w:space="0" w:color="CCCCCC"/>
             </w:tcBorders>
+            <w:shd w:val="clear" w:color="auto" w:fill="EBF5FB"/>
             <w:tcMar>
               <w:top w:w="80" w:type="dxa"/>
               <w:left w:w="120" w:type="dxa"/>
@@ -3578,7 +3453,7 @@
                 <w:sz w:val="20"/>
                 <w:szCs w:val="20"/>
               </w:rPr>
-              <w:t>NFR_A05</w:t>
+              <w:t>NFR_A06</w:t>
             </w:r>
           </w:p>
         </w:tc>
@@ -3591,23 +3466,24 @@
               <w:bottom w:val="single" w:sz="1" w:space="0" w:color="CCCCCC"/>
               <w:right w:val="single" w:sz="1" w:space="0" w:color="CCCCCC"/>
             </w:tcBorders>
-            <w:tcMar>
-              <w:top w:w="80" w:type="dxa"/>
-              <w:left w:w="120" w:type="dxa"/>
-              <w:bottom w:w="80" w:type="dxa"/>
-              <w:right w:w="120" w:type="dxa"/>
-            </w:tcMar>
-          </w:tcPr>
-          <w:p>
-            <w:pPr>
-              <w:spacing w:after="40"/>
-            </w:pPr>
-            <w:r>
-              <w:rPr>
-                <w:sz w:val="20"/>
-                <w:szCs w:val="20"/>
-              </w:rPr>
-              <w:t>Patient search results shall begin appearing within 500 milliseconds of the administrator typing 2 or more characters.</w:t>
+            <w:shd w:val="clear" w:color="auto" w:fill="EBF5FB"/>
+            <w:tcMar>
+              <w:top w:w="80" w:type="dxa"/>
+              <w:left w:w="120" w:type="dxa"/>
+              <w:bottom w:w="80" w:type="dxa"/>
+              <w:right w:w="120" w:type="dxa"/>
+            </w:tcMar>
+          </w:tcPr>
+          <w:p>
+            <w:pPr>
+              <w:spacing w:after="40"/>
+            </w:pPr>
+            <w:r>
+              <w:rPr>
+                <w:sz w:val="20"/>
+                <w:szCs w:val="20"/>
+              </w:rPr>
+              <w:t>Report generation shall complete within 10 seconds for date ranges up to 3 months.</w:t>
             </w:r>
           </w:p>
         </w:tc>
@@ -3620,31 +3496,26 @@
               <w:bottom w:val="single" w:sz="1" w:space="0" w:color="CCCCCC"/>
               <w:right w:val="single" w:sz="1" w:space="0" w:color="CCCCCC"/>
             </w:tcBorders>
-            <w:tcMar>
-              <w:top w:w="80" w:type="dxa"/>
-              <w:left w:w="120" w:type="dxa"/>
-              <w:bottom w:w="80" w:type="dxa"/>
-              <w:right w:w="120" w:type="dxa"/>
-            </w:tcMar>
-          </w:tcPr>
-          <w:p>
-            <w:r>
-              <w:rPr>
-                <w:sz w:val="20"/>
-                <w:szCs w:val="20"/>
-              </w:rPr>
-              <w:t>1</w:t>
+            <w:shd w:val="clear" w:color="auto" w:fill="EBF5FB"/>
+            <w:tcMar>
+              <w:top w:w="80" w:type="dxa"/>
+              <w:left w:w="120" w:type="dxa"/>
+              <w:bottom w:w="80" w:type="dxa"/>
+              <w:right w:w="120" w:type="dxa"/>
+            </w:tcMar>
+          </w:tcPr>
+          <w:p>
+            <w:r>
+              <w:rPr>
+                <w:sz w:val="20"/>
+                <w:szCs w:val="20"/>
+              </w:rPr>
+              <w:t>2</w:t>
             </w:r>
           </w:p>
         </w:tc>
       </w:tr>
       <w:tr>
-        <w:tblPrEx>
-          <w:tblCellMar>
-            <w:top w:w="0" w:type="dxa"/>
-            <w:bottom w:w="0" w:type="dxa"/>
-          </w:tblCellMar>
-        </w:tblPrEx>
         <w:tc>
           <w:tcPr>
             <w:tcW w:w="1400" w:type="dxa"/>
@@ -3654,7 +3525,6 @@
               <w:bottom w:val="single" w:sz="1" w:space="0" w:color="CCCCCC"/>
               <w:right w:val="single" w:sz="1" w:space="0" w:color="CCCCCC"/>
             </w:tcBorders>
-            <w:shd w:val="clear" w:color="auto" w:fill="EBF5FB"/>
             <w:tcMar>
               <w:top w:w="80" w:type="dxa"/>
               <w:left w:w="120" w:type="dxa"/>
@@ -3670,7 +3540,7 @@
                 <w:sz w:val="20"/>
                 <w:szCs w:val="20"/>
               </w:rPr>
-              <w:t>Performance</w:t>
+              <w:t>Security</w:t>
             </w:r>
           </w:p>
         </w:tc>
@@ -3683,7 +3553,6 @@
               <w:bottom w:val="single" w:sz="1" w:space="0" w:color="CCCCCC"/>
               <w:right w:val="single" w:sz="1" w:space="0" w:color="CCCCCC"/>
             </w:tcBorders>
-            <w:shd w:val="clear" w:color="auto" w:fill="EBF5FB"/>
             <w:tcMar>
               <w:top w:w="80" w:type="dxa"/>
               <w:left w:w="120" w:type="dxa"/>
@@ -3699,7 +3568,7 @@
                 <w:sz w:val="20"/>
                 <w:szCs w:val="20"/>
               </w:rPr>
-              <w:t>NFR_A06</w:t>
+              <w:t>NFR_A07</w:t>
             </w:r>
           </w:p>
         </w:tc>
@@ -3712,24 +3581,23 @@
               <w:bottom w:val="single" w:sz="1" w:space="0" w:color="CCCCCC"/>
               <w:right w:val="single" w:sz="1" w:space="0" w:color="CCCCCC"/>
             </w:tcBorders>
-            <w:shd w:val="clear" w:color="auto" w:fill="EBF5FB"/>
-            <w:tcMar>
-              <w:top w:w="80" w:type="dxa"/>
-              <w:left w:w="120" w:type="dxa"/>
-              <w:bottom w:w="80" w:type="dxa"/>
-              <w:right w:w="120" w:type="dxa"/>
-            </w:tcMar>
-          </w:tcPr>
-          <w:p>
-            <w:pPr>
-              <w:spacing w:after="40"/>
-            </w:pPr>
-            <w:r>
-              <w:rPr>
-                <w:sz w:val="20"/>
-                <w:szCs w:val="20"/>
-              </w:rPr>
-              <w:t>Report generation shall complete within 10 seconds for date ranges up to 3 months.</w:t>
+            <w:tcMar>
+              <w:top w:w="80" w:type="dxa"/>
+              <w:left w:w="120" w:type="dxa"/>
+              <w:bottom w:w="80" w:type="dxa"/>
+              <w:right w:w="120" w:type="dxa"/>
+            </w:tcMar>
+          </w:tcPr>
+          <w:p>
+            <w:pPr>
+              <w:spacing w:after="40"/>
+            </w:pPr>
+            <w:r>
+              <w:rPr>
+                <w:sz w:val="20"/>
+                <w:szCs w:val="20"/>
+              </w:rPr>
+              <w:t>Administrator passwords shall be stored using bcrypt hashing; plain-text storage is prohibited.</w:t>
             </w:r>
           </w:p>
         </w:tc>
@@ -3742,32 +3610,25 @@
               <w:bottom w:val="single" w:sz="1" w:space="0" w:color="CCCCCC"/>
               <w:right w:val="single" w:sz="1" w:space="0" w:color="CCCCCC"/>
             </w:tcBorders>
-            <w:shd w:val="clear" w:color="auto" w:fill="EBF5FB"/>
-            <w:tcMar>
-              <w:top w:w="80" w:type="dxa"/>
-              <w:left w:w="120" w:type="dxa"/>
-              <w:bottom w:w="80" w:type="dxa"/>
-              <w:right w:w="120" w:type="dxa"/>
-            </w:tcMar>
-          </w:tcPr>
-          <w:p>
-            <w:r>
-              <w:rPr>
-                <w:sz w:val="20"/>
-                <w:szCs w:val="20"/>
-              </w:rPr>
-              <w:t>2</w:t>
+            <w:tcMar>
+              <w:top w:w="80" w:type="dxa"/>
+              <w:left w:w="120" w:type="dxa"/>
+              <w:bottom w:w="80" w:type="dxa"/>
+              <w:right w:w="120" w:type="dxa"/>
+            </w:tcMar>
+          </w:tcPr>
+          <w:p>
+            <w:r>
+              <w:rPr>
+                <w:sz w:val="20"/>
+                <w:szCs w:val="20"/>
+              </w:rPr>
+              <w:t>1</w:t>
             </w:r>
           </w:p>
         </w:tc>
       </w:tr>
       <w:tr>
-        <w:tblPrEx>
-          <w:tblCellMar>
-            <w:top w:w="0" w:type="dxa"/>
-            <w:bottom w:w="0" w:type="dxa"/>
-          </w:tblCellMar>
-        </w:tblPrEx>
         <w:tc>
           <w:tcPr>
             <w:tcW w:w="1400" w:type="dxa"/>
@@ -3777,6 +3638,7 @@
               <w:bottom w:val="single" w:sz="1" w:space="0" w:color="CCCCCC"/>
               <w:right w:val="single" w:sz="1" w:space="0" w:color="CCCCCC"/>
             </w:tcBorders>
+            <w:shd w:val="clear" w:color="auto" w:fill="EBF5FB"/>
             <w:tcMar>
               <w:top w:w="80" w:type="dxa"/>
               <w:left w:w="120" w:type="dxa"/>
@@ -3805,6 +3667,7 @@
               <w:bottom w:val="single" w:sz="1" w:space="0" w:color="CCCCCC"/>
               <w:right w:val="single" w:sz="1" w:space="0" w:color="CCCCCC"/>
             </w:tcBorders>
+            <w:shd w:val="clear" w:color="auto" w:fill="EBF5FB"/>
             <w:tcMar>
               <w:top w:w="80" w:type="dxa"/>
               <w:left w:w="120" w:type="dxa"/>
@@ -3820,7 +3683,7 @@
                 <w:sz w:val="20"/>
                 <w:szCs w:val="20"/>
               </w:rPr>
-              <w:t>NFR_A07</w:t>
+              <w:t>NFR_A08</w:t>
             </w:r>
           </w:p>
         </w:tc>
@@ -3833,39 +3696,24 @@
               <w:bottom w:val="single" w:sz="1" w:space="0" w:color="CCCCCC"/>
               <w:right w:val="single" w:sz="1" w:space="0" w:color="CCCCCC"/>
             </w:tcBorders>
-            <w:tcMar>
-              <w:top w:w="80" w:type="dxa"/>
-              <w:left w:w="120" w:type="dxa"/>
-              <w:bottom w:w="80" w:type="dxa"/>
-              <w:right w:w="120" w:type="dxa"/>
-            </w:tcMar>
-          </w:tcPr>
-          <w:p>
-            <w:pPr>
-              <w:spacing w:after="40"/>
-            </w:pPr>
-            <w:r>
-              <w:rPr>
-                <w:sz w:val="20"/>
-                <w:szCs w:val="20"/>
-              </w:rPr>
-              <w:t xml:space="preserve">Administrator passwords shall be stored using </w:t>
-            </w:r>
-            <w:proofErr w:type="spellStart"/>
-            <w:r>
-              <w:rPr>
-                <w:sz w:val="20"/>
-                <w:szCs w:val="20"/>
-              </w:rPr>
-              <w:t>bcrypt</w:t>
-            </w:r>
-            <w:proofErr w:type="spellEnd"/>
-            <w:r>
-              <w:rPr>
-                <w:sz w:val="20"/>
-                <w:szCs w:val="20"/>
-              </w:rPr>
-              <w:t xml:space="preserve"> hashing; plain-text storage is prohibited.</w:t>
+            <w:shd w:val="clear" w:color="auto" w:fill="EBF5FB"/>
+            <w:tcMar>
+              <w:top w:w="80" w:type="dxa"/>
+              <w:left w:w="120" w:type="dxa"/>
+              <w:bottom w:w="80" w:type="dxa"/>
+              <w:right w:w="120" w:type="dxa"/>
+            </w:tcMar>
+          </w:tcPr>
+          <w:p>
+            <w:pPr>
+              <w:spacing w:after="40"/>
+            </w:pPr>
+            <w:r>
+              <w:rPr>
+                <w:sz w:val="20"/>
+                <w:szCs w:val="20"/>
+              </w:rPr>
+              <w:t>The system shall lock an administrator account after 5 consecutive failed login attempts.</w:t>
             </w:r>
           </w:p>
         </w:tc>
@@ -3878,6 +3726,7 @@
               <w:bottom w:val="single" w:sz="1" w:space="0" w:color="CCCCCC"/>
               <w:right w:val="single" w:sz="1" w:space="0" w:color="CCCCCC"/>
             </w:tcBorders>
+            <w:shd w:val="clear" w:color="auto" w:fill="EBF5FB"/>
             <w:tcMar>
               <w:top w:w="80" w:type="dxa"/>
               <w:left w:w="120" w:type="dxa"/>
@@ -3897,12 +3746,6 @@
         </w:tc>
       </w:tr>
       <w:tr>
-        <w:tblPrEx>
-          <w:tblCellMar>
-            <w:top w:w="0" w:type="dxa"/>
-            <w:bottom w:w="0" w:type="dxa"/>
-          </w:tblCellMar>
-        </w:tblPrEx>
         <w:tc>
           <w:tcPr>
             <w:tcW w:w="1400" w:type="dxa"/>
@@ -3912,7 +3755,6 @@
               <w:bottom w:val="single" w:sz="1" w:space="0" w:color="CCCCCC"/>
               <w:right w:val="single" w:sz="1" w:space="0" w:color="CCCCCC"/>
             </w:tcBorders>
-            <w:shd w:val="clear" w:color="auto" w:fill="EBF5FB"/>
             <w:tcMar>
               <w:top w:w="80" w:type="dxa"/>
               <w:left w:w="120" w:type="dxa"/>
@@ -3941,7 +3783,6 @@
               <w:bottom w:val="single" w:sz="1" w:space="0" w:color="CCCCCC"/>
               <w:right w:val="single" w:sz="1" w:space="0" w:color="CCCCCC"/>
             </w:tcBorders>
-            <w:shd w:val="clear" w:color="auto" w:fill="EBF5FB"/>
             <w:tcMar>
               <w:top w:w="80" w:type="dxa"/>
               <w:left w:w="120" w:type="dxa"/>
@@ -3957,7 +3798,7 @@
                 <w:sz w:val="20"/>
                 <w:szCs w:val="20"/>
               </w:rPr>
-              <w:t>NFR_A08</w:t>
+              <w:t>NFR_A09</w:t>
             </w:r>
           </w:p>
         </w:tc>
@@ -3970,24 +3811,23 @@
               <w:bottom w:val="single" w:sz="1" w:space="0" w:color="CCCCCC"/>
               <w:right w:val="single" w:sz="1" w:space="0" w:color="CCCCCC"/>
             </w:tcBorders>
-            <w:shd w:val="clear" w:color="auto" w:fill="EBF5FB"/>
-            <w:tcMar>
-              <w:top w:w="80" w:type="dxa"/>
-              <w:left w:w="120" w:type="dxa"/>
-              <w:bottom w:w="80" w:type="dxa"/>
-              <w:right w:w="120" w:type="dxa"/>
-            </w:tcMar>
-          </w:tcPr>
-          <w:p>
-            <w:pPr>
-              <w:spacing w:after="40"/>
-            </w:pPr>
-            <w:r>
-              <w:rPr>
-                <w:sz w:val="20"/>
-                <w:szCs w:val="20"/>
-              </w:rPr>
-              <w:t>The system shall lock an administrator account after 5 consecutive failed login attempts.</w:t>
+            <w:tcMar>
+              <w:top w:w="80" w:type="dxa"/>
+              <w:left w:w="120" w:type="dxa"/>
+              <w:bottom w:w="80" w:type="dxa"/>
+              <w:right w:w="120" w:type="dxa"/>
+            </w:tcMar>
+          </w:tcPr>
+          <w:p>
+            <w:pPr>
+              <w:spacing w:after="40"/>
+            </w:pPr>
+            <w:r>
+              <w:rPr>
+                <w:sz w:val="20"/>
+                <w:szCs w:val="20"/>
+              </w:rPr>
+              <w:t>Authentication shall use JWT tokens with a maximum session duration of 8 hours, requiring re-authentication after expiry.</w:t>
             </w:r>
           </w:p>
         </w:tc>
@@ -4000,7 +3840,6 @@
               <w:bottom w:val="single" w:sz="1" w:space="0" w:color="CCCCCC"/>
               <w:right w:val="single" w:sz="1" w:space="0" w:color="CCCCCC"/>
             </w:tcBorders>
-            <w:shd w:val="clear" w:color="auto" w:fill="EBF5FB"/>
             <w:tcMar>
               <w:top w:w="80" w:type="dxa"/>
               <w:left w:w="120" w:type="dxa"/>
@@ -4020,12 +3859,6 @@
         </w:tc>
       </w:tr>
       <w:tr>
-        <w:tblPrEx>
-          <w:tblCellMar>
-            <w:top w:w="0" w:type="dxa"/>
-            <w:bottom w:w="0" w:type="dxa"/>
-          </w:tblCellMar>
-        </w:tblPrEx>
         <w:tc>
           <w:tcPr>
             <w:tcW w:w="1400" w:type="dxa"/>
@@ -4035,6 +3868,7 @@
               <w:bottom w:val="single" w:sz="1" w:space="0" w:color="CCCCCC"/>
               <w:right w:val="single" w:sz="1" w:space="0" w:color="CCCCCC"/>
             </w:tcBorders>
+            <w:shd w:val="clear" w:color="auto" w:fill="EBF5FB"/>
             <w:tcMar>
               <w:top w:w="80" w:type="dxa"/>
               <w:left w:w="120" w:type="dxa"/>
@@ -4063,6 +3897,7 @@
               <w:bottom w:val="single" w:sz="1" w:space="0" w:color="CCCCCC"/>
               <w:right w:val="single" w:sz="1" w:space="0" w:color="CCCCCC"/>
             </w:tcBorders>
+            <w:shd w:val="clear" w:color="auto" w:fill="EBF5FB"/>
             <w:tcMar>
               <w:top w:w="80" w:type="dxa"/>
               <w:left w:w="120" w:type="dxa"/>
@@ -4078,7 +3913,7 @@
                 <w:sz w:val="20"/>
                 <w:szCs w:val="20"/>
               </w:rPr>
-              <w:t>NFR_A09</w:t>
+              <w:t>NFR_A10</w:t>
             </w:r>
           </w:p>
         </w:tc>
@@ -4091,23 +3926,24 @@
               <w:bottom w:val="single" w:sz="1" w:space="0" w:color="CCCCCC"/>
               <w:right w:val="single" w:sz="1" w:space="0" w:color="CCCCCC"/>
             </w:tcBorders>
-            <w:tcMar>
-              <w:top w:w="80" w:type="dxa"/>
-              <w:left w:w="120" w:type="dxa"/>
-              <w:bottom w:w="80" w:type="dxa"/>
-              <w:right w:w="120" w:type="dxa"/>
-            </w:tcMar>
-          </w:tcPr>
-          <w:p>
-            <w:pPr>
-              <w:spacing w:after="40"/>
-            </w:pPr>
-            <w:r>
-              <w:rPr>
-                <w:sz w:val="20"/>
-                <w:szCs w:val="20"/>
-              </w:rPr>
-              <w:t>Authentication shall use JWT tokens with a maximum session duration of 8 hours, requiring re-authentication after expiry.</w:t>
+            <w:shd w:val="clear" w:color="auto" w:fill="EBF5FB"/>
+            <w:tcMar>
+              <w:top w:w="80" w:type="dxa"/>
+              <w:left w:w="120" w:type="dxa"/>
+              <w:bottom w:w="80" w:type="dxa"/>
+              <w:right w:w="120" w:type="dxa"/>
+            </w:tcMar>
+          </w:tcPr>
+          <w:p>
+            <w:pPr>
+              <w:spacing w:after="40"/>
+            </w:pPr>
+            <w:r>
+              <w:rPr>
+                <w:sz w:val="20"/>
+                <w:szCs w:val="20"/>
+              </w:rPr>
+              <w:t>All administrator actions shall be logged in an immutable audit trail including user ID, action, timestamp, and affected record.</w:t>
             </w:r>
           </w:p>
         </w:tc>
@@ -4120,6 +3956,7 @@
               <w:bottom w:val="single" w:sz="1" w:space="0" w:color="CCCCCC"/>
               <w:right w:val="single" w:sz="1" w:space="0" w:color="CCCCCC"/>
             </w:tcBorders>
+            <w:shd w:val="clear" w:color="auto" w:fill="EBF5FB"/>
             <w:tcMar>
               <w:top w:w="80" w:type="dxa"/>
               <w:left w:w="120" w:type="dxa"/>
@@ -4139,12 +3976,6 @@
         </w:tc>
       </w:tr>
       <w:tr>
-        <w:tblPrEx>
-          <w:tblCellMar>
-            <w:top w:w="0" w:type="dxa"/>
-            <w:bottom w:w="0" w:type="dxa"/>
-          </w:tblCellMar>
-        </w:tblPrEx>
         <w:tc>
           <w:tcPr>
             <w:tcW w:w="1400" w:type="dxa"/>
@@ -4154,7 +3985,6 @@
               <w:bottom w:val="single" w:sz="1" w:space="0" w:color="CCCCCC"/>
               <w:right w:val="single" w:sz="1" w:space="0" w:color="CCCCCC"/>
             </w:tcBorders>
-            <w:shd w:val="clear" w:color="auto" w:fill="EBF5FB"/>
             <w:tcMar>
               <w:top w:w="80" w:type="dxa"/>
               <w:left w:w="120" w:type="dxa"/>
@@ -4170,7 +4000,7 @@
                 <w:sz w:val="20"/>
                 <w:szCs w:val="20"/>
               </w:rPr>
-              <w:t>Security</w:t>
+              <w:t>Availability</w:t>
             </w:r>
           </w:p>
         </w:tc>
@@ -4183,7 +4013,6 @@
               <w:bottom w:val="single" w:sz="1" w:space="0" w:color="CCCCCC"/>
               <w:right w:val="single" w:sz="1" w:space="0" w:color="CCCCCC"/>
             </w:tcBorders>
-            <w:shd w:val="clear" w:color="auto" w:fill="EBF5FB"/>
             <w:tcMar>
               <w:top w:w="80" w:type="dxa"/>
               <w:left w:w="120" w:type="dxa"/>
@@ -4199,7 +4028,7 @@
                 <w:sz w:val="20"/>
                 <w:szCs w:val="20"/>
               </w:rPr>
-              <w:t>NFR_A10</w:t>
+              <w:t>NFR_A11</w:t>
             </w:r>
           </w:p>
         </w:tc>
@@ -4212,24 +4041,23 @@
               <w:bottom w:val="single" w:sz="1" w:space="0" w:color="CCCCCC"/>
               <w:right w:val="single" w:sz="1" w:space="0" w:color="CCCCCC"/>
             </w:tcBorders>
-            <w:shd w:val="clear" w:color="auto" w:fill="EBF5FB"/>
-            <w:tcMar>
-              <w:top w:w="80" w:type="dxa"/>
-              <w:left w:w="120" w:type="dxa"/>
-              <w:bottom w:w="80" w:type="dxa"/>
-              <w:right w:w="120" w:type="dxa"/>
-            </w:tcMar>
-          </w:tcPr>
-          <w:p>
-            <w:pPr>
-              <w:spacing w:after="40"/>
-            </w:pPr>
-            <w:r>
-              <w:rPr>
-                <w:sz w:val="20"/>
-                <w:szCs w:val="20"/>
-              </w:rPr>
-              <w:t>All administrator actions shall be logged in an immutable audit trail including user ID, action, timestamp, and affected record.</w:t>
+            <w:tcMar>
+              <w:top w:w="80" w:type="dxa"/>
+              <w:left w:w="120" w:type="dxa"/>
+              <w:bottom w:w="80" w:type="dxa"/>
+              <w:right w:w="120" w:type="dxa"/>
+            </w:tcMar>
+          </w:tcPr>
+          <w:p>
+            <w:pPr>
+              <w:spacing w:after="40"/>
+            </w:pPr>
+            <w:r>
+              <w:rPr>
+                <w:sz w:val="20"/>
+                <w:szCs w:val="20"/>
+              </w:rPr>
+              <w:t>The system shall be available 99.5% of the time (approximately 44 hours maximum downtime per year), excluding scheduled maintenance windows.</w:t>
             </w:r>
           </w:p>
         </w:tc>
@@ -4242,7 +4070,6 @@
               <w:bottom w:val="single" w:sz="1" w:space="0" w:color="CCCCCC"/>
               <w:right w:val="single" w:sz="1" w:space="0" w:color="CCCCCC"/>
             </w:tcBorders>
-            <w:shd w:val="clear" w:color="auto" w:fill="EBF5FB"/>
             <w:tcMar>
               <w:top w:w="80" w:type="dxa"/>
               <w:left w:w="120" w:type="dxa"/>
@@ -4262,12 +4089,6 @@
         </w:tc>
       </w:tr>
       <w:tr>
-        <w:tblPrEx>
-          <w:tblCellMar>
-            <w:top w:w="0" w:type="dxa"/>
-            <w:bottom w:w="0" w:type="dxa"/>
-          </w:tblCellMar>
-        </w:tblPrEx>
         <w:tc>
           <w:tcPr>
             <w:tcW w:w="1400" w:type="dxa"/>
@@ -4277,6 +4098,7 @@
               <w:bottom w:val="single" w:sz="1" w:space="0" w:color="CCCCCC"/>
               <w:right w:val="single" w:sz="1" w:space="0" w:color="CCCCCC"/>
             </w:tcBorders>
+            <w:shd w:val="clear" w:color="auto" w:fill="EBF5FB"/>
             <w:tcMar>
               <w:top w:w="80" w:type="dxa"/>
               <w:left w:w="120" w:type="dxa"/>
@@ -4305,6 +4127,7 @@
               <w:bottom w:val="single" w:sz="1" w:space="0" w:color="CCCCCC"/>
               <w:right w:val="single" w:sz="1" w:space="0" w:color="CCCCCC"/>
             </w:tcBorders>
+            <w:shd w:val="clear" w:color="auto" w:fill="EBF5FB"/>
             <w:tcMar>
               <w:top w:w="80" w:type="dxa"/>
               <w:left w:w="120" w:type="dxa"/>
@@ -4320,7 +4143,7 @@
                 <w:sz w:val="20"/>
                 <w:szCs w:val="20"/>
               </w:rPr>
-              <w:t>NFR_A11</w:t>
+              <w:t>NFR_A12</w:t>
             </w:r>
           </w:p>
         </w:tc>
@@ -4333,23 +4156,24 @@
               <w:bottom w:val="single" w:sz="1" w:space="0" w:color="CCCCCC"/>
               <w:right w:val="single" w:sz="1" w:space="0" w:color="CCCCCC"/>
             </w:tcBorders>
-            <w:tcMar>
-              <w:top w:w="80" w:type="dxa"/>
-              <w:left w:w="120" w:type="dxa"/>
-              <w:bottom w:w="80" w:type="dxa"/>
-              <w:right w:w="120" w:type="dxa"/>
-            </w:tcMar>
-          </w:tcPr>
-          <w:p>
-            <w:pPr>
-              <w:spacing w:after="40"/>
-            </w:pPr>
-            <w:r>
-              <w:rPr>
-                <w:sz w:val="20"/>
-                <w:szCs w:val="20"/>
-              </w:rPr>
-              <w:t>The system shall be available 99.5% of the time (approximately 44 hours maximum downtime per year), excluding scheduled maintenance windows.</w:t>
+            <w:shd w:val="clear" w:color="auto" w:fill="EBF5FB"/>
+            <w:tcMar>
+              <w:top w:w="80" w:type="dxa"/>
+              <w:left w:w="120" w:type="dxa"/>
+              <w:bottom w:w="80" w:type="dxa"/>
+              <w:right w:w="120" w:type="dxa"/>
+            </w:tcMar>
+          </w:tcPr>
+          <w:p>
+            <w:pPr>
+              <w:spacing w:after="40"/>
+            </w:pPr>
+            <w:r>
+              <w:rPr>
+                <w:sz w:val="20"/>
+                <w:szCs w:val="20"/>
+              </w:rPr>
+              <w:t>Automated daily backups shall be performed, with the ability to restore data to any point within the last 30 days.</w:t>
             </w:r>
           </w:p>
         </w:tc>
@@ -4362,6 +4186,7 @@
               <w:bottom w:val="single" w:sz="1" w:space="0" w:color="CCCCCC"/>
               <w:right w:val="single" w:sz="1" w:space="0" w:color="CCCCCC"/>
             </w:tcBorders>
+            <w:shd w:val="clear" w:color="auto" w:fill="EBF5FB"/>
             <w:tcMar>
               <w:top w:w="80" w:type="dxa"/>
               <w:left w:w="120" w:type="dxa"/>
@@ -4381,12 +4206,6 @@
         </w:tc>
       </w:tr>
       <w:tr>
-        <w:tblPrEx>
-          <w:tblCellMar>
-            <w:top w:w="0" w:type="dxa"/>
-            <w:bottom w:w="0" w:type="dxa"/>
-          </w:tblCellMar>
-        </w:tblPrEx>
         <w:tc>
           <w:tcPr>
             <w:tcW w:w="1400" w:type="dxa"/>
@@ -4396,7 +4215,6 @@
               <w:bottom w:val="single" w:sz="1" w:space="0" w:color="CCCCCC"/>
               <w:right w:val="single" w:sz="1" w:space="0" w:color="CCCCCC"/>
             </w:tcBorders>
-            <w:shd w:val="clear" w:color="auto" w:fill="EBF5FB"/>
             <w:tcMar>
               <w:top w:w="80" w:type="dxa"/>
               <w:left w:w="120" w:type="dxa"/>
@@ -4412,7 +4230,7 @@
                 <w:sz w:val="20"/>
                 <w:szCs w:val="20"/>
               </w:rPr>
-              <w:t>Availability</w:t>
+              <w:t>Portability</w:t>
             </w:r>
           </w:p>
         </w:tc>
@@ -4425,7 +4243,6 @@
               <w:bottom w:val="single" w:sz="1" w:space="0" w:color="CCCCCC"/>
               <w:right w:val="single" w:sz="1" w:space="0" w:color="CCCCCC"/>
             </w:tcBorders>
-            <w:shd w:val="clear" w:color="auto" w:fill="EBF5FB"/>
             <w:tcMar>
               <w:top w:w="80" w:type="dxa"/>
               <w:left w:w="120" w:type="dxa"/>
@@ -4441,7 +4258,7 @@
                 <w:sz w:val="20"/>
                 <w:szCs w:val="20"/>
               </w:rPr>
-              <w:t>NFR_A12</w:t>
+              <w:t>NFR_A13</w:t>
             </w:r>
           </w:p>
         </w:tc>
@@ -4454,24 +4271,23 @@
               <w:bottom w:val="single" w:sz="1" w:space="0" w:color="CCCCCC"/>
               <w:right w:val="single" w:sz="1" w:space="0" w:color="CCCCCC"/>
             </w:tcBorders>
-            <w:shd w:val="clear" w:color="auto" w:fill="EBF5FB"/>
-            <w:tcMar>
-              <w:top w:w="80" w:type="dxa"/>
-              <w:left w:w="120" w:type="dxa"/>
-              <w:bottom w:w="80" w:type="dxa"/>
-              <w:right w:w="120" w:type="dxa"/>
-            </w:tcMar>
-          </w:tcPr>
-          <w:p>
-            <w:pPr>
-              <w:spacing w:after="40"/>
-            </w:pPr>
-            <w:r>
-              <w:rPr>
-                <w:sz w:val="20"/>
-                <w:szCs w:val="20"/>
-              </w:rPr>
-              <w:t>Automated daily backups shall be performed, with the ability to restore data to any point within the last 30 days.</w:t>
+            <w:tcMar>
+              <w:top w:w="80" w:type="dxa"/>
+              <w:left w:w="120" w:type="dxa"/>
+              <w:bottom w:w="80" w:type="dxa"/>
+              <w:right w:w="120" w:type="dxa"/>
+            </w:tcMar>
+          </w:tcPr>
+          <w:p>
+            <w:pPr>
+              <w:spacing w:after="40"/>
+            </w:pPr>
+            <w:r>
+              <w:rPr>
+                <w:sz w:val="20"/>
+                <w:szCs w:val="20"/>
+              </w:rPr>
+              <w:t>The administrator interface shall be a responsive web application compatible with Chrome, Firefox, Safari, and Edge on desktop and tablet devices.</w:t>
             </w:r>
           </w:p>
         </w:tc>
@@ -4484,7 +4300,6 @@
               <w:bottom w:val="single" w:sz="1" w:space="0" w:color="CCCCCC"/>
               <w:right w:val="single" w:sz="1" w:space="0" w:color="CCCCCC"/>
             </w:tcBorders>
-            <w:shd w:val="clear" w:color="auto" w:fill="EBF5FB"/>
             <w:tcMar>
               <w:top w:w="80" w:type="dxa"/>
               <w:left w:w="120" w:type="dxa"/>
@@ -4504,12 +4319,6 @@
         </w:tc>
       </w:tr>
       <w:tr>
-        <w:tblPrEx>
-          <w:tblCellMar>
-            <w:top w:w="0" w:type="dxa"/>
-            <w:bottom w:w="0" w:type="dxa"/>
-          </w:tblCellMar>
-        </w:tblPrEx>
         <w:tc>
           <w:tcPr>
             <w:tcW w:w="1400" w:type="dxa"/>
@@ -4519,6 +4328,7 @@
               <w:bottom w:val="single" w:sz="1" w:space="0" w:color="CCCCCC"/>
               <w:right w:val="single" w:sz="1" w:space="0" w:color="CCCCCC"/>
             </w:tcBorders>
+            <w:shd w:val="clear" w:color="auto" w:fill="EBF5FB"/>
             <w:tcMar>
               <w:top w:w="80" w:type="dxa"/>
               <w:left w:w="120" w:type="dxa"/>
@@ -4534,6 +4344,7 @@
                 <w:sz w:val="20"/>
                 <w:szCs w:val="20"/>
               </w:rPr>
+              <w:lastRenderedPageBreak/>
               <w:t>Portability</w:t>
             </w:r>
           </w:p>
@@ -4547,6 +4358,7 @@
               <w:bottom w:val="single" w:sz="1" w:space="0" w:color="CCCCCC"/>
               <w:right w:val="single" w:sz="1" w:space="0" w:color="CCCCCC"/>
             </w:tcBorders>
+            <w:shd w:val="clear" w:color="auto" w:fill="EBF5FB"/>
             <w:tcMar>
               <w:top w:w="80" w:type="dxa"/>
               <w:left w:w="120" w:type="dxa"/>
@@ -4562,7 +4374,7 @@
                 <w:sz w:val="20"/>
                 <w:szCs w:val="20"/>
               </w:rPr>
-              <w:t>NFR_A13</w:t>
+              <w:t>NFR_A14</w:t>
             </w:r>
           </w:p>
         </w:tc>
@@ -4575,23 +4387,24 @@
               <w:bottom w:val="single" w:sz="1" w:space="0" w:color="CCCCCC"/>
               <w:right w:val="single" w:sz="1" w:space="0" w:color="CCCCCC"/>
             </w:tcBorders>
-            <w:tcMar>
-              <w:top w:w="80" w:type="dxa"/>
-              <w:left w:w="120" w:type="dxa"/>
-              <w:bottom w:w="80" w:type="dxa"/>
-              <w:right w:w="120" w:type="dxa"/>
-            </w:tcMar>
-          </w:tcPr>
-          <w:p>
-            <w:pPr>
-              <w:spacing w:after="40"/>
-            </w:pPr>
-            <w:r>
-              <w:rPr>
-                <w:sz w:val="20"/>
-                <w:szCs w:val="20"/>
-              </w:rPr>
-              <w:t>The administrator interface shall be a responsive web application compatible with Chrome, Firefox, Safari, and Edge on desktop and tablet devices.</w:t>
+            <w:shd w:val="clear" w:color="auto" w:fill="EBF5FB"/>
+            <w:tcMar>
+              <w:top w:w="80" w:type="dxa"/>
+              <w:left w:w="120" w:type="dxa"/>
+              <w:bottom w:w="80" w:type="dxa"/>
+              <w:right w:w="120" w:type="dxa"/>
+            </w:tcMar>
+          </w:tcPr>
+          <w:p>
+            <w:pPr>
+              <w:spacing w:after="40"/>
+            </w:pPr>
+            <w:r>
+              <w:rPr>
+                <w:sz w:val="20"/>
+                <w:szCs w:val="20"/>
+              </w:rPr>
+              <w:t>The interface shall adapt to screen sizes from 768px (tablet) to 1920px (desktop) without loss of functionality.</w:t>
             </w:r>
           </w:p>
         </w:tc>
@@ -4604,31 +4417,26 @@
               <w:bottom w:val="single" w:sz="1" w:space="0" w:color="CCCCCC"/>
               <w:right w:val="single" w:sz="1" w:space="0" w:color="CCCCCC"/>
             </w:tcBorders>
-            <w:tcMar>
-              <w:top w:w="80" w:type="dxa"/>
-              <w:left w:w="120" w:type="dxa"/>
-              <w:bottom w:w="80" w:type="dxa"/>
-              <w:right w:w="120" w:type="dxa"/>
-            </w:tcMar>
-          </w:tcPr>
-          <w:p>
-            <w:r>
-              <w:rPr>
-                <w:sz w:val="20"/>
-                <w:szCs w:val="20"/>
-              </w:rPr>
-              <w:t>1</w:t>
+            <w:shd w:val="clear" w:color="auto" w:fill="EBF5FB"/>
+            <w:tcMar>
+              <w:top w:w="80" w:type="dxa"/>
+              <w:left w:w="120" w:type="dxa"/>
+              <w:bottom w:w="80" w:type="dxa"/>
+              <w:right w:w="120" w:type="dxa"/>
+            </w:tcMar>
+          </w:tcPr>
+          <w:p>
+            <w:r>
+              <w:rPr>
+                <w:sz w:val="20"/>
+                <w:szCs w:val="20"/>
+              </w:rPr>
+              <w:t>2</w:t>
             </w:r>
           </w:p>
         </w:tc>
       </w:tr>
       <w:tr>
-        <w:tblPrEx>
-          <w:tblCellMar>
-            <w:top w:w="0" w:type="dxa"/>
-            <w:bottom w:w="0" w:type="dxa"/>
-          </w:tblCellMar>
-        </w:tblPrEx>
         <w:tc>
           <w:tcPr>
             <w:tcW w:w="1400" w:type="dxa"/>
@@ -4638,7 +4446,6 @@
               <w:bottom w:val="single" w:sz="1" w:space="0" w:color="CCCCCC"/>
               <w:right w:val="single" w:sz="1" w:space="0" w:color="CCCCCC"/>
             </w:tcBorders>
-            <w:shd w:val="clear" w:color="auto" w:fill="EBF5FB"/>
             <w:tcMar>
               <w:top w:w="80" w:type="dxa"/>
               <w:left w:w="120" w:type="dxa"/>
@@ -4654,8 +4461,7 @@
                 <w:sz w:val="20"/>
                 <w:szCs w:val="20"/>
               </w:rPr>
-              <w:lastRenderedPageBreak/>
-              <w:t>Portability</w:t>
+              <w:t>Data Protection</w:t>
             </w:r>
           </w:p>
         </w:tc>
@@ -4668,7 +4474,6 @@
               <w:bottom w:val="single" w:sz="1" w:space="0" w:color="CCCCCC"/>
               <w:right w:val="single" w:sz="1" w:space="0" w:color="CCCCCC"/>
             </w:tcBorders>
-            <w:shd w:val="clear" w:color="auto" w:fill="EBF5FB"/>
             <w:tcMar>
               <w:top w:w="80" w:type="dxa"/>
               <w:left w:w="120" w:type="dxa"/>
@@ -4684,7 +4489,7 @@
                 <w:sz w:val="20"/>
                 <w:szCs w:val="20"/>
               </w:rPr>
-              <w:t>NFR_A14</w:t>
+              <w:t>NFR_A15</w:t>
             </w:r>
           </w:p>
         </w:tc>
@@ -4697,24 +4502,23 @@
               <w:bottom w:val="single" w:sz="1" w:space="0" w:color="CCCCCC"/>
               <w:right w:val="single" w:sz="1" w:space="0" w:color="CCCCCC"/>
             </w:tcBorders>
-            <w:shd w:val="clear" w:color="auto" w:fill="EBF5FB"/>
-            <w:tcMar>
-              <w:top w:w="80" w:type="dxa"/>
-              <w:left w:w="120" w:type="dxa"/>
-              <w:bottom w:w="80" w:type="dxa"/>
-              <w:right w:w="120" w:type="dxa"/>
-            </w:tcMar>
-          </w:tcPr>
-          <w:p>
-            <w:pPr>
-              <w:spacing w:after="40"/>
-            </w:pPr>
-            <w:r>
-              <w:rPr>
-                <w:sz w:val="20"/>
-                <w:szCs w:val="20"/>
-              </w:rPr>
-              <w:t>The interface shall adapt to screen sizes from 768px (tablet) to 1920px (desktop) without loss of functionality.</w:t>
+            <w:tcMar>
+              <w:top w:w="80" w:type="dxa"/>
+              <w:left w:w="120" w:type="dxa"/>
+              <w:bottom w:w="80" w:type="dxa"/>
+              <w:right w:w="120" w:type="dxa"/>
+            </w:tcMar>
+          </w:tcPr>
+          <w:p>
+            <w:pPr>
+              <w:spacing w:after="40"/>
+            </w:pPr>
+            <w:r>
+              <w:rPr>
+                <w:sz w:val="20"/>
+                <w:szCs w:val="20"/>
+              </w:rPr>
+              <w:t>Patient personal data shall be handled in compliance with Albanian Law No. 9887 on Protection of Personal Data and GDPR principles.</w:t>
             </w:r>
           </w:p>
         </w:tc>
@@ -4727,32 +4531,25 @@
               <w:bottom w:val="single" w:sz="1" w:space="0" w:color="CCCCCC"/>
               <w:right w:val="single" w:sz="1" w:space="0" w:color="CCCCCC"/>
             </w:tcBorders>
-            <w:shd w:val="clear" w:color="auto" w:fill="EBF5FB"/>
-            <w:tcMar>
-              <w:top w:w="80" w:type="dxa"/>
-              <w:left w:w="120" w:type="dxa"/>
-              <w:bottom w:w="80" w:type="dxa"/>
-              <w:right w:w="120" w:type="dxa"/>
-            </w:tcMar>
-          </w:tcPr>
-          <w:p>
-            <w:r>
-              <w:rPr>
-                <w:sz w:val="20"/>
-                <w:szCs w:val="20"/>
-              </w:rPr>
-              <w:t>2</w:t>
+            <w:tcMar>
+              <w:top w:w="80" w:type="dxa"/>
+              <w:left w:w="120" w:type="dxa"/>
+              <w:bottom w:w="80" w:type="dxa"/>
+              <w:right w:w="120" w:type="dxa"/>
+            </w:tcMar>
+          </w:tcPr>
+          <w:p>
+            <w:r>
+              <w:rPr>
+                <w:sz w:val="20"/>
+                <w:szCs w:val="20"/>
+              </w:rPr>
+              <w:t>1</w:t>
             </w:r>
           </w:p>
         </w:tc>
       </w:tr>
       <w:tr>
-        <w:tblPrEx>
-          <w:tblCellMar>
-            <w:top w:w="0" w:type="dxa"/>
-            <w:bottom w:w="0" w:type="dxa"/>
-          </w:tblCellMar>
-        </w:tblPrEx>
         <w:tc>
           <w:tcPr>
             <w:tcW w:w="1400" w:type="dxa"/>
@@ -4762,6 +4559,7 @@
               <w:bottom w:val="single" w:sz="1" w:space="0" w:color="CCCCCC"/>
               <w:right w:val="single" w:sz="1" w:space="0" w:color="CCCCCC"/>
             </w:tcBorders>
+            <w:shd w:val="clear" w:color="auto" w:fill="EBF5FB"/>
             <w:tcMar>
               <w:top w:w="80" w:type="dxa"/>
               <w:left w:w="120" w:type="dxa"/>
@@ -4790,6 +4588,7 @@
               <w:bottom w:val="single" w:sz="1" w:space="0" w:color="CCCCCC"/>
               <w:right w:val="single" w:sz="1" w:space="0" w:color="CCCCCC"/>
             </w:tcBorders>
+            <w:shd w:val="clear" w:color="auto" w:fill="EBF5FB"/>
             <w:tcMar>
               <w:top w:w="80" w:type="dxa"/>
               <w:left w:w="120" w:type="dxa"/>
@@ -4805,7 +4604,7 @@
                 <w:sz w:val="20"/>
                 <w:szCs w:val="20"/>
               </w:rPr>
-              <w:t>NFR_A15</w:t>
+              <w:t>NFR_A16</w:t>
             </w:r>
           </w:p>
         </w:tc>
@@ -4818,23 +4617,24 @@
               <w:bottom w:val="single" w:sz="1" w:space="0" w:color="CCCCCC"/>
               <w:right w:val="single" w:sz="1" w:space="0" w:color="CCCCCC"/>
             </w:tcBorders>
-            <w:tcMar>
-              <w:top w:w="80" w:type="dxa"/>
-              <w:left w:w="120" w:type="dxa"/>
-              <w:bottom w:w="80" w:type="dxa"/>
-              <w:right w:w="120" w:type="dxa"/>
-            </w:tcMar>
-          </w:tcPr>
-          <w:p>
-            <w:pPr>
-              <w:spacing w:after="40"/>
-            </w:pPr>
-            <w:r>
-              <w:rPr>
-                <w:sz w:val="20"/>
-                <w:szCs w:val="20"/>
-              </w:rPr>
-              <w:t>Patient personal data shall be handled in compliance with Albanian Law No. 9887 on Protection of Personal Data and GDPR principles.</w:t>
+            <w:shd w:val="clear" w:color="auto" w:fill="EBF5FB"/>
+            <w:tcMar>
+              <w:top w:w="80" w:type="dxa"/>
+              <w:left w:w="120" w:type="dxa"/>
+              <w:bottom w:w="80" w:type="dxa"/>
+              <w:right w:w="120" w:type="dxa"/>
+            </w:tcMar>
+          </w:tcPr>
+          <w:p>
+            <w:pPr>
+              <w:spacing w:after="40"/>
+            </w:pPr>
+            <w:r>
+              <w:rPr>
+                <w:sz w:val="20"/>
+                <w:szCs w:val="20"/>
+              </w:rPr>
+              <w:t>Financial records (bills, payments, invoices) shall be retained for a minimum of 5 years as required by local regulations.</w:t>
             </w:r>
           </w:p>
         </w:tc>
@@ -4847,6 +4647,7 @@
               <w:bottom w:val="single" w:sz="1" w:space="0" w:color="CCCCCC"/>
               <w:right w:val="single" w:sz="1" w:space="0" w:color="CCCCCC"/>
             </w:tcBorders>
+            <w:shd w:val="clear" w:color="auto" w:fill="EBF5FB"/>
             <w:tcMar>
               <w:top w:w="80" w:type="dxa"/>
               <w:left w:w="120" w:type="dxa"/>
@@ -4866,12 +4667,6 @@
         </w:tc>
       </w:tr>
       <w:tr>
-        <w:tblPrEx>
-          <w:tblCellMar>
-            <w:top w:w="0" w:type="dxa"/>
-            <w:bottom w:w="0" w:type="dxa"/>
-          </w:tblCellMar>
-        </w:tblPrEx>
         <w:tc>
           <w:tcPr>
             <w:tcW w:w="1400" w:type="dxa"/>
@@ -4881,7 +4676,6 @@
               <w:bottom w:val="single" w:sz="1" w:space="0" w:color="CCCCCC"/>
               <w:right w:val="single" w:sz="1" w:space="0" w:color="CCCCCC"/>
             </w:tcBorders>
-            <w:shd w:val="clear" w:color="auto" w:fill="EBF5FB"/>
             <w:tcMar>
               <w:top w:w="80" w:type="dxa"/>
               <w:left w:w="120" w:type="dxa"/>
@@ -4897,7 +4691,7 @@
                 <w:sz w:val="20"/>
                 <w:szCs w:val="20"/>
               </w:rPr>
-              <w:t>Data Protection</w:t>
+              <w:t>Maintainability</w:t>
             </w:r>
           </w:p>
         </w:tc>
@@ -4910,7 +4704,6 @@
               <w:bottom w:val="single" w:sz="1" w:space="0" w:color="CCCCCC"/>
               <w:right w:val="single" w:sz="1" w:space="0" w:color="CCCCCC"/>
             </w:tcBorders>
-            <w:shd w:val="clear" w:color="auto" w:fill="EBF5FB"/>
             <w:tcMar>
               <w:top w:w="80" w:type="dxa"/>
               <w:left w:w="120" w:type="dxa"/>
@@ -4926,7 +4719,7 @@
                 <w:sz w:val="20"/>
                 <w:szCs w:val="20"/>
               </w:rPr>
-              <w:t>NFR_A16</w:t>
+              <w:t>NFR_A17</w:t>
             </w:r>
           </w:p>
         </w:tc>
@@ -4939,24 +4732,23 @@
               <w:bottom w:val="single" w:sz="1" w:space="0" w:color="CCCCCC"/>
               <w:right w:val="single" w:sz="1" w:space="0" w:color="CCCCCC"/>
             </w:tcBorders>
-            <w:shd w:val="clear" w:color="auto" w:fill="EBF5FB"/>
-            <w:tcMar>
-              <w:top w:w="80" w:type="dxa"/>
-              <w:left w:w="120" w:type="dxa"/>
-              <w:bottom w:w="80" w:type="dxa"/>
-              <w:right w:w="120" w:type="dxa"/>
-            </w:tcMar>
-          </w:tcPr>
-          <w:p>
-            <w:pPr>
-              <w:spacing w:after="40"/>
-            </w:pPr>
-            <w:r>
-              <w:rPr>
-                <w:sz w:val="20"/>
-                <w:szCs w:val="20"/>
-              </w:rPr>
-              <w:t>Financial records (bills, payments, invoices) shall be retained for a minimum of 5 years as required by local regulations.</w:t>
+            <w:tcMar>
+              <w:top w:w="80" w:type="dxa"/>
+              <w:left w:w="120" w:type="dxa"/>
+              <w:bottom w:w="80" w:type="dxa"/>
+              <w:right w:w="120" w:type="dxa"/>
+            </w:tcMar>
+          </w:tcPr>
+          <w:p>
+            <w:pPr>
+              <w:spacing w:after="40"/>
+            </w:pPr>
+            <w:r>
+              <w:rPr>
+                <w:sz w:val="20"/>
+                <w:szCs w:val="20"/>
+              </w:rPr>
+              <w:t>The system shall support scheduled maintenance windows with advance notification to administrators, during which read-only access is maintained.</w:t>
             </w:r>
           </w:p>
         </w:tc>
@@ -4969,151 +4761,25 @@
               <w:bottom w:val="single" w:sz="1" w:space="0" w:color="CCCCCC"/>
               <w:right w:val="single" w:sz="1" w:space="0" w:color="CCCCCC"/>
             </w:tcBorders>
-            <w:shd w:val="clear" w:color="auto" w:fill="EBF5FB"/>
-            <w:tcMar>
-              <w:top w:w="80" w:type="dxa"/>
-              <w:left w:w="120" w:type="dxa"/>
-              <w:bottom w:w="80" w:type="dxa"/>
-              <w:right w:w="120" w:type="dxa"/>
-            </w:tcMar>
-          </w:tcPr>
-          <w:p>
-            <w:r>
-              <w:rPr>
-                <w:sz w:val="20"/>
-                <w:szCs w:val="20"/>
-              </w:rPr>
-              <w:t>1</w:t>
+            <w:tcMar>
+              <w:top w:w="80" w:type="dxa"/>
+              <w:left w:w="120" w:type="dxa"/>
+              <w:bottom w:w="80" w:type="dxa"/>
+              <w:right w:w="120" w:type="dxa"/>
+            </w:tcMar>
+          </w:tcPr>
+          <w:p>
+            <w:r>
+              <w:rPr>
+                <w:sz w:val="20"/>
+                <w:szCs w:val="20"/>
+              </w:rPr>
+              <w:t>2</w:t>
             </w:r>
           </w:p>
         </w:tc>
       </w:tr>
       <w:tr>
-        <w:tblPrEx>
-          <w:tblCellMar>
-            <w:top w:w="0" w:type="dxa"/>
-            <w:bottom w:w="0" w:type="dxa"/>
-          </w:tblCellMar>
-        </w:tblPrEx>
-        <w:tc>
-          <w:tcPr>
-            <w:tcW w:w="1400" w:type="dxa"/>
-            <w:tcBorders>
-              <w:top w:val="single" w:sz="1" w:space="0" w:color="CCCCCC"/>
-              <w:left w:val="single" w:sz="1" w:space="0" w:color="CCCCCC"/>
-              <w:bottom w:val="single" w:sz="1" w:space="0" w:color="CCCCCC"/>
-              <w:right w:val="single" w:sz="1" w:space="0" w:color="CCCCCC"/>
-            </w:tcBorders>
-            <w:tcMar>
-              <w:top w:w="80" w:type="dxa"/>
-              <w:left w:w="120" w:type="dxa"/>
-              <w:bottom w:w="80" w:type="dxa"/>
-              <w:right w:w="120" w:type="dxa"/>
-            </w:tcMar>
-          </w:tcPr>
-          <w:p>
-            <w:r>
-              <w:rPr>
-                <w:b/>
-                <w:bCs/>
-                <w:sz w:val="20"/>
-                <w:szCs w:val="20"/>
-              </w:rPr>
-              <w:t>Maintainability</w:t>
-            </w:r>
-          </w:p>
-        </w:tc>
-        <w:tc>
-          <w:tcPr>
-            <w:tcW w:w="900" w:type="dxa"/>
-            <w:tcBorders>
-              <w:top w:val="single" w:sz="1" w:space="0" w:color="CCCCCC"/>
-              <w:left w:val="single" w:sz="1" w:space="0" w:color="CCCCCC"/>
-              <w:bottom w:val="single" w:sz="1" w:space="0" w:color="CCCCCC"/>
-              <w:right w:val="single" w:sz="1" w:space="0" w:color="CCCCCC"/>
-            </w:tcBorders>
-            <w:tcMar>
-              <w:top w:w="80" w:type="dxa"/>
-              <w:left w:w="120" w:type="dxa"/>
-              <w:bottom w:w="80" w:type="dxa"/>
-              <w:right w:w="120" w:type="dxa"/>
-            </w:tcMar>
-          </w:tcPr>
-          <w:p>
-            <w:r>
-              <w:rPr>
-                <w:b/>
-                <w:bCs/>
-                <w:sz w:val="20"/>
-                <w:szCs w:val="20"/>
-              </w:rPr>
-              <w:t>NFR_A17</w:t>
-            </w:r>
-          </w:p>
-        </w:tc>
-        <w:tc>
-          <w:tcPr>
-            <w:tcW w:w="5660" w:type="dxa"/>
-            <w:tcBorders>
-              <w:top w:val="single" w:sz="1" w:space="0" w:color="CCCCCC"/>
-              <w:left w:val="single" w:sz="1" w:space="0" w:color="CCCCCC"/>
-              <w:bottom w:val="single" w:sz="1" w:space="0" w:color="CCCCCC"/>
-              <w:right w:val="single" w:sz="1" w:space="0" w:color="CCCCCC"/>
-            </w:tcBorders>
-            <w:tcMar>
-              <w:top w:w="80" w:type="dxa"/>
-              <w:left w:w="120" w:type="dxa"/>
-              <w:bottom w:w="80" w:type="dxa"/>
-              <w:right w:w="120" w:type="dxa"/>
-            </w:tcMar>
-          </w:tcPr>
-          <w:p>
-            <w:pPr>
-              <w:spacing w:after="40"/>
-            </w:pPr>
-            <w:r>
-              <w:rPr>
-                <w:sz w:val="20"/>
-                <w:szCs w:val="20"/>
-              </w:rPr>
-              <w:t>The system shall support scheduled maintenance windows with advance notification to administrators, during which read-only access is maintained.</w:t>
-            </w:r>
-          </w:p>
-        </w:tc>
-        <w:tc>
-          <w:tcPr>
-            <w:tcW w:w="1400" w:type="dxa"/>
-            <w:tcBorders>
-              <w:top w:val="single" w:sz="1" w:space="0" w:color="CCCCCC"/>
-              <w:left w:val="single" w:sz="1" w:space="0" w:color="CCCCCC"/>
-              <w:bottom w:val="single" w:sz="1" w:space="0" w:color="CCCCCC"/>
-              <w:right w:val="single" w:sz="1" w:space="0" w:color="CCCCCC"/>
-            </w:tcBorders>
-            <w:tcMar>
-              <w:top w:w="80" w:type="dxa"/>
-              <w:left w:w="120" w:type="dxa"/>
-              <w:bottom w:w="80" w:type="dxa"/>
-              <w:right w:w="120" w:type="dxa"/>
-            </w:tcMar>
-          </w:tcPr>
-          <w:p>
-            <w:r>
-              <w:rPr>
-                <w:sz w:val="20"/>
-                <w:szCs w:val="20"/>
-              </w:rPr>
-              <w:t>2</w:t>
-            </w:r>
-          </w:p>
-        </w:tc>
-      </w:tr>
-      <w:tr>
-        <w:tblPrEx>
-          <w:tblCellMar>
-            <w:top w:w="0" w:type="dxa"/>
-            <w:bottom w:w="0" w:type="dxa"/>
-          </w:tblCellMar>
-        </w:tblPrEx>
         <w:tc>
           <w:tcPr>
             <w:tcW w:w="1400" w:type="dxa"/>
@@ -5296,12 +4962,6 @@
         <w:gridCol w:w="990"/>
       </w:tblGrid>
       <w:tr>
-        <w:tblPrEx>
-          <w:tblCellMar>
-            <w:top w:w="0" w:type="dxa"/>
-            <w:bottom w:w="0" w:type="dxa"/>
-          </w:tblCellMar>
-        </w:tblPrEx>
         <w:tc>
           <w:tcPr>
             <w:tcW w:w="700" w:type="dxa"/>
@@ -5459,12 +5119,6 @@
         </w:tc>
       </w:tr>
       <w:tr>
-        <w:tblPrEx>
-          <w:tblCellMar>
-            <w:top w:w="0" w:type="dxa"/>
-            <w:bottom w:w="0" w:type="dxa"/>
-          </w:tblCellMar>
-        </w:tblPrEx>
         <w:tc>
           <w:tcPr>
             <w:tcW w:w="700" w:type="dxa"/>
@@ -5641,12 +5295,6 @@
         </w:tc>
       </w:tr>
       <w:tr>
-        <w:tblPrEx>
-          <w:tblCellMar>
-            <w:top w:w="0" w:type="dxa"/>
-            <w:bottom w:w="0" w:type="dxa"/>
-          </w:tblCellMar>
-        </w:tblPrEx>
         <w:tc>
           <w:tcPr>
             <w:tcW w:w="700" w:type="dxa"/>
@@ -5828,12 +5476,6 @@
         </w:tc>
       </w:tr>
       <w:tr>
-        <w:tblPrEx>
-          <w:tblCellMar>
-            <w:top w:w="0" w:type="dxa"/>
-            <w:bottom w:w="0" w:type="dxa"/>
-          </w:tblCellMar>
-        </w:tblPrEx>
         <w:tc>
           <w:tcPr>
             <w:tcW w:w="700" w:type="dxa"/>
@@ -6022,12 +5664,6 @@
         </w:tc>
       </w:tr>
       <w:tr>
-        <w:tblPrEx>
-          <w:tblCellMar>
-            <w:top w:w="0" w:type="dxa"/>
-            <w:bottom w:w="0" w:type="dxa"/>
-          </w:tblCellMar>
-        </w:tblPrEx>
         <w:tc>
           <w:tcPr>
             <w:tcW w:w="700" w:type="dxa"/>
@@ -6210,12 +5846,6 @@
         </w:tc>
       </w:tr>
       <w:tr>
-        <w:tblPrEx>
-          <w:tblCellMar>
-            <w:top w:w="0" w:type="dxa"/>
-            <w:bottom w:w="0" w:type="dxa"/>
-          </w:tblCellMar>
-        </w:tblPrEx>
         <w:tc>
           <w:tcPr>
             <w:tcW w:w="700" w:type="dxa"/>
@@ -6392,12 +6022,6 @@
         </w:tc>
       </w:tr>
       <w:tr>
-        <w:tblPrEx>
-          <w:tblCellMar>
-            <w:top w:w="0" w:type="dxa"/>
-            <w:bottom w:w="0" w:type="dxa"/>
-          </w:tblCellMar>
-        </w:tblPrEx>
         <w:tc>
           <w:tcPr>
             <w:tcW w:w="700" w:type="dxa"/>
@@ -6453,23 +6077,7 @@
                 <w:sz w:val="20"/>
                 <w:szCs w:val="20"/>
               </w:rPr>
-              <w:t xml:space="preserve">As an administrator, I want to manage the clinic’s service </w:t>
-            </w:r>
-            <w:proofErr w:type="spellStart"/>
-            <w:r>
-              <w:rPr>
-                <w:sz w:val="20"/>
-                <w:szCs w:val="20"/>
-              </w:rPr>
-              <w:t>catalog</w:t>
-            </w:r>
-            <w:proofErr w:type="spellEnd"/>
-            <w:r>
-              <w:rPr>
-                <w:sz w:val="20"/>
-                <w:szCs w:val="20"/>
-              </w:rPr>
-              <w:t xml:space="preserve"> (add, edit, remove services and set prices) so that billing reflects the current offerings and pricing.</w:t>
+              <w:t>As an administrator, I want to manage the clinic’s service catalog (add, edit, remove services and set prices) so that billing reflects the current offerings and pricing.</w:t>
             </w:r>
           </w:p>
         </w:tc>
@@ -6595,12 +6203,6 @@
         </w:tc>
       </w:tr>
       <w:tr>
-        <w:tblPrEx>
-          <w:tblCellMar>
-            <w:top w:w="0" w:type="dxa"/>
-            <w:bottom w:w="0" w:type="dxa"/>
-          </w:tblCellMar>
-        </w:tblPrEx>
         <w:tc>
           <w:tcPr>
             <w:tcW w:w="700" w:type="dxa"/>
@@ -6779,12 +6381,6 @@
         </w:tc>
       </w:tr>
       <w:tr>
-        <w:tblPrEx>
-          <w:tblCellMar>
-            <w:top w:w="0" w:type="dxa"/>
-            <w:bottom w:w="0" w:type="dxa"/>
-          </w:tblCellMar>
-        </w:tblPrEx>
         <w:tc>
           <w:tcPr>
             <w:tcW w:w="700" w:type="dxa"/>
@@ -6966,12 +6562,6 @@
         </w:tc>
       </w:tr>
       <w:tr>
-        <w:tblPrEx>
-          <w:tblCellMar>
-            <w:top w:w="0" w:type="dxa"/>
-            <w:bottom w:w="0" w:type="dxa"/>
-          </w:tblCellMar>
-        </w:tblPrEx>
         <w:tc>
           <w:tcPr>
             <w:tcW w:w="700" w:type="dxa"/>
@@ -7148,12 +6738,6 @@
         </w:tc>
       </w:tr>
       <w:tr>
-        <w:tblPrEx>
-          <w:tblCellMar>
-            <w:top w:w="0" w:type="dxa"/>
-            <w:bottom w:w="0" w:type="dxa"/>
-          </w:tblCellMar>
-        </w:tblPrEx>
         <w:tc>
           <w:tcPr>
             <w:tcW w:w="700" w:type="dxa"/>
@@ -7335,12 +6919,6 @@
         </w:tc>
       </w:tr>
       <w:tr>
-        <w:tblPrEx>
-          <w:tblCellMar>
-            <w:top w:w="0" w:type="dxa"/>
-            <w:bottom w:w="0" w:type="dxa"/>
-          </w:tblCellMar>
-        </w:tblPrEx>
         <w:tc>
           <w:tcPr>
             <w:tcW w:w="700" w:type="dxa"/>
@@ -7517,12 +7095,6 @@
         </w:tc>
       </w:tr>
       <w:tr>
-        <w:tblPrEx>
-          <w:tblCellMar>
-            <w:top w:w="0" w:type="dxa"/>
-            <w:bottom w:w="0" w:type="dxa"/>
-          </w:tblCellMar>
-        </w:tblPrEx>
         <w:tc>
           <w:tcPr>
             <w:tcW w:w="700" w:type="dxa"/>
@@ -7753,12 +7325,6 @@
         <w:gridCol w:w="5560"/>
       </w:tblGrid>
       <w:tr>
-        <w:tblPrEx>
-          <w:tblCellMar>
-            <w:top w:w="0" w:type="dxa"/>
-            <w:bottom w:w="0" w:type="dxa"/>
-          </w:tblCellMar>
-        </w:tblPrEx>
         <w:tc>
           <w:tcPr>
             <w:tcW w:w="1000" w:type="dxa"/>
@@ -7854,12 +7420,6 @@
         </w:tc>
       </w:tr>
       <w:tr>
-        <w:tblPrEx>
-          <w:tblCellMar>
-            <w:top w:w="0" w:type="dxa"/>
-            <w:bottom w:w="0" w:type="dxa"/>
-          </w:tblCellMar>
-        </w:tblPrEx>
         <w:tc>
           <w:tcPr>
             <w:tcW w:w="1000" w:type="dxa"/>
@@ -7947,12 +7507,6 @@
         </w:tc>
       </w:tr>
       <w:tr>
-        <w:tblPrEx>
-          <w:tblCellMar>
-            <w:top w:w="0" w:type="dxa"/>
-            <w:bottom w:w="0" w:type="dxa"/>
-          </w:tblCellMar>
-        </w:tblPrEx>
         <w:tc>
           <w:tcPr>
             <w:tcW w:w="1000" w:type="dxa"/>
@@ -8043,12 +7597,6 @@
         </w:tc>
       </w:tr>
       <w:tr>
-        <w:tblPrEx>
-          <w:tblCellMar>
-            <w:top w:w="0" w:type="dxa"/>
-            <w:bottom w:w="0" w:type="dxa"/>
-          </w:tblCellMar>
-        </w:tblPrEx>
         <w:tc>
           <w:tcPr>
             <w:tcW w:w="1000" w:type="dxa"/>
@@ -8136,12 +7684,6 @@
         </w:tc>
       </w:tr>
       <w:tr>
-        <w:tblPrEx>
-          <w:tblCellMar>
-            <w:top w:w="0" w:type="dxa"/>
-            <w:bottom w:w="0" w:type="dxa"/>
-          </w:tblCellMar>
-        </w:tblPrEx>
         <w:tc>
           <w:tcPr>
             <w:tcW w:w="1000" w:type="dxa"/>
@@ -8232,12 +7774,6 @@
         </w:tc>
       </w:tr>
       <w:tr>
-        <w:tblPrEx>
-          <w:tblCellMar>
-            <w:top w:w="0" w:type="dxa"/>
-            <w:bottom w:w="0" w:type="dxa"/>
-          </w:tblCellMar>
-        </w:tblPrEx>
         <w:tc>
           <w:tcPr>
             <w:tcW w:w="1000" w:type="dxa"/>
@@ -8325,12 +7861,6 @@
         </w:tc>
       </w:tr>
       <w:tr>
-        <w:tblPrEx>
-          <w:tblCellMar>
-            <w:top w:w="0" w:type="dxa"/>
-            <w:bottom w:w="0" w:type="dxa"/>
-          </w:tblCellMar>
-        </w:tblPrEx>
         <w:tc>
           <w:tcPr>
             <w:tcW w:w="1000" w:type="dxa"/>
@@ -8421,12 +7951,6 @@
         </w:tc>
       </w:tr>
       <w:tr>
-        <w:tblPrEx>
-          <w:tblCellMar>
-            <w:top w:w="0" w:type="dxa"/>
-            <w:bottom w:w="0" w:type="dxa"/>
-          </w:tblCellMar>
-        </w:tblPrEx>
         <w:tc>
           <w:tcPr>
             <w:tcW w:w="1000" w:type="dxa"/>
@@ -8514,12 +8038,6 @@
         </w:tc>
       </w:tr>
       <w:tr>
-        <w:tblPrEx>
-          <w:tblCellMar>
-            <w:top w:w="0" w:type="dxa"/>
-            <w:bottom w:w="0" w:type="dxa"/>
-          </w:tblCellMar>
-        </w:tblPrEx>
         <w:tc>
           <w:tcPr>
             <w:tcW w:w="1000" w:type="dxa"/>
@@ -8610,12 +8128,6 @@
         </w:tc>
       </w:tr>
       <w:tr>
-        <w:tblPrEx>
-          <w:tblCellMar>
-            <w:top w:w="0" w:type="dxa"/>
-            <w:bottom w:w="0" w:type="dxa"/>
-          </w:tblCellMar>
-        </w:tblPrEx>
         <w:tc>
           <w:tcPr>
             <w:tcW w:w="1000" w:type="dxa"/>
@@ -8703,12 +8215,6 @@
         </w:tc>
       </w:tr>
       <w:tr>
-        <w:tblPrEx>
-          <w:tblCellMar>
-            <w:top w:w="0" w:type="dxa"/>
-            <w:bottom w:w="0" w:type="dxa"/>
-          </w:tblCellMar>
-        </w:tblPrEx>
         <w:tc>
           <w:tcPr>
             <w:tcW w:w="1000" w:type="dxa"/>
@@ -8799,12 +8305,6 @@
         </w:tc>
       </w:tr>
       <w:tr>
-        <w:tblPrEx>
-          <w:tblCellMar>
-            <w:top w:w="0" w:type="dxa"/>
-            <w:bottom w:w="0" w:type="dxa"/>
-          </w:tblCellMar>
-        </w:tblPrEx>
         <w:tc>
           <w:tcPr>
             <w:tcW w:w="1000" w:type="dxa"/>
@@ -8857,9 +8357,59 @@
                 <w:sz w:val="20"/>
                 <w:szCs w:val="20"/>
               </w:rPr>
-              <w:t xml:space="preserve">Add/update service </w:t>
-            </w:r>
-            <w:proofErr w:type="spellStart"/>
+              <w:t>Add/update service catalog</w:t>
+            </w:r>
+          </w:p>
+        </w:tc>
+        <w:tc>
+          <w:tcPr>
+            <w:tcW w:w="5560" w:type="dxa"/>
+            <w:tcBorders>
+              <w:top w:val="single" w:sz="1" w:space="0" w:color="CCCCCC"/>
+              <w:left w:val="single" w:sz="1" w:space="0" w:color="CCCCCC"/>
+              <w:bottom w:val="single" w:sz="1" w:space="0" w:color="CCCCCC"/>
+              <w:right w:val="single" w:sz="1" w:space="0" w:color="CCCCCC"/>
+            </w:tcBorders>
+            <w:tcMar>
+              <w:top w:w="80" w:type="dxa"/>
+              <w:left w:w="120" w:type="dxa"/>
+              <w:bottom w:w="80" w:type="dxa"/>
+              <w:right w:w="120" w:type="dxa"/>
+            </w:tcMar>
+          </w:tcPr>
+          <w:p>
+            <w:pPr>
+              <w:spacing w:after="40"/>
+            </w:pPr>
+            <w:r>
+              <w:rPr>
+                <w:sz w:val="20"/>
+                <w:szCs w:val="20"/>
+              </w:rPr>
+              <w:t>Administrator adds a new clinic service or updates the price/description of an existing service.</w:t>
+            </w:r>
+          </w:p>
+        </w:tc>
+      </w:tr>
+      <w:tr>
+        <w:tc>
+          <w:tcPr>
+            <w:tcW w:w="1000" w:type="dxa"/>
+            <w:tcBorders>
+              <w:top w:val="single" w:sz="1" w:space="0" w:color="CCCCCC"/>
+              <w:left w:val="single" w:sz="1" w:space="0" w:color="CCCCCC"/>
+              <w:bottom w:val="single" w:sz="1" w:space="0" w:color="CCCCCC"/>
+              <w:right w:val="single" w:sz="1" w:space="0" w:color="CCCCCC"/>
+            </w:tcBorders>
+            <w:shd w:val="clear" w:color="auto" w:fill="EBF5FB"/>
+            <w:tcMar>
+              <w:top w:w="80" w:type="dxa"/>
+              <w:left w:w="120" w:type="dxa"/>
+              <w:bottom w:w="80" w:type="dxa"/>
+              <w:right w:w="120" w:type="dxa"/>
+            </w:tcMar>
+          </w:tcPr>
+          <w:p>
             <w:r>
               <w:rPr>
                 <w:b/>
@@ -8867,9 +8417,37 @@
                 <w:sz w:val="20"/>
                 <w:szCs w:val="20"/>
               </w:rPr>
-              <w:t>catalog</w:t>
-            </w:r>
-            <w:proofErr w:type="spellEnd"/>
+              <w:t>SC_A12</w:t>
+            </w:r>
+          </w:p>
+        </w:tc>
+        <w:tc>
+          <w:tcPr>
+            <w:tcW w:w="2800" w:type="dxa"/>
+            <w:tcBorders>
+              <w:top w:val="single" w:sz="1" w:space="0" w:color="CCCCCC"/>
+              <w:left w:val="single" w:sz="1" w:space="0" w:color="CCCCCC"/>
+              <w:bottom w:val="single" w:sz="1" w:space="0" w:color="CCCCCC"/>
+              <w:right w:val="single" w:sz="1" w:space="0" w:color="CCCCCC"/>
+            </w:tcBorders>
+            <w:shd w:val="clear" w:color="auto" w:fill="EBF5FB"/>
+            <w:tcMar>
+              <w:top w:w="80" w:type="dxa"/>
+              <w:left w:w="120" w:type="dxa"/>
+              <w:bottom w:w="80" w:type="dxa"/>
+              <w:right w:w="120" w:type="dxa"/>
+            </w:tcMar>
+          </w:tcPr>
+          <w:p>
+            <w:r>
+              <w:rPr>
+                <w:b/>
+                <w:bCs/>
+                <w:sz w:val="20"/>
+                <w:szCs w:val="20"/>
+              </w:rPr>
+              <w:t>Generate a patient bill</w:t>
+            </w:r>
           </w:p>
         </w:tc>
         <w:tc>
@@ -8881,34 +8459,29 @@
               <w:bottom w:val="single" w:sz="1" w:space="0" w:color="CCCCCC"/>
               <w:right w:val="single" w:sz="1" w:space="0" w:color="CCCCCC"/>
             </w:tcBorders>
-            <w:tcMar>
-              <w:top w:w="80" w:type="dxa"/>
-              <w:left w:w="120" w:type="dxa"/>
-              <w:bottom w:w="80" w:type="dxa"/>
-              <w:right w:w="120" w:type="dxa"/>
-            </w:tcMar>
-          </w:tcPr>
-          <w:p>
-            <w:pPr>
-              <w:spacing w:after="40"/>
-            </w:pPr>
-            <w:r>
-              <w:rPr>
-                <w:sz w:val="20"/>
-                <w:szCs w:val="20"/>
-              </w:rPr>
-              <w:t>Administrator adds a new clinic service or updates the price/description of an existing service.</w:t>
+            <w:shd w:val="clear" w:color="auto" w:fill="EBF5FB"/>
+            <w:tcMar>
+              <w:top w:w="80" w:type="dxa"/>
+              <w:left w:w="120" w:type="dxa"/>
+              <w:bottom w:w="80" w:type="dxa"/>
+              <w:right w:w="120" w:type="dxa"/>
+            </w:tcMar>
+          </w:tcPr>
+          <w:p>
+            <w:pPr>
+              <w:spacing w:after="40"/>
+            </w:pPr>
+            <w:r>
+              <w:rPr>
+                <w:sz w:val="20"/>
+                <w:szCs w:val="20"/>
+              </w:rPr>
+              <w:t>Administrator generates an itemized bill for a patient covering all unbilled services.</w:t>
             </w:r>
           </w:p>
         </w:tc>
       </w:tr>
       <w:tr>
-        <w:tblPrEx>
-          <w:tblCellMar>
-            <w:top w:w="0" w:type="dxa"/>
-            <w:bottom w:w="0" w:type="dxa"/>
-          </w:tblCellMar>
-        </w:tblPrEx>
         <w:tc>
           <w:tcPr>
             <w:tcW w:w="1000" w:type="dxa"/>
@@ -8918,7 +8491,6 @@
               <w:bottom w:val="single" w:sz="1" w:space="0" w:color="CCCCCC"/>
               <w:right w:val="single" w:sz="1" w:space="0" w:color="CCCCCC"/>
             </w:tcBorders>
-            <w:shd w:val="clear" w:color="auto" w:fill="EBF5FB"/>
             <w:tcMar>
               <w:top w:w="80" w:type="dxa"/>
               <w:left w:w="120" w:type="dxa"/>
@@ -8934,7 +8506,7 @@
                 <w:sz w:val="20"/>
                 <w:szCs w:val="20"/>
               </w:rPr>
-              <w:t>SC_A12</w:t>
+              <w:t>SC_A13</w:t>
             </w:r>
           </w:p>
         </w:tc>
@@ -8947,7 +8519,6 @@
               <w:bottom w:val="single" w:sz="1" w:space="0" w:color="CCCCCC"/>
               <w:right w:val="single" w:sz="1" w:space="0" w:color="CCCCCC"/>
             </w:tcBorders>
-            <w:shd w:val="clear" w:color="auto" w:fill="EBF5FB"/>
             <w:tcMar>
               <w:top w:w="80" w:type="dxa"/>
               <w:left w:w="120" w:type="dxa"/>
@@ -8963,7 +8534,7 @@
                 <w:sz w:val="20"/>
                 <w:szCs w:val="20"/>
               </w:rPr>
-              <w:t>Generate a patient bill</w:t>
+              <w:t>Record a payment</w:t>
             </w:r>
           </w:p>
         </w:tc>
@@ -8976,35 +8547,28 @@
               <w:bottom w:val="single" w:sz="1" w:space="0" w:color="CCCCCC"/>
               <w:right w:val="single" w:sz="1" w:space="0" w:color="CCCCCC"/>
             </w:tcBorders>
-            <w:shd w:val="clear" w:color="auto" w:fill="EBF5FB"/>
-            <w:tcMar>
-              <w:top w:w="80" w:type="dxa"/>
-              <w:left w:w="120" w:type="dxa"/>
-              <w:bottom w:w="80" w:type="dxa"/>
-              <w:right w:w="120" w:type="dxa"/>
-            </w:tcMar>
-          </w:tcPr>
-          <w:p>
-            <w:pPr>
-              <w:spacing w:after="40"/>
-            </w:pPr>
-            <w:r>
-              <w:rPr>
-                <w:sz w:val="20"/>
-                <w:szCs w:val="20"/>
-              </w:rPr>
-              <w:t>Administrator generates an itemized bill for a patient covering all unbilled services.</w:t>
+            <w:tcMar>
+              <w:top w:w="80" w:type="dxa"/>
+              <w:left w:w="120" w:type="dxa"/>
+              <w:bottom w:w="80" w:type="dxa"/>
+              <w:right w:w="120" w:type="dxa"/>
+            </w:tcMar>
+          </w:tcPr>
+          <w:p>
+            <w:pPr>
+              <w:spacing w:after="40"/>
+            </w:pPr>
+            <w:r>
+              <w:rPr>
+                <w:sz w:val="20"/>
+                <w:szCs w:val="20"/>
+              </w:rPr>
+              <w:t>Administrator records a payment (cash, card, transfer, insurance) against a patient’s pending bill.</w:t>
             </w:r>
           </w:p>
         </w:tc>
       </w:tr>
       <w:tr>
-        <w:tblPrEx>
-          <w:tblCellMar>
-            <w:top w:w="0" w:type="dxa"/>
-            <w:bottom w:w="0" w:type="dxa"/>
-          </w:tblCellMar>
-        </w:tblPrEx>
         <w:tc>
           <w:tcPr>
             <w:tcW w:w="1000" w:type="dxa"/>
@@ -9014,6 +8578,7 @@
               <w:bottom w:val="single" w:sz="1" w:space="0" w:color="CCCCCC"/>
               <w:right w:val="single" w:sz="1" w:space="0" w:color="CCCCCC"/>
             </w:tcBorders>
+            <w:shd w:val="clear" w:color="auto" w:fill="EBF5FB"/>
             <w:tcMar>
               <w:top w:w="80" w:type="dxa"/>
               <w:left w:w="120" w:type="dxa"/>
@@ -9029,7 +8594,7 @@
                 <w:sz w:val="20"/>
                 <w:szCs w:val="20"/>
               </w:rPr>
-              <w:t>SC_A13</w:t>
+              <w:t>SC_A14</w:t>
             </w:r>
           </w:p>
         </w:tc>
@@ -9042,6 +8607,7 @@
               <w:bottom w:val="single" w:sz="1" w:space="0" w:color="CCCCCC"/>
               <w:right w:val="single" w:sz="1" w:space="0" w:color="CCCCCC"/>
             </w:tcBorders>
+            <w:shd w:val="clear" w:color="auto" w:fill="EBF5FB"/>
             <w:tcMar>
               <w:top w:w="80" w:type="dxa"/>
               <w:left w:w="120" w:type="dxa"/>
@@ -9057,7 +8623,7 @@
                 <w:sz w:val="20"/>
                 <w:szCs w:val="20"/>
               </w:rPr>
-              <w:t>Record a payment</w:t>
+              <w:t>Generate a report</w:t>
             </w:r>
           </w:p>
         </w:tc>
@@ -9070,130 +8636,29 @@
               <w:bottom w:val="single" w:sz="1" w:space="0" w:color="CCCCCC"/>
               <w:right w:val="single" w:sz="1" w:space="0" w:color="CCCCCC"/>
             </w:tcBorders>
-            <w:tcMar>
-              <w:top w:w="80" w:type="dxa"/>
-              <w:left w:w="120" w:type="dxa"/>
-              <w:bottom w:w="80" w:type="dxa"/>
-              <w:right w:w="120" w:type="dxa"/>
-            </w:tcMar>
-          </w:tcPr>
-          <w:p>
-            <w:pPr>
-              <w:spacing w:after="40"/>
-            </w:pPr>
-            <w:r>
-              <w:rPr>
-                <w:sz w:val="20"/>
-                <w:szCs w:val="20"/>
-              </w:rPr>
-              <w:t>Administrator records a payment (cash, card, transfer, insurance) against a patient’s pending bill.</w:t>
+            <w:shd w:val="clear" w:color="auto" w:fill="EBF5FB"/>
+            <w:tcMar>
+              <w:top w:w="80" w:type="dxa"/>
+              <w:left w:w="120" w:type="dxa"/>
+              <w:bottom w:w="80" w:type="dxa"/>
+              <w:right w:w="120" w:type="dxa"/>
+            </w:tcMar>
+          </w:tcPr>
+          <w:p>
+            <w:pPr>
+              <w:spacing w:after="40"/>
+            </w:pPr>
+            <w:r>
+              <w:rPr>
+                <w:sz w:val="20"/>
+                <w:szCs w:val="20"/>
+              </w:rPr>
+              <w:t>Administrator generates an occupancy, revenue, or service utilization report for a selected date range.</w:t>
             </w:r>
           </w:p>
         </w:tc>
       </w:tr>
       <w:tr>
-        <w:tblPrEx>
-          <w:tblCellMar>
-            <w:top w:w="0" w:type="dxa"/>
-            <w:bottom w:w="0" w:type="dxa"/>
-          </w:tblCellMar>
-        </w:tblPrEx>
-        <w:tc>
-          <w:tcPr>
-            <w:tcW w:w="1000" w:type="dxa"/>
-            <w:tcBorders>
-              <w:top w:val="single" w:sz="1" w:space="0" w:color="CCCCCC"/>
-              <w:left w:val="single" w:sz="1" w:space="0" w:color="CCCCCC"/>
-              <w:bottom w:val="single" w:sz="1" w:space="0" w:color="CCCCCC"/>
-              <w:right w:val="single" w:sz="1" w:space="0" w:color="CCCCCC"/>
-            </w:tcBorders>
-            <w:shd w:val="clear" w:color="auto" w:fill="EBF5FB"/>
-            <w:tcMar>
-              <w:top w:w="80" w:type="dxa"/>
-              <w:left w:w="120" w:type="dxa"/>
-              <w:bottom w:w="80" w:type="dxa"/>
-              <w:right w:w="120" w:type="dxa"/>
-            </w:tcMar>
-          </w:tcPr>
-          <w:p>
-            <w:r>
-              <w:rPr>
-                <w:b/>
-                <w:bCs/>
-                <w:sz w:val="20"/>
-                <w:szCs w:val="20"/>
-              </w:rPr>
-              <w:t>SC_A14</w:t>
-            </w:r>
-          </w:p>
-        </w:tc>
-        <w:tc>
-          <w:tcPr>
-            <w:tcW w:w="2800" w:type="dxa"/>
-            <w:tcBorders>
-              <w:top w:val="single" w:sz="1" w:space="0" w:color="CCCCCC"/>
-              <w:left w:val="single" w:sz="1" w:space="0" w:color="CCCCCC"/>
-              <w:bottom w:val="single" w:sz="1" w:space="0" w:color="CCCCCC"/>
-              <w:right w:val="single" w:sz="1" w:space="0" w:color="CCCCCC"/>
-            </w:tcBorders>
-            <w:shd w:val="clear" w:color="auto" w:fill="EBF5FB"/>
-            <w:tcMar>
-              <w:top w:w="80" w:type="dxa"/>
-              <w:left w:w="120" w:type="dxa"/>
-              <w:bottom w:w="80" w:type="dxa"/>
-              <w:right w:w="120" w:type="dxa"/>
-            </w:tcMar>
-          </w:tcPr>
-          <w:p>
-            <w:r>
-              <w:rPr>
-                <w:b/>
-                <w:bCs/>
-                <w:sz w:val="20"/>
-                <w:szCs w:val="20"/>
-              </w:rPr>
-              <w:t>Generate a report</w:t>
-            </w:r>
-          </w:p>
-        </w:tc>
-        <w:tc>
-          <w:tcPr>
-            <w:tcW w:w="5560" w:type="dxa"/>
-            <w:tcBorders>
-              <w:top w:val="single" w:sz="1" w:space="0" w:color="CCCCCC"/>
-              <w:left w:val="single" w:sz="1" w:space="0" w:color="CCCCCC"/>
-              <w:bottom w:val="single" w:sz="1" w:space="0" w:color="CCCCCC"/>
-              <w:right w:val="single" w:sz="1" w:space="0" w:color="CCCCCC"/>
-            </w:tcBorders>
-            <w:shd w:val="clear" w:color="auto" w:fill="EBF5FB"/>
-            <w:tcMar>
-              <w:top w:w="80" w:type="dxa"/>
-              <w:left w:w="120" w:type="dxa"/>
-              <w:bottom w:w="80" w:type="dxa"/>
-              <w:right w:w="120" w:type="dxa"/>
-            </w:tcMar>
-          </w:tcPr>
-          <w:p>
-            <w:pPr>
-              <w:spacing w:after="40"/>
-            </w:pPr>
-            <w:r>
-              <w:rPr>
-                <w:sz w:val="20"/>
-                <w:szCs w:val="20"/>
-              </w:rPr>
-              <w:t>Administrator generates an occupancy, revenue, or service utilization report for a selected date range.</w:t>
-            </w:r>
-          </w:p>
-        </w:tc>
-      </w:tr>
-      <w:tr>
-        <w:tblPrEx>
-          <w:tblCellMar>
-            <w:top w:w="0" w:type="dxa"/>
-            <w:bottom w:w="0" w:type="dxa"/>
-          </w:tblCellMar>
-        </w:tblPrEx>
         <w:tc>
           <w:tcPr>
             <w:tcW w:w="1000" w:type="dxa"/>
@@ -11322,19 +10787,11 @@
         <w:pStyle w:val="Heading2"/>
         <w:spacing w:before="300" w:after="160"/>
       </w:pPr>
-      <w:proofErr w:type="gramStart"/>
       <w:r>
         <w:rPr>
           <w:color w:val="1B4F72"/>
         </w:rPr>
-        <w:t>7.1  UC</w:t>
-      </w:r>
-      <w:proofErr w:type="gramEnd"/>
-      <w:r>
-        <w:rPr>
-          <w:color w:val="1B4F72"/>
-        </w:rPr>
-        <w:t>_A01: Register New Patient</w:t>
+        <w:t>7.1  UC_A01: Register New Patient</w:t>
       </w:r>
     </w:p>
     <w:tbl>
@@ -11359,12 +10816,6 @@
         <w:gridCol w:w="6960"/>
       </w:tblGrid>
       <w:tr>
-        <w:tblPrEx>
-          <w:tblCellMar>
-            <w:top w:w="0" w:type="dxa"/>
-            <w:bottom w:w="0" w:type="dxa"/>
-          </w:tblCellMar>
-        </w:tblPrEx>
         <w:tc>
           <w:tcPr>
             <w:tcW w:w="2400" w:type="dxa"/>
@@ -11425,12 +10876,6 @@
         </w:tc>
       </w:tr>
       <w:tr>
-        <w:tblPrEx>
-          <w:tblCellMar>
-            <w:top w:w="0" w:type="dxa"/>
-            <w:bottom w:w="0" w:type="dxa"/>
-          </w:tblCellMar>
-        </w:tblPrEx>
         <w:tc>
           <w:tcPr>
             <w:tcW w:w="2400" w:type="dxa"/>
@@ -11492,12 +10937,6 @@
         </w:tc>
       </w:tr>
       <w:tr>
-        <w:tblPrEx>
-          <w:tblCellMar>
-            <w:top w:w="0" w:type="dxa"/>
-            <w:bottom w:w="0" w:type="dxa"/>
-          </w:tblCellMar>
-        </w:tblPrEx>
         <w:tc>
           <w:tcPr>
             <w:tcW w:w="2400" w:type="dxa"/>
@@ -11558,12 +10997,6 @@
         </w:tc>
       </w:tr>
       <w:tr>
-        <w:tblPrEx>
-          <w:tblCellMar>
-            <w:top w:w="0" w:type="dxa"/>
-            <w:bottom w:w="0" w:type="dxa"/>
-          </w:tblCellMar>
-        </w:tblPrEx>
         <w:tc>
           <w:tcPr>
             <w:tcW w:w="2400" w:type="dxa"/>
@@ -11625,12 +11058,6 @@
         </w:tc>
       </w:tr>
       <w:tr>
-        <w:tblPrEx>
-          <w:tblCellMar>
-            <w:top w:w="0" w:type="dxa"/>
-            <w:bottom w:w="0" w:type="dxa"/>
-          </w:tblCellMar>
-        </w:tblPrEx>
         <w:tc>
           <w:tcPr>
             <w:tcW w:w="2400" w:type="dxa"/>
@@ -11715,12 +11142,6 @@
         </w:tc>
       </w:tr>
       <w:tr>
-        <w:tblPrEx>
-          <w:tblCellMar>
-            <w:top w:w="0" w:type="dxa"/>
-            <w:bottom w:w="0" w:type="dxa"/>
-          </w:tblCellMar>
-        </w:tblPrEx>
         <w:tc>
           <w:tcPr>
             <w:tcW w:w="2400" w:type="dxa"/>
@@ -11926,12 +11347,6 @@
         </w:tc>
       </w:tr>
       <w:tr>
-        <w:tblPrEx>
-          <w:tblCellMar>
-            <w:top w:w="0" w:type="dxa"/>
-            <w:bottom w:w="0" w:type="dxa"/>
-          </w:tblCellMar>
-        </w:tblPrEx>
         <w:tc>
           <w:tcPr>
             <w:tcW w:w="2400" w:type="dxa"/>
@@ -12089,12 +11504,6 @@
         </w:tc>
       </w:tr>
       <w:tr>
-        <w:tblPrEx>
-          <w:tblCellMar>
-            <w:top w:w="0" w:type="dxa"/>
-            <w:bottom w:w="0" w:type="dxa"/>
-          </w:tblCellMar>
-        </w:tblPrEx>
         <w:tc>
           <w:tcPr>
             <w:tcW w:w="2400" w:type="dxa"/>
@@ -12181,12 +11590,6 @@
         </w:tc>
       </w:tr>
       <w:tr>
-        <w:tblPrEx>
-          <w:tblCellMar>
-            <w:top w:w="0" w:type="dxa"/>
-            <w:bottom w:w="0" w:type="dxa"/>
-          </w:tblCellMar>
-        </w:tblPrEx>
         <w:tc>
           <w:tcPr>
             <w:tcW w:w="2400" w:type="dxa"/>
@@ -12283,12 +11686,6 @@
         </w:tc>
       </w:tr>
       <w:tr>
-        <w:tblPrEx>
-          <w:tblCellMar>
-            <w:top w:w="0" w:type="dxa"/>
-            <w:bottom w:w="0" w:type="dxa"/>
-          </w:tblCellMar>
-        </w:tblPrEx>
         <w:tc>
           <w:tcPr>
             <w:tcW w:w="2400" w:type="dxa"/>
@@ -12398,12 +11795,6 @@
         </w:tc>
       </w:tr>
       <w:tr>
-        <w:tblPrEx>
-          <w:tblCellMar>
-            <w:top w:w="0" w:type="dxa"/>
-            <w:bottom w:w="0" w:type="dxa"/>
-          </w:tblCellMar>
-        </w:tblPrEx>
         <w:tc>
           <w:tcPr>
             <w:tcW w:w="2400" w:type="dxa"/>
@@ -12463,6 +11854,67 @@
           </w:p>
         </w:tc>
       </w:tr>
+      <w:tr>
+        <w:tc>
+          <w:tcPr>
+            <w:tcW w:w="2400" w:type="dxa"/>
+            <w:tcBorders>
+              <w:top w:val="single" w:sz="1" w:space="0" w:color="CCCCCC"/>
+              <w:left w:val="single" w:sz="1" w:space="0" w:color="CCCCCC"/>
+              <w:bottom w:val="single" w:sz="1" w:space="0" w:color="CCCCCC"/>
+              <w:right w:val="single" w:sz="1" w:space="0" w:color="CCCCCC"/>
+            </w:tcBorders>
+            <w:shd w:val="clear" w:color="auto" w:fill="D6EAF8"/>
+            <w:tcMar>
+              <w:top w:w="80" w:type="dxa"/>
+              <w:left w:w="120" w:type="dxa"/>
+              <w:bottom w:w="80" w:type="dxa"/>
+              <w:right w:w="120" w:type="dxa"/>
+            </w:tcMar>
+          </w:tcPr>
+          <w:p>
+            <w:r>
+              <w:rPr>
+                <w:b/>
+                <w:bCs/>
+                <w:sz w:val="20"/>
+                <w:szCs w:val="20"/>
+              </w:rPr>
+              <w:t>Dependencies</w:t>
+            </w:r>
+          </w:p>
+        </w:tc>
+        <w:tc>
+          <w:tcPr>
+            <w:tcW w:w="6960" w:type="dxa"/>
+            <w:tcBorders>
+              <w:top w:val="single" w:sz="1" w:space="0" w:color="CCCCCC"/>
+              <w:left w:val="single" w:sz="1" w:space="0" w:color="CCCCCC"/>
+              <w:bottom w:val="single" w:sz="1" w:space="0" w:color="CCCCCC"/>
+              <w:right w:val="single" w:sz="1" w:space="0" w:color="CCCCCC"/>
+            </w:tcBorders>
+            <w:shd w:val="clear" w:color="auto" w:fill="EBF5FB"/>
+            <w:tcMar>
+              <w:top w:w="80" w:type="dxa"/>
+              <w:left w:w="120" w:type="dxa"/>
+              <w:bottom w:w="80" w:type="dxa"/>
+              <w:right w:w="120" w:type="dxa"/>
+            </w:tcMar>
+          </w:tcPr>
+          <w:p>
+            <w:pPr>
+              <w:spacing w:after="40"/>
+            </w:pPr>
+            <w:r>
+              <w:rPr>
+                <w:sz w:val="20"/>
+                <w:szCs w:val="20"/>
+              </w:rPr>
+              <w:t>None — this is an entry-point use case. A patient record does not need any other entity to exist before registration.</w:t>
+            </w:r>
+          </w:p>
+        </w:tc>
+      </w:tr>
     </w:tbl>
     <w:p>
       <w:pPr>
@@ -12474,19 +11926,11 @@
         <w:pStyle w:val="Heading2"/>
         <w:spacing w:before="300" w:after="160"/>
       </w:pPr>
-      <w:proofErr w:type="gramStart"/>
       <w:r>
         <w:rPr>
           <w:color w:val="1B4F72"/>
         </w:rPr>
-        <w:t>7.2  UC</w:t>
-      </w:r>
-      <w:proofErr w:type="gramEnd"/>
-      <w:r>
-        <w:rPr>
-          <w:color w:val="1B4F72"/>
-        </w:rPr>
-        <w:t>_A02: Assign Room to Appointment</w:t>
+        <w:t>7.2  UC_A02: Assign Room to Appointment</w:t>
       </w:r>
     </w:p>
     <w:tbl>
@@ -12511,12 +11955,6 @@
         <w:gridCol w:w="6960"/>
       </w:tblGrid>
       <w:tr>
-        <w:tblPrEx>
-          <w:tblCellMar>
-            <w:top w:w="0" w:type="dxa"/>
-            <w:bottom w:w="0" w:type="dxa"/>
-          </w:tblCellMar>
-        </w:tblPrEx>
         <w:tc>
           <w:tcPr>
             <w:tcW w:w="2400" w:type="dxa"/>
@@ -12577,12 +12015,6 @@
         </w:tc>
       </w:tr>
       <w:tr>
-        <w:tblPrEx>
-          <w:tblCellMar>
-            <w:top w:w="0" w:type="dxa"/>
-            <w:bottom w:w="0" w:type="dxa"/>
-          </w:tblCellMar>
-        </w:tblPrEx>
         <w:tc>
           <w:tcPr>
             <w:tcW w:w="2400" w:type="dxa"/>
@@ -12644,12 +12076,6 @@
         </w:tc>
       </w:tr>
       <w:tr>
-        <w:tblPrEx>
-          <w:tblCellMar>
-            <w:top w:w="0" w:type="dxa"/>
-            <w:bottom w:w="0" w:type="dxa"/>
-          </w:tblCellMar>
-        </w:tblPrEx>
         <w:tc>
           <w:tcPr>
             <w:tcW w:w="2400" w:type="dxa"/>
@@ -12710,12 +12136,6 @@
         </w:tc>
       </w:tr>
       <w:tr>
-        <w:tblPrEx>
-          <w:tblCellMar>
-            <w:top w:w="0" w:type="dxa"/>
-            <w:bottom w:w="0" w:type="dxa"/>
-          </w:tblCellMar>
-        </w:tblPrEx>
         <w:tc>
           <w:tcPr>
             <w:tcW w:w="2400" w:type="dxa"/>
@@ -12777,12 +12197,6 @@
         </w:tc>
       </w:tr>
       <w:tr>
-        <w:tblPrEx>
-          <w:tblCellMar>
-            <w:top w:w="0" w:type="dxa"/>
-            <w:bottom w:w="0" w:type="dxa"/>
-          </w:tblCellMar>
-        </w:tblPrEx>
         <w:tc>
           <w:tcPr>
             <w:tcW w:w="2400" w:type="dxa"/>
@@ -12867,12 +12281,6 @@
         </w:tc>
       </w:tr>
       <w:tr>
-        <w:tblPrEx>
-          <w:tblCellMar>
-            <w:top w:w="0" w:type="dxa"/>
-            <w:bottom w:w="0" w:type="dxa"/>
-          </w:tblCellMar>
-        </w:tblPrEx>
         <w:tc>
           <w:tcPr>
             <w:tcW w:w="2400" w:type="dxa"/>
@@ -12976,6 +12384,7 @@
                 <w:sz w:val="20"/>
                 <w:szCs w:val="20"/>
               </w:rPr>
+              <w:lastRenderedPageBreak/>
               <w:t>5. System retrieves and displays rooms available for the appointment’s time window, filtered by room type (consultation, procedure, lab).</w:t>
             </w:r>
           </w:p>
@@ -13012,7 +12421,6 @@
                 <w:sz w:val="20"/>
                 <w:szCs w:val="20"/>
               </w:rPr>
-              <w:lastRenderedPageBreak/>
               <w:t>8. System assigns the room to the appointment.</w:t>
             </w:r>
           </w:p>
@@ -13055,12 +12463,6 @@
         </w:tc>
       </w:tr>
       <w:tr>
-        <w:tblPrEx>
-          <w:tblCellMar>
-            <w:top w:w="0" w:type="dxa"/>
-            <w:bottom w:w="0" w:type="dxa"/>
-          </w:tblCellMar>
-        </w:tblPrEx>
         <w:tc>
           <w:tcPr>
             <w:tcW w:w="2400" w:type="dxa"/>
@@ -13206,12 +12608,6 @@
         </w:tc>
       </w:tr>
       <w:tr>
-        <w:tblPrEx>
-          <w:tblCellMar>
-            <w:top w:w="0" w:type="dxa"/>
-            <w:bottom w:w="0" w:type="dxa"/>
-          </w:tblCellMar>
-        </w:tblPrEx>
         <w:tc>
           <w:tcPr>
             <w:tcW w:w="2400" w:type="dxa"/>
@@ -13297,12 +12693,6 @@
         </w:tc>
       </w:tr>
       <w:tr>
-        <w:tblPrEx>
-          <w:tblCellMar>
-            <w:top w:w="0" w:type="dxa"/>
-            <w:bottom w:w="0" w:type="dxa"/>
-          </w:tblCellMar>
-        </w:tblPrEx>
         <w:tc>
           <w:tcPr>
             <w:tcW w:w="2400" w:type="dxa"/>
@@ -13399,12 +12789,6 @@
         </w:tc>
       </w:tr>
       <w:tr>
-        <w:tblPrEx>
-          <w:tblCellMar>
-            <w:top w:w="0" w:type="dxa"/>
-            <w:bottom w:w="0" w:type="dxa"/>
-          </w:tblCellMar>
-        </w:tblPrEx>
         <w:tc>
           <w:tcPr>
             <w:tcW w:w="2400" w:type="dxa"/>
@@ -13514,12 +12898,6 @@
         </w:tc>
       </w:tr>
       <w:tr>
-        <w:tblPrEx>
-          <w:tblCellMar>
-            <w:top w:w="0" w:type="dxa"/>
-            <w:bottom w:w="0" w:type="dxa"/>
-          </w:tblCellMar>
-        </w:tblPrEx>
         <w:tc>
           <w:tcPr>
             <w:tcW w:w="2400" w:type="dxa"/>
@@ -13579,6 +12957,91 @@
           </w:p>
         </w:tc>
       </w:tr>
+      <w:tr>
+        <w:tc>
+          <w:tcPr>
+            <w:tcW w:w="2400" w:type="dxa"/>
+            <w:tcBorders>
+              <w:top w:val="single" w:sz="1" w:space="0" w:color="CCCCCC"/>
+              <w:left w:val="single" w:sz="1" w:space="0" w:color="CCCCCC"/>
+              <w:bottom w:val="single" w:sz="1" w:space="0" w:color="CCCCCC"/>
+              <w:right w:val="single" w:sz="1" w:space="0" w:color="CCCCCC"/>
+            </w:tcBorders>
+            <w:shd w:val="clear" w:color="auto" w:fill="D6EAF8"/>
+            <w:tcMar>
+              <w:top w:w="80" w:type="dxa"/>
+              <w:left w:w="120" w:type="dxa"/>
+              <w:bottom w:w="80" w:type="dxa"/>
+              <w:right w:w="120" w:type="dxa"/>
+            </w:tcMar>
+          </w:tcPr>
+          <w:p>
+            <w:r>
+              <w:rPr>
+                <w:b/>
+                <w:bCs/>
+                <w:sz w:val="20"/>
+                <w:szCs w:val="20"/>
+              </w:rPr>
+              <w:t>Dependencies</w:t>
+            </w:r>
+          </w:p>
+        </w:tc>
+        <w:tc>
+          <w:tcPr>
+            <w:tcW w:w="6960" w:type="dxa"/>
+            <w:tcBorders>
+              <w:top w:val="single" w:sz="1" w:space="0" w:color="CCCCCC"/>
+              <w:left w:val="single" w:sz="1" w:space="0" w:color="CCCCCC"/>
+              <w:bottom w:val="single" w:sz="1" w:space="0" w:color="CCCCCC"/>
+              <w:right w:val="single" w:sz="1" w:space="0" w:color="CCCCCC"/>
+            </w:tcBorders>
+            <w:shd w:val="clear" w:color="auto" w:fill="EBF5FB"/>
+            <w:tcMar>
+              <w:top w:w="80" w:type="dxa"/>
+              <w:left w:w="120" w:type="dxa"/>
+              <w:bottom w:w="80" w:type="dxa"/>
+              <w:right w:w="120" w:type="dxa"/>
+            </w:tcMar>
+          </w:tcPr>
+          <w:p>
+            <w:pPr>
+              <w:spacing w:after="40"/>
+            </w:pPr>
+            <w:r>
+              <w:rPr>
+                <w:sz w:val="20"/>
+                <w:szCs w:val="20"/>
+              </w:rPr>
+              <w:t>UC_A01 (Register New Patient) — a patient must exist.</w:t>
+            </w:r>
+          </w:p>
+          <w:p>
+            <w:pPr>
+              <w:spacing w:after="40"/>
+            </w:pPr>
+            <w:r>
+              <w:rPr>
+                <w:sz w:val="20"/>
+                <w:szCs w:val="20"/>
+              </w:rPr>
+              <w:t>UC_A04 (Manage Doctors) — a doctor must exist.</w:t>
+            </w:r>
+          </w:p>
+          <w:p>
+            <w:pPr>
+              <w:spacing w:after="40"/>
+            </w:pPr>
+            <w:r>
+              <w:rPr>
+                <w:sz w:val="20"/>
+                <w:szCs w:val="20"/>
+              </w:rPr>
+              <w:t>UC_A06 (Manage Appointment Schedules) — a confirmed appointment must exist before a room can be assigned to it.</w:t>
+            </w:r>
+          </w:p>
+        </w:tc>
+      </w:tr>
     </w:tbl>
     <w:p>
       <w:pPr>
@@ -13590,19 +13053,11 @@
         <w:pStyle w:val="Heading2"/>
         <w:spacing w:before="300" w:after="160"/>
       </w:pPr>
-      <w:proofErr w:type="gramStart"/>
       <w:r>
         <w:rPr>
           <w:color w:val="1B4F72"/>
         </w:rPr>
-        <w:t>7.3  UC</w:t>
-      </w:r>
-      <w:proofErr w:type="gramEnd"/>
-      <w:r>
-        <w:rPr>
-          <w:color w:val="1B4F72"/>
-        </w:rPr>
-        <w:t>_A03: Generate Patient Bill</w:t>
+        <w:t>7.3  UC_A03: Generate Patient Bill</w:t>
       </w:r>
     </w:p>
     <w:tbl>
@@ -13627,12 +13082,6 @@
         <w:gridCol w:w="6960"/>
       </w:tblGrid>
       <w:tr>
-        <w:tblPrEx>
-          <w:tblCellMar>
-            <w:top w:w="0" w:type="dxa"/>
-            <w:bottom w:w="0" w:type="dxa"/>
-          </w:tblCellMar>
-        </w:tblPrEx>
         <w:tc>
           <w:tcPr>
             <w:tcW w:w="2400" w:type="dxa"/>
@@ -13658,6 +13107,7 @@
                 <w:sz w:val="20"/>
                 <w:szCs w:val="20"/>
               </w:rPr>
+              <w:lastRenderedPageBreak/>
               <w:t>UC Name</w:t>
             </w:r>
           </w:p>
@@ -13693,12 +13143,6 @@
         </w:tc>
       </w:tr>
       <w:tr>
-        <w:tblPrEx>
-          <w:tblCellMar>
-            <w:top w:w="0" w:type="dxa"/>
-            <w:bottom w:w="0" w:type="dxa"/>
-          </w:tblCellMar>
-        </w:tblPrEx>
         <w:tc>
           <w:tcPr>
             <w:tcW w:w="2400" w:type="dxa"/>
@@ -13760,12 +13204,6 @@
         </w:tc>
       </w:tr>
       <w:tr>
-        <w:tblPrEx>
-          <w:tblCellMar>
-            <w:top w:w="0" w:type="dxa"/>
-            <w:bottom w:w="0" w:type="dxa"/>
-          </w:tblCellMar>
-        </w:tblPrEx>
         <w:tc>
           <w:tcPr>
             <w:tcW w:w="2400" w:type="dxa"/>
@@ -13826,12 +13264,6 @@
         </w:tc>
       </w:tr>
       <w:tr>
-        <w:tblPrEx>
-          <w:tblCellMar>
-            <w:top w:w="0" w:type="dxa"/>
-            <w:bottom w:w="0" w:type="dxa"/>
-          </w:tblCellMar>
-        </w:tblPrEx>
         <w:tc>
           <w:tcPr>
             <w:tcW w:w="2400" w:type="dxa"/>
@@ -13893,12 +13325,6 @@
         </w:tc>
       </w:tr>
       <w:tr>
-        <w:tblPrEx>
-          <w:tblCellMar>
-            <w:top w:w="0" w:type="dxa"/>
-            <w:bottom w:w="0" w:type="dxa"/>
-          </w:tblCellMar>
-        </w:tblPrEx>
         <w:tc>
           <w:tcPr>
             <w:tcW w:w="2400" w:type="dxa"/>
@@ -13924,7 +13350,6 @@
                 <w:sz w:val="20"/>
                 <w:szCs w:val="20"/>
               </w:rPr>
-              <w:lastRenderedPageBreak/>
               <w:t>Preconditions</w:t>
             </w:r>
           </w:p>
@@ -13990,34 +13415,12 @@
                 <w:sz w:val="20"/>
                 <w:szCs w:val="20"/>
               </w:rPr>
-              <w:t xml:space="preserve">Service prices are configured in the service </w:t>
-            </w:r>
-            <w:proofErr w:type="spellStart"/>
-            <w:r>
-              <w:rPr>
-                <w:sz w:val="20"/>
-                <w:szCs w:val="20"/>
-              </w:rPr>
-              <w:t>catalog</w:t>
-            </w:r>
-            <w:proofErr w:type="spellEnd"/>
-            <w:r>
-              <w:rPr>
-                <w:sz w:val="20"/>
-                <w:szCs w:val="20"/>
-              </w:rPr>
-              <w:t>.</w:t>
+              <w:t>Service prices are configured in the service catalog.</w:t>
             </w:r>
           </w:p>
         </w:tc>
       </w:tr>
       <w:tr>
-        <w:tblPrEx>
-          <w:tblCellMar>
-            <w:top w:w="0" w:type="dxa"/>
-            <w:bottom w:w="0" w:type="dxa"/>
-          </w:tblCellMar>
-        </w:tblPrEx>
         <w:tc>
           <w:tcPr>
             <w:tcW w:w="2400" w:type="dxa"/>
@@ -14247,12 +13650,6 @@
         </w:tc>
       </w:tr>
       <w:tr>
-        <w:tblPrEx>
-          <w:tblCellMar>
-            <w:top w:w="0" w:type="dxa"/>
-            <w:bottom w:w="0" w:type="dxa"/>
-          </w:tblCellMar>
-        </w:tblPrEx>
         <w:tc>
           <w:tcPr>
             <w:tcW w:w="2400" w:type="dxa"/>
@@ -14409,12 +13806,6 @@
         </w:tc>
       </w:tr>
       <w:tr>
-        <w:tblPrEx>
-          <w:tblCellMar>
-            <w:top w:w="0" w:type="dxa"/>
-            <w:bottom w:w="0" w:type="dxa"/>
-          </w:tblCellMar>
-        </w:tblPrEx>
         <w:tc>
           <w:tcPr>
             <w:tcW w:w="2400" w:type="dxa"/>
@@ -14500,12 +13891,6 @@
         </w:tc>
       </w:tr>
       <w:tr>
-        <w:tblPrEx>
-          <w:tblCellMar>
-            <w:top w:w="0" w:type="dxa"/>
-            <w:bottom w:w="0" w:type="dxa"/>
-          </w:tblCellMar>
-        </w:tblPrEx>
         <w:tc>
           <w:tcPr>
             <w:tcW w:w="2400" w:type="dxa"/>
@@ -14531,6 +13916,7 @@
                 <w:sz w:val="20"/>
                 <w:szCs w:val="20"/>
               </w:rPr>
+              <w:lastRenderedPageBreak/>
               <w:t>Postconditions</w:t>
             </w:r>
           </w:p>
@@ -14614,12 +14000,6 @@
         </w:tc>
       </w:tr>
       <w:tr>
-        <w:tblPrEx>
-          <w:tblCellMar>
-            <w:top w:w="0" w:type="dxa"/>
-            <w:bottom w:w="0" w:type="dxa"/>
-          </w:tblCellMar>
-        </w:tblPrEx>
         <w:tc>
           <w:tcPr>
             <w:tcW w:w="2400" w:type="dxa"/>
@@ -14645,7 +14025,6 @@
                 <w:sz w:val="20"/>
                 <w:szCs w:val="20"/>
               </w:rPr>
-              <w:lastRenderedPageBreak/>
               <w:t>Restrictions &amp; Constraints</w:t>
             </w:r>
           </w:p>
@@ -14730,12 +14109,6 @@
         </w:tc>
       </w:tr>
       <w:tr>
-        <w:tblPrEx>
-          <w:tblCellMar>
-            <w:top w:w="0" w:type="dxa"/>
-            <w:bottom w:w="0" w:type="dxa"/>
-          </w:tblCellMar>
-        </w:tblPrEx>
         <w:tc>
           <w:tcPr>
             <w:tcW w:w="2400" w:type="dxa"/>
@@ -14795,6 +14168,91 @@
           </w:p>
         </w:tc>
       </w:tr>
+      <w:tr>
+        <w:tc>
+          <w:tcPr>
+            <w:tcW w:w="2400" w:type="dxa"/>
+            <w:tcBorders>
+              <w:top w:val="single" w:sz="1" w:space="0" w:color="CCCCCC"/>
+              <w:left w:val="single" w:sz="1" w:space="0" w:color="CCCCCC"/>
+              <w:bottom w:val="single" w:sz="1" w:space="0" w:color="CCCCCC"/>
+              <w:right w:val="single" w:sz="1" w:space="0" w:color="CCCCCC"/>
+            </w:tcBorders>
+            <w:shd w:val="clear" w:color="auto" w:fill="D6EAF8"/>
+            <w:tcMar>
+              <w:top w:w="80" w:type="dxa"/>
+              <w:left w:w="120" w:type="dxa"/>
+              <w:bottom w:w="80" w:type="dxa"/>
+              <w:right w:w="120" w:type="dxa"/>
+            </w:tcMar>
+          </w:tcPr>
+          <w:p>
+            <w:r>
+              <w:rPr>
+                <w:b/>
+                <w:bCs/>
+                <w:sz w:val="20"/>
+                <w:szCs w:val="20"/>
+              </w:rPr>
+              <w:t>Dependencies</w:t>
+            </w:r>
+          </w:p>
+        </w:tc>
+        <w:tc>
+          <w:tcPr>
+            <w:tcW w:w="6960" w:type="dxa"/>
+            <w:tcBorders>
+              <w:top w:val="single" w:sz="1" w:space="0" w:color="CCCCCC"/>
+              <w:left w:val="single" w:sz="1" w:space="0" w:color="CCCCCC"/>
+              <w:bottom w:val="single" w:sz="1" w:space="0" w:color="CCCCCC"/>
+              <w:right w:val="single" w:sz="1" w:space="0" w:color="CCCCCC"/>
+            </w:tcBorders>
+            <w:shd w:val="clear" w:color="auto" w:fill="EBF5FB"/>
+            <w:tcMar>
+              <w:top w:w="80" w:type="dxa"/>
+              <w:left w:w="120" w:type="dxa"/>
+              <w:bottom w:w="80" w:type="dxa"/>
+              <w:right w:w="120" w:type="dxa"/>
+            </w:tcMar>
+          </w:tcPr>
+          <w:p>
+            <w:pPr>
+              <w:spacing w:after="40"/>
+            </w:pPr>
+            <w:r>
+              <w:rPr>
+                <w:sz w:val="20"/>
+                <w:szCs w:val="20"/>
+              </w:rPr>
+              <w:t>UC_A01 (Register New Patient) — the patient must be registered.</w:t>
+            </w:r>
+          </w:p>
+          <w:p>
+            <w:pPr>
+              <w:spacing w:after="40"/>
+            </w:pPr>
+            <w:r>
+              <w:rPr>
+                <w:sz w:val="20"/>
+                <w:szCs w:val="20"/>
+              </w:rPr>
+              <w:t>UC_A05 (Manage Service Catalog and Prices) — services and their prices must be configured before they can be billed.</w:t>
+            </w:r>
+          </w:p>
+          <w:p>
+            <w:pPr>
+              <w:spacing w:after="40"/>
+            </w:pPr>
+            <w:r>
+              <w:rPr>
+                <w:sz w:val="20"/>
+                <w:szCs w:val="20"/>
+              </w:rPr>
+              <w:t>UC_A06 (Manage Appointment Schedules) — services are typically rendered through appointments that must already exist.</w:t>
+            </w:r>
+          </w:p>
+        </w:tc>
+      </w:tr>
     </w:tbl>
     <w:p>
       <w:pPr>
@@ -14806,19 +14264,11 @@
         <w:pStyle w:val="Heading2"/>
         <w:spacing w:before="300" w:after="160"/>
       </w:pPr>
-      <w:proofErr w:type="gramStart"/>
       <w:r>
         <w:rPr>
           <w:color w:val="1B4F72"/>
         </w:rPr>
-        <w:t>7.4  UC</w:t>
-      </w:r>
-      <w:proofErr w:type="gramEnd"/>
-      <w:r>
-        <w:rPr>
-          <w:color w:val="1B4F72"/>
-        </w:rPr>
-        <w:t>_A04: Manage Doctors</w:t>
+        <w:t>7.4  UC_A04: Manage Doctors</w:t>
       </w:r>
     </w:p>
     <w:tbl>
@@ -14843,12 +14293,6 @@
         <w:gridCol w:w="6960"/>
       </w:tblGrid>
       <w:tr>
-        <w:tblPrEx>
-          <w:tblCellMar>
-            <w:top w:w="0" w:type="dxa"/>
-            <w:bottom w:w="0" w:type="dxa"/>
-          </w:tblCellMar>
-        </w:tblPrEx>
         <w:tc>
           <w:tcPr>
             <w:tcW w:w="2400" w:type="dxa"/>
@@ -14909,12 +14353,6 @@
         </w:tc>
       </w:tr>
       <w:tr>
-        <w:tblPrEx>
-          <w:tblCellMar>
-            <w:top w:w="0" w:type="dxa"/>
-            <w:bottom w:w="0" w:type="dxa"/>
-          </w:tblCellMar>
-        </w:tblPrEx>
         <w:tc>
           <w:tcPr>
             <w:tcW w:w="2400" w:type="dxa"/>
@@ -14976,12 +14414,6 @@
         </w:tc>
       </w:tr>
       <w:tr>
-        <w:tblPrEx>
-          <w:tblCellMar>
-            <w:top w:w="0" w:type="dxa"/>
-            <w:bottom w:w="0" w:type="dxa"/>
-          </w:tblCellMar>
-        </w:tblPrEx>
         <w:tc>
           <w:tcPr>
             <w:tcW w:w="2400" w:type="dxa"/>
@@ -15042,12 +14474,6 @@
         </w:tc>
       </w:tr>
       <w:tr>
-        <w:tblPrEx>
-          <w:tblCellMar>
-            <w:top w:w="0" w:type="dxa"/>
-            <w:bottom w:w="0" w:type="dxa"/>
-          </w:tblCellMar>
-        </w:tblPrEx>
         <w:tc>
           <w:tcPr>
             <w:tcW w:w="2400" w:type="dxa"/>
@@ -15109,12 +14535,6 @@
         </w:tc>
       </w:tr>
       <w:tr>
-        <w:tblPrEx>
-          <w:tblCellMar>
-            <w:top w:w="0" w:type="dxa"/>
-            <w:bottom w:w="0" w:type="dxa"/>
-          </w:tblCellMar>
-        </w:tblPrEx>
         <w:tc>
           <w:tcPr>
             <w:tcW w:w="2400" w:type="dxa"/>
@@ -15199,12 +14619,6 @@
         </w:tc>
       </w:tr>
       <w:tr>
-        <w:tblPrEx>
-          <w:tblCellMar>
-            <w:top w:w="0" w:type="dxa"/>
-            <w:bottom w:w="0" w:type="dxa"/>
-          </w:tblCellMar>
-        </w:tblPrEx>
         <w:tc>
           <w:tcPr>
             <w:tcW w:w="2400" w:type="dxa"/>
@@ -15397,6 +14811,7 @@
                 <w:sz w:val="20"/>
                 <w:szCs w:val="20"/>
               </w:rPr>
+              <w:lastRenderedPageBreak/>
               <w:t>Editing an existing doctor:</w:t>
             </w:r>
           </w:p>
@@ -15522,7 +14937,6 @@
                 <w:sz w:val="20"/>
                 <w:szCs w:val="20"/>
               </w:rPr>
-              <w:lastRenderedPageBreak/>
               <w:t>5. System marks the doctor as ‘Inactive’.</w:t>
             </w:r>
           </w:p>
@@ -15541,12 +14955,6 @@
         </w:tc>
       </w:tr>
       <w:tr>
-        <w:tblPrEx>
-          <w:tblCellMar>
-            <w:top w:w="0" w:type="dxa"/>
-            <w:bottom w:w="0" w:type="dxa"/>
-          </w:tblCellMar>
-        </w:tblPrEx>
         <w:tc>
           <w:tcPr>
             <w:tcW w:w="2400" w:type="dxa"/>
@@ -15632,12 +15040,6 @@
         </w:tc>
       </w:tr>
       <w:tr>
-        <w:tblPrEx>
-          <w:tblCellMar>
-            <w:top w:w="0" w:type="dxa"/>
-            <w:bottom w:w="0" w:type="dxa"/>
-          </w:tblCellMar>
-        </w:tblPrEx>
         <w:tc>
           <w:tcPr>
             <w:tcW w:w="2400" w:type="dxa"/>
@@ -15723,12 +15125,6 @@
         </w:tc>
       </w:tr>
       <w:tr>
-        <w:tblPrEx>
-          <w:tblCellMar>
-            <w:top w:w="0" w:type="dxa"/>
-            <w:bottom w:w="0" w:type="dxa"/>
-          </w:tblCellMar>
-        </w:tblPrEx>
         <w:tc>
           <w:tcPr>
             <w:tcW w:w="2400" w:type="dxa"/>
@@ -15825,12 +15221,6 @@
         </w:tc>
       </w:tr>
       <w:tr>
-        <w:tblPrEx>
-          <w:tblCellMar>
-            <w:top w:w="0" w:type="dxa"/>
-            <w:bottom w:w="0" w:type="dxa"/>
-          </w:tblCellMar>
-        </w:tblPrEx>
         <w:tc>
           <w:tcPr>
             <w:tcW w:w="2400" w:type="dxa"/>
@@ -15928,12 +15318,6 @@
         </w:tc>
       </w:tr>
       <w:tr>
-        <w:tblPrEx>
-          <w:tblCellMar>
-            <w:top w:w="0" w:type="dxa"/>
-            <w:bottom w:w="0" w:type="dxa"/>
-          </w:tblCellMar>
-        </w:tblPrEx>
         <w:tc>
           <w:tcPr>
             <w:tcW w:w="2400" w:type="dxa"/>
@@ -15993,6 +15377,79 @@
           </w:p>
         </w:tc>
       </w:tr>
+      <w:tr>
+        <w:tc>
+          <w:tcPr>
+            <w:tcW w:w="2400" w:type="dxa"/>
+            <w:tcBorders>
+              <w:top w:val="single" w:sz="1" w:space="0" w:color="CCCCCC"/>
+              <w:left w:val="single" w:sz="1" w:space="0" w:color="CCCCCC"/>
+              <w:bottom w:val="single" w:sz="1" w:space="0" w:color="CCCCCC"/>
+              <w:right w:val="single" w:sz="1" w:space="0" w:color="CCCCCC"/>
+            </w:tcBorders>
+            <w:shd w:val="clear" w:color="auto" w:fill="D6EAF8"/>
+            <w:tcMar>
+              <w:top w:w="80" w:type="dxa"/>
+              <w:left w:w="120" w:type="dxa"/>
+              <w:bottom w:w="80" w:type="dxa"/>
+              <w:right w:w="120" w:type="dxa"/>
+            </w:tcMar>
+          </w:tcPr>
+          <w:p>
+            <w:r>
+              <w:rPr>
+                <w:b/>
+                <w:bCs/>
+                <w:sz w:val="20"/>
+                <w:szCs w:val="20"/>
+              </w:rPr>
+              <w:t>Dependencies</w:t>
+            </w:r>
+          </w:p>
+        </w:tc>
+        <w:tc>
+          <w:tcPr>
+            <w:tcW w:w="6960" w:type="dxa"/>
+            <w:tcBorders>
+              <w:top w:val="single" w:sz="1" w:space="0" w:color="CCCCCC"/>
+              <w:left w:val="single" w:sz="1" w:space="0" w:color="CCCCCC"/>
+              <w:bottom w:val="single" w:sz="1" w:space="0" w:color="CCCCCC"/>
+              <w:right w:val="single" w:sz="1" w:space="0" w:color="CCCCCC"/>
+            </w:tcBorders>
+            <w:shd w:val="clear" w:color="auto" w:fill="EBF5FB"/>
+            <w:tcMar>
+              <w:top w:w="80" w:type="dxa"/>
+              <w:left w:w="120" w:type="dxa"/>
+              <w:bottom w:w="80" w:type="dxa"/>
+              <w:right w:w="120" w:type="dxa"/>
+            </w:tcMar>
+          </w:tcPr>
+          <w:p>
+            <w:pPr>
+              <w:spacing w:after="40"/>
+            </w:pPr>
+            <w:r>
+              <w:rPr>
+                <w:sz w:val="20"/>
+                <w:szCs w:val="20"/>
+              </w:rPr>
+              <w:t>None for adding a new doctor — this is an entry-point use case.</w:t>
+            </w:r>
+          </w:p>
+          <w:p>
+            <w:pPr>
+              <w:spacing w:after="40"/>
+            </w:pPr>
+            <w:r>
+              <w:rPr>
+                <w:sz w:val="20"/>
+                <w:szCs w:val="20"/>
+              </w:rPr>
+              <w:t>UC_A06 (Manage Appointment Schedules) — only relevant when deactivating a doctor who has existing future appointments that must be reassigned first.</w:t>
+            </w:r>
+          </w:p>
+        </w:tc>
+      </w:tr>
     </w:tbl>
     <w:p>
       <w:pPr>
@@ -16004,33 +15461,11 @@
         <w:pStyle w:val="Heading2"/>
         <w:spacing w:before="300" w:after="160"/>
       </w:pPr>
-      <w:proofErr w:type="gramStart"/>
       <w:r>
         <w:rPr>
           <w:color w:val="1B4F72"/>
         </w:rPr>
-        <w:t>7.5  UC</w:t>
-      </w:r>
-      <w:proofErr w:type="gramEnd"/>
-      <w:r>
-        <w:rPr>
-          <w:color w:val="1B4F72"/>
-        </w:rPr>
-        <w:t xml:space="preserve">_A05: Manage Service </w:t>
-      </w:r>
-      <w:proofErr w:type="spellStart"/>
-      <w:r>
-        <w:rPr>
-          <w:color w:val="1B4F72"/>
-        </w:rPr>
-        <w:t>Catalog</w:t>
-      </w:r>
-      <w:proofErr w:type="spellEnd"/>
-      <w:r>
-        <w:rPr>
-          <w:color w:val="1B4F72"/>
-        </w:rPr>
-        <w:t xml:space="preserve"> and Prices</w:t>
+        <w:t>7.5  UC_A05: Manage Service Catalog and Prices</w:t>
       </w:r>
     </w:p>
     <w:tbl>
@@ -16055,12 +15490,6 @@
         <w:gridCol w:w="6960"/>
       </w:tblGrid>
       <w:tr>
-        <w:tblPrEx>
-          <w:tblCellMar>
-            <w:top w:w="0" w:type="dxa"/>
-            <w:bottom w:w="0" w:type="dxa"/>
-          </w:tblCellMar>
-        </w:tblPrEx>
         <w:tc>
           <w:tcPr>
             <w:tcW w:w="2400" w:type="dxa"/>
@@ -16115,34 +15544,12 @@
                 <w:sz w:val="20"/>
                 <w:szCs w:val="20"/>
               </w:rPr>
-              <w:t xml:space="preserve">Manage Service </w:t>
-            </w:r>
-            <w:proofErr w:type="spellStart"/>
-            <w:r>
-              <w:rPr>
-                <w:sz w:val="20"/>
-                <w:szCs w:val="20"/>
-              </w:rPr>
-              <w:t>Catalog</w:t>
-            </w:r>
-            <w:proofErr w:type="spellEnd"/>
-            <w:r>
-              <w:rPr>
-                <w:sz w:val="20"/>
-                <w:szCs w:val="20"/>
-              </w:rPr>
-              <w:t xml:space="preserve"> and Prices</w:t>
+              <w:t>Manage Service Catalog and Prices</w:t>
             </w:r>
           </w:p>
         </w:tc>
       </w:tr>
       <w:tr>
-        <w:tblPrEx>
-          <w:tblCellMar>
-            <w:top w:w="0" w:type="dxa"/>
-            <w:bottom w:w="0" w:type="dxa"/>
-          </w:tblCellMar>
-        </w:tblPrEx>
         <w:tc>
           <w:tcPr>
             <w:tcW w:w="2400" w:type="dxa"/>
@@ -16168,6 +15575,7 @@
                 <w:sz w:val="20"/>
                 <w:szCs w:val="20"/>
               </w:rPr>
+              <w:lastRenderedPageBreak/>
               <w:t>UC ID</w:t>
             </w:r>
           </w:p>
@@ -16204,12 +15612,6 @@
         </w:tc>
       </w:tr>
       <w:tr>
-        <w:tblPrEx>
-          <w:tblCellMar>
-            <w:top w:w="0" w:type="dxa"/>
-            <w:bottom w:w="0" w:type="dxa"/>
-          </w:tblCellMar>
-        </w:tblPrEx>
         <w:tc>
           <w:tcPr>
             <w:tcW w:w="2400" w:type="dxa"/>
@@ -16270,12 +15672,6 @@
         </w:tc>
       </w:tr>
       <w:tr>
-        <w:tblPrEx>
-          <w:tblCellMar>
-            <w:top w:w="0" w:type="dxa"/>
-            <w:bottom w:w="0" w:type="dxa"/>
-          </w:tblCellMar>
-        </w:tblPrEx>
         <w:tc>
           <w:tcPr>
             <w:tcW w:w="2400" w:type="dxa"/>
@@ -16331,34 +15727,12 @@
                 <w:sz w:val="20"/>
                 <w:szCs w:val="20"/>
               </w:rPr>
-              <w:t xml:space="preserve">The administrator manages the clinic’s </w:t>
-            </w:r>
-            <w:proofErr w:type="spellStart"/>
-            <w:r>
-              <w:rPr>
-                <w:sz w:val="20"/>
-                <w:szCs w:val="20"/>
-              </w:rPr>
-              <w:t>catalog</w:t>
-            </w:r>
-            <w:proofErr w:type="spellEnd"/>
-            <w:r>
-              <w:rPr>
-                <w:sz w:val="20"/>
-                <w:szCs w:val="20"/>
-              </w:rPr>
-              <w:t xml:space="preserve"> of services, including adding new services, updating descriptions and prices, and deactivating obsolete services.</w:t>
+              <w:t>The administrator manages the clinic’s catalog of services, including adding new services, updating descriptions and prices, and deactivating obsolete services.</w:t>
             </w:r>
           </w:p>
         </w:tc>
       </w:tr>
       <w:tr>
-        <w:tblPrEx>
-          <w:tblCellMar>
-            <w:top w:w="0" w:type="dxa"/>
-            <w:bottom w:w="0" w:type="dxa"/>
-          </w:tblCellMar>
-        </w:tblPrEx>
         <w:tc>
           <w:tcPr>
             <w:tcW w:w="2400" w:type="dxa"/>
@@ -16425,34 +15799,12 @@
                 <w:sz w:val="20"/>
                 <w:szCs w:val="20"/>
               </w:rPr>
-              <w:t xml:space="preserve">The service </w:t>
-            </w:r>
-            <w:proofErr w:type="spellStart"/>
-            <w:r>
-              <w:rPr>
-                <w:sz w:val="20"/>
-                <w:szCs w:val="20"/>
-              </w:rPr>
-              <w:t>catalog</w:t>
-            </w:r>
-            <w:proofErr w:type="spellEnd"/>
-            <w:r>
-              <w:rPr>
-                <w:sz w:val="20"/>
-                <w:szCs w:val="20"/>
-              </w:rPr>
-              <w:t xml:space="preserve"> module is accessible.</w:t>
+              <w:t>The service catalog module is accessible.</w:t>
             </w:r>
           </w:p>
         </w:tc>
       </w:tr>
       <w:tr>
-        <w:tblPrEx>
-          <w:tblCellMar>
-            <w:top w:w="0" w:type="dxa"/>
-            <w:bottom w:w="0" w:type="dxa"/>
-          </w:tblCellMar>
-        </w:tblPrEx>
         <w:tc>
           <w:tcPr>
             <w:tcW w:w="2400" w:type="dxa"/>
@@ -16520,23 +15872,7 @@
                 <w:sz w:val="20"/>
                 <w:szCs w:val="20"/>
               </w:rPr>
-              <w:t xml:space="preserve">2. System displays the current </w:t>
-            </w:r>
-            <w:proofErr w:type="spellStart"/>
-            <w:r>
-              <w:rPr>
-                <w:sz w:val="20"/>
-                <w:szCs w:val="20"/>
-              </w:rPr>
-              <w:t>catalog</w:t>
-            </w:r>
-            <w:proofErr w:type="spellEnd"/>
-            <w:r>
-              <w:rPr>
-                <w:sz w:val="20"/>
-                <w:szCs w:val="20"/>
-              </w:rPr>
-              <w:t xml:space="preserve"> with name, category, description, price, and status.</w:t>
+              <w:t>2. System displays the current catalog with name, category, description, price, and status.</w:t>
             </w:r>
           </w:p>
           <w:p>
@@ -16589,7 +15925,6 @@
                 <w:sz w:val="20"/>
                 <w:szCs w:val="20"/>
               </w:rPr>
-              <w:lastRenderedPageBreak/>
               <w:t>5. Administrator clicks ‘Save’.</w:t>
             </w:r>
           </w:p>
@@ -16738,12 +16073,6 @@
         </w:tc>
       </w:tr>
       <w:tr>
-        <w:tblPrEx>
-          <w:tblCellMar>
-            <w:top w:w="0" w:type="dxa"/>
-            <w:bottom w:w="0" w:type="dxa"/>
-          </w:tblCellMar>
-        </w:tblPrEx>
         <w:tc>
           <w:tcPr>
             <w:tcW w:w="2400" w:type="dxa"/>
@@ -16769,7 +16098,6 @@
                 <w:sz w:val="20"/>
                 <w:szCs w:val="20"/>
               </w:rPr>
-              <w:lastRenderedPageBreak/>
               <w:t>Alternative / Exception Flow</w:t>
             </w:r>
           </w:p>
@@ -16817,12 +16145,6 @@
         </w:tc>
       </w:tr>
       <w:tr>
-        <w:tblPrEx>
-          <w:tblCellMar>
-            <w:top w:w="0" w:type="dxa"/>
-            <w:bottom w:w="0" w:type="dxa"/>
-          </w:tblCellMar>
-        </w:tblPrEx>
         <w:tc>
           <w:tcPr>
             <w:tcW w:w="2400" w:type="dxa"/>
@@ -16896,12 +16218,6 @@
         </w:tc>
       </w:tr>
       <w:tr>
-        <w:tblPrEx>
-          <w:tblCellMar>
-            <w:top w:w="0" w:type="dxa"/>
-            <w:bottom w:w="0" w:type="dxa"/>
-          </w:tblCellMar>
-        </w:tblPrEx>
         <w:tc>
           <w:tcPr>
             <w:tcW w:w="2400" w:type="dxa"/>
@@ -16951,21 +16267,12 @@
             <w:pPr>
               <w:spacing w:after="40"/>
             </w:pPr>
-            <w:proofErr w:type="spellStart"/>
-            <w:r>
-              <w:rPr>
-                <w:sz w:val="20"/>
-                <w:szCs w:val="20"/>
-              </w:rPr>
-              <w:t>Catalog</w:t>
-            </w:r>
-            <w:proofErr w:type="spellEnd"/>
-            <w:r>
-              <w:rPr>
-                <w:sz w:val="20"/>
-                <w:szCs w:val="20"/>
-              </w:rPr>
-              <w:t xml:space="preserve"> reflects the changes.</w:t>
+            <w:r>
+              <w:rPr>
+                <w:sz w:val="20"/>
+                <w:szCs w:val="20"/>
+              </w:rPr>
+              <w:t>Catalog reflects the changes.</w:t>
             </w:r>
           </w:p>
           <w:p>
@@ -17007,12 +16314,6 @@
         </w:tc>
       </w:tr>
       <w:tr>
-        <w:tblPrEx>
-          <w:tblCellMar>
-            <w:top w:w="0" w:type="dxa"/>
-            <w:bottom w:w="0" w:type="dxa"/>
-          </w:tblCellMar>
-        </w:tblPrEx>
         <w:tc>
           <w:tcPr>
             <w:tcW w:w="2400" w:type="dxa"/>
@@ -17116,34 +16417,13 @@
                 <w:sz w:val="20"/>
                 <w:szCs w:val="20"/>
               </w:rPr>
-              <w:t xml:space="preserve">Only administrators can modify the </w:t>
-            </w:r>
-            <w:proofErr w:type="spellStart"/>
-            <w:r>
-              <w:rPr>
-                <w:sz w:val="20"/>
-                <w:szCs w:val="20"/>
-              </w:rPr>
-              <w:t>catalog</w:t>
-            </w:r>
-            <w:proofErr w:type="spellEnd"/>
-            <w:r>
-              <w:rPr>
-                <w:sz w:val="20"/>
-                <w:szCs w:val="20"/>
-              </w:rPr>
-              <w:t>.</w:t>
+              <w:lastRenderedPageBreak/>
+              <w:t>Only administrators can modify the catalog.</w:t>
             </w:r>
           </w:p>
         </w:tc>
       </w:tr>
       <w:tr>
-        <w:tblPrEx>
-          <w:tblCellMar>
-            <w:top w:w="0" w:type="dxa"/>
-            <w:bottom w:w="0" w:type="dxa"/>
-          </w:tblCellMar>
-        </w:tblPrEx>
         <w:tc>
           <w:tcPr>
             <w:tcW w:w="2400" w:type="dxa"/>
@@ -17169,6 +16449,7 @@
                 <w:sz w:val="20"/>
                 <w:szCs w:val="20"/>
               </w:rPr>
+              <w:lastRenderedPageBreak/>
               <w:t>Related User Stories</w:t>
             </w:r>
           </w:p>
@@ -17199,6 +16480,67 @@
                 <w:szCs w:val="20"/>
               </w:rPr>
               <w:t>US_A06, US_A03, US_A09</w:t>
+            </w:r>
+          </w:p>
+        </w:tc>
+      </w:tr>
+      <w:tr>
+        <w:tc>
+          <w:tcPr>
+            <w:tcW w:w="2400" w:type="dxa"/>
+            <w:tcBorders>
+              <w:top w:val="single" w:sz="1" w:space="0" w:color="CCCCCC"/>
+              <w:left w:val="single" w:sz="1" w:space="0" w:color="CCCCCC"/>
+              <w:bottom w:val="single" w:sz="1" w:space="0" w:color="CCCCCC"/>
+              <w:right w:val="single" w:sz="1" w:space="0" w:color="CCCCCC"/>
+            </w:tcBorders>
+            <w:shd w:val="clear" w:color="auto" w:fill="D6EAF8"/>
+            <w:tcMar>
+              <w:top w:w="80" w:type="dxa"/>
+              <w:left w:w="120" w:type="dxa"/>
+              <w:bottom w:w="80" w:type="dxa"/>
+              <w:right w:w="120" w:type="dxa"/>
+            </w:tcMar>
+          </w:tcPr>
+          <w:p>
+            <w:r>
+              <w:rPr>
+                <w:b/>
+                <w:bCs/>
+                <w:sz w:val="20"/>
+                <w:szCs w:val="20"/>
+              </w:rPr>
+              <w:t>Dependencies</w:t>
+            </w:r>
+          </w:p>
+        </w:tc>
+        <w:tc>
+          <w:tcPr>
+            <w:tcW w:w="6960" w:type="dxa"/>
+            <w:tcBorders>
+              <w:top w:val="single" w:sz="1" w:space="0" w:color="CCCCCC"/>
+              <w:left w:val="single" w:sz="1" w:space="0" w:color="CCCCCC"/>
+              <w:bottom w:val="single" w:sz="1" w:space="0" w:color="CCCCCC"/>
+              <w:right w:val="single" w:sz="1" w:space="0" w:color="CCCCCC"/>
+            </w:tcBorders>
+            <w:shd w:val="clear" w:color="auto" w:fill="EBF5FB"/>
+            <w:tcMar>
+              <w:top w:w="80" w:type="dxa"/>
+              <w:left w:w="120" w:type="dxa"/>
+              <w:bottom w:w="80" w:type="dxa"/>
+              <w:right w:w="120" w:type="dxa"/>
+            </w:tcMar>
+          </w:tcPr>
+          <w:p>
+            <w:pPr>
+              <w:spacing w:after="40"/>
+            </w:pPr>
+            <w:r>
+              <w:rPr>
+                <w:sz w:val="20"/>
+                <w:szCs w:val="20"/>
+              </w:rPr>
+              <w:t>None — this is an entry-point use case. The service catalog can be populated independently of any other entity.</w:t>
             </w:r>
           </w:p>
         </w:tc>
@@ -17214,19 +16556,11 @@
         <w:pStyle w:val="Heading2"/>
         <w:spacing w:before="300" w:after="160"/>
       </w:pPr>
-      <w:proofErr w:type="gramStart"/>
       <w:r>
         <w:rPr>
           <w:color w:val="1B4F72"/>
         </w:rPr>
-        <w:t>7.6  UC</w:t>
-      </w:r>
-      <w:proofErr w:type="gramEnd"/>
-      <w:r>
-        <w:rPr>
-          <w:color w:val="1B4F72"/>
-        </w:rPr>
-        <w:t>_A06: Manage Appointment Schedules</w:t>
+        <w:t>7.6  UC_A06: Manage Appointment Schedules</w:t>
       </w:r>
     </w:p>
     <w:tbl>
@@ -17251,12 +16585,6 @@
         <w:gridCol w:w="6960"/>
       </w:tblGrid>
       <w:tr>
-        <w:tblPrEx>
-          <w:tblCellMar>
-            <w:top w:w="0" w:type="dxa"/>
-            <w:bottom w:w="0" w:type="dxa"/>
-          </w:tblCellMar>
-        </w:tblPrEx>
         <w:tc>
           <w:tcPr>
             <w:tcW w:w="2400" w:type="dxa"/>
@@ -17317,12 +16645,6 @@
         </w:tc>
       </w:tr>
       <w:tr>
-        <w:tblPrEx>
-          <w:tblCellMar>
-            <w:top w:w="0" w:type="dxa"/>
-            <w:bottom w:w="0" w:type="dxa"/>
-          </w:tblCellMar>
-        </w:tblPrEx>
         <w:tc>
           <w:tcPr>
             <w:tcW w:w="2400" w:type="dxa"/>
@@ -17384,12 +16706,6 @@
         </w:tc>
       </w:tr>
       <w:tr>
-        <w:tblPrEx>
-          <w:tblCellMar>
-            <w:top w:w="0" w:type="dxa"/>
-            <w:bottom w:w="0" w:type="dxa"/>
-          </w:tblCellMar>
-        </w:tblPrEx>
         <w:tc>
           <w:tcPr>
             <w:tcW w:w="2400" w:type="dxa"/>
@@ -17450,12 +16766,6 @@
         </w:tc>
       </w:tr>
       <w:tr>
-        <w:tblPrEx>
-          <w:tblCellMar>
-            <w:top w:w="0" w:type="dxa"/>
-            <w:bottom w:w="0" w:type="dxa"/>
-          </w:tblCellMar>
-        </w:tblPrEx>
         <w:tc>
           <w:tcPr>
             <w:tcW w:w="2400" w:type="dxa"/>
@@ -17517,12 +16827,6 @@
         </w:tc>
       </w:tr>
       <w:tr>
-        <w:tblPrEx>
-          <w:tblCellMar>
-            <w:top w:w="0" w:type="dxa"/>
-            <w:bottom w:w="0" w:type="dxa"/>
-          </w:tblCellMar>
-        </w:tblPrEx>
         <w:tc>
           <w:tcPr>
             <w:tcW w:w="2400" w:type="dxa"/>
@@ -17595,12 +16899,6 @@
         </w:tc>
       </w:tr>
       <w:tr>
-        <w:tblPrEx>
-          <w:tblCellMar>
-            <w:top w:w="0" w:type="dxa"/>
-            <w:bottom w:w="0" w:type="dxa"/>
-          </w:tblCellMar>
-        </w:tblPrEx>
         <w:tc>
           <w:tcPr>
             <w:tcW w:w="2400" w:type="dxa"/>
@@ -17626,7 +16924,6 @@
                 <w:sz w:val="20"/>
                 <w:szCs w:val="20"/>
               </w:rPr>
-              <w:lastRenderedPageBreak/>
               <w:t>Main Flow (Normal)</w:t>
             </w:r>
           </w:p>
@@ -17858,12 +17155,6 @@
         </w:tc>
       </w:tr>
       <w:tr>
-        <w:tblPrEx>
-          <w:tblCellMar>
-            <w:top w:w="0" w:type="dxa"/>
-            <w:bottom w:w="0" w:type="dxa"/>
-          </w:tblCellMar>
-        </w:tblPrEx>
         <w:tc>
           <w:tcPr>
             <w:tcW w:w="2400" w:type="dxa"/>
@@ -17948,12 +17239,6 @@
         </w:tc>
       </w:tr>
       <w:tr>
-        <w:tblPrEx>
-          <w:tblCellMar>
-            <w:top w:w="0" w:type="dxa"/>
-            <w:bottom w:w="0" w:type="dxa"/>
-          </w:tblCellMar>
-        </w:tblPrEx>
         <w:tc>
           <w:tcPr>
             <w:tcW w:w="2400" w:type="dxa"/>
@@ -18033,18 +17318,13 @@
                 <w:sz w:val="20"/>
                 <w:szCs w:val="20"/>
               </w:rPr>
+              <w:lastRenderedPageBreak/>
               <w:t>Late rescheduling not reaching patient. Mitigation: warning for changes within 2 hours.</w:t>
             </w:r>
           </w:p>
         </w:tc>
       </w:tr>
       <w:tr>
-        <w:tblPrEx>
-          <w:tblCellMar>
-            <w:top w:w="0" w:type="dxa"/>
-            <w:bottom w:w="0" w:type="dxa"/>
-          </w:tblCellMar>
-        </w:tblPrEx>
         <w:tc>
           <w:tcPr>
             <w:tcW w:w="2400" w:type="dxa"/>
@@ -18070,6 +17350,7 @@
                 <w:sz w:val="20"/>
                 <w:szCs w:val="20"/>
               </w:rPr>
+              <w:lastRenderedPageBreak/>
               <w:t>Postconditions</w:t>
             </w:r>
           </w:p>
@@ -18141,12 +17422,6 @@
         </w:tc>
       </w:tr>
       <w:tr>
-        <w:tblPrEx>
-          <w:tblCellMar>
-            <w:top w:w="0" w:type="dxa"/>
-            <w:bottom w:w="0" w:type="dxa"/>
-          </w:tblCellMar>
-        </w:tblPrEx>
         <w:tc>
           <w:tcPr>
             <w:tcW w:w="2400" w:type="dxa"/>
@@ -18256,12 +17531,6 @@
         </w:tc>
       </w:tr>
       <w:tr>
-        <w:tblPrEx>
-          <w:tblCellMar>
-            <w:top w:w="0" w:type="dxa"/>
-            <w:bottom w:w="0" w:type="dxa"/>
-          </w:tblCellMar>
-        </w:tblPrEx>
         <w:tc>
           <w:tcPr>
             <w:tcW w:w="2400" w:type="dxa"/>
@@ -18321,6 +17590,91 @@
           </w:p>
         </w:tc>
       </w:tr>
+      <w:tr>
+        <w:tc>
+          <w:tcPr>
+            <w:tcW w:w="2400" w:type="dxa"/>
+            <w:tcBorders>
+              <w:top w:val="single" w:sz="1" w:space="0" w:color="CCCCCC"/>
+              <w:left w:val="single" w:sz="1" w:space="0" w:color="CCCCCC"/>
+              <w:bottom w:val="single" w:sz="1" w:space="0" w:color="CCCCCC"/>
+              <w:right w:val="single" w:sz="1" w:space="0" w:color="CCCCCC"/>
+            </w:tcBorders>
+            <w:shd w:val="clear" w:color="auto" w:fill="D6EAF8"/>
+            <w:tcMar>
+              <w:top w:w="80" w:type="dxa"/>
+              <w:left w:w="120" w:type="dxa"/>
+              <w:bottom w:w="80" w:type="dxa"/>
+              <w:right w:w="120" w:type="dxa"/>
+            </w:tcMar>
+          </w:tcPr>
+          <w:p>
+            <w:r>
+              <w:rPr>
+                <w:b/>
+                <w:bCs/>
+                <w:sz w:val="20"/>
+                <w:szCs w:val="20"/>
+              </w:rPr>
+              <w:t>Dependencies</w:t>
+            </w:r>
+          </w:p>
+        </w:tc>
+        <w:tc>
+          <w:tcPr>
+            <w:tcW w:w="6960" w:type="dxa"/>
+            <w:tcBorders>
+              <w:top w:val="single" w:sz="1" w:space="0" w:color="CCCCCC"/>
+              <w:left w:val="single" w:sz="1" w:space="0" w:color="CCCCCC"/>
+              <w:bottom w:val="single" w:sz="1" w:space="0" w:color="CCCCCC"/>
+              <w:right w:val="single" w:sz="1" w:space="0" w:color="CCCCCC"/>
+            </w:tcBorders>
+            <w:shd w:val="clear" w:color="auto" w:fill="EBF5FB"/>
+            <w:tcMar>
+              <w:top w:w="80" w:type="dxa"/>
+              <w:left w:w="120" w:type="dxa"/>
+              <w:bottom w:w="80" w:type="dxa"/>
+              <w:right w:w="120" w:type="dxa"/>
+            </w:tcMar>
+          </w:tcPr>
+          <w:p>
+            <w:pPr>
+              <w:spacing w:after="40"/>
+            </w:pPr>
+            <w:r>
+              <w:rPr>
+                <w:sz w:val="20"/>
+                <w:szCs w:val="20"/>
+              </w:rPr>
+              <w:t>UC_A01 (Register New Patient) — a patient must exist.</w:t>
+            </w:r>
+          </w:p>
+          <w:p>
+            <w:pPr>
+              <w:spacing w:after="40"/>
+            </w:pPr>
+            <w:r>
+              <w:rPr>
+                <w:sz w:val="20"/>
+                <w:szCs w:val="20"/>
+              </w:rPr>
+              <w:t>UC_A04 (Manage Doctors) — a doctor must exist with a configured availability schedule.</w:t>
+            </w:r>
+          </w:p>
+          <w:p>
+            <w:pPr>
+              <w:spacing w:after="40"/>
+            </w:pPr>
+            <w:r>
+              <w:rPr>
+                <w:sz w:val="20"/>
+                <w:szCs w:val="20"/>
+              </w:rPr>
+              <w:t>UC_A05 (Manage Service Catalog and Prices) — the service type selected for the appointment must exist in the catalog.</w:t>
+            </w:r>
+          </w:p>
+        </w:tc>
+      </w:tr>
     </w:tbl>
     <w:p>
       <w:pPr>
@@ -18332,19 +17686,11 @@
         <w:pStyle w:val="Heading2"/>
         <w:spacing w:before="300" w:after="160"/>
       </w:pPr>
-      <w:proofErr w:type="gramStart"/>
       <w:r>
         <w:rPr>
           <w:color w:val="1B4F72"/>
         </w:rPr>
-        <w:t>7.7  UC</w:t>
-      </w:r>
-      <w:proofErr w:type="gramEnd"/>
-      <w:r>
-        <w:rPr>
-          <w:color w:val="1B4F72"/>
-        </w:rPr>
-        <w:t>_A07: Record Payment</w:t>
+        <w:t>7.7  UC_A07: Record Payment</w:t>
       </w:r>
     </w:p>
     <w:tbl>
@@ -18369,12 +17715,6 @@
         <w:gridCol w:w="6960"/>
       </w:tblGrid>
       <w:tr>
-        <w:tblPrEx>
-          <w:tblCellMar>
-            <w:top w:w="0" w:type="dxa"/>
-            <w:bottom w:w="0" w:type="dxa"/>
-          </w:tblCellMar>
-        </w:tblPrEx>
         <w:tc>
           <w:tcPr>
             <w:tcW w:w="2400" w:type="dxa"/>
@@ -18435,12 +17775,6 @@
         </w:tc>
       </w:tr>
       <w:tr>
-        <w:tblPrEx>
-          <w:tblCellMar>
-            <w:top w:w="0" w:type="dxa"/>
-            <w:bottom w:w="0" w:type="dxa"/>
-          </w:tblCellMar>
-        </w:tblPrEx>
         <w:tc>
           <w:tcPr>
             <w:tcW w:w="2400" w:type="dxa"/>
@@ -18502,12 +17836,6 @@
         </w:tc>
       </w:tr>
       <w:tr>
-        <w:tblPrEx>
-          <w:tblCellMar>
-            <w:top w:w="0" w:type="dxa"/>
-            <w:bottom w:w="0" w:type="dxa"/>
-          </w:tblCellMar>
-        </w:tblPrEx>
         <w:tc>
           <w:tcPr>
             <w:tcW w:w="2400" w:type="dxa"/>
@@ -18533,7 +17861,6 @@
                 <w:sz w:val="20"/>
                 <w:szCs w:val="20"/>
               </w:rPr>
-              <w:lastRenderedPageBreak/>
               <w:t>Actors</w:t>
             </w:r>
           </w:p>
@@ -18569,12 +17896,6 @@
         </w:tc>
       </w:tr>
       <w:tr>
-        <w:tblPrEx>
-          <w:tblCellMar>
-            <w:top w:w="0" w:type="dxa"/>
-            <w:bottom w:w="0" w:type="dxa"/>
-          </w:tblCellMar>
-        </w:tblPrEx>
         <w:tc>
           <w:tcPr>
             <w:tcW w:w="2400" w:type="dxa"/>
@@ -18636,12 +17957,6 @@
         </w:tc>
       </w:tr>
       <w:tr>
-        <w:tblPrEx>
-          <w:tblCellMar>
-            <w:top w:w="0" w:type="dxa"/>
-            <w:bottom w:w="0" w:type="dxa"/>
-          </w:tblCellMar>
-        </w:tblPrEx>
         <w:tc>
           <w:tcPr>
             <w:tcW w:w="2400" w:type="dxa"/>
@@ -18726,12 +18041,6 @@
         </w:tc>
       </w:tr>
       <w:tr>
-        <w:tblPrEx>
-          <w:tblCellMar>
-            <w:top w:w="0" w:type="dxa"/>
-            <w:bottom w:w="0" w:type="dxa"/>
-          </w:tblCellMar>
-        </w:tblPrEx>
         <w:tc>
           <w:tcPr>
             <w:tcW w:w="2400" w:type="dxa"/>
@@ -18931,6 +18240,7 @@
                 <w:sz w:val="20"/>
                 <w:szCs w:val="20"/>
               </w:rPr>
+              <w:lastRenderedPageBreak/>
               <w:t>13. System generates a receipt.</w:t>
             </w:r>
           </w:p>
@@ -18961,12 +18271,6 @@
         </w:tc>
       </w:tr>
       <w:tr>
-        <w:tblPrEx>
-          <w:tblCellMar>
-            <w:top w:w="0" w:type="dxa"/>
-            <w:bottom w:w="0" w:type="dxa"/>
-          </w:tblCellMar>
-        </w:tblPrEx>
         <w:tc>
           <w:tcPr>
             <w:tcW w:w="2400" w:type="dxa"/>
@@ -18992,6 +18296,7 @@
                 <w:sz w:val="20"/>
                 <w:szCs w:val="20"/>
               </w:rPr>
+              <w:lastRenderedPageBreak/>
               <w:t>Alternative / Exception Flow</w:t>
             </w:r>
           </w:p>
@@ -19063,12 +18368,6 @@
         </w:tc>
       </w:tr>
       <w:tr>
-        <w:tblPrEx>
-          <w:tblCellMar>
-            <w:top w:w="0" w:type="dxa"/>
-            <w:bottom w:w="0" w:type="dxa"/>
-          </w:tblCellMar>
-        </w:tblPrEx>
         <w:tc>
           <w:tcPr>
             <w:tcW w:w="2400" w:type="dxa"/>
@@ -19154,12 +18453,6 @@
         </w:tc>
       </w:tr>
       <w:tr>
-        <w:tblPrEx>
-          <w:tblCellMar>
-            <w:top w:w="0" w:type="dxa"/>
-            <w:bottom w:w="0" w:type="dxa"/>
-          </w:tblCellMar>
-        </w:tblPrEx>
         <w:tc>
           <w:tcPr>
             <w:tcW w:w="2400" w:type="dxa"/>
@@ -19268,12 +18561,6 @@
         </w:tc>
       </w:tr>
       <w:tr>
-        <w:tblPrEx>
-          <w:tblCellMar>
-            <w:top w:w="0" w:type="dxa"/>
-            <w:bottom w:w="0" w:type="dxa"/>
-          </w:tblCellMar>
-        </w:tblPrEx>
         <w:tc>
           <w:tcPr>
             <w:tcW w:w="2400" w:type="dxa"/>
@@ -19395,12 +18682,6 @@
         </w:tc>
       </w:tr>
       <w:tr>
-        <w:tblPrEx>
-          <w:tblCellMar>
-            <w:top w:w="0" w:type="dxa"/>
-            <w:bottom w:w="0" w:type="dxa"/>
-          </w:tblCellMar>
-        </w:tblPrEx>
         <w:tc>
           <w:tcPr>
             <w:tcW w:w="2400" w:type="dxa"/>
@@ -19460,6 +18741,79 @@
           </w:p>
         </w:tc>
       </w:tr>
+      <w:tr>
+        <w:tc>
+          <w:tcPr>
+            <w:tcW w:w="2400" w:type="dxa"/>
+            <w:tcBorders>
+              <w:top w:val="single" w:sz="1" w:space="0" w:color="CCCCCC"/>
+              <w:left w:val="single" w:sz="1" w:space="0" w:color="CCCCCC"/>
+              <w:bottom w:val="single" w:sz="1" w:space="0" w:color="CCCCCC"/>
+              <w:right w:val="single" w:sz="1" w:space="0" w:color="CCCCCC"/>
+            </w:tcBorders>
+            <w:shd w:val="clear" w:color="auto" w:fill="D6EAF8"/>
+            <w:tcMar>
+              <w:top w:w="80" w:type="dxa"/>
+              <w:left w:w="120" w:type="dxa"/>
+              <w:bottom w:w="80" w:type="dxa"/>
+              <w:right w:w="120" w:type="dxa"/>
+            </w:tcMar>
+          </w:tcPr>
+          <w:p>
+            <w:r>
+              <w:rPr>
+                <w:b/>
+                <w:bCs/>
+                <w:sz w:val="20"/>
+                <w:szCs w:val="20"/>
+              </w:rPr>
+              <w:t>Dependencies</w:t>
+            </w:r>
+          </w:p>
+        </w:tc>
+        <w:tc>
+          <w:tcPr>
+            <w:tcW w:w="6960" w:type="dxa"/>
+            <w:tcBorders>
+              <w:top w:val="single" w:sz="1" w:space="0" w:color="CCCCCC"/>
+              <w:left w:val="single" w:sz="1" w:space="0" w:color="CCCCCC"/>
+              <w:bottom w:val="single" w:sz="1" w:space="0" w:color="CCCCCC"/>
+              <w:right w:val="single" w:sz="1" w:space="0" w:color="CCCCCC"/>
+            </w:tcBorders>
+            <w:shd w:val="clear" w:color="auto" w:fill="EBF5FB"/>
+            <w:tcMar>
+              <w:top w:w="80" w:type="dxa"/>
+              <w:left w:w="120" w:type="dxa"/>
+              <w:bottom w:w="80" w:type="dxa"/>
+              <w:right w:w="120" w:type="dxa"/>
+            </w:tcMar>
+          </w:tcPr>
+          <w:p>
+            <w:pPr>
+              <w:spacing w:after="40"/>
+            </w:pPr>
+            <w:r>
+              <w:rPr>
+                <w:sz w:val="20"/>
+                <w:szCs w:val="20"/>
+              </w:rPr>
+              <w:t>UC_A01 (Register New Patient) — the patient must be registered.</w:t>
+            </w:r>
+          </w:p>
+          <w:p>
+            <w:pPr>
+              <w:spacing w:after="40"/>
+            </w:pPr>
+            <w:r>
+              <w:rPr>
+                <w:sz w:val="20"/>
+                <w:szCs w:val="20"/>
+              </w:rPr>
+              <w:t>UC_A03 (Generate Patient Bill) — a bill with status ‘Pending’ or ‘Partially Paid’ must exist before a payment can be recorded against it.</w:t>
+            </w:r>
+          </w:p>
+        </w:tc>
+      </w:tr>
     </w:tbl>
     <w:p>
       <w:pPr>
@@ -19471,19 +18825,11 @@
         <w:pStyle w:val="Heading2"/>
         <w:spacing w:before="300" w:after="160"/>
       </w:pPr>
-      <w:proofErr w:type="gramStart"/>
       <w:r>
         <w:rPr>
           <w:color w:val="1B4F72"/>
         </w:rPr>
-        <w:t>7.8  UC</w:t>
-      </w:r>
-      <w:proofErr w:type="gramEnd"/>
-      <w:r>
-        <w:rPr>
-          <w:color w:val="1B4F72"/>
-        </w:rPr>
-        <w:t>_A08: Generate Reports</w:t>
+        <w:t>7.8  UC_A08: Generate Reports</w:t>
       </w:r>
     </w:p>
     <w:tbl>
@@ -19508,12 +18854,6 @@
         <w:gridCol w:w="6960"/>
       </w:tblGrid>
       <w:tr>
-        <w:tblPrEx>
-          <w:tblCellMar>
-            <w:top w:w="0" w:type="dxa"/>
-            <w:bottom w:w="0" w:type="dxa"/>
-          </w:tblCellMar>
-        </w:tblPrEx>
         <w:tc>
           <w:tcPr>
             <w:tcW w:w="2400" w:type="dxa"/>
@@ -19574,12 +18914,6 @@
         </w:tc>
       </w:tr>
       <w:tr>
-        <w:tblPrEx>
-          <w:tblCellMar>
-            <w:top w:w="0" w:type="dxa"/>
-            <w:bottom w:w="0" w:type="dxa"/>
-          </w:tblCellMar>
-        </w:tblPrEx>
         <w:tc>
           <w:tcPr>
             <w:tcW w:w="2400" w:type="dxa"/>
@@ -19641,12 +18975,6 @@
         </w:tc>
       </w:tr>
       <w:tr>
-        <w:tblPrEx>
-          <w:tblCellMar>
-            <w:top w:w="0" w:type="dxa"/>
-            <w:bottom w:w="0" w:type="dxa"/>
-          </w:tblCellMar>
-        </w:tblPrEx>
         <w:tc>
           <w:tcPr>
             <w:tcW w:w="2400" w:type="dxa"/>
@@ -19707,12 +19035,6 @@
         </w:tc>
       </w:tr>
       <w:tr>
-        <w:tblPrEx>
-          <w:tblCellMar>
-            <w:top w:w="0" w:type="dxa"/>
-            <w:bottom w:w="0" w:type="dxa"/>
-          </w:tblCellMar>
-        </w:tblPrEx>
         <w:tc>
           <w:tcPr>
             <w:tcW w:w="2400" w:type="dxa"/>
@@ -19774,12 +19096,6 @@
         </w:tc>
       </w:tr>
       <w:tr>
-        <w:tblPrEx>
-          <w:tblCellMar>
-            <w:top w:w="0" w:type="dxa"/>
-            <w:bottom w:w="0" w:type="dxa"/>
-          </w:tblCellMar>
-        </w:tblPrEx>
         <w:tc>
           <w:tcPr>
             <w:tcW w:w="2400" w:type="dxa"/>
@@ -19852,12 +19168,6 @@
         </w:tc>
       </w:tr>
       <w:tr>
-        <w:tblPrEx>
-          <w:tblCellMar>
-            <w:top w:w="0" w:type="dxa"/>
-            <w:bottom w:w="0" w:type="dxa"/>
-          </w:tblCellMar>
-        </w:tblPrEx>
         <w:tc>
           <w:tcPr>
             <w:tcW w:w="2400" w:type="dxa"/>
@@ -19949,6 +19259,7 @@
                 <w:sz w:val="20"/>
                 <w:szCs w:val="20"/>
               </w:rPr>
+              <w:lastRenderedPageBreak/>
               <w:t>4. Administrator enters date range.</w:t>
             </w:r>
           </w:p>
@@ -20027,12 +19338,6 @@
         </w:tc>
       </w:tr>
       <w:tr>
-        <w:tblPrEx>
-          <w:tblCellMar>
-            <w:top w:w="0" w:type="dxa"/>
-            <w:bottom w:w="0" w:type="dxa"/>
-          </w:tblCellMar>
-        </w:tblPrEx>
         <w:tc>
           <w:tcPr>
             <w:tcW w:w="2400" w:type="dxa"/>
@@ -20058,6 +19363,7 @@
                 <w:sz w:val="20"/>
                 <w:szCs w:val="20"/>
               </w:rPr>
+              <w:lastRenderedPageBreak/>
               <w:t>Alternative / Exception Flow</w:t>
             </w:r>
           </w:p>
@@ -20105,12 +19411,6 @@
         </w:tc>
       </w:tr>
       <w:tr>
-        <w:tblPrEx>
-          <w:tblCellMar>
-            <w:top w:w="0" w:type="dxa"/>
-            <w:bottom w:w="0" w:type="dxa"/>
-          </w:tblCellMar>
-        </w:tblPrEx>
         <w:tc>
           <w:tcPr>
             <w:tcW w:w="2400" w:type="dxa"/>
@@ -20196,12 +19496,6 @@
         </w:tc>
       </w:tr>
       <w:tr>
-        <w:tblPrEx>
-          <w:tblCellMar>
-            <w:top w:w="0" w:type="dxa"/>
-            <w:bottom w:w="0" w:type="dxa"/>
-          </w:tblCellMar>
-        </w:tblPrEx>
         <w:tc>
           <w:tcPr>
             <w:tcW w:w="2400" w:type="dxa"/>
@@ -20298,12 +19592,6 @@
         </w:tc>
       </w:tr>
       <w:tr>
-        <w:tblPrEx>
-          <w:tblCellMar>
-            <w:top w:w="0" w:type="dxa"/>
-            <w:bottom w:w="0" w:type="dxa"/>
-          </w:tblCellMar>
-        </w:tblPrEx>
         <w:tc>
           <w:tcPr>
             <w:tcW w:w="2400" w:type="dxa"/>
@@ -20413,12 +19701,6 @@
         </w:tc>
       </w:tr>
       <w:tr>
-        <w:tblPrEx>
-          <w:tblCellMar>
-            <w:top w:w="0" w:type="dxa"/>
-            <w:bottom w:w="0" w:type="dxa"/>
-          </w:tblCellMar>
-        </w:tblPrEx>
         <w:tc>
           <w:tcPr>
             <w:tcW w:w="2400" w:type="dxa"/>
@@ -20474,6 +19756,91 @@
                 <w:szCs w:val="20"/>
               </w:rPr>
               <w:t>US_A09, US_A03, US_A08</w:t>
+            </w:r>
+          </w:p>
+        </w:tc>
+      </w:tr>
+      <w:tr>
+        <w:tc>
+          <w:tcPr>
+            <w:tcW w:w="2400" w:type="dxa"/>
+            <w:tcBorders>
+              <w:top w:val="single" w:sz="1" w:space="0" w:color="CCCCCC"/>
+              <w:left w:val="single" w:sz="1" w:space="0" w:color="CCCCCC"/>
+              <w:bottom w:val="single" w:sz="1" w:space="0" w:color="CCCCCC"/>
+              <w:right w:val="single" w:sz="1" w:space="0" w:color="CCCCCC"/>
+            </w:tcBorders>
+            <w:shd w:val="clear" w:color="auto" w:fill="D6EAF8"/>
+            <w:tcMar>
+              <w:top w:w="80" w:type="dxa"/>
+              <w:left w:w="120" w:type="dxa"/>
+              <w:bottom w:w="80" w:type="dxa"/>
+              <w:right w:w="120" w:type="dxa"/>
+            </w:tcMar>
+          </w:tcPr>
+          <w:p>
+            <w:r>
+              <w:rPr>
+                <w:b/>
+                <w:bCs/>
+                <w:sz w:val="20"/>
+                <w:szCs w:val="20"/>
+              </w:rPr>
+              <w:t>Dependencies</w:t>
+            </w:r>
+          </w:p>
+        </w:tc>
+        <w:tc>
+          <w:tcPr>
+            <w:tcW w:w="6960" w:type="dxa"/>
+            <w:tcBorders>
+              <w:top w:val="single" w:sz="1" w:space="0" w:color="CCCCCC"/>
+              <w:left w:val="single" w:sz="1" w:space="0" w:color="CCCCCC"/>
+              <w:bottom w:val="single" w:sz="1" w:space="0" w:color="CCCCCC"/>
+              <w:right w:val="single" w:sz="1" w:space="0" w:color="CCCCCC"/>
+            </w:tcBorders>
+            <w:shd w:val="clear" w:color="auto" w:fill="EBF5FB"/>
+            <w:tcMar>
+              <w:top w:w="80" w:type="dxa"/>
+              <w:left w:w="120" w:type="dxa"/>
+              <w:bottom w:w="80" w:type="dxa"/>
+              <w:right w:w="120" w:type="dxa"/>
+            </w:tcMar>
+          </w:tcPr>
+          <w:p>
+            <w:pPr>
+              <w:spacing w:after="40"/>
+            </w:pPr>
+            <w:r>
+              <w:rPr>
+                <w:sz w:val="20"/>
+                <w:szCs w:val="20"/>
+              </w:rPr>
+              <w:t>UC_A03 (Generate Patient Bill) — billing data is required for revenue reports.</w:t>
+            </w:r>
+          </w:p>
+          <w:p>
+            <w:pPr>
+              <w:spacing w:after="40"/>
+            </w:pPr>
+            <w:r>
+              <w:rPr>
+                <w:sz w:val="20"/>
+                <w:szCs w:val="20"/>
+              </w:rPr>
+              <w:t>UC_A06 (Manage Appointment Schedules) — appointment data is required for occupancy reports.</w:t>
+            </w:r>
+          </w:p>
+          <w:p>
+            <w:pPr>
+              <w:spacing w:after="40"/>
+            </w:pPr>
+            <w:r>
+              <w:rPr>
+                <w:sz w:val="20"/>
+                <w:szCs w:val="20"/>
+              </w:rPr>
+              <w:t>UC_A07 (Record Payment) — payment data is required for revenue reports.</w:t>
             </w:r>
           </w:p>
         </w:tc>
@@ -20668,23 +20035,7 @@
           <w:sz w:val="21"/>
           <w:szCs w:val="21"/>
         </w:rPr>
-        <w:t xml:space="preserve">• Manage Service </w:t>
-      </w:r>
-      <w:proofErr w:type="spellStart"/>
-      <w:r>
-        <w:rPr>
-          <w:sz w:val="21"/>
-          <w:szCs w:val="21"/>
-        </w:rPr>
-        <w:t>Catalog</w:t>
-      </w:r>
-      <w:proofErr w:type="spellEnd"/>
-      <w:r>
-        <w:rPr>
-          <w:sz w:val="21"/>
-          <w:szCs w:val="21"/>
-        </w:rPr>
-        <w:t xml:space="preserve"> – Administrator adds, edits, or deactivates clinic services and prices.</w:t>
+        <w:t>• Manage Service Catalog – Administrator adds, edits, or deactivates clinic services and prices.</w:t>
       </w:r>
     </w:p>
     <w:p>
@@ -20969,11 +20320,14 @@
         <w:jc w:val="center"/>
       </w:pPr>
       <w:r>
+        <w:rPr>
+          <w:noProof/>
+        </w:rPr>
         <w:drawing>
-          <wp:inline distT="0" distB="0" distL="0" distR="0" wp14:anchorId="2594D51D" wp14:editId="6A9F41F1">
-            <wp:extent cx="3271965" cy="6160784"/>
-            <wp:effectExtent l="0" t="0" r="5080" b="0"/>
-            <wp:docPr id="2030588174" name="Picture 2"/>
+          <wp:inline distT="0" distB="0" distL="0" distR="0" wp14:anchorId="01D4475C" wp14:editId="35421A8A">
+            <wp:extent cx="4068305" cy="6518140"/>
+            <wp:effectExtent l="0" t="0" r="8890" b="0"/>
+            <wp:docPr id="312481256" name="Picture 26"/>
             <wp:cNvGraphicFramePr>
               <a:graphicFrameLocks xmlns:a="http://schemas.openxmlformats.org/drawingml/2006/main" noChangeAspect="1"/>
             </wp:cNvGraphicFramePr>
@@ -20981,13 +20335,13 @@
               <a:graphicData uri="http://schemas.openxmlformats.org/drawingml/2006/picture">
                 <pic:pic xmlns:pic="http://schemas.openxmlformats.org/drawingml/2006/picture">
                   <pic:nvPicPr>
-                    <pic:cNvPr id="0" name="Picture 6"/>
+                    <pic:cNvPr id="0" name="Picture 26"/>
                     <pic:cNvPicPr>
                       <a:picLocks noChangeAspect="1" noChangeArrowheads="1"/>
                     </pic:cNvPicPr>
                   </pic:nvPicPr>
                   <pic:blipFill>
-                    <a:blip r:embed="rId8">
+                    <a:blip r:embed="rId8" cstate="print">
                       <a:extLst>
                         <a:ext uri="{28A0092B-C50C-407E-A947-70E740481C1C}">
                           <a14:useLocalDpi xmlns:a14="http://schemas.microsoft.com/office/drawing/2010/main" val="0"/>
@@ -21002,7 +20356,7 @@
                   <pic:spPr bwMode="auto">
                     <a:xfrm>
                       <a:off x="0" y="0"/>
-                      <a:ext cx="3282521" cy="6180661"/>
+                      <a:ext cx="4081145" cy="6538711"/>
                     </a:xfrm>
                     <a:prstGeom prst="rect">
                       <a:avLst/>
@@ -21020,13 +20374,2265 @@
       </w:r>
     </w:p>
     <w:p>
+      <w:r>
+        <w:br w:type="page"/>
+      </w:r>
+      <w:r>
+        <w:rPr>
+          <w:b/>
+          <w:bCs/>
+          <w:color w:val="1B4F72"/>
+          <w:sz w:val="32"/>
+          <w:szCs w:val="32"/>
+        </w:rPr>
+        <w:lastRenderedPageBreak/>
+        <w:t>9. Activity Diagrams</w:t>
+      </w:r>
+    </w:p>
+    <w:p>
       <w:pPr>
         <w:spacing w:after="200"/>
       </w:pPr>
+      <w:r>
+        <w:t>This section contains the activity diagrams for each administrator use case. Each diagram illustrates the workflow of the use case including decision points, alternative paths, and exception handling. Insert the corresponding PNG image in the placeholder below each title.</w:t>
+      </w:r>
+    </w:p>
+    <w:p>
+      <w:pPr>
+        <w:pStyle w:val="Heading2"/>
+        <w:spacing w:before="300" w:after="160"/>
+        <w:rPr>
+          <w:color w:val="1B4F72"/>
+        </w:rPr>
+      </w:pPr>
+    </w:p>
+    <w:p>
+      <w:pPr>
+        <w:pStyle w:val="Heading2"/>
+        <w:spacing w:before="300" w:after="160"/>
+        <w:rPr>
+          <w:color w:val="1B4F72"/>
+        </w:rPr>
+      </w:pPr>
+    </w:p>
+    <w:p>
+      <w:pPr>
+        <w:pStyle w:val="Heading2"/>
+        <w:spacing w:before="300" w:after="160"/>
+        <w:rPr>
+          <w:color w:val="1B4F72"/>
+        </w:rPr>
+      </w:pPr>
+    </w:p>
+    <w:p>
+      <w:pPr>
+        <w:pStyle w:val="Heading2"/>
+        <w:spacing w:before="300" w:after="160"/>
+        <w:rPr>
+          <w:color w:val="1B4F72"/>
+        </w:rPr>
+      </w:pPr>
+    </w:p>
+    <w:p>
+      <w:pPr>
+        <w:pStyle w:val="Heading2"/>
+        <w:spacing w:before="300" w:after="160"/>
+        <w:rPr>
+          <w:color w:val="1B4F72"/>
+        </w:rPr>
+      </w:pPr>
+    </w:p>
+    <w:p>
+      <w:pPr>
+        <w:pStyle w:val="Heading2"/>
+        <w:spacing w:before="300" w:after="160"/>
+        <w:rPr>
+          <w:color w:val="1B4F72"/>
+        </w:rPr>
+      </w:pPr>
+    </w:p>
+    <w:p>
+      <w:pPr>
+        <w:pStyle w:val="Heading2"/>
+        <w:spacing w:before="300" w:after="160"/>
+        <w:rPr>
+          <w:color w:val="1B4F72"/>
+        </w:rPr>
+      </w:pPr>
+    </w:p>
+    <w:p>
+      <w:pPr>
+        <w:pStyle w:val="Heading2"/>
+        <w:spacing w:before="300" w:after="160"/>
+        <w:rPr>
+          <w:color w:val="1B4F72"/>
+        </w:rPr>
+      </w:pPr>
+    </w:p>
+    <w:p>
+      <w:pPr>
+        <w:pStyle w:val="Heading2"/>
+        <w:spacing w:before="300" w:after="160"/>
+        <w:rPr>
+          <w:color w:val="1B4F72"/>
+        </w:rPr>
+      </w:pPr>
+    </w:p>
+    <w:p>
+      <w:pPr>
+        <w:pStyle w:val="Heading2"/>
+        <w:spacing w:before="300" w:after="160"/>
+        <w:rPr>
+          <w:color w:val="1B4F72"/>
+        </w:rPr>
+      </w:pPr>
+    </w:p>
+    <w:p>
+      <w:pPr>
+        <w:pStyle w:val="Heading2"/>
+        <w:spacing w:before="300" w:after="160"/>
+        <w:rPr>
+          <w:color w:val="1B4F72"/>
+        </w:rPr>
+      </w:pPr>
+    </w:p>
+    <w:p>
+      <w:pPr>
+        <w:pStyle w:val="Heading2"/>
+        <w:spacing w:before="300" w:after="160"/>
+        <w:rPr>
+          <w:color w:val="1B4F72"/>
+        </w:rPr>
+      </w:pPr>
+    </w:p>
+    <w:p>
+      <w:pPr>
+        <w:pStyle w:val="Heading2"/>
+        <w:spacing w:before="300" w:after="160"/>
+        <w:rPr>
+          <w:color w:val="1B4F72"/>
+        </w:rPr>
+      </w:pPr>
+    </w:p>
+    <w:p>
+      <w:pPr>
+        <w:pStyle w:val="Heading2"/>
+        <w:spacing w:before="300" w:after="160"/>
+        <w:rPr>
+          <w:color w:val="1B4F72"/>
+        </w:rPr>
+      </w:pPr>
+    </w:p>
+    <w:p>
+      <w:pPr>
+        <w:pStyle w:val="Heading2"/>
+        <w:spacing w:before="300" w:after="160"/>
+        <w:rPr>
+          <w:color w:val="1B4F72"/>
+        </w:rPr>
+      </w:pPr>
+    </w:p>
+    <w:p>
+      <w:pPr>
+        <w:pStyle w:val="Heading2"/>
+        <w:spacing w:before="300" w:after="160"/>
+        <w:rPr>
+          <w:color w:val="1B4F72"/>
+        </w:rPr>
+      </w:pPr>
+    </w:p>
+    <w:p>
+      <w:pPr>
+        <w:pStyle w:val="Heading2"/>
+        <w:spacing w:before="300" w:after="160"/>
+        <w:rPr>
+          <w:color w:val="1B4F72"/>
+        </w:rPr>
+      </w:pPr>
+    </w:p>
+    <w:p>
+      <w:pPr>
+        <w:pStyle w:val="Heading2"/>
+        <w:spacing w:before="300" w:after="160"/>
+        <w:rPr>
+          <w:color w:val="1B4F72"/>
+        </w:rPr>
+      </w:pPr>
+    </w:p>
+    <w:p>
+      <w:pPr>
+        <w:pStyle w:val="Heading2"/>
+        <w:spacing w:before="300" w:after="160"/>
+        <w:rPr>
+          <w:color w:val="1B4F72"/>
+        </w:rPr>
+      </w:pPr>
+    </w:p>
+    <w:p>
+      <w:pPr>
+        <w:pStyle w:val="Heading2"/>
+        <w:spacing w:before="300" w:after="160"/>
+      </w:pPr>
+      <w:proofErr w:type="gramStart"/>
+      <w:r>
+        <w:rPr>
+          <w:color w:val="1B4F72"/>
+        </w:rPr>
+        <w:lastRenderedPageBreak/>
+        <w:t>9.1  UC</w:t>
+      </w:r>
+      <w:proofErr w:type="gramEnd"/>
+      <w:r>
+        <w:rPr>
+          <w:color w:val="1B4F72"/>
+        </w:rPr>
+        <w:t>_A01: Register New Patient</w:t>
+      </w:r>
+    </w:p>
+    <w:p>
+      <w:pPr>
+        <w:spacing w:after="120"/>
+        <w:jc w:val="center"/>
+      </w:pPr>
+      <w:r>
+        <w:rPr>
+          <w:i/>
+          <w:iCs/>
+          <w:color w:val="999999"/>
+          <w:sz w:val="20"/>
+          <w:szCs w:val="20"/>
+        </w:rPr>
+        <w:t>Activity diagram for UC_A01 – Register New Patient</w:t>
+      </w:r>
+    </w:p>
+    <w:p>
+      <w:pPr>
+        <w:spacing w:after="200"/>
+        <w:jc w:val="center"/>
+      </w:pPr>
+      <w:r>
+        <w:rPr>
+          <w:noProof/>
+        </w:rPr>
+        <w:drawing>
+          <wp:inline distT="0" distB="0" distL="0" distR="0" wp14:anchorId="35593712" wp14:editId="4FCDE30B">
+            <wp:extent cx="5941060" cy="6237605"/>
+            <wp:effectExtent l="0" t="0" r="2540" b="0"/>
+            <wp:docPr id="1577105030" name="Picture 18"/>
+            <wp:cNvGraphicFramePr>
+              <a:graphicFrameLocks xmlns:a="http://schemas.openxmlformats.org/drawingml/2006/main" noChangeAspect="1"/>
+            </wp:cNvGraphicFramePr>
+            <a:graphic xmlns:a="http://schemas.openxmlformats.org/drawingml/2006/main">
+              <a:graphicData uri="http://schemas.openxmlformats.org/drawingml/2006/picture">
+                <pic:pic xmlns:pic="http://schemas.openxmlformats.org/drawingml/2006/picture">
+                  <pic:nvPicPr>
+                    <pic:cNvPr id="0" name="Picture 18"/>
+                    <pic:cNvPicPr>
+                      <a:picLocks noChangeAspect="1" noChangeArrowheads="1"/>
+                    </pic:cNvPicPr>
+                  </pic:nvPicPr>
+                  <pic:blipFill>
+                    <a:blip r:embed="rId9">
+                      <a:extLst>
+                        <a:ext uri="{28A0092B-C50C-407E-A947-70E740481C1C}">
+                          <a14:useLocalDpi xmlns:a14="http://schemas.microsoft.com/office/drawing/2010/main" val="0"/>
+                        </a:ext>
+                      </a:extLst>
+                    </a:blip>
+                    <a:srcRect/>
+                    <a:stretch>
+                      <a:fillRect/>
+                    </a:stretch>
+                  </pic:blipFill>
+                  <pic:spPr bwMode="auto">
+                    <a:xfrm>
+                      <a:off x="0" y="0"/>
+                      <a:ext cx="5941060" cy="6237605"/>
+                    </a:xfrm>
+                    <a:prstGeom prst="rect">
+                      <a:avLst/>
+                    </a:prstGeom>
+                    <a:noFill/>
+                    <a:ln>
+                      <a:noFill/>
+                    </a:ln>
+                  </pic:spPr>
+                </pic:pic>
+              </a:graphicData>
+            </a:graphic>
+          </wp:inline>
+        </w:drawing>
+      </w:r>
+    </w:p>
+    <w:p>
+      <w:pPr>
+        <w:pStyle w:val="Heading2"/>
+        <w:spacing w:before="300" w:after="160"/>
+        <w:rPr>
+          <w:color w:val="1B4F72"/>
+        </w:rPr>
+      </w:pPr>
+    </w:p>
+    <w:p>
+      <w:pPr>
+        <w:pStyle w:val="Heading2"/>
+        <w:spacing w:before="300" w:after="160"/>
+        <w:rPr>
+          <w:color w:val="1B4F72"/>
+        </w:rPr>
+      </w:pPr>
+    </w:p>
+    <w:p>
+      <w:pPr>
+        <w:pStyle w:val="Heading2"/>
+        <w:spacing w:before="300" w:after="160"/>
+        <w:rPr>
+          <w:color w:val="1B4F72"/>
+        </w:rPr>
+      </w:pPr>
+    </w:p>
+    <w:p>
+      <w:pPr>
+        <w:pStyle w:val="Heading2"/>
+        <w:spacing w:before="300" w:after="160"/>
+      </w:pPr>
+      <w:proofErr w:type="gramStart"/>
+      <w:r>
+        <w:rPr>
+          <w:color w:val="1B4F72"/>
+        </w:rPr>
+        <w:lastRenderedPageBreak/>
+        <w:t>9.2  UC</w:t>
+      </w:r>
+      <w:proofErr w:type="gramEnd"/>
+      <w:r>
+        <w:rPr>
+          <w:color w:val="1B4F72"/>
+        </w:rPr>
+        <w:t>_A02: Assign Room to Appointment</w:t>
+      </w:r>
+    </w:p>
+    <w:p>
+      <w:pPr>
+        <w:spacing w:after="120"/>
+        <w:jc w:val="center"/>
+      </w:pPr>
+      <w:r>
+        <w:rPr>
+          <w:i/>
+          <w:iCs/>
+          <w:color w:val="999999"/>
+          <w:sz w:val="20"/>
+          <w:szCs w:val="20"/>
+        </w:rPr>
+        <w:t>Activity diagram for UC_A02 – Assign Room to Appointment</w:t>
+      </w:r>
+    </w:p>
+    <w:p>
+      <w:pPr>
+        <w:spacing w:after="200"/>
+        <w:jc w:val="center"/>
+      </w:pPr>
+      <w:r>
+        <w:rPr>
+          <w:noProof/>
+        </w:rPr>
+        <w:drawing>
+          <wp:inline distT="0" distB="0" distL="0" distR="0" wp14:anchorId="3EFD2653" wp14:editId="08B000BC">
+            <wp:extent cx="5158694" cy="7245458"/>
+            <wp:effectExtent l="0" t="0" r="4445" b="0"/>
+            <wp:docPr id="208453469" name="Picture 19"/>
+            <wp:cNvGraphicFramePr>
+              <a:graphicFrameLocks xmlns:a="http://schemas.openxmlformats.org/drawingml/2006/main" noChangeAspect="1"/>
+            </wp:cNvGraphicFramePr>
+            <a:graphic xmlns:a="http://schemas.openxmlformats.org/drawingml/2006/main">
+              <a:graphicData uri="http://schemas.openxmlformats.org/drawingml/2006/picture">
+                <pic:pic xmlns:pic="http://schemas.openxmlformats.org/drawingml/2006/picture">
+                  <pic:nvPicPr>
+                    <pic:cNvPr id="0" name="Picture 19"/>
+                    <pic:cNvPicPr>
+                      <a:picLocks noChangeAspect="1" noChangeArrowheads="1"/>
+                    </pic:cNvPicPr>
+                  </pic:nvPicPr>
+                  <pic:blipFill>
+                    <a:blip r:embed="rId10">
+                      <a:extLst>
+                        <a:ext uri="{28A0092B-C50C-407E-A947-70E740481C1C}">
+                          <a14:useLocalDpi xmlns:a14="http://schemas.microsoft.com/office/drawing/2010/main" val="0"/>
+                        </a:ext>
+                      </a:extLst>
+                    </a:blip>
+                    <a:srcRect/>
+                    <a:stretch>
+                      <a:fillRect/>
+                    </a:stretch>
+                  </pic:blipFill>
+                  <pic:spPr bwMode="auto">
+                    <a:xfrm>
+                      <a:off x="0" y="0"/>
+                      <a:ext cx="5165644" cy="7255219"/>
+                    </a:xfrm>
+                    <a:prstGeom prst="rect">
+                      <a:avLst/>
+                    </a:prstGeom>
+                    <a:noFill/>
+                    <a:ln>
+                      <a:noFill/>
+                    </a:ln>
+                  </pic:spPr>
+                </pic:pic>
+              </a:graphicData>
+            </a:graphic>
+          </wp:inline>
+        </w:drawing>
+      </w:r>
+    </w:p>
+    <w:p>
+      <w:pPr>
+        <w:spacing w:after="200"/>
+        <w:jc w:val="center"/>
+      </w:pPr>
+    </w:p>
+    <w:p>
+      <w:pPr>
+        <w:pStyle w:val="Heading2"/>
+        <w:spacing w:before="300" w:after="160"/>
+      </w:pPr>
+      <w:proofErr w:type="gramStart"/>
+      <w:r>
+        <w:rPr>
+          <w:color w:val="1B4F72"/>
+        </w:rPr>
+        <w:lastRenderedPageBreak/>
+        <w:t>9.3  UC</w:t>
+      </w:r>
+      <w:proofErr w:type="gramEnd"/>
+      <w:r>
+        <w:rPr>
+          <w:color w:val="1B4F72"/>
+        </w:rPr>
+        <w:t>_A03: Generate Patient Bill</w:t>
+      </w:r>
+    </w:p>
+    <w:p>
+      <w:pPr>
+        <w:spacing w:after="120"/>
+        <w:jc w:val="center"/>
+      </w:pPr>
+      <w:r>
+        <w:rPr>
+          <w:i/>
+          <w:iCs/>
+          <w:color w:val="999999"/>
+          <w:sz w:val="20"/>
+          <w:szCs w:val="20"/>
+        </w:rPr>
+        <w:t>Activity diagram for UC_A03 – Generate Patient Bill</w:t>
+      </w:r>
+    </w:p>
+    <w:p>
+      <w:pPr>
+        <w:spacing w:after="200"/>
+        <w:jc w:val="center"/>
+      </w:pPr>
+      <w:r>
+        <w:rPr>
+          <w:noProof/>
+        </w:rPr>
+        <w:drawing>
+          <wp:inline distT="0" distB="0" distL="0" distR="0" wp14:anchorId="3D95963A" wp14:editId="504B86D8">
+            <wp:extent cx="4972548" cy="7231174"/>
+            <wp:effectExtent l="0" t="0" r="0" b="8255"/>
+            <wp:docPr id="1532695902" name="Picture 20"/>
+            <wp:cNvGraphicFramePr>
+              <a:graphicFrameLocks xmlns:a="http://schemas.openxmlformats.org/drawingml/2006/main" noChangeAspect="1"/>
+            </wp:cNvGraphicFramePr>
+            <a:graphic xmlns:a="http://schemas.openxmlformats.org/drawingml/2006/main">
+              <a:graphicData uri="http://schemas.openxmlformats.org/drawingml/2006/picture">
+                <pic:pic xmlns:pic="http://schemas.openxmlformats.org/drawingml/2006/picture">
+                  <pic:nvPicPr>
+                    <pic:cNvPr id="0" name="Picture 20"/>
+                    <pic:cNvPicPr>
+                      <a:picLocks noChangeAspect="1" noChangeArrowheads="1"/>
+                    </pic:cNvPicPr>
+                  </pic:nvPicPr>
+                  <pic:blipFill>
+                    <a:blip r:embed="rId11">
+                      <a:extLst>
+                        <a:ext uri="{28A0092B-C50C-407E-A947-70E740481C1C}">
+                          <a14:useLocalDpi xmlns:a14="http://schemas.microsoft.com/office/drawing/2010/main" val="0"/>
+                        </a:ext>
+                      </a:extLst>
+                    </a:blip>
+                    <a:srcRect/>
+                    <a:stretch>
+                      <a:fillRect/>
+                    </a:stretch>
+                  </pic:blipFill>
+                  <pic:spPr bwMode="auto">
+                    <a:xfrm>
+                      <a:off x="0" y="0"/>
+                      <a:ext cx="4979275" cy="7240956"/>
+                    </a:xfrm>
+                    <a:prstGeom prst="rect">
+                      <a:avLst/>
+                    </a:prstGeom>
+                    <a:noFill/>
+                    <a:ln>
+                      <a:noFill/>
+                    </a:ln>
+                  </pic:spPr>
+                </pic:pic>
+              </a:graphicData>
+            </a:graphic>
+          </wp:inline>
+        </w:drawing>
+      </w:r>
+    </w:p>
+    <w:p>
+      <w:pPr>
+        <w:spacing w:after="200"/>
+        <w:jc w:val="center"/>
+      </w:pPr>
+    </w:p>
+    <w:p>
+      <w:pPr>
+        <w:pStyle w:val="Heading2"/>
+        <w:spacing w:before="300" w:after="160"/>
+      </w:pPr>
+      <w:proofErr w:type="gramStart"/>
+      <w:r>
+        <w:rPr>
+          <w:color w:val="1B4F72"/>
+        </w:rPr>
+        <w:lastRenderedPageBreak/>
+        <w:t>9.4  UC</w:t>
+      </w:r>
+      <w:proofErr w:type="gramEnd"/>
+      <w:r>
+        <w:rPr>
+          <w:color w:val="1B4F72"/>
+        </w:rPr>
+        <w:t>_A04: Manage Doctors (Add / Update / Deactivate)</w:t>
+      </w:r>
+    </w:p>
+    <w:p>
+      <w:pPr>
+        <w:spacing w:after="120"/>
+        <w:jc w:val="center"/>
+      </w:pPr>
+      <w:r>
+        <w:rPr>
+          <w:i/>
+          <w:iCs/>
+          <w:color w:val="999999"/>
+          <w:sz w:val="20"/>
+          <w:szCs w:val="20"/>
+        </w:rPr>
+        <w:t>Activity diagram for UC_A04 – Manage Doctors (Add / Update / Deactivate)</w:t>
+      </w:r>
+    </w:p>
+    <w:p>
+      <w:pPr>
+        <w:spacing w:after="200"/>
+        <w:jc w:val="center"/>
+      </w:pPr>
+      <w:r>
+        <w:rPr>
+          <w:noProof/>
+        </w:rPr>
+        <w:drawing>
+          <wp:inline distT="0" distB="0" distL="0" distR="0" wp14:anchorId="7E6BE827" wp14:editId="43BB6F1C">
+            <wp:extent cx="5941060" cy="4255770"/>
+            <wp:effectExtent l="0" t="0" r="2540" b="0"/>
+            <wp:docPr id="108636731" name="Picture 21"/>
+            <wp:cNvGraphicFramePr>
+              <a:graphicFrameLocks xmlns:a="http://schemas.openxmlformats.org/drawingml/2006/main" noChangeAspect="1"/>
+            </wp:cNvGraphicFramePr>
+            <a:graphic xmlns:a="http://schemas.openxmlformats.org/drawingml/2006/main">
+              <a:graphicData uri="http://schemas.openxmlformats.org/drawingml/2006/picture">
+                <pic:pic xmlns:pic="http://schemas.openxmlformats.org/drawingml/2006/picture">
+                  <pic:nvPicPr>
+                    <pic:cNvPr id="0" name="Picture 21"/>
+                    <pic:cNvPicPr>
+                      <a:picLocks noChangeAspect="1" noChangeArrowheads="1"/>
+                    </pic:cNvPicPr>
+                  </pic:nvPicPr>
+                  <pic:blipFill>
+                    <a:blip r:embed="rId12" cstate="print">
+                      <a:extLst>
+                        <a:ext uri="{28A0092B-C50C-407E-A947-70E740481C1C}">
+                          <a14:useLocalDpi xmlns:a14="http://schemas.microsoft.com/office/drawing/2010/main" val="0"/>
+                        </a:ext>
+                      </a:extLst>
+                    </a:blip>
+                    <a:srcRect/>
+                    <a:stretch>
+                      <a:fillRect/>
+                    </a:stretch>
+                  </pic:blipFill>
+                  <pic:spPr bwMode="auto">
+                    <a:xfrm>
+                      <a:off x="0" y="0"/>
+                      <a:ext cx="5941060" cy="4255770"/>
+                    </a:xfrm>
+                    <a:prstGeom prst="rect">
+                      <a:avLst/>
+                    </a:prstGeom>
+                    <a:noFill/>
+                    <a:ln>
+                      <a:noFill/>
+                    </a:ln>
+                  </pic:spPr>
+                </pic:pic>
+              </a:graphicData>
+            </a:graphic>
+          </wp:inline>
+        </w:drawing>
+      </w:r>
+    </w:p>
+    <w:p>
+      <w:pPr>
+        <w:pStyle w:val="Heading2"/>
+        <w:spacing w:before="300" w:after="160"/>
+        <w:rPr>
+          <w:color w:val="1B4F72"/>
+        </w:rPr>
+      </w:pPr>
+    </w:p>
+    <w:p>
+      <w:pPr>
+        <w:pStyle w:val="Heading2"/>
+        <w:spacing w:before="300" w:after="160"/>
+        <w:rPr>
+          <w:color w:val="1B4F72"/>
+        </w:rPr>
+      </w:pPr>
+    </w:p>
+    <w:p>
+      <w:pPr>
+        <w:pStyle w:val="Heading2"/>
+        <w:spacing w:before="300" w:after="160"/>
+        <w:rPr>
+          <w:color w:val="1B4F72"/>
+        </w:rPr>
+      </w:pPr>
+    </w:p>
+    <w:p>
+      <w:pPr>
+        <w:pStyle w:val="Heading2"/>
+        <w:spacing w:before="300" w:after="160"/>
+        <w:rPr>
+          <w:color w:val="1B4F72"/>
+        </w:rPr>
+      </w:pPr>
+    </w:p>
+    <w:p>
+      <w:pPr>
+        <w:pStyle w:val="Heading2"/>
+        <w:spacing w:before="300" w:after="160"/>
+        <w:rPr>
+          <w:color w:val="1B4F72"/>
+        </w:rPr>
+      </w:pPr>
+    </w:p>
+    <w:p>
+      <w:pPr>
+        <w:pStyle w:val="Heading2"/>
+        <w:spacing w:before="300" w:after="160"/>
+        <w:rPr>
+          <w:color w:val="1B4F72"/>
+        </w:rPr>
+      </w:pPr>
+    </w:p>
+    <w:p>
+      <w:pPr>
+        <w:pStyle w:val="Heading2"/>
+        <w:spacing w:before="300" w:after="160"/>
+        <w:rPr>
+          <w:color w:val="1B4F72"/>
+        </w:rPr>
+      </w:pPr>
+    </w:p>
+    <w:p>
+      <w:pPr>
+        <w:pStyle w:val="Heading2"/>
+        <w:spacing w:before="300" w:after="160"/>
+        <w:rPr>
+          <w:color w:val="1B4F72"/>
+        </w:rPr>
+      </w:pPr>
+    </w:p>
+    <w:p>
+      <w:pPr>
+        <w:pStyle w:val="Heading2"/>
+        <w:spacing w:before="300" w:after="160"/>
+        <w:rPr>
+          <w:color w:val="1B4F72"/>
+        </w:rPr>
+      </w:pPr>
+    </w:p>
+    <w:p>
+      <w:pPr>
+        <w:pStyle w:val="Heading2"/>
+        <w:spacing w:before="300" w:after="160"/>
+      </w:pPr>
+      <w:proofErr w:type="gramStart"/>
+      <w:r>
+        <w:rPr>
+          <w:color w:val="1B4F72"/>
+        </w:rPr>
+        <w:lastRenderedPageBreak/>
+        <w:t>9.5  UC</w:t>
+      </w:r>
+      <w:proofErr w:type="gramEnd"/>
+      <w:r>
+        <w:rPr>
+          <w:color w:val="1B4F72"/>
+        </w:rPr>
+        <w:t>_A05: Manage Service Catalog and Prices</w:t>
+      </w:r>
+    </w:p>
+    <w:p>
+      <w:pPr>
+        <w:spacing w:after="120"/>
+        <w:jc w:val="center"/>
+      </w:pPr>
+      <w:r>
+        <w:rPr>
+          <w:i/>
+          <w:iCs/>
+          <w:color w:val="999999"/>
+          <w:sz w:val="20"/>
+          <w:szCs w:val="20"/>
+        </w:rPr>
+        <w:t>Activity diagram for UC_A05 – Manage Service Catalog and Prices</w:t>
+      </w:r>
+    </w:p>
+    <w:p>
+      <w:pPr>
+        <w:spacing w:after="200"/>
+        <w:jc w:val="center"/>
+      </w:pPr>
+      <w:r>
+        <w:rPr>
+          <w:noProof/>
+        </w:rPr>
+        <w:drawing>
+          <wp:inline distT="0" distB="0" distL="0" distR="0" wp14:anchorId="79791AC2" wp14:editId="46858699">
+            <wp:extent cx="6021092" cy="4592468"/>
+            <wp:effectExtent l="0" t="0" r="0" b="0"/>
+            <wp:docPr id="1071526357" name="Picture 22"/>
+            <wp:cNvGraphicFramePr>
+              <a:graphicFrameLocks xmlns:a="http://schemas.openxmlformats.org/drawingml/2006/main" noChangeAspect="1"/>
+            </wp:cNvGraphicFramePr>
+            <a:graphic xmlns:a="http://schemas.openxmlformats.org/drawingml/2006/main">
+              <a:graphicData uri="http://schemas.openxmlformats.org/drawingml/2006/picture">
+                <pic:pic xmlns:pic="http://schemas.openxmlformats.org/drawingml/2006/picture">
+                  <pic:nvPicPr>
+                    <pic:cNvPr id="0" name="Picture 22"/>
+                    <pic:cNvPicPr>
+                      <a:picLocks noChangeAspect="1" noChangeArrowheads="1"/>
+                    </pic:cNvPicPr>
+                  </pic:nvPicPr>
+                  <pic:blipFill>
+                    <a:blip r:embed="rId13">
+                      <a:extLst>
+                        <a:ext uri="{28A0092B-C50C-407E-A947-70E740481C1C}">
+                          <a14:useLocalDpi xmlns:a14="http://schemas.microsoft.com/office/drawing/2010/main" val="0"/>
+                        </a:ext>
+                      </a:extLst>
+                    </a:blip>
+                    <a:srcRect/>
+                    <a:stretch>
+                      <a:fillRect/>
+                    </a:stretch>
+                  </pic:blipFill>
+                  <pic:spPr bwMode="auto">
+                    <a:xfrm>
+                      <a:off x="0" y="0"/>
+                      <a:ext cx="6047467" cy="4612585"/>
+                    </a:xfrm>
+                    <a:prstGeom prst="rect">
+                      <a:avLst/>
+                    </a:prstGeom>
+                    <a:noFill/>
+                    <a:ln>
+                      <a:noFill/>
+                    </a:ln>
+                  </pic:spPr>
+                </pic:pic>
+              </a:graphicData>
+            </a:graphic>
+          </wp:inline>
+        </w:drawing>
+      </w:r>
+    </w:p>
+    <w:p>
+      <w:pPr>
+        <w:pStyle w:val="Heading2"/>
+        <w:spacing w:before="300" w:after="160"/>
+        <w:rPr>
+          <w:color w:val="1B4F72"/>
+        </w:rPr>
+      </w:pPr>
+    </w:p>
+    <w:p>
+      <w:pPr>
+        <w:pStyle w:val="Heading2"/>
+        <w:spacing w:before="300" w:after="160"/>
+        <w:rPr>
+          <w:color w:val="1B4F72"/>
+        </w:rPr>
+      </w:pPr>
+    </w:p>
+    <w:p>
+      <w:pPr>
+        <w:pStyle w:val="Heading2"/>
+        <w:spacing w:before="300" w:after="160"/>
+        <w:rPr>
+          <w:color w:val="1B4F72"/>
+        </w:rPr>
+      </w:pPr>
+    </w:p>
+    <w:p>
+      <w:pPr>
+        <w:pStyle w:val="Heading2"/>
+        <w:spacing w:before="300" w:after="160"/>
+        <w:rPr>
+          <w:color w:val="1B4F72"/>
+        </w:rPr>
+      </w:pPr>
+    </w:p>
+    <w:p>
+      <w:pPr>
+        <w:pStyle w:val="Heading2"/>
+        <w:spacing w:before="300" w:after="160"/>
+        <w:rPr>
+          <w:color w:val="1B4F72"/>
+        </w:rPr>
+      </w:pPr>
+    </w:p>
+    <w:p>
+      <w:pPr>
+        <w:pStyle w:val="Heading2"/>
+        <w:spacing w:before="300" w:after="160"/>
+        <w:rPr>
+          <w:color w:val="1B4F72"/>
+        </w:rPr>
+      </w:pPr>
+    </w:p>
+    <w:p>
+      <w:pPr>
+        <w:pStyle w:val="Heading2"/>
+        <w:spacing w:before="300" w:after="160"/>
+        <w:rPr>
+          <w:color w:val="1B4F72"/>
+        </w:rPr>
+      </w:pPr>
+    </w:p>
+    <w:p>
+      <w:pPr>
+        <w:pStyle w:val="Heading2"/>
+        <w:spacing w:before="300" w:after="160"/>
+        <w:rPr>
+          <w:color w:val="1B4F72"/>
+        </w:rPr>
+      </w:pPr>
+    </w:p>
+    <w:p>
+      <w:pPr>
+        <w:pStyle w:val="Heading2"/>
+        <w:spacing w:before="300" w:after="160"/>
+      </w:pPr>
+      <w:proofErr w:type="gramStart"/>
+      <w:r>
+        <w:rPr>
+          <w:color w:val="1B4F72"/>
+        </w:rPr>
+        <w:lastRenderedPageBreak/>
+        <w:t>9.6  UC</w:t>
+      </w:r>
+      <w:proofErr w:type="gramEnd"/>
+      <w:r>
+        <w:rPr>
+          <w:color w:val="1B4F72"/>
+        </w:rPr>
+        <w:t>_A06: Manage Appointment Schedules</w:t>
+      </w:r>
+    </w:p>
+    <w:p>
+      <w:pPr>
+        <w:spacing w:after="120"/>
+        <w:jc w:val="center"/>
+      </w:pPr>
+      <w:r>
+        <w:rPr>
+          <w:i/>
+          <w:iCs/>
+          <w:color w:val="999999"/>
+          <w:sz w:val="20"/>
+          <w:szCs w:val="20"/>
+        </w:rPr>
+        <w:t>Activity diagram for UC_A06 – Manage Appointment Schedules</w:t>
+      </w:r>
+    </w:p>
+    <w:p>
+      <w:pPr>
+        <w:spacing w:after="200"/>
+        <w:jc w:val="center"/>
+      </w:pPr>
+      <w:r>
+        <w:rPr>
+          <w:noProof/>
+        </w:rPr>
+        <w:drawing>
+          <wp:inline distT="0" distB="0" distL="0" distR="0" wp14:anchorId="298ABF33" wp14:editId="1FDE9D30">
+            <wp:extent cx="5935980" cy="4749800"/>
+            <wp:effectExtent l="0" t="0" r="7620" b="0"/>
+            <wp:docPr id="1663080033" name="Picture 23"/>
+            <wp:cNvGraphicFramePr>
+              <a:graphicFrameLocks xmlns:a="http://schemas.openxmlformats.org/drawingml/2006/main" noChangeAspect="1"/>
+            </wp:cNvGraphicFramePr>
+            <a:graphic xmlns:a="http://schemas.openxmlformats.org/drawingml/2006/main">
+              <a:graphicData uri="http://schemas.openxmlformats.org/drawingml/2006/picture">
+                <pic:pic xmlns:pic="http://schemas.openxmlformats.org/drawingml/2006/picture">
+                  <pic:nvPicPr>
+                    <pic:cNvPr id="0" name="Picture 23"/>
+                    <pic:cNvPicPr>
+                      <a:picLocks noChangeAspect="1" noChangeArrowheads="1"/>
+                    </pic:cNvPicPr>
+                  </pic:nvPicPr>
+                  <pic:blipFill>
+                    <a:blip r:embed="rId14" cstate="print">
+                      <a:extLst>
+                        <a:ext uri="{28A0092B-C50C-407E-A947-70E740481C1C}">
+                          <a14:useLocalDpi xmlns:a14="http://schemas.microsoft.com/office/drawing/2010/main" val="0"/>
+                        </a:ext>
+                      </a:extLst>
+                    </a:blip>
+                    <a:srcRect/>
+                    <a:stretch>
+                      <a:fillRect/>
+                    </a:stretch>
+                  </pic:blipFill>
+                  <pic:spPr bwMode="auto">
+                    <a:xfrm>
+                      <a:off x="0" y="0"/>
+                      <a:ext cx="5935980" cy="4749800"/>
+                    </a:xfrm>
+                    <a:prstGeom prst="rect">
+                      <a:avLst/>
+                    </a:prstGeom>
+                    <a:noFill/>
+                    <a:ln>
+                      <a:noFill/>
+                    </a:ln>
+                  </pic:spPr>
+                </pic:pic>
+              </a:graphicData>
+            </a:graphic>
+          </wp:inline>
+        </w:drawing>
+      </w:r>
+    </w:p>
+    <w:p>
+      <w:pPr>
+        <w:pStyle w:val="Heading2"/>
+        <w:spacing w:before="300" w:after="160"/>
+        <w:rPr>
+          <w:color w:val="1B4F72"/>
+        </w:rPr>
+      </w:pPr>
+    </w:p>
+    <w:p>
+      <w:pPr>
+        <w:pStyle w:val="Heading2"/>
+        <w:spacing w:before="300" w:after="160"/>
+        <w:rPr>
+          <w:color w:val="1B4F72"/>
+        </w:rPr>
+      </w:pPr>
+    </w:p>
+    <w:p>
+      <w:pPr>
+        <w:pStyle w:val="Heading2"/>
+        <w:spacing w:before="300" w:after="160"/>
+        <w:rPr>
+          <w:color w:val="1B4F72"/>
+        </w:rPr>
+      </w:pPr>
+    </w:p>
+    <w:p>
+      <w:pPr>
+        <w:pStyle w:val="Heading2"/>
+        <w:spacing w:before="300" w:after="160"/>
+        <w:rPr>
+          <w:color w:val="1B4F72"/>
+        </w:rPr>
+      </w:pPr>
+    </w:p>
+    <w:p>
+      <w:pPr>
+        <w:pStyle w:val="Heading2"/>
+        <w:spacing w:before="300" w:after="160"/>
+        <w:rPr>
+          <w:color w:val="1B4F72"/>
+        </w:rPr>
+      </w:pPr>
+    </w:p>
+    <w:p>
+      <w:pPr>
+        <w:pStyle w:val="Heading2"/>
+        <w:spacing w:before="300" w:after="160"/>
+        <w:rPr>
+          <w:color w:val="1B4F72"/>
+        </w:rPr>
+      </w:pPr>
+    </w:p>
+    <w:p>
+      <w:pPr>
+        <w:pStyle w:val="Heading2"/>
+        <w:spacing w:before="300" w:after="160"/>
+        <w:rPr>
+          <w:color w:val="1B4F72"/>
+        </w:rPr>
+      </w:pPr>
+    </w:p>
+    <w:p>
+      <w:pPr>
+        <w:pStyle w:val="Heading2"/>
+        <w:spacing w:before="300" w:after="160"/>
+      </w:pPr>
+      <w:proofErr w:type="gramStart"/>
+      <w:r>
+        <w:rPr>
+          <w:color w:val="1B4F72"/>
+        </w:rPr>
+        <w:lastRenderedPageBreak/>
+        <w:t>9.7  UC</w:t>
+      </w:r>
+      <w:proofErr w:type="gramEnd"/>
+      <w:r>
+        <w:rPr>
+          <w:color w:val="1B4F72"/>
+        </w:rPr>
+        <w:t>_A07: Record Payment</w:t>
+      </w:r>
+    </w:p>
+    <w:p>
+      <w:pPr>
+        <w:spacing w:after="120"/>
+        <w:jc w:val="center"/>
+      </w:pPr>
+      <w:r>
+        <w:rPr>
+          <w:i/>
+          <w:iCs/>
+          <w:color w:val="999999"/>
+          <w:sz w:val="20"/>
+          <w:szCs w:val="20"/>
+        </w:rPr>
+        <w:t>Activity diagram for UC_A07 – Record Payment</w:t>
+      </w:r>
+    </w:p>
+    <w:p>
+      <w:pPr>
+        <w:spacing w:after="200"/>
+        <w:jc w:val="center"/>
+      </w:pPr>
+      <w:r>
+        <w:rPr>
+          <w:noProof/>
+        </w:rPr>
+        <w:drawing>
+          <wp:inline distT="0" distB="0" distL="0" distR="0" wp14:anchorId="464C27C1" wp14:editId="1D3ABF5A">
+            <wp:extent cx="5941060" cy="5447030"/>
+            <wp:effectExtent l="0" t="0" r="2540" b="1270"/>
+            <wp:docPr id="493059747" name="Picture 24"/>
+            <wp:cNvGraphicFramePr>
+              <a:graphicFrameLocks xmlns:a="http://schemas.openxmlformats.org/drawingml/2006/main" noChangeAspect="1"/>
+            </wp:cNvGraphicFramePr>
+            <a:graphic xmlns:a="http://schemas.openxmlformats.org/drawingml/2006/main">
+              <a:graphicData uri="http://schemas.openxmlformats.org/drawingml/2006/picture">
+                <pic:pic xmlns:pic="http://schemas.openxmlformats.org/drawingml/2006/picture">
+                  <pic:nvPicPr>
+                    <pic:cNvPr id="0" name="Picture 24"/>
+                    <pic:cNvPicPr>
+                      <a:picLocks noChangeAspect="1" noChangeArrowheads="1"/>
+                    </pic:cNvPicPr>
+                  </pic:nvPicPr>
+                  <pic:blipFill>
+                    <a:blip r:embed="rId15">
+                      <a:extLst>
+                        <a:ext uri="{28A0092B-C50C-407E-A947-70E740481C1C}">
+                          <a14:useLocalDpi xmlns:a14="http://schemas.microsoft.com/office/drawing/2010/main" val="0"/>
+                        </a:ext>
+                      </a:extLst>
+                    </a:blip>
+                    <a:srcRect/>
+                    <a:stretch>
+                      <a:fillRect/>
+                    </a:stretch>
+                  </pic:blipFill>
+                  <pic:spPr bwMode="auto">
+                    <a:xfrm>
+                      <a:off x="0" y="0"/>
+                      <a:ext cx="5941060" cy="5447030"/>
+                    </a:xfrm>
+                    <a:prstGeom prst="rect">
+                      <a:avLst/>
+                    </a:prstGeom>
+                    <a:noFill/>
+                    <a:ln>
+                      <a:noFill/>
+                    </a:ln>
+                  </pic:spPr>
+                </pic:pic>
+              </a:graphicData>
+            </a:graphic>
+          </wp:inline>
+        </w:drawing>
+      </w:r>
+    </w:p>
+    <w:p>
+      <w:pPr>
+        <w:pStyle w:val="Heading2"/>
+        <w:spacing w:before="300" w:after="160"/>
+        <w:rPr>
+          <w:color w:val="1B4F72"/>
+        </w:rPr>
+      </w:pPr>
+    </w:p>
+    <w:p>
+      <w:pPr>
+        <w:pStyle w:val="Heading2"/>
+        <w:spacing w:before="300" w:after="160"/>
+        <w:rPr>
+          <w:color w:val="1B4F72"/>
+        </w:rPr>
+      </w:pPr>
+    </w:p>
+    <w:p>
+      <w:pPr>
+        <w:pStyle w:val="Heading2"/>
+        <w:spacing w:before="300" w:after="160"/>
+        <w:rPr>
+          <w:color w:val="1B4F72"/>
+        </w:rPr>
+      </w:pPr>
+    </w:p>
+    <w:p>
+      <w:pPr>
+        <w:pStyle w:val="Heading2"/>
+        <w:spacing w:before="300" w:after="160"/>
+        <w:rPr>
+          <w:color w:val="1B4F72"/>
+        </w:rPr>
+      </w:pPr>
+    </w:p>
+    <w:p>
+      <w:pPr>
+        <w:pStyle w:val="Heading2"/>
+        <w:spacing w:before="300" w:after="160"/>
+        <w:rPr>
+          <w:color w:val="1B4F72"/>
+        </w:rPr>
+      </w:pPr>
+    </w:p>
+    <w:p>
+      <w:pPr>
+        <w:pStyle w:val="Heading2"/>
+        <w:spacing w:before="300" w:after="160"/>
+      </w:pPr>
+      <w:proofErr w:type="gramStart"/>
+      <w:r>
+        <w:rPr>
+          <w:color w:val="1B4F72"/>
+        </w:rPr>
+        <w:lastRenderedPageBreak/>
+        <w:t>9.8  UC</w:t>
+      </w:r>
+      <w:proofErr w:type="gramEnd"/>
+      <w:r>
+        <w:rPr>
+          <w:color w:val="1B4F72"/>
+        </w:rPr>
+        <w:t>_A08: Generate Reports</w:t>
+      </w:r>
+    </w:p>
+    <w:p>
+      <w:pPr>
+        <w:spacing w:after="120"/>
+        <w:jc w:val="center"/>
+      </w:pPr>
+      <w:r>
+        <w:rPr>
+          <w:i/>
+          <w:iCs/>
+          <w:color w:val="999999"/>
+          <w:sz w:val="20"/>
+          <w:szCs w:val="20"/>
+        </w:rPr>
+        <w:t>Activity diagram for UC_A08 – Generate Reports</w:t>
+      </w:r>
+    </w:p>
+    <w:p>
+      <w:pPr>
+        <w:spacing w:after="200"/>
+        <w:jc w:val="center"/>
+      </w:pPr>
+      <w:r>
+        <w:rPr>
+          <w:noProof/>
+        </w:rPr>
+        <w:drawing>
+          <wp:inline distT="0" distB="0" distL="0" distR="0" wp14:anchorId="4F9AEDB2" wp14:editId="222AB047">
+            <wp:extent cx="5931535" cy="5051425"/>
+            <wp:effectExtent l="0" t="0" r="0" b="0"/>
+            <wp:docPr id="1443210062" name="Picture 25"/>
+            <wp:cNvGraphicFramePr>
+              <a:graphicFrameLocks xmlns:a="http://schemas.openxmlformats.org/drawingml/2006/main" noChangeAspect="1"/>
+            </wp:cNvGraphicFramePr>
+            <a:graphic xmlns:a="http://schemas.openxmlformats.org/drawingml/2006/main">
+              <a:graphicData uri="http://schemas.openxmlformats.org/drawingml/2006/picture">
+                <pic:pic xmlns:pic="http://schemas.openxmlformats.org/drawingml/2006/picture">
+                  <pic:nvPicPr>
+                    <pic:cNvPr id="0" name="Picture 25"/>
+                    <pic:cNvPicPr>
+                      <a:picLocks noChangeAspect="1" noChangeArrowheads="1"/>
+                    </pic:cNvPicPr>
+                  </pic:nvPicPr>
+                  <pic:blipFill>
+                    <a:blip r:embed="rId16">
+                      <a:extLst>
+                        <a:ext uri="{28A0092B-C50C-407E-A947-70E740481C1C}">
+                          <a14:useLocalDpi xmlns:a14="http://schemas.microsoft.com/office/drawing/2010/main" val="0"/>
+                        </a:ext>
+                      </a:extLst>
+                    </a:blip>
+                    <a:srcRect/>
+                    <a:stretch>
+                      <a:fillRect/>
+                    </a:stretch>
+                  </pic:blipFill>
+                  <pic:spPr bwMode="auto">
+                    <a:xfrm>
+                      <a:off x="0" y="0"/>
+                      <a:ext cx="5931535" cy="5051425"/>
+                    </a:xfrm>
+                    <a:prstGeom prst="rect">
+                      <a:avLst/>
+                    </a:prstGeom>
+                    <a:noFill/>
+                    <a:ln>
+                      <a:noFill/>
+                    </a:ln>
+                  </pic:spPr>
+                </pic:pic>
+              </a:graphicData>
+            </a:graphic>
+          </wp:inline>
+        </w:drawing>
+      </w:r>
+      <w:r>
+        <w:br w:type="page"/>
+      </w:r>
+    </w:p>
+    <w:p>
+      <w:pPr>
+        <w:pStyle w:val="Heading1"/>
+      </w:pPr>
+      <w:r>
+        <w:rPr>
+          <w:color w:val="1B4F72"/>
+        </w:rPr>
+        <w:lastRenderedPageBreak/>
+        <w:t>10. Sequence Diagrams</w:t>
+      </w:r>
+    </w:p>
+    <w:p>
+      <w:pPr>
+        <w:spacing w:after="200"/>
+      </w:pPr>
+      <w:r>
+        <w:t>This section contains the sequence diagrams for each administrator use case. Each diagram illustrates the chronological interactions between the administrator, the UI layer, backend services, the database, and external components such as notification and audit services. Insert the corresponding PNG image in the placeholder below each title.</w:t>
+      </w:r>
+    </w:p>
+    <w:p>
+      <w:pPr>
+        <w:pStyle w:val="Heading2"/>
+        <w:spacing w:before="300" w:after="160"/>
+      </w:pPr>
+      <w:r>
+        <w:rPr>
+          <w:color w:val="1B4F72"/>
+        </w:rPr>
+        <w:t>10.1  UC_A01: Register New Patient</w:t>
+      </w:r>
+    </w:p>
+    <w:p>
+      <w:pPr>
+        <w:spacing w:after="120"/>
+        <w:jc w:val="center"/>
+      </w:pPr>
+      <w:r>
+        <w:rPr>
+          <w:i/>
+          <w:iCs/>
+          <w:color w:val="999999"/>
+          <w:sz w:val="20"/>
+          <w:szCs w:val="20"/>
+        </w:rPr>
+        <w:t>Sequence diagram for UC_A01 – Register New Patient</w:t>
+      </w:r>
+    </w:p>
+    <w:p>
+      <w:pPr>
+        <w:spacing w:after="200"/>
+      </w:pPr>
+      <w:r>
+        <w:rPr>
+          <w:noProof/>
+        </w:rPr>
+        <w:drawing>
+          <wp:inline distT="0" distB="0" distL="0" distR="0" wp14:anchorId="3674FE6D" wp14:editId="3633BC7C">
+            <wp:extent cx="5932805" cy="4936490"/>
+            <wp:effectExtent l="0" t="0" r="0" b="0"/>
+            <wp:docPr id="1094045466" name="Picture 10"/>
+            <wp:cNvGraphicFramePr>
+              <a:graphicFrameLocks xmlns:a="http://schemas.openxmlformats.org/drawingml/2006/main" noChangeAspect="1"/>
+            </wp:cNvGraphicFramePr>
+            <a:graphic xmlns:a="http://schemas.openxmlformats.org/drawingml/2006/main">
+              <a:graphicData uri="http://schemas.openxmlformats.org/drawingml/2006/picture">
+                <pic:pic xmlns:pic="http://schemas.openxmlformats.org/drawingml/2006/picture">
+                  <pic:nvPicPr>
+                    <pic:cNvPr id="0" name="Picture 10"/>
+                    <pic:cNvPicPr>
+                      <a:picLocks noChangeAspect="1" noChangeArrowheads="1"/>
+                    </pic:cNvPicPr>
+                  </pic:nvPicPr>
+                  <pic:blipFill>
+                    <a:blip r:embed="rId17" cstate="print">
+                      <a:extLst>
+                        <a:ext uri="{28A0092B-C50C-407E-A947-70E740481C1C}">
+                          <a14:useLocalDpi xmlns:a14="http://schemas.microsoft.com/office/drawing/2010/main" val="0"/>
+                        </a:ext>
+                      </a:extLst>
+                    </a:blip>
+                    <a:srcRect/>
+                    <a:stretch>
+                      <a:fillRect/>
+                    </a:stretch>
+                  </pic:blipFill>
+                  <pic:spPr bwMode="auto">
+                    <a:xfrm>
+                      <a:off x="0" y="0"/>
+                      <a:ext cx="5932805" cy="4936490"/>
+                    </a:xfrm>
+                    <a:prstGeom prst="rect">
+                      <a:avLst/>
+                    </a:prstGeom>
+                    <a:noFill/>
+                    <a:ln>
+                      <a:noFill/>
+                    </a:ln>
+                  </pic:spPr>
+                </pic:pic>
+              </a:graphicData>
+            </a:graphic>
+          </wp:inline>
+        </w:drawing>
+      </w:r>
+    </w:p>
+    <w:p>
+      <w:pPr>
+        <w:spacing w:after="200"/>
+      </w:pPr>
+    </w:p>
+    <w:p>
+      <w:pPr>
+        <w:spacing w:after="200"/>
+      </w:pPr>
+    </w:p>
+    <w:p>
+      <w:pPr>
+        <w:spacing w:after="200"/>
+      </w:pPr>
+    </w:p>
+    <w:p>
+      <w:pPr>
+        <w:spacing w:after="200"/>
+      </w:pPr>
+    </w:p>
+    <w:p>
+      <w:pPr>
+        <w:spacing w:after="200"/>
+      </w:pPr>
+    </w:p>
+    <w:p>
+      <w:pPr>
+        <w:pStyle w:val="Heading2"/>
+        <w:spacing w:before="300" w:after="160"/>
+      </w:pPr>
+      <w:proofErr w:type="gramStart"/>
+      <w:r>
+        <w:rPr>
+          <w:color w:val="1B4F72"/>
+        </w:rPr>
+        <w:lastRenderedPageBreak/>
+        <w:t>10.2  UC</w:t>
+      </w:r>
+      <w:proofErr w:type="gramEnd"/>
+      <w:r>
+        <w:rPr>
+          <w:color w:val="1B4F72"/>
+        </w:rPr>
+        <w:t>_A02: Assign Room to Appointment</w:t>
+      </w:r>
+    </w:p>
+    <w:p>
+      <w:pPr>
+        <w:spacing w:after="120"/>
+        <w:jc w:val="center"/>
+      </w:pPr>
+      <w:r>
+        <w:rPr>
+          <w:i/>
+          <w:iCs/>
+          <w:color w:val="999999"/>
+          <w:sz w:val="20"/>
+          <w:szCs w:val="20"/>
+        </w:rPr>
+        <w:t>Sequence diagram for UC_A02 – Assign Room to Appointment</w:t>
+      </w:r>
+    </w:p>
+    <w:p>
+      <w:pPr>
+        <w:spacing w:after="200"/>
+      </w:pPr>
+      <w:r>
+        <w:rPr>
+          <w:noProof/>
+        </w:rPr>
+        <w:drawing>
+          <wp:inline distT="0" distB="0" distL="0" distR="0" wp14:anchorId="172EBEA4" wp14:editId="769466AC">
+            <wp:extent cx="5932805" cy="5660390"/>
+            <wp:effectExtent l="0" t="0" r="0" b="0"/>
+            <wp:docPr id="1606681561" name="Picture 11"/>
+            <wp:cNvGraphicFramePr>
+              <a:graphicFrameLocks xmlns:a="http://schemas.openxmlformats.org/drawingml/2006/main" noChangeAspect="1"/>
+            </wp:cNvGraphicFramePr>
+            <a:graphic xmlns:a="http://schemas.openxmlformats.org/drawingml/2006/main">
+              <a:graphicData uri="http://schemas.openxmlformats.org/drawingml/2006/picture">
+                <pic:pic xmlns:pic="http://schemas.openxmlformats.org/drawingml/2006/picture">
+                  <pic:nvPicPr>
+                    <pic:cNvPr id="0" name="Picture 11"/>
+                    <pic:cNvPicPr>
+                      <a:picLocks noChangeAspect="1" noChangeArrowheads="1"/>
+                    </pic:cNvPicPr>
+                  </pic:nvPicPr>
+                  <pic:blipFill>
+                    <a:blip r:embed="rId18" cstate="print">
+                      <a:extLst>
+                        <a:ext uri="{28A0092B-C50C-407E-A947-70E740481C1C}">
+                          <a14:useLocalDpi xmlns:a14="http://schemas.microsoft.com/office/drawing/2010/main" val="0"/>
+                        </a:ext>
+                      </a:extLst>
+                    </a:blip>
+                    <a:srcRect/>
+                    <a:stretch>
+                      <a:fillRect/>
+                    </a:stretch>
+                  </pic:blipFill>
+                  <pic:spPr bwMode="auto">
+                    <a:xfrm>
+                      <a:off x="0" y="0"/>
+                      <a:ext cx="5932805" cy="5660390"/>
+                    </a:xfrm>
+                    <a:prstGeom prst="rect">
+                      <a:avLst/>
+                    </a:prstGeom>
+                    <a:noFill/>
+                    <a:ln>
+                      <a:noFill/>
+                    </a:ln>
+                  </pic:spPr>
+                </pic:pic>
+              </a:graphicData>
+            </a:graphic>
+          </wp:inline>
+        </w:drawing>
+      </w:r>
+    </w:p>
+    <w:p>
+      <w:pPr>
+        <w:spacing w:after="200"/>
+      </w:pPr>
+    </w:p>
+    <w:p>
+      <w:pPr>
+        <w:spacing w:after="200"/>
+      </w:pPr>
+    </w:p>
+    <w:p>
+      <w:pPr>
+        <w:spacing w:after="200"/>
+      </w:pPr>
+    </w:p>
+    <w:p>
+      <w:pPr>
+        <w:spacing w:after="200"/>
+      </w:pPr>
+    </w:p>
+    <w:p>
+      <w:pPr>
+        <w:spacing w:after="200"/>
+      </w:pPr>
+    </w:p>
+    <w:p>
+      <w:pPr>
+        <w:spacing w:after="200"/>
+      </w:pPr>
+    </w:p>
+    <w:p>
+      <w:pPr>
+        <w:pStyle w:val="Heading2"/>
+        <w:spacing w:before="300" w:after="160"/>
+      </w:pPr>
+      <w:proofErr w:type="gramStart"/>
+      <w:r>
+        <w:rPr>
+          <w:color w:val="1B4F72"/>
+        </w:rPr>
+        <w:lastRenderedPageBreak/>
+        <w:t>10.3  UC</w:t>
+      </w:r>
+      <w:proofErr w:type="gramEnd"/>
+      <w:r>
+        <w:rPr>
+          <w:color w:val="1B4F72"/>
+        </w:rPr>
+        <w:t>_A03: Generate Patient Bill</w:t>
+      </w:r>
+    </w:p>
+    <w:p>
+      <w:pPr>
+        <w:spacing w:after="120"/>
+        <w:jc w:val="center"/>
+      </w:pPr>
+      <w:r>
+        <w:rPr>
+          <w:i/>
+          <w:iCs/>
+          <w:color w:val="999999"/>
+          <w:sz w:val="20"/>
+          <w:szCs w:val="20"/>
+        </w:rPr>
+        <w:t>Sequence diagram for UC_A03 – Generate Patient Bill</w:t>
+      </w:r>
+    </w:p>
+    <w:p>
+      <w:pPr>
+        <w:spacing w:after="200"/>
+      </w:pPr>
+      <w:r>
+        <w:rPr>
+          <w:noProof/>
+        </w:rPr>
+        <w:drawing>
+          <wp:inline distT="0" distB="0" distL="0" distR="0" wp14:anchorId="7D9FE377" wp14:editId="62551F08">
+            <wp:extent cx="5932805" cy="6221095"/>
+            <wp:effectExtent l="0" t="0" r="0" b="8255"/>
+            <wp:docPr id="1625931044" name="Picture 12"/>
+            <wp:cNvGraphicFramePr>
+              <a:graphicFrameLocks xmlns:a="http://schemas.openxmlformats.org/drawingml/2006/main" noChangeAspect="1"/>
+            </wp:cNvGraphicFramePr>
+            <a:graphic xmlns:a="http://schemas.openxmlformats.org/drawingml/2006/main">
+              <a:graphicData uri="http://schemas.openxmlformats.org/drawingml/2006/picture">
+                <pic:pic xmlns:pic="http://schemas.openxmlformats.org/drawingml/2006/picture">
+                  <pic:nvPicPr>
+                    <pic:cNvPr id="0" name="Picture 12"/>
+                    <pic:cNvPicPr>
+                      <a:picLocks noChangeAspect="1" noChangeArrowheads="1"/>
+                    </pic:cNvPicPr>
+                  </pic:nvPicPr>
+                  <pic:blipFill>
+                    <a:blip r:embed="rId19" cstate="print">
+                      <a:extLst>
+                        <a:ext uri="{28A0092B-C50C-407E-A947-70E740481C1C}">
+                          <a14:useLocalDpi xmlns:a14="http://schemas.microsoft.com/office/drawing/2010/main" val="0"/>
+                        </a:ext>
+                      </a:extLst>
+                    </a:blip>
+                    <a:srcRect/>
+                    <a:stretch>
+                      <a:fillRect/>
+                    </a:stretch>
+                  </pic:blipFill>
+                  <pic:spPr bwMode="auto">
+                    <a:xfrm>
+                      <a:off x="0" y="0"/>
+                      <a:ext cx="5932805" cy="6221095"/>
+                    </a:xfrm>
+                    <a:prstGeom prst="rect">
+                      <a:avLst/>
+                    </a:prstGeom>
+                    <a:noFill/>
+                    <a:ln>
+                      <a:noFill/>
+                    </a:ln>
+                  </pic:spPr>
+                </pic:pic>
+              </a:graphicData>
+            </a:graphic>
+          </wp:inline>
+        </w:drawing>
+      </w:r>
+    </w:p>
+    <w:p>
+      <w:pPr>
+        <w:spacing w:after="200"/>
+      </w:pPr>
+    </w:p>
+    <w:p>
+      <w:pPr>
+        <w:spacing w:after="200"/>
+      </w:pPr>
+    </w:p>
+    <w:p>
+      <w:pPr>
+        <w:spacing w:after="200"/>
+      </w:pPr>
+    </w:p>
+    <w:p>
+      <w:pPr>
+        <w:spacing w:after="200"/>
+      </w:pPr>
+    </w:p>
+    <w:p>
+      <w:pPr>
+        <w:pStyle w:val="Heading2"/>
+        <w:spacing w:before="300" w:after="160"/>
+      </w:pPr>
+      <w:proofErr w:type="gramStart"/>
+      <w:r>
+        <w:rPr>
+          <w:color w:val="1B4F72"/>
+        </w:rPr>
+        <w:lastRenderedPageBreak/>
+        <w:t>10.4  UC</w:t>
+      </w:r>
+      <w:proofErr w:type="gramEnd"/>
+      <w:r>
+        <w:rPr>
+          <w:color w:val="1B4F72"/>
+        </w:rPr>
+        <w:t>_A04: Manage Doctors (Add / Update / Deactivate)</w:t>
+      </w:r>
+    </w:p>
+    <w:p>
+      <w:pPr>
+        <w:spacing w:after="120"/>
+        <w:jc w:val="center"/>
+      </w:pPr>
+      <w:r>
+        <w:rPr>
+          <w:i/>
+          <w:iCs/>
+          <w:color w:val="999999"/>
+          <w:sz w:val="20"/>
+          <w:szCs w:val="20"/>
+        </w:rPr>
+        <w:t>Sequence diagram for UC_A04 – Manage Doctors (Add / Update / Deactivate)</w:t>
+      </w:r>
+    </w:p>
+    <w:p>
+      <w:pPr>
+        <w:spacing w:after="200"/>
+      </w:pPr>
+      <w:r>
+        <w:rPr>
+          <w:noProof/>
+        </w:rPr>
+        <w:drawing>
+          <wp:inline distT="0" distB="0" distL="0" distR="0" wp14:anchorId="10251B86" wp14:editId="707F6511">
+            <wp:extent cx="5932805" cy="5715000"/>
+            <wp:effectExtent l="0" t="0" r="0" b="0"/>
+            <wp:docPr id="1430680808" name="Picture 13"/>
+            <wp:cNvGraphicFramePr>
+              <a:graphicFrameLocks xmlns:a="http://schemas.openxmlformats.org/drawingml/2006/main" noChangeAspect="1"/>
+            </wp:cNvGraphicFramePr>
+            <a:graphic xmlns:a="http://schemas.openxmlformats.org/drawingml/2006/main">
+              <a:graphicData uri="http://schemas.openxmlformats.org/drawingml/2006/picture">
+                <pic:pic xmlns:pic="http://schemas.openxmlformats.org/drawingml/2006/picture">
+                  <pic:nvPicPr>
+                    <pic:cNvPr id="0" name="Picture 13"/>
+                    <pic:cNvPicPr>
+                      <a:picLocks noChangeAspect="1" noChangeArrowheads="1"/>
+                    </pic:cNvPicPr>
+                  </pic:nvPicPr>
+                  <pic:blipFill>
+                    <a:blip r:embed="rId20" cstate="print">
+                      <a:extLst>
+                        <a:ext uri="{28A0092B-C50C-407E-A947-70E740481C1C}">
+                          <a14:useLocalDpi xmlns:a14="http://schemas.microsoft.com/office/drawing/2010/main" val="0"/>
+                        </a:ext>
+                      </a:extLst>
+                    </a:blip>
+                    <a:srcRect/>
+                    <a:stretch>
+                      <a:fillRect/>
+                    </a:stretch>
+                  </pic:blipFill>
+                  <pic:spPr bwMode="auto">
+                    <a:xfrm>
+                      <a:off x="0" y="0"/>
+                      <a:ext cx="5932805" cy="5715000"/>
+                    </a:xfrm>
+                    <a:prstGeom prst="rect">
+                      <a:avLst/>
+                    </a:prstGeom>
+                    <a:noFill/>
+                    <a:ln>
+                      <a:noFill/>
+                    </a:ln>
+                  </pic:spPr>
+                </pic:pic>
+              </a:graphicData>
+            </a:graphic>
+          </wp:inline>
+        </w:drawing>
+      </w:r>
+    </w:p>
+    <w:p>
+      <w:pPr>
+        <w:spacing w:after="200"/>
+      </w:pPr>
+    </w:p>
+    <w:p>
+      <w:pPr>
+        <w:spacing w:after="200"/>
+      </w:pPr>
+    </w:p>
+    <w:p>
+      <w:pPr>
+        <w:spacing w:after="200"/>
+      </w:pPr>
+    </w:p>
+    <w:p>
+      <w:pPr>
+        <w:spacing w:after="200"/>
+      </w:pPr>
+    </w:p>
+    <w:p>
+      <w:pPr>
+        <w:spacing w:after="200"/>
+      </w:pPr>
+    </w:p>
+    <w:p>
+      <w:pPr>
+        <w:spacing w:after="200"/>
+      </w:pPr>
+    </w:p>
+    <w:p>
+      <w:pPr>
+        <w:pStyle w:val="Heading2"/>
+        <w:spacing w:before="300" w:after="160"/>
+      </w:pPr>
+      <w:proofErr w:type="gramStart"/>
+      <w:r>
+        <w:rPr>
+          <w:color w:val="1B4F72"/>
+        </w:rPr>
+        <w:lastRenderedPageBreak/>
+        <w:t>10.5  UC</w:t>
+      </w:r>
+      <w:proofErr w:type="gramEnd"/>
+      <w:r>
+        <w:rPr>
+          <w:color w:val="1B4F72"/>
+        </w:rPr>
+        <w:t>_A05: Manage Service Catalog and Prices</w:t>
+      </w:r>
+    </w:p>
+    <w:p>
+      <w:pPr>
+        <w:spacing w:after="120"/>
+        <w:jc w:val="center"/>
+      </w:pPr>
+      <w:r>
+        <w:rPr>
+          <w:i/>
+          <w:iCs/>
+          <w:color w:val="999999"/>
+          <w:sz w:val="20"/>
+          <w:szCs w:val="20"/>
+        </w:rPr>
+        <w:t>Sequence diagram for UC_A05 – Manage Service Catalog and Prices</w:t>
+      </w:r>
+    </w:p>
+    <w:p>
+      <w:pPr>
+        <w:spacing w:after="200"/>
+      </w:pPr>
+      <w:r>
+        <w:rPr>
+          <w:noProof/>
+        </w:rPr>
+        <w:drawing>
+          <wp:inline distT="0" distB="0" distL="0" distR="0" wp14:anchorId="5A453643" wp14:editId="002D9A26">
+            <wp:extent cx="5932805" cy="4250690"/>
+            <wp:effectExtent l="0" t="0" r="0" b="0"/>
+            <wp:docPr id="462231854" name="Picture 14"/>
+            <wp:cNvGraphicFramePr>
+              <a:graphicFrameLocks xmlns:a="http://schemas.openxmlformats.org/drawingml/2006/main" noChangeAspect="1"/>
+            </wp:cNvGraphicFramePr>
+            <a:graphic xmlns:a="http://schemas.openxmlformats.org/drawingml/2006/main">
+              <a:graphicData uri="http://schemas.openxmlformats.org/drawingml/2006/picture">
+                <pic:pic xmlns:pic="http://schemas.openxmlformats.org/drawingml/2006/picture">
+                  <pic:nvPicPr>
+                    <pic:cNvPr id="0" name="Picture 14"/>
+                    <pic:cNvPicPr>
+                      <a:picLocks noChangeAspect="1" noChangeArrowheads="1"/>
+                    </pic:cNvPicPr>
+                  </pic:nvPicPr>
+                  <pic:blipFill>
+                    <a:blip r:embed="rId21" cstate="print">
+                      <a:extLst>
+                        <a:ext uri="{28A0092B-C50C-407E-A947-70E740481C1C}">
+                          <a14:useLocalDpi xmlns:a14="http://schemas.microsoft.com/office/drawing/2010/main" val="0"/>
+                        </a:ext>
+                      </a:extLst>
+                    </a:blip>
+                    <a:srcRect/>
+                    <a:stretch>
+                      <a:fillRect/>
+                    </a:stretch>
+                  </pic:blipFill>
+                  <pic:spPr bwMode="auto">
+                    <a:xfrm>
+                      <a:off x="0" y="0"/>
+                      <a:ext cx="5932805" cy="4250690"/>
+                    </a:xfrm>
+                    <a:prstGeom prst="rect">
+                      <a:avLst/>
+                    </a:prstGeom>
+                    <a:noFill/>
+                    <a:ln>
+                      <a:noFill/>
+                    </a:ln>
+                  </pic:spPr>
+                </pic:pic>
+              </a:graphicData>
+            </a:graphic>
+          </wp:inline>
+        </w:drawing>
+      </w:r>
+    </w:p>
+    <w:p>
+      <w:pPr>
+        <w:spacing w:after="200"/>
+      </w:pPr>
+    </w:p>
+    <w:p>
+      <w:pPr>
+        <w:spacing w:after="200"/>
+      </w:pPr>
+    </w:p>
+    <w:p>
+      <w:pPr>
+        <w:spacing w:after="200"/>
+      </w:pPr>
+    </w:p>
+    <w:p>
+      <w:pPr>
+        <w:spacing w:after="200"/>
+      </w:pPr>
+    </w:p>
+    <w:p>
+      <w:pPr>
+        <w:spacing w:after="200"/>
+      </w:pPr>
+    </w:p>
+    <w:p>
+      <w:pPr>
+        <w:spacing w:after="200"/>
+      </w:pPr>
+    </w:p>
+    <w:p>
+      <w:pPr>
+        <w:spacing w:after="200"/>
+      </w:pPr>
+    </w:p>
+    <w:p>
+      <w:pPr>
+        <w:spacing w:after="200"/>
+      </w:pPr>
+    </w:p>
+    <w:p>
+      <w:pPr>
+        <w:spacing w:after="200"/>
+      </w:pPr>
+    </w:p>
+    <w:p>
+      <w:pPr>
+        <w:spacing w:after="200"/>
+      </w:pPr>
+    </w:p>
+    <w:p>
+      <w:pPr>
+        <w:spacing w:after="200"/>
+      </w:pPr>
+    </w:p>
+    <w:p>
+      <w:pPr>
+        <w:pStyle w:val="Heading2"/>
+        <w:spacing w:before="300" w:after="160"/>
+      </w:pPr>
+      <w:proofErr w:type="gramStart"/>
+      <w:r>
+        <w:rPr>
+          <w:color w:val="1B4F72"/>
+        </w:rPr>
+        <w:lastRenderedPageBreak/>
+        <w:t>10.6  UC</w:t>
+      </w:r>
+      <w:proofErr w:type="gramEnd"/>
+      <w:r>
+        <w:rPr>
+          <w:color w:val="1B4F72"/>
+        </w:rPr>
+        <w:t>_A06: Manage Appointment Schedules</w:t>
+      </w:r>
+    </w:p>
+    <w:p>
+      <w:pPr>
+        <w:spacing w:after="120"/>
+        <w:jc w:val="center"/>
+      </w:pPr>
+      <w:r>
+        <w:rPr>
+          <w:i/>
+          <w:iCs/>
+          <w:color w:val="999999"/>
+          <w:sz w:val="20"/>
+          <w:szCs w:val="20"/>
+        </w:rPr>
+        <w:t>Sequence diagram for UC_A06 – Manage Appointment Schedules</w:t>
+      </w:r>
+    </w:p>
+    <w:p>
+      <w:pPr>
+        <w:spacing w:after="200"/>
+      </w:pPr>
+      <w:r>
+        <w:rPr>
+          <w:noProof/>
+        </w:rPr>
+        <w:drawing>
+          <wp:inline distT="0" distB="0" distL="0" distR="0" wp14:anchorId="2D868975" wp14:editId="1BEA222B">
+            <wp:extent cx="5927090" cy="6221095"/>
+            <wp:effectExtent l="0" t="0" r="0" b="8255"/>
+            <wp:docPr id="840251894" name="Picture 15"/>
+            <wp:cNvGraphicFramePr>
+              <a:graphicFrameLocks xmlns:a="http://schemas.openxmlformats.org/drawingml/2006/main" noChangeAspect="1"/>
+            </wp:cNvGraphicFramePr>
+            <a:graphic xmlns:a="http://schemas.openxmlformats.org/drawingml/2006/main">
+              <a:graphicData uri="http://schemas.openxmlformats.org/drawingml/2006/picture">
+                <pic:pic xmlns:pic="http://schemas.openxmlformats.org/drawingml/2006/picture">
+                  <pic:nvPicPr>
+                    <pic:cNvPr id="0" name="Picture 15"/>
+                    <pic:cNvPicPr>
+                      <a:picLocks noChangeAspect="1" noChangeArrowheads="1"/>
+                    </pic:cNvPicPr>
+                  </pic:nvPicPr>
+                  <pic:blipFill>
+                    <a:blip r:embed="rId22" cstate="print">
+                      <a:extLst>
+                        <a:ext uri="{28A0092B-C50C-407E-A947-70E740481C1C}">
+                          <a14:useLocalDpi xmlns:a14="http://schemas.microsoft.com/office/drawing/2010/main" val="0"/>
+                        </a:ext>
+                      </a:extLst>
+                    </a:blip>
+                    <a:srcRect/>
+                    <a:stretch>
+                      <a:fillRect/>
+                    </a:stretch>
+                  </pic:blipFill>
+                  <pic:spPr bwMode="auto">
+                    <a:xfrm>
+                      <a:off x="0" y="0"/>
+                      <a:ext cx="5927090" cy="6221095"/>
+                    </a:xfrm>
+                    <a:prstGeom prst="rect">
+                      <a:avLst/>
+                    </a:prstGeom>
+                    <a:noFill/>
+                    <a:ln>
+                      <a:noFill/>
+                    </a:ln>
+                  </pic:spPr>
+                </pic:pic>
+              </a:graphicData>
+            </a:graphic>
+          </wp:inline>
+        </w:drawing>
+      </w:r>
+    </w:p>
+    <w:p>
+      <w:pPr>
+        <w:spacing w:after="200"/>
+      </w:pPr>
+    </w:p>
+    <w:p>
+      <w:pPr>
+        <w:spacing w:after="200"/>
+      </w:pPr>
+    </w:p>
+    <w:p>
+      <w:pPr>
+        <w:spacing w:after="200"/>
+      </w:pPr>
+    </w:p>
+    <w:p>
+      <w:pPr>
+        <w:spacing w:after="200"/>
+      </w:pPr>
+    </w:p>
+    <w:p>
+      <w:pPr>
+        <w:pStyle w:val="Heading2"/>
+        <w:spacing w:before="300" w:after="160"/>
+      </w:pPr>
+      <w:proofErr w:type="gramStart"/>
+      <w:r>
+        <w:rPr>
+          <w:color w:val="1B4F72"/>
+        </w:rPr>
+        <w:lastRenderedPageBreak/>
+        <w:t>10.7  UC</w:t>
+      </w:r>
+      <w:proofErr w:type="gramEnd"/>
+      <w:r>
+        <w:rPr>
+          <w:color w:val="1B4F72"/>
+        </w:rPr>
+        <w:t>_A07: Record Payment</w:t>
+      </w:r>
+    </w:p>
+    <w:p>
+      <w:pPr>
+        <w:spacing w:after="120"/>
+        <w:jc w:val="center"/>
+      </w:pPr>
+      <w:r>
+        <w:rPr>
+          <w:i/>
+          <w:iCs/>
+          <w:color w:val="999999"/>
+          <w:sz w:val="20"/>
+          <w:szCs w:val="20"/>
+        </w:rPr>
+        <w:t>Sequence diagram for UC_A07 – Record Payment</w:t>
+      </w:r>
+    </w:p>
+    <w:p>
+      <w:pPr>
+        <w:spacing w:after="200"/>
+      </w:pPr>
+      <w:r>
+        <w:rPr>
+          <w:noProof/>
+        </w:rPr>
+        <w:drawing>
+          <wp:inline distT="0" distB="0" distL="0" distR="0" wp14:anchorId="5A242258" wp14:editId="6429352E">
+            <wp:extent cx="5932805" cy="5192395"/>
+            <wp:effectExtent l="0" t="0" r="0" b="8255"/>
+            <wp:docPr id="1978375648" name="Picture 16"/>
+            <wp:cNvGraphicFramePr>
+              <a:graphicFrameLocks xmlns:a="http://schemas.openxmlformats.org/drawingml/2006/main" noChangeAspect="1"/>
+            </wp:cNvGraphicFramePr>
+            <a:graphic xmlns:a="http://schemas.openxmlformats.org/drawingml/2006/main">
+              <a:graphicData uri="http://schemas.openxmlformats.org/drawingml/2006/picture">
+                <pic:pic xmlns:pic="http://schemas.openxmlformats.org/drawingml/2006/picture">
+                  <pic:nvPicPr>
+                    <pic:cNvPr id="0" name="Picture 16"/>
+                    <pic:cNvPicPr>
+                      <a:picLocks noChangeAspect="1" noChangeArrowheads="1"/>
+                    </pic:cNvPicPr>
+                  </pic:nvPicPr>
+                  <pic:blipFill>
+                    <a:blip r:embed="rId23" cstate="print">
+                      <a:extLst>
+                        <a:ext uri="{28A0092B-C50C-407E-A947-70E740481C1C}">
+                          <a14:useLocalDpi xmlns:a14="http://schemas.microsoft.com/office/drawing/2010/main" val="0"/>
+                        </a:ext>
+                      </a:extLst>
+                    </a:blip>
+                    <a:srcRect/>
+                    <a:stretch>
+                      <a:fillRect/>
+                    </a:stretch>
+                  </pic:blipFill>
+                  <pic:spPr bwMode="auto">
+                    <a:xfrm>
+                      <a:off x="0" y="0"/>
+                      <a:ext cx="5932805" cy="5192395"/>
+                    </a:xfrm>
+                    <a:prstGeom prst="rect">
+                      <a:avLst/>
+                    </a:prstGeom>
+                    <a:noFill/>
+                    <a:ln>
+                      <a:noFill/>
+                    </a:ln>
+                  </pic:spPr>
+                </pic:pic>
+              </a:graphicData>
+            </a:graphic>
+          </wp:inline>
+        </w:drawing>
+      </w:r>
+    </w:p>
+    <w:p>
+      <w:pPr>
+        <w:spacing w:after="200"/>
+      </w:pPr>
+    </w:p>
+    <w:p>
+      <w:pPr>
+        <w:spacing w:after="200"/>
+      </w:pPr>
+    </w:p>
+    <w:p>
+      <w:pPr>
+        <w:spacing w:after="200"/>
+      </w:pPr>
+    </w:p>
+    <w:p>
+      <w:pPr>
+        <w:spacing w:after="200"/>
+      </w:pPr>
+    </w:p>
+    <w:p>
+      <w:pPr>
+        <w:spacing w:after="200"/>
+      </w:pPr>
+    </w:p>
+    <w:p>
+      <w:pPr>
+        <w:spacing w:after="200"/>
+      </w:pPr>
+    </w:p>
+    <w:p>
+      <w:pPr>
+        <w:spacing w:after="200"/>
+      </w:pPr>
+    </w:p>
+    <w:p>
+      <w:pPr>
+        <w:spacing w:after="200"/>
+      </w:pPr>
+    </w:p>
+    <w:p>
+      <w:pPr>
+        <w:pStyle w:val="Heading2"/>
+        <w:spacing w:before="300" w:after="160"/>
+      </w:pPr>
+      <w:proofErr w:type="gramStart"/>
+      <w:r>
+        <w:rPr>
+          <w:color w:val="1B4F72"/>
+        </w:rPr>
+        <w:lastRenderedPageBreak/>
+        <w:t>10.8  UC</w:t>
+      </w:r>
+      <w:proofErr w:type="gramEnd"/>
+      <w:r>
+        <w:rPr>
+          <w:color w:val="1B4F72"/>
+        </w:rPr>
+        <w:t>_A08: Generate Reports</w:t>
+      </w:r>
+    </w:p>
+    <w:p>
+      <w:pPr>
+        <w:spacing w:after="120"/>
+        <w:jc w:val="center"/>
+      </w:pPr>
+      <w:r>
+        <w:rPr>
+          <w:i/>
+          <w:iCs/>
+          <w:color w:val="999999"/>
+          <w:sz w:val="20"/>
+          <w:szCs w:val="20"/>
+        </w:rPr>
+        <w:t>Sequence diagram for UC_A08 – Generate Reports</w:t>
+      </w:r>
+    </w:p>
+    <w:p>
+      <w:pPr>
+        <w:spacing w:after="200"/>
+      </w:pPr>
+      <w:r>
+        <w:rPr>
+          <w:noProof/>
+        </w:rPr>
+        <w:drawing>
+          <wp:inline distT="0" distB="0" distL="0" distR="0" wp14:anchorId="51D5E3D4" wp14:editId="5E00EA4B">
+            <wp:extent cx="5932805" cy="6591300"/>
+            <wp:effectExtent l="0" t="0" r="0" b="0"/>
+            <wp:docPr id="1278455602" name="Picture 17"/>
+            <wp:cNvGraphicFramePr>
+              <a:graphicFrameLocks xmlns:a="http://schemas.openxmlformats.org/drawingml/2006/main" noChangeAspect="1"/>
+            </wp:cNvGraphicFramePr>
+            <a:graphic xmlns:a="http://schemas.openxmlformats.org/drawingml/2006/main">
+              <a:graphicData uri="http://schemas.openxmlformats.org/drawingml/2006/picture">
+                <pic:pic xmlns:pic="http://schemas.openxmlformats.org/drawingml/2006/picture">
+                  <pic:nvPicPr>
+                    <pic:cNvPr id="0" name="Picture 17"/>
+                    <pic:cNvPicPr>
+                      <a:picLocks noChangeAspect="1" noChangeArrowheads="1"/>
+                    </pic:cNvPicPr>
+                  </pic:nvPicPr>
+                  <pic:blipFill>
+                    <a:blip r:embed="rId24" cstate="print">
+                      <a:extLst>
+                        <a:ext uri="{28A0092B-C50C-407E-A947-70E740481C1C}">
+                          <a14:useLocalDpi xmlns:a14="http://schemas.microsoft.com/office/drawing/2010/main" val="0"/>
+                        </a:ext>
+                      </a:extLst>
+                    </a:blip>
+                    <a:srcRect/>
+                    <a:stretch>
+                      <a:fillRect/>
+                    </a:stretch>
+                  </pic:blipFill>
+                  <pic:spPr bwMode="auto">
+                    <a:xfrm>
+                      <a:off x="0" y="0"/>
+                      <a:ext cx="5932805" cy="6591300"/>
+                    </a:xfrm>
+                    <a:prstGeom prst="rect">
+                      <a:avLst/>
+                    </a:prstGeom>
+                    <a:noFill/>
+                    <a:ln>
+                      <a:noFill/>
+                    </a:ln>
+                  </pic:spPr>
+                </pic:pic>
+              </a:graphicData>
+            </a:graphic>
+          </wp:inline>
+        </w:drawing>
+      </w:r>
     </w:p>
     <w:sectPr>
-      <w:headerReference w:type="default" r:id="rId9"/>
-      <w:footerReference w:type="default" r:id="rId10"/>
+      <w:headerReference w:type="default" r:id="rId25"/>
+      <w:footerReference w:type="default" r:id="rId26"/>
       <w:pgSz w:w="12240" w:h="15840"/>
       <w:pgMar w:top="1440" w:right="1440" w:bottom="1440" w:left="1440" w:header="708" w:footer="708" w:gutter="0"/>
       <w:cols w:space="720"/>
@@ -21735,6 +23341,7 @@
   <w:style w:type="character" w:default="1" w:styleId="DefaultParagraphFont">
     <w:name w:val="Default Paragraph Font"/>
     <w:uiPriority w:val="1"/>
+    <w:semiHidden/>
     <w:unhideWhenUsed/>
   </w:style>
   <w:style w:type="table" w:default="1" w:styleId="TableNormal">

--- a/User Stories and Use Cases/Admin/Admin_Complete_Spec.docx
+++ b/User Stories and Use Cases/Admin/Admin_Complete_Spec.docx
@@ -20324,7 +20324,7 @@
           <w:noProof/>
         </w:rPr>
         <w:drawing>
-          <wp:inline distT="0" distB="0" distL="0" distR="0" wp14:anchorId="01D4475C" wp14:editId="35421A8A">
+          <wp:inline distT="0" distB="0" distL="0" distR="0" wp14:anchorId="7D364760" wp14:editId="2857D2C1">
             <wp:extent cx="4068305" cy="6518140"/>
             <wp:effectExtent l="0" t="0" r="8890" b="0"/>
             <wp:docPr id="312481256" name="Picture 26"/>
@@ -20573,20 +20573,12 @@
         <w:pStyle w:val="Heading2"/>
         <w:spacing w:before="300" w:after="160"/>
       </w:pPr>
-      <w:proofErr w:type="gramStart"/>
       <w:r>
         <w:rPr>
           <w:color w:val="1B4F72"/>
         </w:rPr>
         <w:lastRenderedPageBreak/>
-        <w:t>9.1  UC</w:t>
-      </w:r>
-      <w:proofErr w:type="gramEnd"/>
-      <w:r>
-        <w:rPr>
-          <w:color w:val="1B4F72"/>
-        </w:rPr>
-        <w:t>_A01: Register New Patient</w:t>
+        <w:t>9.1  UC_A01: Register New Patient</w:t>
       </w:r>
     </w:p>
     <w:p>
@@ -20615,7 +20607,7 @@
           <w:noProof/>
         </w:rPr>
         <w:drawing>
-          <wp:inline distT="0" distB="0" distL="0" distR="0" wp14:anchorId="35593712" wp14:editId="4FCDE30B">
+          <wp:inline distT="0" distB="0" distL="0" distR="0" wp14:anchorId="6138F5F1" wp14:editId="613FF803">
             <wp:extent cx="5941060" cy="6237605"/>
             <wp:effectExtent l="0" t="0" r="2540" b="0"/>
             <wp:docPr id="1577105030" name="Picture 18"/>
@@ -20696,20 +20688,12 @@
         <w:pStyle w:val="Heading2"/>
         <w:spacing w:before="300" w:after="160"/>
       </w:pPr>
-      <w:proofErr w:type="gramStart"/>
       <w:r>
         <w:rPr>
           <w:color w:val="1B4F72"/>
         </w:rPr>
         <w:lastRenderedPageBreak/>
-        <w:t>9.2  UC</w:t>
-      </w:r>
-      <w:proofErr w:type="gramEnd"/>
-      <w:r>
-        <w:rPr>
-          <w:color w:val="1B4F72"/>
-        </w:rPr>
-        <w:t>_A02: Assign Room to Appointment</w:t>
+        <w:t>9.2  UC_A02: Assign Room to Appointment</w:t>
       </w:r>
     </w:p>
     <w:p>
@@ -20738,7 +20722,7 @@
           <w:noProof/>
         </w:rPr>
         <w:drawing>
-          <wp:inline distT="0" distB="0" distL="0" distR="0" wp14:anchorId="3EFD2653" wp14:editId="08B000BC">
+          <wp:inline distT="0" distB="0" distL="0" distR="0" wp14:anchorId="6E1A86A5" wp14:editId="0AAC55F1">
             <wp:extent cx="5158694" cy="7245458"/>
             <wp:effectExtent l="0" t="0" r="4445" b="0"/>
             <wp:docPr id="208453469" name="Picture 19"/>
@@ -20798,20 +20782,12 @@
         <w:pStyle w:val="Heading2"/>
         <w:spacing w:before="300" w:after="160"/>
       </w:pPr>
-      <w:proofErr w:type="gramStart"/>
       <w:r>
         <w:rPr>
           <w:color w:val="1B4F72"/>
         </w:rPr>
         <w:lastRenderedPageBreak/>
-        <w:t>9.3  UC</w:t>
-      </w:r>
-      <w:proofErr w:type="gramEnd"/>
-      <w:r>
-        <w:rPr>
-          <w:color w:val="1B4F72"/>
-        </w:rPr>
-        <w:t>_A03: Generate Patient Bill</w:t>
+        <w:t>9.3  UC_A03: Generate Patient Bill</w:t>
       </w:r>
     </w:p>
     <w:p>
@@ -20840,7 +20816,7 @@
           <w:noProof/>
         </w:rPr>
         <w:drawing>
-          <wp:inline distT="0" distB="0" distL="0" distR="0" wp14:anchorId="3D95963A" wp14:editId="504B86D8">
+          <wp:inline distT="0" distB="0" distL="0" distR="0" wp14:anchorId="1069A48B" wp14:editId="3FDA1F7E">
             <wp:extent cx="4972548" cy="7231174"/>
             <wp:effectExtent l="0" t="0" r="0" b="8255"/>
             <wp:docPr id="1532695902" name="Picture 20"/>
@@ -20900,20 +20876,12 @@
         <w:pStyle w:val="Heading2"/>
         <w:spacing w:before="300" w:after="160"/>
       </w:pPr>
-      <w:proofErr w:type="gramStart"/>
       <w:r>
         <w:rPr>
           <w:color w:val="1B4F72"/>
         </w:rPr>
         <w:lastRenderedPageBreak/>
-        <w:t>9.4  UC</w:t>
-      </w:r>
-      <w:proofErr w:type="gramEnd"/>
-      <w:r>
-        <w:rPr>
-          <w:color w:val="1B4F72"/>
-        </w:rPr>
-        <w:t>_A04: Manage Doctors (Add / Update / Deactivate)</w:t>
+        <w:t>9.4  UC_A04: Manage Doctors (Add / Update / Deactivate)</w:t>
       </w:r>
     </w:p>
     <w:p>
@@ -20935,17 +20903,16 @@
     <w:p>
       <w:pPr>
         <w:spacing w:after="200"/>
-        <w:jc w:val="center"/>
       </w:pPr>
       <w:r>
         <w:rPr>
           <w:noProof/>
         </w:rPr>
         <w:drawing>
-          <wp:inline distT="0" distB="0" distL="0" distR="0" wp14:anchorId="7E6BE827" wp14:editId="43BB6F1C">
-            <wp:extent cx="5941060" cy="4255770"/>
-            <wp:effectExtent l="0" t="0" r="2540" b="0"/>
-            <wp:docPr id="108636731" name="Picture 21"/>
+          <wp:inline distT="0" distB="0" distL="0" distR="0" wp14:anchorId="1E41AD12" wp14:editId="2D581CDB">
+            <wp:extent cx="6013995" cy="3766457"/>
+            <wp:effectExtent l="0" t="0" r="6350" b="5715"/>
+            <wp:docPr id="617683601" name="Picture 1"/>
             <wp:cNvGraphicFramePr>
               <a:graphicFrameLocks xmlns:a="http://schemas.openxmlformats.org/drawingml/2006/main" noChangeAspect="1"/>
             </wp:cNvGraphicFramePr>
@@ -20953,7 +20920,7 @@
               <a:graphicData uri="http://schemas.openxmlformats.org/drawingml/2006/picture">
                 <pic:pic xmlns:pic="http://schemas.openxmlformats.org/drawingml/2006/picture">
                   <pic:nvPicPr>
-                    <pic:cNvPr id="0" name="Picture 21"/>
+                    <pic:cNvPr id="0" name="Picture 1"/>
                     <pic:cNvPicPr>
                       <a:picLocks noChangeAspect="1" noChangeArrowheads="1"/>
                     </pic:cNvPicPr>
@@ -20974,7 +20941,7 @@
                   <pic:spPr bwMode="auto">
                     <a:xfrm>
                       <a:off x="0" y="0"/>
-                      <a:ext cx="5941060" cy="4255770"/>
+                      <a:ext cx="6024219" cy="3772860"/>
                     </a:xfrm>
                     <a:prstGeom prst="rect">
                       <a:avLst/>
@@ -21076,21 +21043,22 @@
       <w:pPr>
         <w:pStyle w:val="Heading2"/>
         <w:spacing w:before="300" w:after="160"/>
-      </w:pPr>
-      <w:proofErr w:type="gramStart"/>
-      <w:r>
         <w:rPr>
           <w:color w:val="1B4F72"/>
         </w:rPr>
+      </w:pPr>
+    </w:p>
+    <w:p>
+      <w:pPr>
+        <w:pStyle w:val="Heading2"/>
+        <w:spacing w:before="300" w:after="160"/>
+      </w:pPr>
+      <w:r>
+        <w:rPr>
+          <w:color w:val="1B4F72"/>
+        </w:rPr>
         <w:lastRenderedPageBreak/>
-        <w:t>9.5  UC</w:t>
-      </w:r>
-      <w:proofErr w:type="gramEnd"/>
-      <w:r>
-        <w:rPr>
-          <w:color w:val="1B4F72"/>
-        </w:rPr>
-        <w:t>_A05: Manage Service Catalog and Prices</w:t>
+        <w:t>9.5  UC_A05: Manage Service Catalog and Prices</w:t>
       </w:r>
     </w:p>
     <w:p>
@@ -21119,7 +21087,7 @@
           <w:noProof/>
         </w:rPr>
         <w:drawing>
-          <wp:inline distT="0" distB="0" distL="0" distR="0" wp14:anchorId="79791AC2" wp14:editId="46858699">
+          <wp:inline distT="0" distB="0" distL="0" distR="0" wp14:anchorId="508808FE" wp14:editId="0DCDDE67">
             <wp:extent cx="6021092" cy="4592468"/>
             <wp:effectExtent l="0" t="0" r="0" b="0"/>
             <wp:docPr id="1071526357" name="Picture 22"/>
@@ -21245,20 +21213,12 @@
         <w:pStyle w:val="Heading2"/>
         <w:spacing w:before="300" w:after="160"/>
       </w:pPr>
-      <w:proofErr w:type="gramStart"/>
       <w:r>
         <w:rPr>
           <w:color w:val="1B4F72"/>
         </w:rPr>
         <w:lastRenderedPageBreak/>
-        <w:t>9.6  UC</w:t>
-      </w:r>
-      <w:proofErr w:type="gramEnd"/>
-      <w:r>
-        <w:rPr>
-          <w:color w:val="1B4F72"/>
-        </w:rPr>
-        <w:t>_A06: Manage Appointment Schedules</w:t>
+        <w:t>9.6  UC_A06: Manage Appointment Schedules</w:t>
       </w:r>
     </w:p>
     <w:p>
@@ -21287,10 +21247,10 @@
           <w:noProof/>
         </w:rPr>
         <w:drawing>
-          <wp:inline distT="0" distB="0" distL="0" distR="0" wp14:anchorId="298ABF33" wp14:editId="1FDE9D30">
-            <wp:extent cx="5935980" cy="4749800"/>
-            <wp:effectExtent l="0" t="0" r="7620" b="0"/>
-            <wp:docPr id="1663080033" name="Picture 23"/>
+          <wp:inline distT="0" distB="0" distL="0" distR="0" wp14:anchorId="663104D6" wp14:editId="7EEEE1C4">
+            <wp:extent cx="6115069" cy="4027714"/>
+            <wp:effectExtent l="0" t="0" r="0" b="0"/>
+            <wp:docPr id="1222366360" name="Picture 2"/>
             <wp:cNvGraphicFramePr>
               <a:graphicFrameLocks xmlns:a="http://schemas.openxmlformats.org/drawingml/2006/main" noChangeAspect="1"/>
             </wp:cNvGraphicFramePr>
@@ -21298,7 +21258,7 @@
               <a:graphicData uri="http://schemas.openxmlformats.org/drawingml/2006/picture">
                 <pic:pic xmlns:pic="http://schemas.openxmlformats.org/drawingml/2006/picture">
                   <pic:nvPicPr>
-                    <pic:cNvPr id="0" name="Picture 23"/>
+                    <pic:cNvPr id="0" name="Picture 3"/>
                     <pic:cNvPicPr>
                       <a:picLocks noChangeAspect="1" noChangeArrowheads="1"/>
                     </pic:cNvPicPr>
@@ -21319,7 +21279,7 @@
                   <pic:spPr bwMode="auto">
                     <a:xfrm>
                       <a:off x="0" y="0"/>
-                      <a:ext cx="5935980" cy="4749800"/>
+                      <a:ext cx="6122617" cy="4032686"/>
                     </a:xfrm>
                     <a:prstGeom prst="rect">
                       <a:avLst/>
@@ -21338,6 +21298,24 @@
     </w:p>
     <w:p>
       <w:pPr>
+        <w:spacing w:after="200"/>
+        <w:jc w:val="center"/>
+      </w:pPr>
+    </w:p>
+    <w:p>
+      <w:pPr>
+        <w:spacing w:after="200"/>
+        <w:jc w:val="center"/>
+      </w:pPr>
+    </w:p>
+    <w:p>
+      <w:pPr>
+        <w:spacing w:after="200"/>
+        <w:jc w:val="center"/>
+      </w:pPr>
+    </w:p>
+    <w:p>
+      <w:pPr>
         <w:pStyle w:val="Heading2"/>
         <w:spacing w:before="300" w:after="160"/>
         <w:rPr>
@@ -21404,20 +21382,12 @@
         <w:pStyle w:val="Heading2"/>
         <w:spacing w:before="300" w:after="160"/>
       </w:pPr>
-      <w:proofErr w:type="gramStart"/>
       <w:r>
         <w:rPr>
           <w:color w:val="1B4F72"/>
         </w:rPr>
         <w:lastRenderedPageBreak/>
-        <w:t>9.7  UC</w:t>
-      </w:r>
-      <w:proofErr w:type="gramEnd"/>
-      <w:r>
-        <w:rPr>
-          <w:color w:val="1B4F72"/>
-        </w:rPr>
-        <w:t>_A07: Record Payment</w:t>
+        <w:t>9.7  UC_A07: Record Payment</w:t>
       </w:r>
     </w:p>
     <w:p>
@@ -21446,7 +21416,7 @@
           <w:noProof/>
         </w:rPr>
         <w:drawing>
-          <wp:inline distT="0" distB="0" distL="0" distR="0" wp14:anchorId="464C27C1" wp14:editId="1D3ABF5A">
+          <wp:inline distT="0" distB="0" distL="0" distR="0" wp14:anchorId="0E235F6C" wp14:editId="7E107BE3">
             <wp:extent cx="5941060" cy="5447030"/>
             <wp:effectExtent l="0" t="0" r="2540" b="1270"/>
             <wp:docPr id="493059747" name="Picture 24"/>
@@ -21545,20 +21515,12 @@
         <w:pStyle w:val="Heading2"/>
         <w:spacing w:before="300" w:after="160"/>
       </w:pPr>
-      <w:proofErr w:type="gramStart"/>
       <w:r>
         <w:rPr>
           <w:color w:val="1B4F72"/>
         </w:rPr>
         <w:lastRenderedPageBreak/>
-        <w:t>9.8  UC</w:t>
-      </w:r>
-      <w:proofErr w:type="gramEnd"/>
-      <w:r>
-        <w:rPr>
-          <w:color w:val="1B4F72"/>
-        </w:rPr>
-        <w:t>_A08: Generate Reports</w:t>
+        <w:t>9.8  UC_A08: Generate Reports</w:t>
       </w:r>
     </w:p>
     <w:p>
@@ -21587,7 +21549,7 @@
           <w:noProof/>
         </w:rPr>
         <w:drawing>
-          <wp:inline distT="0" distB="0" distL="0" distR="0" wp14:anchorId="4F9AEDB2" wp14:editId="222AB047">
+          <wp:inline distT="0" distB="0" distL="0" distR="0" wp14:anchorId="596DA282" wp14:editId="5E00368F">
             <wp:extent cx="5931535" cy="5051425"/>
             <wp:effectExtent l="0" t="0" r="0" b="0"/>
             <wp:docPr id="1443210062" name="Picture 25"/>
@@ -21696,7 +21658,7 @@
           <w:noProof/>
         </w:rPr>
         <w:drawing>
-          <wp:inline distT="0" distB="0" distL="0" distR="0" wp14:anchorId="3674FE6D" wp14:editId="3633BC7C">
+          <wp:inline distT="0" distB="0" distL="0" distR="0" wp14:anchorId="4939E3EA" wp14:editId="4CE96B4A">
             <wp:extent cx="5932805" cy="4936490"/>
             <wp:effectExtent l="0" t="0" r="0" b="0"/>
             <wp:docPr id="1094045466" name="Picture 10"/>
@@ -21775,20 +21737,12 @@
         <w:pStyle w:val="Heading2"/>
         <w:spacing w:before="300" w:after="160"/>
       </w:pPr>
-      <w:proofErr w:type="gramStart"/>
       <w:r>
         <w:rPr>
           <w:color w:val="1B4F72"/>
         </w:rPr>
         <w:lastRenderedPageBreak/>
-        <w:t>10.2  UC</w:t>
-      </w:r>
-      <w:proofErr w:type="gramEnd"/>
-      <w:r>
-        <w:rPr>
-          <w:color w:val="1B4F72"/>
-        </w:rPr>
-        <w:t>_A02: Assign Room to Appointment</w:t>
+        <w:t>10.2  UC_A02: Assign Room to Appointment</w:t>
       </w:r>
     </w:p>
     <w:p>
@@ -21816,7 +21770,7 @@
           <w:noProof/>
         </w:rPr>
         <w:drawing>
-          <wp:inline distT="0" distB="0" distL="0" distR="0" wp14:anchorId="172EBEA4" wp14:editId="769466AC">
+          <wp:inline distT="0" distB="0" distL="0" distR="0" wp14:anchorId="31C5C336" wp14:editId="0ADEB37B">
             <wp:extent cx="5932805" cy="5660390"/>
             <wp:effectExtent l="0" t="0" r="0" b="0"/>
             <wp:docPr id="1606681561" name="Picture 11"/>
@@ -21900,20 +21854,12 @@
         <w:pStyle w:val="Heading2"/>
         <w:spacing w:before="300" w:after="160"/>
       </w:pPr>
-      <w:proofErr w:type="gramStart"/>
       <w:r>
         <w:rPr>
           <w:color w:val="1B4F72"/>
         </w:rPr>
         <w:lastRenderedPageBreak/>
-        <w:t>10.3  UC</w:t>
-      </w:r>
-      <w:proofErr w:type="gramEnd"/>
-      <w:r>
-        <w:rPr>
-          <w:color w:val="1B4F72"/>
-        </w:rPr>
-        <w:t>_A03: Generate Patient Bill</w:t>
+        <w:t>10.3  UC_A03: Generate Patient Bill</w:t>
       </w:r>
     </w:p>
     <w:p>
@@ -21941,7 +21887,7 @@
           <w:noProof/>
         </w:rPr>
         <w:drawing>
-          <wp:inline distT="0" distB="0" distL="0" distR="0" wp14:anchorId="7D9FE377" wp14:editId="62551F08">
+          <wp:inline distT="0" distB="0" distL="0" distR="0" wp14:anchorId="1C982664" wp14:editId="1405805B">
             <wp:extent cx="5932805" cy="6221095"/>
             <wp:effectExtent l="0" t="0" r="0" b="8255"/>
             <wp:docPr id="1625931044" name="Picture 12"/>
@@ -22015,20 +21961,12 @@
         <w:pStyle w:val="Heading2"/>
         <w:spacing w:before="300" w:after="160"/>
       </w:pPr>
-      <w:proofErr w:type="gramStart"/>
       <w:r>
         <w:rPr>
           <w:color w:val="1B4F72"/>
         </w:rPr>
         <w:lastRenderedPageBreak/>
-        <w:t>10.4  UC</w:t>
-      </w:r>
-      <w:proofErr w:type="gramEnd"/>
-      <w:r>
-        <w:rPr>
-          <w:color w:val="1B4F72"/>
-        </w:rPr>
-        <w:t>_A04: Manage Doctors (Add / Update / Deactivate)</w:t>
+        <w:t>10.4  UC_A04: Manage Doctors (Add / Update / Deactivate)</w:t>
       </w:r>
     </w:p>
     <w:p>
@@ -22056,7 +21994,7 @@
           <w:noProof/>
         </w:rPr>
         <w:drawing>
-          <wp:inline distT="0" distB="0" distL="0" distR="0" wp14:anchorId="10251B86" wp14:editId="707F6511">
+          <wp:inline distT="0" distB="0" distL="0" distR="0" wp14:anchorId="3219D51D" wp14:editId="241179E7">
             <wp:extent cx="5932805" cy="5715000"/>
             <wp:effectExtent l="0" t="0" r="0" b="0"/>
             <wp:docPr id="1430680808" name="Picture 13"/>
@@ -22140,20 +22078,12 @@
         <w:pStyle w:val="Heading2"/>
         <w:spacing w:before="300" w:after="160"/>
       </w:pPr>
-      <w:proofErr w:type="gramStart"/>
       <w:r>
         <w:rPr>
           <w:color w:val="1B4F72"/>
         </w:rPr>
         <w:lastRenderedPageBreak/>
-        <w:t>10.5  UC</w:t>
-      </w:r>
-      <w:proofErr w:type="gramEnd"/>
-      <w:r>
-        <w:rPr>
-          <w:color w:val="1B4F72"/>
-        </w:rPr>
-        <w:t>_A05: Manage Service Catalog and Prices</w:t>
+        <w:t>10.5  UC_A05: Manage Service Catalog and Prices</w:t>
       </w:r>
     </w:p>
     <w:p>
@@ -22181,7 +22111,7 @@
           <w:noProof/>
         </w:rPr>
         <w:drawing>
-          <wp:inline distT="0" distB="0" distL="0" distR="0" wp14:anchorId="5A453643" wp14:editId="002D9A26">
+          <wp:inline distT="0" distB="0" distL="0" distR="0" wp14:anchorId="4D7E4784" wp14:editId="008A806D">
             <wp:extent cx="5932805" cy="4250690"/>
             <wp:effectExtent l="0" t="0" r="0" b="0"/>
             <wp:docPr id="462231854" name="Picture 14"/>
@@ -22290,20 +22220,12 @@
         <w:pStyle w:val="Heading2"/>
         <w:spacing w:before="300" w:after="160"/>
       </w:pPr>
-      <w:proofErr w:type="gramStart"/>
       <w:r>
         <w:rPr>
           <w:color w:val="1B4F72"/>
         </w:rPr>
         <w:lastRenderedPageBreak/>
-        <w:t>10.6  UC</w:t>
-      </w:r>
-      <w:proofErr w:type="gramEnd"/>
-      <w:r>
-        <w:rPr>
-          <w:color w:val="1B4F72"/>
-        </w:rPr>
-        <w:t>_A06: Manage Appointment Schedules</w:t>
+        <w:t>10.6  UC_A06: Manage Appointment Schedules</w:t>
       </w:r>
     </w:p>
     <w:p>
@@ -22331,7 +22253,7 @@
           <w:noProof/>
         </w:rPr>
         <w:drawing>
-          <wp:inline distT="0" distB="0" distL="0" distR="0" wp14:anchorId="2D868975" wp14:editId="1BEA222B">
+          <wp:inline distT="0" distB="0" distL="0" distR="0" wp14:anchorId="5C6D9788" wp14:editId="735B369D">
             <wp:extent cx="5927090" cy="6221095"/>
             <wp:effectExtent l="0" t="0" r="0" b="8255"/>
             <wp:docPr id="840251894" name="Picture 15"/>
@@ -22405,20 +22327,12 @@
         <w:pStyle w:val="Heading2"/>
         <w:spacing w:before="300" w:after="160"/>
       </w:pPr>
-      <w:proofErr w:type="gramStart"/>
       <w:r>
         <w:rPr>
           <w:color w:val="1B4F72"/>
         </w:rPr>
         <w:lastRenderedPageBreak/>
-        <w:t>10.7  UC</w:t>
-      </w:r>
-      <w:proofErr w:type="gramEnd"/>
-      <w:r>
-        <w:rPr>
-          <w:color w:val="1B4F72"/>
-        </w:rPr>
-        <w:t>_A07: Record Payment</w:t>
+        <w:t>10.7  UC_A07: Record Payment</w:t>
       </w:r>
     </w:p>
     <w:p>
@@ -22446,7 +22360,7 @@
           <w:noProof/>
         </w:rPr>
         <w:drawing>
-          <wp:inline distT="0" distB="0" distL="0" distR="0" wp14:anchorId="5A242258" wp14:editId="6429352E">
+          <wp:inline distT="0" distB="0" distL="0" distR="0" wp14:anchorId="0D4B1428" wp14:editId="14510465">
             <wp:extent cx="5932805" cy="5192395"/>
             <wp:effectExtent l="0" t="0" r="0" b="8255"/>
             <wp:docPr id="1978375648" name="Picture 16"/>
@@ -22540,20 +22454,12 @@
         <w:pStyle w:val="Heading2"/>
         <w:spacing w:before="300" w:after="160"/>
       </w:pPr>
-      <w:proofErr w:type="gramStart"/>
       <w:r>
         <w:rPr>
           <w:color w:val="1B4F72"/>
         </w:rPr>
         <w:lastRenderedPageBreak/>
-        <w:t>10.8  UC</w:t>
-      </w:r>
-      <w:proofErr w:type="gramEnd"/>
-      <w:r>
-        <w:rPr>
-          <w:color w:val="1B4F72"/>
-        </w:rPr>
-        <w:t>_A08: Generate Reports</w:t>
+        <w:t>10.8  UC_A08: Generate Reports</w:t>
       </w:r>
     </w:p>
     <w:p>
@@ -22581,7 +22487,7 @@
           <w:noProof/>
         </w:rPr>
         <w:drawing>
-          <wp:inline distT="0" distB="0" distL="0" distR="0" wp14:anchorId="51D5E3D4" wp14:editId="5E00EA4B">
+          <wp:inline distT="0" distB="0" distL="0" distR="0" wp14:anchorId="03226392" wp14:editId="59529973">
             <wp:extent cx="5932805" cy="6591300"/>
             <wp:effectExtent l="0" t="0" r="0" b="0"/>
             <wp:docPr id="1278455602" name="Picture 17"/>
@@ -22630,9 +22536,1047 @@
         </w:drawing>
       </w:r>
     </w:p>
+    <w:p>
+      <w:r>
+        <w:br w:type="page"/>
+      </w:r>
+    </w:p>
+    <w:p>
+      <w:pPr>
+        <w:pStyle w:val="Heading1"/>
+      </w:pPr>
+      <w:r>
+        <w:rPr>
+          <w:color w:val="1B4F72"/>
+        </w:rPr>
+        <w:lastRenderedPageBreak/>
+        <w:t>11. State Diagrams</w:t>
+      </w:r>
+    </w:p>
+    <w:p>
+      <w:pPr>
+        <w:spacing w:after="200"/>
+      </w:pPr>
+      <w:r>
+        <w:t>This section contains the state diagrams for each entity managed by the administrator. Each diagram shows the lifecycle states, transitions, and entry/do/exit actions following UML state diagram notation.</w:t>
+      </w:r>
+    </w:p>
+    <w:p>
+      <w:pPr>
+        <w:pStyle w:val="Heading2"/>
+        <w:spacing w:before="300" w:after="160"/>
+      </w:pPr>
+      <w:r>
+        <w:rPr>
+          <w:color w:val="1B4F72"/>
+        </w:rPr>
+        <w:t>11.1  SD_Patient: Patient</w:t>
+      </w:r>
+    </w:p>
+    <w:p>
+      <w:pPr>
+        <w:jc w:val="center"/>
+      </w:pPr>
+      <w:r>
+        <w:rPr>
+          <w:noProof/>
+        </w:rPr>
+        <w:drawing>
+          <wp:inline distT="0" distB="0" distL="0" distR="0" wp14:anchorId="6F1C1FAB" wp14:editId="4F88D456">
+            <wp:extent cx="4692015" cy="4506595"/>
+            <wp:effectExtent l="0" t="0" r="0" b="8255"/>
+            <wp:docPr id="1129157644" name="Picture 3"/>
+            <wp:cNvGraphicFramePr>
+              <a:graphicFrameLocks xmlns:a="http://schemas.openxmlformats.org/drawingml/2006/main" noChangeAspect="1"/>
+            </wp:cNvGraphicFramePr>
+            <a:graphic xmlns:a="http://schemas.openxmlformats.org/drawingml/2006/main">
+              <a:graphicData uri="http://schemas.openxmlformats.org/drawingml/2006/picture">
+                <pic:pic xmlns:pic="http://schemas.openxmlformats.org/drawingml/2006/picture">
+                  <pic:nvPicPr>
+                    <pic:cNvPr id="0" name="Picture 5"/>
+                    <pic:cNvPicPr>
+                      <a:picLocks noChangeAspect="1" noChangeArrowheads="1"/>
+                    </pic:cNvPicPr>
+                  </pic:nvPicPr>
+                  <pic:blipFill>
+                    <a:blip r:embed="rId25">
+                      <a:extLst>
+                        <a:ext uri="{28A0092B-C50C-407E-A947-70E740481C1C}">
+                          <a14:useLocalDpi xmlns:a14="http://schemas.microsoft.com/office/drawing/2010/main" val="0"/>
+                        </a:ext>
+                      </a:extLst>
+                    </a:blip>
+                    <a:srcRect/>
+                    <a:stretch>
+                      <a:fillRect/>
+                    </a:stretch>
+                  </pic:blipFill>
+                  <pic:spPr bwMode="auto">
+                    <a:xfrm>
+                      <a:off x="0" y="0"/>
+                      <a:ext cx="4692015" cy="4506595"/>
+                    </a:xfrm>
+                    <a:prstGeom prst="rect">
+                      <a:avLst/>
+                    </a:prstGeom>
+                    <a:noFill/>
+                    <a:ln>
+                      <a:noFill/>
+                    </a:ln>
+                  </pic:spPr>
+                </pic:pic>
+              </a:graphicData>
+            </a:graphic>
+          </wp:inline>
+        </w:drawing>
+      </w:r>
+    </w:p>
+    <w:p>
+      <w:pPr>
+        <w:jc w:val="center"/>
+      </w:pPr>
+    </w:p>
+    <w:p>
+      <w:pPr>
+        <w:jc w:val="center"/>
+      </w:pPr>
+    </w:p>
+    <w:p>
+      <w:pPr>
+        <w:jc w:val="center"/>
+      </w:pPr>
+    </w:p>
+    <w:p>
+      <w:pPr>
+        <w:jc w:val="center"/>
+      </w:pPr>
+    </w:p>
+    <w:p>
+      <w:pPr>
+        <w:jc w:val="center"/>
+      </w:pPr>
+    </w:p>
+    <w:p>
+      <w:pPr>
+        <w:jc w:val="center"/>
+      </w:pPr>
+    </w:p>
+    <w:p>
+      <w:pPr>
+        <w:jc w:val="center"/>
+      </w:pPr>
+    </w:p>
+    <w:p>
+      <w:pPr>
+        <w:jc w:val="center"/>
+      </w:pPr>
+    </w:p>
+    <w:p>
+      <w:pPr>
+        <w:jc w:val="center"/>
+      </w:pPr>
+    </w:p>
+    <w:p>
+      <w:pPr>
+        <w:jc w:val="center"/>
+      </w:pPr>
+    </w:p>
+    <w:p>
+      <w:pPr>
+        <w:jc w:val="center"/>
+      </w:pPr>
+    </w:p>
+    <w:p>
+      <w:pPr>
+        <w:jc w:val="center"/>
+      </w:pPr>
+    </w:p>
+    <w:p>
+      <w:pPr>
+        <w:jc w:val="center"/>
+      </w:pPr>
+    </w:p>
+    <w:p>
+      <w:pPr>
+        <w:pStyle w:val="Heading2"/>
+        <w:spacing w:before="300" w:after="160"/>
+      </w:pPr>
+      <w:proofErr w:type="gramStart"/>
+      <w:r>
+        <w:rPr>
+          <w:color w:val="1B4F72"/>
+        </w:rPr>
+        <w:lastRenderedPageBreak/>
+        <w:t xml:space="preserve">11.2  </w:t>
+      </w:r>
+      <w:proofErr w:type="spellStart"/>
+      <w:r>
+        <w:rPr>
+          <w:color w:val="1B4F72"/>
+        </w:rPr>
+        <w:t>SD</w:t>
+      </w:r>
+      <w:proofErr w:type="gramEnd"/>
+      <w:r>
+        <w:rPr>
+          <w:color w:val="1B4F72"/>
+        </w:rPr>
+        <w:t>_Doctor</w:t>
+      </w:r>
+      <w:proofErr w:type="spellEnd"/>
+      <w:r>
+        <w:rPr>
+          <w:color w:val="1B4F72"/>
+        </w:rPr>
+        <w:t>: Doctor</w:t>
+      </w:r>
+    </w:p>
+    <w:p>
+      <w:pPr>
+        <w:jc w:val="center"/>
+      </w:pPr>
+      <w:r>
+        <w:rPr>
+          <w:noProof/>
+        </w:rPr>
+        <w:drawing>
+          <wp:inline distT="0" distB="0" distL="0" distR="0" wp14:anchorId="34D9556A" wp14:editId="75C7923E">
+            <wp:extent cx="5399405" cy="5965190"/>
+            <wp:effectExtent l="0" t="0" r="0" b="0"/>
+            <wp:docPr id="1985506406" name="Picture 4"/>
+            <wp:cNvGraphicFramePr>
+              <a:graphicFrameLocks xmlns:a="http://schemas.openxmlformats.org/drawingml/2006/main" noChangeAspect="1"/>
+            </wp:cNvGraphicFramePr>
+            <a:graphic xmlns:a="http://schemas.openxmlformats.org/drawingml/2006/main">
+              <a:graphicData uri="http://schemas.openxmlformats.org/drawingml/2006/picture">
+                <pic:pic xmlns:pic="http://schemas.openxmlformats.org/drawingml/2006/picture">
+                  <pic:nvPicPr>
+                    <pic:cNvPr id="0" name="Picture 7"/>
+                    <pic:cNvPicPr>
+                      <a:picLocks noChangeAspect="1" noChangeArrowheads="1"/>
+                    </pic:cNvPicPr>
+                  </pic:nvPicPr>
+                  <pic:blipFill>
+                    <a:blip r:embed="rId26">
+                      <a:extLst>
+                        <a:ext uri="{28A0092B-C50C-407E-A947-70E740481C1C}">
+                          <a14:useLocalDpi xmlns:a14="http://schemas.microsoft.com/office/drawing/2010/main" val="0"/>
+                        </a:ext>
+                      </a:extLst>
+                    </a:blip>
+                    <a:srcRect/>
+                    <a:stretch>
+                      <a:fillRect/>
+                    </a:stretch>
+                  </pic:blipFill>
+                  <pic:spPr bwMode="auto">
+                    <a:xfrm>
+                      <a:off x="0" y="0"/>
+                      <a:ext cx="5399405" cy="5965190"/>
+                    </a:xfrm>
+                    <a:prstGeom prst="rect">
+                      <a:avLst/>
+                    </a:prstGeom>
+                    <a:noFill/>
+                    <a:ln>
+                      <a:noFill/>
+                    </a:ln>
+                  </pic:spPr>
+                </pic:pic>
+              </a:graphicData>
+            </a:graphic>
+          </wp:inline>
+        </w:drawing>
+      </w:r>
+    </w:p>
+    <w:p>
+      <w:pPr>
+        <w:spacing w:after="200"/>
+      </w:pPr>
+    </w:p>
+    <w:p>
+      <w:pPr>
+        <w:spacing w:after="200"/>
+      </w:pPr>
+    </w:p>
+    <w:p>
+      <w:pPr>
+        <w:spacing w:after="200"/>
+      </w:pPr>
+    </w:p>
+    <w:p>
+      <w:pPr>
+        <w:spacing w:after="200"/>
+      </w:pPr>
+    </w:p>
+    <w:p>
+      <w:pPr>
+        <w:spacing w:after="200"/>
+      </w:pPr>
+    </w:p>
+    <w:p>
+      <w:pPr>
+        <w:spacing w:after="200"/>
+      </w:pPr>
+    </w:p>
+    <w:p>
+      <w:pPr>
+        <w:spacing w:after="200"/>
+      </w:pPr>
+    </w:p>
+    <w:p>
+      <w:pPr>
+        <w:spacing w:after="200"/>
+      </w:pPr>
+    </w:p>
+    <w:p>
+      <w:pPr>
+        <w:pStyle w:val="Heading2"/>
+        <w:spacing w:before="300" w:after="160"/>
+      </w:pPr>
+      <w:r>
+        <w:rPr>
+          <w:color w:val="1B4F72"/>
+        </w:rPr>
+        <w:t>11.3  SD_Appointment: Appointment</w:t>
+      </w:r>
+    </w:p>
+    <w:p>
+      <w:pPr>
+        <w:jc w:val="center"/>
+      </w:pPr>
+      <w:r>
+        <w:rPr>
+          <w:noProof/>
+        </w:rPr>
+        <w:drawing>
+          <wp:inline distT="0" distB="0" distL="0" distR="0" wp14:anchorId="2F50E8D5" wp14:editId="6CDAA639">
+            <wp:extent cx="5943600" cy="5340350"/>
+            <wp:effectExtent l="0" t="0" r="0" b="0"/>
+            <wp:docPr id="573967730" name="Picture 5"/>
+            <wp:cNvGraphicFramePr>
+              <a:graphicFrameLocks xmlns:a="http://schemas.openxmlformats.org/drawingml/2006/main" noChangeAspect="1"/>
+            </wp:cNvGraphicFramePr>
+            <a:graphic xmlns:a="http://schemas.openxmlformats.org/drawingml/2006/main">
+              <a:graphicData uri="http://schemas.openxmlformats.org/drawingml/2006/picture">
+                <pic:pic xmlns:pic="http://schemas.openxmlformats.org/drawingml/2006/picture">
+                  <pic:nvPicPr>
+                    <pic:cNvPr id="0" name="Picture 9"/>
+                    <pic:cNvPicPr>
+                      <a:picLocks noChangeAspect="1" noChangeArrowheads="1"/>
+                    </pic:cNvPicPr>
+                  </pic:nvPicPr>
+                  <pic:blipFill>
+                    <a:blip r:embed="rId27">
+                      <a:extLst>
+                        <a:ext uri="{28A0092B-C50C-407E-A947-70E740481C1C}">
+                          <a14:useLocalDpi xmlns:a14="http://schemas.microsoft.com/office/drawing/2010/main" val="0"/>
+                        </a:ext>
+                      </a:extLst>
+                    </a:blip>
+                    <a:srcRect/>
+                    <a:stretch>
+                      <a:fillRect/>
+                    </a:stretch>
+                  </pic:blipFill>
+                  <pic:spPr bwMode="auto">
+                    <a:xfrm>
+                      <a:off x="0" y="0"/>
+                      <a:ext cx="5943600" cy="5340350"/>
+                    </a:xfrm>
+                    <a:prstGeom prst="rect">
+                      <a:avLst/>
+                    </a:prstGeom>
+                    <a:noFill/>
+                    <a:ln>
+                      <a:noFill/>
+                    </a:ln>
+                  </pic:spPr>
+                </pic:pic>
+              </a:graphicData>
+            </a:graphic>
+          </wp:inline>
+        </w:drawing>
+      </w:r>
+    </w:p>
+    <w:p>
+      <w:pPr>
+        <w:jc w:val="center"/>
+      </w:pPr>
+    </w:p>
+    <w:p>
+      <w:pPr>
+        <w:jc w:val="center"/>
+      </w:pPr>
+    </w:p>
+    <w:p>
+      <w:pPr>
+        <w:jc w:val="center"/>
+      </w:pPr>
+    </w:p>
+    <w:p>
+      <w:pPr>
+        <w:jc w:val="center"/>
+      </w:pPr>
+    </w:p>
+    <w:p>
+      <w:pPr>
+        <w:jc w:val="center"/>
+      </w:pPr>
+    </w:p>
+    <w:p>
+      <w:pPr>
+        <w:jc w:val="center"/>
+      </w:pPr>
+    </w:p>
+    <w:p>
+      <w:pPr>
+        <w:jc w:val="center"/>
+      </w:pPr>
+    </w:p>
+    <w:p>
+      <w:pPr>
+        <w:jc w:val="center"/>
+      </w:pPr>
+    </w:p>
+    <w:p>
+      <w:pPr>
+        <w:jc w:val="center"/>
+      </w:pPr>
+    </w:p>
+    <w:p>
+      <w:pPr>
+        <w:jc w:val="center"/>
+      </w:pPr>
+    </w:p>
+    <w:p>
+      <w:pPr>
+        <w:jc w:val="center"/>
+      </w:pPr>
+    </w:p>
+    <w:p>
+      <w:pPr>
+        <w:jc w:val="center"/>
+      </w:pPr>
+    </w:p>
+    <w:p>
+      <w:pPr>
+        <w:jc w:val="center"/>
+      </w:pPr>
+    </w:p>
+    <w:p>
+      <w:pPr>
+        <w:jc w:val="center"/>
+      </w:pPr>
+    </w:p>
+    <w:p>
+      <w:pPr>
+        <w:jc w:val="center"/>
+      </w:pPr>
+    </w:p>
+    <w:p>
+      <w:pPr>
+        <w:jc w:val="center"/>
+      </w:pPr>
+    </w:p>
+    <w:p>
+      <w:pPr>
+        <w:jc w:val="center"/>
+      </w:pPr>
+    </w:p>
+    <w:p>
+      <w:pPr>
+        <w:jc w:val="center"/>
+      </w:pPr>
+    </w:p>
+    <w:p>
+      <w:pPr>
+        <w:spacing w:after="200"/>
+      </w:pPr>
+    </w:p>
+    <w:p>
+      <w:pPr>
+        <w:pStyle w:val="Heading2"/>
+        <w:spacing w:before="300" w:after="160"/>
+      </w:pPr>
+      <w:r>
+        <w:rPr>
+          <w:color w:val="1B4F72"/>
+        </w:rPr>
+        <w:t>11.4  SD_Room: Room</w:t>
+      </w:r>
+    </w:p>
+    <w:p>
+      <w:pPr>
+        <w:jc w:val="center"/>
+      </w:pPr>
+      <w:r>
+        <w:rPr>
+          <w:noProof/>
+        </w:rPr>
+        <w:drawing>
+          <wp:inline distT="0" distB="0" distL="0" distR="0" wp14:anchorId="0C07B92D" wp14:editId="3FAE8A18">
+            <wp:extent cx="5943600" cy="3698875"/>
+            <wp:effectExtent l="0" t="0" r="0" b="0"/>
+            <wp:docPr id="549050367" name="Picture 6"/>
+            <wp:cNvGraphicFramePr>
+              <a:graphicFrameLocks xmlns:a="http://schemas.openxmlformats.org/drawingml/2006/main" noChangeAspect="1"/>
+            </wp:cNvGraphicFramePr>
+            <a:graphic xmlns:a="http://schemas.openxmlformats.org/drawingml/2006/main">
+              <a:graphicData uri="http://schemas.openxmlformats.org/drawingml/2006/picture">
+                <pic:pic xmlns:pic="http://schemas.openxmlformats.org/drawingml/2006/picture">
+                  <pic:nvPicPr>
+                    <pic:cNvPr id="0" name="Picture 11"/>
+                    <pic:cNvPicPr>
+                      <a:picLocks noChangeAspect="1" noChangeArrowheads="1"/>
+                    </pic:cNvPicPr>
+                  </pic:nvPicPr>
+                  <pic:blipFill>
+                    <a:blip r:embed="rId28">
+                      <a:extLst>
+                        <a:ext uri="{28A0092B-C50C-407E-A947-70E740481C1C}">
+                          <a14:useLocalDpi xmlns:a14="http://schemas.microsoft.com/office/drawing/2010/main" val="0"/>
+                        </a:ext>
+                      </a:extLst>
+                    </a:blip>
+                    <a:srcRect/>
+                    <a:stretch>
+                      <a:fillRect/>
+                    </a:stretch>
+                  </pic:blipFill>
+                  <pic:spPr bwMode="auto">
+                    <a:xfrm>
+                      <a:off x="0" y="0"/>
+                      <a:ext cx="5943600" cy="3698875"/>
+                    </a:xfrm>
+                    <a:prstGeom prst="rect">
+                      <a:avLst/>
+                    </a:prstGeom>
+                    <a:noFill/>
+                    <a:ln>
+                      <a:noFill/>
+                    </a:ln>
+                  </pic:spPr>
+                </pic:pic>
+              </a:graphicData>
+            </a:graphic>
+          </wp:inline>
+        </w:drawing>
+      </w:r>
+    </w:p>
+    <w:p>
+      <w:pPr>
+        <w:jc w:val="center"/>
+      </w:pPr>
+    </w:p>
+    <w:p>
+      <w:pPr>
+        <w:jc w:val="center"/>
+      </w:pPr>
+    </w:p>
+    <w:p>
+      <w:pPr>
+        <w:jc w:val="center"/>
+      </w:pPr>
+    </w:p>
+    <w:p>
+      <w:pPr>
+        <w:jc w:val="center"/>
+      </w:pPr>
+    </w:p>
+    <w:p>
+      <w:pPr>
+        <w:jc w:val="center"/>
+      </w:pPr>
+    </w:p>
+    <w:p>
+      <w:pPr>
+        <w:jc w:val="center"/>
+      </w:pPr>
+    </w:p>
+    <w:p>
+      <w:pPr>
+        <w:jc w:val="center"/>
+      </w:pPr>
+    </w:p>
+    <w:p>
+      <w:pPr>
+        <w:jc w:val="center"/>
+      </w:pPr>
+    </w:p>
+    <w:p>
+      <w:pPr>
+        <w:jc w:val="center"/>
+      </w:pPr>
+    </w:p>
+    <w:p>
+      <w:pPr>
+        <w:jc w:val="center"/>
+      </w:pPr>
+    </w:p>
+    <w:p>
+      <w:pPr>
+        <w:jc w:val="center"/>
+      </w:pPr>
+    </w:p>
+    <w:p>
+      <w:pPr>
+        <w:jc w:val="center"/>
+      </w:pPr>
+    </w:p>
+    <w:p>
+      <w:pPr>
+        <w:jc w:val="center"/>
+      </w:pPr>
+    </w:p>
+    <w:p>
+      <w:pPr>
+        <w:jc w:val="center"/>
+      </w:pPr>
+    </w:p>
+    <w:p>
+      <w:pPr>
+        <w:jc w:val="center"/>
+      </w:pPr>
+    </w:p>
+    <w:p>
+      <w:pPr>
+        <w:jc w:val="center"/>
+      </w:pPr>
+    </w:p>
+    <w:p>
+      <w:pPr>
+        <w:jc w:val="center"/>
+      </w:pPr>
+    </w:p>
+    <w:p>
+      <w:pPr>
+        <w:spacing w:after="200"/>
+      </w:pPr>
+    </w:p>
+    <w:p>
+      <w:pPr>
+        <w:pStyle w:val="Heading2"/>
+        <w:spacing w:before="300" w:after="160"/>
+      </w:pPr>
+      <w:r>
+        <w:rPr>
+          <w:color w:val="1B4F72"/>
+        </w:rPr>
+        <w:lastRenderedPageBreak/>
+        <w:t>11.5  SD_Invoice: Invoice</w:t>
+      </w:r>
+    </w:p>
+    <w:p>
+      <w:pPr>
+        <w:jc w:val="center"/>
+      </w:pPr>
+      <w:r>
+        <w:rPr>
+          <w:noProof/>
+        </w:rPr>
+        <w:drawing>
+          <wp:inline distT="0" distB="0" distL="0" distR="0" wp14:anchorId="34A174B6" wp14:editId="0AAADA5A">
+            <wp:extent cx="4920615" cy="6542405"/>
+            <wp:effectExtent l="0" t="0" r="0" b="0"/>
+            <wp:docPr id="1810230323" name="Picture 7"/>
+            <wp:cNvGraphicFramePr>
+              <a:graphicFrameLocks xmlns:a="http://schemas.openxmlformats.org/drawingml/2006/main" noChangeAspect="1"/>
+            </wp:cNvGraphicFramePr>
+            <a:graphic xmlns:a="http://schemas.openxmlformats.org/drawingml/2006/main">
+              <a:graphicData uri="http://schemas.openxmlformats.org/drawingml/2006/picture">
+                <pic:pic xmlns:pic="http://schemas.openxmlformats.org/drawingml/2006/picture">
+                  <pic:nvPicPr>
+                    <pic:cNvPr id="0" name="Picture 13"/>
+                    <pic:cNvPicPr>
+                      <a:picLocks noChangeAspect="1" noChangeArrowheads="1"/>
+                    </pic:cNvPicPr>
+                  </pic:nvPicPr>
+                  <pic:blipFill>
+                    <a:blip r:embed="rId29">
+                      <a:extLst>
+                        <a:ext uri="{28A0092B-C50C-407E-A947-70E740481C1C}">
+                          <a14:useLocalDpi xmlns:a14="http://schemas.microsoft.com/office/drawing/2010/main" val="0"/>
+                        </a:ext>
+                      </a:extLst>
+                    </a:blip>
+                    <a:srcRect/>
+                    <a:stretch>
+                      <a:fillRect/>
+                    </a:stretch>
+                  </pic:blipFill>
+                  <pic:spPr bwMode="auto">
+                    <a:xfrm>
+                      <a:off x="0" y="0"/>
+                      <a:ext cx="4920615" cy="6542405"/>
+                    </a:xfrm>
+                    <a:prstGeom prst="rect">
+                      <a:avLst/>
+                    </a:prstGeom>
+                    <a:noFill/>
+                    <a:ln>
+                      <a:noFill/>
+                    </a:ln>
+                  </pic:spPr>
+                </pic:pic>
+              </a:graphicData>
+            </a:graphic>
+          </wp:inline>
+        </w:drawing>
+      </w:r>
+    </w:p>
+    <w:p>
+      <w:pPr>
+        <w:jc w:val="center"/>
+      </w:pPr>
+    </w:p>
+    <w:p>
+      <w:pPr>
+        <w:jc w:val="center"/>
+      </w:pPr>
+    </w:p>
+    <w:p>
+      <w:pPr>
+        <w:jc w:val="center"/>
+      </w:pPr>
+    </w:p>
+    <w:p>
+      <w:pPr>
+        <w:jc w:val="center"/>
+      </w:pPr>
+    </w:p>
+    <w:p>
+      <w:pPr>
+        <w:jc w:val="center"/>
+      </w:pPr>
+    </w:p>
+    <w:p>
+      <w:pPr>
+        <w:jc w:val="center"/>
+      </w:pPr>
+    </w:p>
+    <w:p>
+      <w:pPr>
+        <w:spacing w:after="200"/>
+      </w:pPr>
+    </w:p>
+    <w:p>
+      <w:pPr>
+        <w:pStyle w:val="Heading2"/>
+        <w:spacing w:before="300" w:after="160"/>
+      </w:pPr>
+      <w:r>
+        <w:rPr>
+          <w:color w:val="1B4F72"/>
+        </w:rPr>
+        <w:lastRenderedPageBreak/>
+        <w:t>11.6  SD_Payment: Payment</w:t>
+      </w:r>
+    </w:p>
+    <w:p>
+      <w:pPr>
+        <w:jc w:val="center"/>
+      </w:pPr>
+      <w:r>
+        <w:rPr>
+          <w:noProof/>
+        </w:rPr>
+        <w:drawing>
+          <wp:inline distT="0" distB="0" distL="0" distR="0" wp14:anchorId="38693A8E" wp14:editId="0765B311">
+            <wp:extent cx="3189605" cy="5965190"/>
+            <wp:effectExtent l="0" t="0" r="0" b="0"/>
+            <wp:docPr id="498332027" name="Picture 8"/>
+            <wp:cNvGraphicFramePr>
+              <a:graphicFrameLocks xmlns:a="http://schemas.openxmlformats.org/drawingml/2006/main" noChangeAspect="1"/>
+            </wp:cNvGraphicFramePr>
+            <a:graphic xmlns:a="http://schemas.openxmlformats.org/drawingml/2006/main">
+              <a:graphicData uri="http://schemas.openxmlformats.org/drawingml/2006/picture">
+                <pic:pic xmlns:pic="http://schemas.openxmlformats.org/drawingml/2006/picture">
+                  <pic:nvPicPr>
+                    <pic:cNvPr id="0" name="Picture 15"/>
+                    <pic:cNvPicPr>
+                      <a:picLocks noChangeAspect="1" noChangeArrowheads="1"/>
+                    </pic:cNvPicPr>
+                  </pic:nvPicPr>
+                  <pic:blipFill>
+                    <a:blip r:embed="rId30">
+                      <a:extLst>
+                        <a:ext uri="{28A0092B-C50C-407E-A947-70E740481C1C}">
+                          <a14:useLocalDpi xmlns:a14="http://schemas.microsoft.com/office/drawing/2010/main" val="0"/>
+                        </a:ext>
+                      </a:extLst>
+                    </a:blip>
+                    <a:srcRect/>
+                    <a:stretch>
+                      <a:fillRect/>
+                    </a:stretch>
+                  </pic:blipFill>
+                  <pic:spPr bwMode="auto">
+                    <a:xfrm>
+                      <a:off x="0" y="0"/>
+                      <a:ext cx="3189605" cy="5965190"/>
+                    </a:xfrm>
+                    <a:prstGeom prst="rect">
+                      <a:avLst/>
+                    </a:prstGeom>
+                    <a:noFill/>
+                    <a:ln>
+                      <a:noFill/>
+                    </a:ln>
+                  </pic:spPr>
+                </pic:pic>
+              </a:graphicData>
+            </a:graphic>
+          </wp:inline>
+        </w:drawing>
+      </w:r>
+    </w:p>
+    <w:p>
+      <w:pPr>
+        <w:spacing w:after="200"/>
+      </w:pPr>
+    </w:p>
+    <w:p>
+      <w:pPr>
+        <w:spacing w:after="200"/>
+      </w:pPr>
+    </w:p>
+    <w:p>
+      <w:pPr>
+        <w:spacing w:after="200"/>
+      </w:pPr>
+    </w:p>
+    <w:p>
+      <w:pPr>
+        <w:spacing w:after="200"/>
+      </w:pPr>
+    </w:p>
+    <w:p>
+      <w:pPr>
+        <w:spacing w:after="200"/>
+      </w:pPr>
+    </w:p>
+    <w:p>
+      <w:pPr>
+        <w:spacing w:after="200"/>
+      </w:pPr>
+    </w:p>
+    <w:p>
+      <w:pPr>
+        <w:pStyle w:val="Heading2"/>
+        <w:spacing w:before="300" w:after="160"/>
+      </w:pPr>
+      <w:r>
+        <w:rPr>
+          <w:color w:val="1B4F72"/>
+        </w:rPr>
+        <w:lastRenderedPageBreak/>
+        <w:t>11.7  SD_ClinicService: Clinic Service</w:t>
+      </w:r>
+    </w:p>
+    <w:p>
+      <w:pPr>
+        <w:jc w:val="center"/>
+      </w:pPr>
+      <w:r>
+        <w:rPr>
+          <w:noProof/>
+        </w:rPr>
+        <w:drawing>
+          <wp:inline distT="0" distB="0" distL="0" distR="0" wp14:anchorId="5D9F282F" wp14:editId="18202916">
+            <wp:extent cx="5230229" cy="5595257"/>
+            <wp:effectExtent l="0" t="0" r="8890" b="5715"/>
+            <wp:docPr id="132591214" name="Picture 9"/>
+            <wp:cNvGraphicFramePr>
+              <a:graphicFrameLocks xmlns:a="http://schemas.openxmlformats.org/drawingml/2006/main" noChangeAspect="1"/>
+            </wp:cNvGraphicFramePr>
+            <a:graphic xmlns:a="http://schemas.openxmlformats.org/drawingml/2006/main">
+              <a:graphicData uri="http://schemas.openxmlformats.org/drawingml/2006/picture">
+                <pic:pic xmlns:pic="http://schemas.openxmlformats.org/drawingml/2006/picture">
+                  <pic:nvPicPr>
+                    <pic:cNvPr id="0" name="Picture 17"/>
+                    <pic:cNvPicPr>
+                      <a:picLocks noChangeAspect="1" noChangeArrowheads="1"/>
+                    </pic:cNvPicPr>
+                  </pic:nvPicPr>
+                  <pic:blipFill>
+                    <a:blip r:embed="rId31">
+                      <a:extLst>
+                        <a:ext uri="{28A0092B-C50C-407E-A947-70E740481C1C}">
+                          <a14:useLocalDpi xmlns:a14="http://schemas.microsoft.com/office/drawing/2010/main" val="0"/>
+                        </a:ext>
+                      </a:extLst>
+                    </a:blip>
+                    <a:srcRect/>
+                    <a:stretch>
+                      <a:fillRect/>
+                    </a:stretch>
+                  </pic:blipFill>
+                  <pic:spPr bwMode="auto">
+                    <a:xfrm>
+                      <a:off x="0" y="0"/>
+                      <a:ext cx="5235035" cy="5600399"/>
+                    </a:xfrm>
+                    <a:prstGeom prst="rect">
+                      <a:avLst/>
+                    </a:prstGeom>
+                    <a:noFill/>
+                    <a:ln>
+                      <a:noFill/>
+                    </a:ln>
+                  </pic:spPr>
+                </pic:pic>
+              </a:graphicData>
+            </a:graphic>
+          </wp:inline>
+        </w:drawing>
+      </w:r>
+    </w:p>
+    <w:p>
+      <w:pPr>
+        <w:spacing w:after="200"/>
+      </w:pPr>
+    </w:p>
+    <w:p>
+      <w:pPr>
+        <w:spacing w:after="200"/>
+      </w:pPr>
+    </w:p>
+    <w:p>
+      <w:pPr>
+        <w:spacing w:after="200"/>
+      </w:pPr>
+    </w:p>
+    <w:p>
+      <w:pPr>
+        <w:spacing w:after="200"/>
+      </w:pPr>
+    </w:p>
+    <w:p>
+      <w:pPr>
+        <w:spacing w:after="200"/>
+      </w:pPr>
+    </w:p>
+    <w:p>
+      <w:pPr>
+        <w:spacing w:after="200"/>
+      </w:pPr>
+    </w:p>
+    <w:p>
+      <w:pPr>
+        <w:spacing w:after="200"/>
+      </w:pPr>
+    </w:p>
+    <w:p>
+      <w:pPr>
+        <w:pStyle w:val="Heading2"/>
+        <w:spacing w:before="300" w:after="160"/>
+        <w:rPr>
+          <w:color w:val="1B4F72"/>
+        </w:rPr>
+      </w:pPr>
+    </w:p>
+    <w:p>
+      <w:pPr>
+        <w:pStyle w:val="Heading2"/>
+        <w:spacing w:before="300" w:after="160"/>
+      </w:pPr>
+      <w:proofErr w:type="gramStart"/>
+      <w:r>
+        <w:rPr>
+          <w:color w:val="1B4F72"/>
+        </w:rPr>
+        <w:lastRenderedPageBreak/>
+        <w:t xml:space="preserve">11.8  </w:t>
+      </w:r>
+      <w:proofErr w:type="spellStart"/>
+      <w:r>
+        <w:rPr>
+          <w:color w:val="1B4F72"/>
+        </w:rPr>
+        <w:t>SD</w:t>
+      </w:r>
+      <w:proofErr w:type="gramEnd"/>
+      <w:r>
+        <w:rPr>
+          <w:color w:val="1B4F72"/>
+        </w:rPr>
+        <w:t>_AdminAccount</w:t>
+      </w:r>
+      <w:proofErr w:type="spellEnd"/>
+      <w:r>
+        <w:rPr>
+          <w:color w:val="1B4F72"/>
+        </w:rPr>
+        <w:t>: Admin Account</w:t>
+      </w:r>
+    </w:p>
+    <w:p>
+      <w:pPr>
+        <w:jc w:val="center"/>
+      </w:pPr>
+      <w:r>
+        <w:rPr>
+          <w:noProof/>
+        </w:rPr>
+        <w:drawing>
+          <wp:inline distT="0" distB="0" distL="0" distR="0" wp14:anchorId="5F2F517A" wp14:editId="063AFF84">
+            <wp:extent cx="5943600" cy="3785235"/>
+            <wp:effectExtent l="0" t="0" r="0" b="5715"/>
+            <wp:docPr id="634511485" name="Picture 10"/>
+            <wp:cNvGraphicFramePr>
+              <a:graphicFrameLocks xmlns:a="http://schemas.openxmlformats.org/drawingml/2006/main" noChangeAspect="1"/>
+            </wp:cNvGraphicFramePr>
+            <a:graphic xmlns:a="http://schemas.openxmlformats.org/drawingml/2006/main">
+              <a:graphicData uri="http://schemas.openxmlformats.org/drawingml/2006/picture">
+                <pic:pic xmlns:pic="http://schemas.openxmlformats.org/drawingml/2006/picture">
+                  <pic:nvPicPr>
+                    <pic:cNvPr id="0" name="Picture 19"/>
+                    <pic:cNvPicPr>
+                      <a:picLocks noChangeAspect="1" noChangeArrowheads="1"/>
+                    </pic:cNvPicPr>
+                  </pic:nvPicPr>
+                  <pic:blipFill>
+                    <a:blip r:embed="rId32">
+                      <a:extLst>
+                        <a:ext uri="{28A0092B-C50C-407E-A947-70E740481C1C}">
+                          <a14:useLocalDpi xmlns:a14="http://schemas.microsoft.com/office/drawing/2010/main" val="0"/>
+                        </a:ext>
+                      </a:extLst>
+                    </a:blip>
+                    <a:srcRect/>
+                    <a:stretch>
+                      <a:fillRect/>
+                    </a:stretch>
+                  </pic:blipFill>
+                  <pic:spPr bwMode="auto">
+                    <a:xfrm>
+                      <a:off x="0" y="0"/>
+                      <a:ext cx="5943600" cy="3785235"/>
+                    </a:xfrm>
+                    <a:prstGeom prst="rect">
+                      <a:avLst/>
+                    </a:prstGeom>
+                    <a:noFill/>
+                    <a:ln>
+                      <a:noFill/>
+                    </a:ln>
+                  </pic:spPr>
+                </pic:pic>
+              </a:graphicData>
+            </a:graphic>
+          </wp:inline>
+        </w:drawing>
+      </w:r>
+    </w:p>
+    <w:p>
+      <w:pPr>
+        <w:spacing w:after="200"/>
+      </w:pPr>
+    </w:p>
     <w:sectPr>
-      <w:headerReference w:type="default" r:id="rId25"/>
-      <w:footerReference w:type="default" r:id="rId26"/>
+      <w:headerReference w:type="default" r:id="rId33"/>
+      <w:footerReference w:type="default" r:id="rId34"/>
       <w:pgSz w:w="12240" w:h="15840"/>
       <w:pgMar w:top="1440" w:right="1440" w:bottom="1440" w:left="1440" w:header="708" w:footer="708" w:gutter="0"/>
       <w:cols w:space="720"/>
